--- a/禁閉逃殺_實體模式16職業評估報告_詳細版_v2.docx
+++ b/禁閉逃殺_實體模式16職業評估報告_詳細版_v2.docx
@@ -1924,7 +1924,7 @@
         <w:rPr>
           <w:b/>
         </w:rPr>
-        <w:t>強度 6.8 分（B 級）　新手友善 ★★☆☆☆　主持難度 ★★★★☆　模擬z +0.2</w:t>
+        <w:t>強度 7.3 分（B 級）　新手友善 ★★☆☆☆　主持難度 ★★★★☆　模擬z +0.2</w:t>
       </w:r>
     </w:p>
     <w:tbl>
@@ -2021,7 +2021,7 @@
               <w:rPr>
                 <w:sz w:val="19"/>
               </w:rPr>
-              <w:t>每當有玩家變成暗影，你的負重永久+1。道具放入停屍間前，你可隨機取走1張（每輪最多1張）。</w:t>
+              <w:t>每當有玩家變成暗影，你的負重永久+1。每位玩家死亡，其道具放入停屍間前，你都可隨機取走1張（不限每輪次數）；同一輪多人死亡，就從每位死者身上各取1張，負重也各+1。</w:t>
             </w:r>
           </w:p>
         </w:tc>
@@ -2082,7 +2082,7 @@
         <w:pStyle w:val="ListBullet"/>
       </w:pPr>
       <w:r>
-        <w:t>8~12人局死亡率高（水糧不足、毒氣、戰鬥），中後期每輪都有人死，負重永久+1累積得很快。</w:t>
+        <w:t>每位玩家死亡都各自觸發一次：負重永久+1，並從該名死者的背包隨機取走1張。一輪死3人＝負重+3、最多拿到3張（每位死者各1張），以此類推；沒有『每輪最多1張』的限制。</w:t>
       </w:r>
     </w:p>
     <w:p>
@@ -2090,7 +2090,7 @@
         <w:pStyle w:val="ListBullet"/>
       </w:pPr>
       <w:r>
-        <w:t>死者的道具先交給入殮師，他每輪隨機取走1張，不必走到停屍間B701；死者身上的槍械可直接拿到手。</w:t>
+        <w:t>死者在哪裡死都一樣，直接從其背包取得，不必走到停屍間B701；死者的道具除了被取走的1張，其餘才放入停屍間。</w:t>
       </w:r>
     </w:p>
     <w:p>
@@ -2098,7 +2098,7 @@
         <w:pStyle w:val="ListBullet"/>
       </w:pPr>
       <w:r>
-        <w:t>亡者遺贈只有1次，建議留給『看到死者有手槍／霰彈槍／藥片』的時候。</w:t>
+        <w:t>死者背包是空的就沒有道具可拿，但負重仍然+1。死者的槍械也可能被抽到。</w:t>
       </w:r>
     </w:p>
     <w:p>
@@ -2106,7 +2106,23 @@
         <w:pStyle w:val="ListBullet"/>
       </w:pPr>
       <w:r>
-        <w:t>前期沒有死亡時完全沒有作用。</w:t>
+        <w:t>取得的道具受負重限制；但負重也是同一次死亡先+1，所以通常裝得下。</w:t>
+      </w:r>
+    </w:p>
+    <w:p>
+      <w:pPr>
+        <w:pStyle w:val="ListBullet"/>
+      </w:pPr>
+      <w:r>
+        <w:t>亡者遺贈只有1次，可把該次死者的隨機取得改為自行指定1張，建議留給有霰彈槍、多張藥片或大量水糧的死者。</w:t>
+      </w:r>
+    </w:p>
+    <w:p>
+      <w:pPr>
+        <w:pStyle w:val="ListBullet"/>
+      </w:pPr>
+      <w:r>
+        <w:t>8~12人局中後期死亡集中（毒氣、飢餓、戰鬥），一輪死2~3人很常見；而前期（第1~2輪）幾乎沒有死亡，沒有作用。</w:t>
       </w:r>
     </w:p>
     <w:p>
@@ -2122,7 +2138,7 @@
         <w:pStyle w:val="ListBullet"/>
       </w:pPr>
       <w:r>
-        <w:t>死亡越多越強，是『慢熱』的最佳代表：負重成長＋免費領取死者道具。</w:t>
+        <w:t>死亡越多越強：一輪死3人就一次拿3張道具、負重+3，是整個陣容裡成長最快的職業。</w:t>
       </w:r>
     </w:p>
     <w:p>
@@ -2130,7 +2146,15 @@
         <w:pStyle w:val="ListBullet"/>
       </w:pPr>
       <w:r>
-        <w:t>不必移動就能取得死者的槍械，等於免費武器庫。</w:t>
+        <w:t>不必移動就能取得死者道具（含槍械），等於免費武器庫與補給站。</w:t>
+      </w:r>
+    </w:p>
+    <w:p>
+      <w:pPr>
+        <w:pStyle w:val="ListBullet"/>
+      </w:pPr>
+      <w:r>
+        <w:t>負重暴增後，可以帶滿水糧、藥片、武器，彌補前期的劣勢。</w:t>
       </w:r>
     </w:p>
     <w:p>
@@ -2146,7 +2170,7 @@
         <w:pStyle w:val="ListBullet"/>
       </w:pPr>
       <w:r>
-        <w:t>第1~2輪幾乎無作用；人少（5人以下）時特別弱。</w:t>
+        <w:t>前期（第1~2輪）幾乎沒有作用；人少（5人以下）或死亡少的局特別弱。</w:t>
       </w:r>
     </w:p>
     <w:p>
@@ -2154,7 +2178,7 @@
         <w:pStyle w:val="ListBullet"/>
       </w:pPr>
       <w:r>
-        <w:t>死者背包可能是空的；每輪最多只拿1張。</w:t>
+        <w:t>死者背包可能是空的；取得的是隨機1張，不一定有用。</w:t>
       </w:r>
     </w:p>
     <w:p>
@@ -2162,7 +2186,15 @@
         <w:pStyle w:val="ListBullet"/>
       </w:pPr>
       <w:r>
-        <w:t>自己仍要撐過毒氣與飢餓。</w:t>
+        <w:t>自己必須撐到中後期；若他自己先死，技能就沒有意義。</w:t>
+      </w:r>
+    </w:p>
+    <w:p>
+      <w:pPr>
+        <w:pStyle w:val="ListBullet"/>
+      </w:pPr>
+      <w:r>
+        <w:t>全局有人死亡才運作，主持人要處理多次死亡的結算。</w:t>
       </w:r>
     </w:p>
     <w:p>
@@ -2178,7 +2210,7 @@
         <w:pStyle w:val="ListBullet"/>
       </w:pPr>
       <w:r>
-        <w:t>配點建議：武力2／速度3／負重5（反正負重會越來越多）。</w:t>
+        <w:t>配點建議：武力2／速度4／負重4（後期負重會暴增，起手可少放負重，多放速度）。</w:t>
       </w:r>
     </w:p>
     <w:p>
@@ -2186,7 +2218,7 @@
         <w:pStyle w:val="ListBullet"/>
       </w:pPr>
       <w:r>
-        <w:t>第1~2輪：以生存為主，優先領水糧；避免任何衝突。</w:t>
+        <w:t>第1~2輪：以生存為主，優先領水糧；避免任何衝突；可靠近戰鬥多的房間（但不要捲入）。</w:t>
       </w:r>
     </w:p>
     <w:p>
@@ -2194,7 +2226,7 @@
         <w:pStyle w:val="ListBullet"/>
       </w:pPr>
       <w:r>
-        <w:t>第3~4輪：一旦出現暗影，開始每輪拿1張死者道具；優先選藥片或槍械。</w:t>
+        <w:t>第3~4輪：一旦開始有人死亡，每死一人就拿1張；優先留藥片、槍械、水糧；負重滿了就換掉較差的。</w:t>
       </w:r>
     </w:p>
     <w:p>
@@ -2202,7 +2234,7 @@
         <w:pStyle w:val="ListBullet"/>
       </w:pPr>
       <w:r>
-        <w:t>亡者遺贈：整局只有1次，建議用在第4輪以後看到死者有霰彈槍或2張以上藥片時。</w:t>
+        <w:t>亡者遺贈：整局只有1次，建議用在第4輪以後有死者持有霰彈槍或2張以上藥片時。</w:t>
       </w:r>
     </w:p>
     <w:p>
@@ -2210,7 +2242,15 @@
         <w:pStyle w:val="ListBullet"/>
       </w:pPr>
       <w:r>
-        <w:t>第5~6輪：負重高於其他人3~4點，可以帶滿水糧、藥片與槍械，與暗影使者錯開位置。</w:t>
+        <w:t>第5~6輪：負重高於其他人3~6點，可以帶很多武器與補給，也可成為強勢的後期收割者；仍要注意毒氣與火箭筒。</w:t>
+      </w:r>
+    </w:p>
+    <w:p>
+      <w:pPr>
+        <w:pStyle w:val="ListBullet"/>
+      </w:pPr>
+      <w:r>
+        <w:t>與暗影使者錯開位置，並避免與雇傭兵等持槍者同房。</w:t>
       </w:r>
     </w:p>
     <w:p>
@@ -2226,7 +2266,23 @@
         <w:pStyle w:val="ListBullet"/>
       </w:pPr>
       <w:r>
-        <w:t>維持現狀；5人以下的局不建議開入殮師。</w:t>
+        <w:t>取消『每輪最多1張』後，入殮師在多人死亡的局中成長非常快，我把強度由6.8提高到7.3（B級上段）。</w:t>
+      </w:r>
+    </w:p>
+    <w:p>
+      <w:pPr>
+        <w:pStyle w:val="ListBullet"/>
+      </w:pPr>
+      <w:r>
+        <w:t>若實測偏強，可改為：①每輪最多取2張；②或只能從『死亡當輪』的死者取，且槍械不可取；③或負重加成改為每輪最多+2。</w:t>
+      </w:r>
+    </w:p>
+    <w:p>
+      <w:pPr>
+        <w:pStyle w:val="ListBullet"/>
+      </w:pPr>
+      <w:r>
+        <w:t>5人以下的局仍不建議使用。</w:t>
       </w:r>
     </w:p>
     <w:p>
@@ -2237,7 +2293,7 @@
         <w:t>主持人提醒：</w:t>
       </w:r>
       <w:r>
-        <w:t>死者的道具先交給主持人，入殮師當場抽1張，其餘放入停屍間牌堆。</w:t>
+        <w:t>死者的道具先交給主持人，入殮師每位死者當場抽1張，其餘放入停屍間牌堆；多人死亡時逐一處理。</w:t>
       </w:r>
     </w:p>
     <w:p>
@@ -6099,7 +6155,7 @@
               <w:rPr>
                 <w:sz w:val="19"/>
               </w:rPr>
-              <w:t>6.8</w:t>
+              <w:t>7.3</w:t>
             </w:r>
           </w:p>
         </w:tc>
@@ -7432,7 +7488,7 @@
     <w:p/>
     <w:p>
       <w:r>
-        <w:t>16 位平均 6.40 分。與上一版相比：雇傭兵 9.1→8.0（取消『刀視為槍』後，強度取決於是否搶到全場僅6把的槍）；飲品師 7.0→8.3（酒量、剔除機制，加上舉杯共飲可替盟友穩定增益、對敵人1/2機率丟光全部道具）；私家偵探 6.8→6.5（只能跟蹤行動順序靠前的玩家）；拾荒者 6.1→6.0；其餘維持。</w:t>
+        <w:t>16 位平均 6.43 分。與上一版相比：雇傭兵 9.1→8.0（取消『刀視為槍』後，強度取決於是否搶到全場僅6把的槍）；飲品師 7.0→8.3（酒量、剔除機制，加上舉杯共飲可替盟友穩定增益、對敵人1/2機率丟光全部道具）；私家偵探 6.8→6.5（只能跟蹤行動順序靠前的玩家）；入殮師 6.8→7.3（蠱耗感應取消每輪1張上限）；拾荒者 6.1→6.0；其餘維持。</w:t>
       </w:r>
     </w:p>
     <w:p>
@@ -7564,7 +7620,7 @@
               <w:rPr>
                 <w:sz w:val="19"/>
               </w:rPr>
-              <w:t>馴獸師（7.4）、入殮師（6.8）、庸才（6.7）、富豪（6.6）、私家偵探（6.5）、暗影使者（6.5）、基因怪人（6.4）、攀岩者（6.2）、拾荒者（6.0）、屠夫（6.0）</w:t>
+              <w:t>馴獸師（7.4）、入殮師（7.3）、庸才（6.7）、富豪（6.6）、私家偵探（6.5）、暗影使者（6.5）、基因怪人（6.4）、攀岩者（6.2）、拾荒者（6.0）、屠夫（6.0）</w:t>
             </w:r>
           </w:p>
         </w:tc>
@@ -7687,7 +7743,7 @@
         <w:t xml:space="preserve">後期型：入殮師 vs 暗影使者　</w:t>
       </w:r>
       <w:r>
-        <w:t>入殮師（6.8）與暗影使者（6.5）都靠死亡運作：入殮師穩定獲得道具與負重，暗影使者靠暗影吸血回血；兩者前期都弱，5人以下局不建議使用。</w:t>
+        <w:t>入殮師（7.3）與暗影使者（6.5）都靠死亡運作：入殮師穩定獲得道具與負重，暗影使者靠暗影吸血回血；兩者前期都弱，5人以下局不建議使用。</w:t>
       </w:r>
     </w:p>
     <w:p>

--- a/禁閉逃殺_實體模式16職業評估報告_詳細版_v2.docx
+++ b/禁閉逃殺_實體模式16職業評估報告_詳細版_v2.docx
@@ -17,7 +17,7 @@
     </w:p>
     <w:p>
       <w:r>
-        <w:t>本版調整重點：①雇傭兵依新規則（已取消『刀／雙刀視為槍』，只保留『武器精通』：所有武器不佔負重、火箭筒仍佔負重）重新評估；②飲品師依新規則（舉杯共飲可剔除4種、酒在戰鬥與飢餓之後才生效）重新評估；③每位職業新增「規則解讀、建議配點、出生點、逐輪操作、修改建議」；④評分依 8~12 人局重估。</w:t>
+        <w:t>本版調整重點：①以實體模式 16 位職業（9 人局）重跑 AI 模擬 550 場，並依模擬結果修正強度與排名；②雇傭兵、飲品師、私家偵探、入殮師、超度師、防爆小組等依最新規則重新評估；③每位職業含規則解讀、建議配點、出生點、逐輪操作與修改建議。</w:t>
       </w:r>
     </w:p>
     <w:p>
@@ -122,7 +122,7 @@
               <w:rPr>
                 <w:sz w:val="19"/>
               </w:rPr>
-              <w:t>負重是最稀缺的資源之一；零負重類技能（武器、酒、金條、垃圾）價值很高。</w:t>
+              <w:t>負重是最稀缺的資源之一；零負重類技能（武器、酒、垃圾）價值很高。</w:t>
             </w:r>
           </w:p>
         </w:tc>
@@ -459,7 +459,7 @@
     <w:p/>
     <w:p>
       <w:r>
-        <w:t>評級標準：S（9.0以上，明顯過強）、A（7.5~8.9，強勢）、B（6.0~7.4，均衡）、C（4.5~5.9，偏弱）、D（4.4以下，明顯過弱）。以 8~12 人局為前提。模擬 z 值來自既有 700 局 AI 模擬（調整前），AI 不善於使用戰鬥壓制型與規劃型職業，僅供參考。</w:t>
+        <w:t>評級標準：S（9.0以上，明顯過強）、A（7.5~8.9，強勢）、B（6.0~7.4，均衡）、C（4.5~5.9，偏弱）、D（4.4以下，明顯過弱）。以 9 人局為基準。模擬 z 值來自本次 9 人×550 場 AI 模擬（最新規則）；AI 不會喝酒、不會配合、不會重配點，因此飲品師、私家偵探、基因怪人的模擬僅供參考。</w:t>
       </w:r>
     </w:p>
     <w:p>
@@ -483,7 +483,7 @@
         <w:rPr>
           <w:b/>
         </w:rPr>
-        <w:t>強度 8.0 分（A 級）　新手友善 ★★★☆☆　主持難度 ★★★☆☆　模擬z +0.4（舊版技能）</w:t>
+        <w:t>強度 6.9 分（B 級）　新手友善 ★★★☆☆　主持難度 ★★★☆☆　模擬z -0.1（9人×550場）</w:t>
       </w:r>
     </w:p>
     <w:tbl>
@@ -800,7 +800,7 @@
         <w:pStyle w:val="ListBullet"/>
       </w:pPr>
       <w:r>
-        <w:t>技能已修改：取消『刀／雙刀視為槍』，保留零負重。在這個版本下我給8.0（A級）：全場只有6把槍，強度取決於是否搶到槍；若搶到槍則仍很強，沒搶到就接近屠夫。</w:t>
+        <w:t>技能已修改：取消『刀／雙刀視為槍』，保留零負重。全場只有6把槍，強度取決於是否搶到槍；本次9人×550場模擬顯示他與平均相當（理論上搶到槍時才強）。</w:t>
       </w:r>
     </w:p>
     <w:p>
@@ -843,7 +843,7 @@
         <w:rPr>
           <w:b/>
         </w:rPr>
-        <w:t>強度 8.3 分（A 級）　新手友善 ★★★☆☆　主持難度 ★★★☆☆　模擬z -1.8（AI不會喝酒）</w:t>
+        <w:t>強度 7.6 分（A 級）　新手友善 ★★★☆☆　主持難度 ★★★☆☆　模擬z -2.3（9人×550場）</w:t>
       </w:r>
     </w:p>
     <w:tbl>
@@ -1233,7 +1233,7 @@
         <w:pStyle w:val="ListBullet"/>
       </w:pPr>
       <w:r>
-        <w:t>在這個規則下，飲品師同時掌握『成長、結盟、壓制』，我把強度提高到8.3（A級最高）。</w:t>
+        <w:t>在這個規則下，飲品師同時掌握『成長、結盟、壓制』，理論強度為全陣容最高；但 AI 不會喝酒，模擬無法驗證，最終排名已將模擬權重降到30%。</w:t>
       </w:r>
     </w:p>
     <w:p>
@@ -1276,7 +1276,7 @@
         <w:rPr>
           <w:b/>
         </w:rPr>
-        <w:t>強度 7.4 分（B 級）　新手友善 ★★☆☆☆　主持難度 ★★★★☆　模擬z +0.3</w:t>
+        <w:t>強度 7.3 分（B 級）　新手友善 ★★☆☆☆　主持難度 ★★★★☆　模擬z +0.5（9人×550場）</w:t>
       </w:r>
     </w:p>
     <w:tbl>
@@ -1580,7 +1580,7 @@
         <w:rPr>
           <w:b/>
         </w:rPr>
-        <w:t>強度 6.5 分（B 級）　新手友善 ★★☆☆☆　主持難度 ★★★☆☆　模擬z —（無模擬）</w:t>
+        <w:t>強度 6.3 分（B 級）　新手友善 ★★☆☆☆　主持難度 ★★★☆☆　模擬z -2.6（9人×550場）</w:t>
       </w:r>
     </w:p>
     <w:tbl>
@@ -1881,7 +1881,7 @@
         <w:pStyle w:val="ListBullet"/>
       </w:pPr>
       <w:r>
-        <w:t>『只能跟蹤順序靠前的玩家』已讓可選目標減少，配合玩法的價值與穩定度都下降，我把強度由6.9調為6.5（B級）。</w:t>
+        <w:t>『只能跟蹤順序靠前的玩家』已讓可選目標減少，配合玩法的價值與穩定度都下降，強度因此下調；AI 隨機使用技能，模擬低估，權重降到30%。</w:t>
       </w:r>
     </w:p>
     <w:p>
@@ -1924,7 +1924,7 @@
         <w:rPr>
           <w:b/>
         </w:rPr>
-        <w:t>強度 7.3 分（B 級）　新手友善 ★★☆☆☆　主持難度 ★★★★☆　模擬z +0.2</w:t>
+        <w:t>強度 6.8 分（B 級）　新手友善 ★★☆☆☆　主持難度 ★★★★☆　模擬z +0.5（9人×550場）</w:t>
       </w:r>
     </w:p>
     <w:tbl>
@@ -2250,7 +2250,7 @@
         <w:pStyle w:val="ListBullet"/>
       </w:pPr>
       <w:r>
-        <w:t>與暗影使者錯開位置，並避免與雇傭兵等持槍者同房。</w:t>
+        <w:t>避免與雇傭兵等持槍者同房。</w:t>
       </w:r>
     </w:p>
     <w:p>
@@ -2266,7 +2266,7 @@
         <w:pStyle w:val="ListBullet"/>
       </w:pPr>
       <w:r>
-        <w:t>取消『每輪最多1張』後，入殮師在多人死亡的局中成長非常快，我把強度由6.8提高到7.3（B級上段）。</w:t>
+        <w:t>取消『每輪最多1張』後，入殮師在多人死亡的局中成長非常快，理論強度因此提高；9人模擬顯示接近平均（z +0.5）。</w:t>
       </w:r>
     </w:p>
     <w:p>
@@ -2309,7 +2309,7 @@
         <w:rPr>
           <w:b/>
         </w:rPr>
-        <w:t>強度 6.7 分（B 級）　新手友善 ★★★★☆　主持難度 ★★☆☆☆　模擬z +1.5</w:t>
+        <w:t>強度 7.0 分（B 級）　新手友善 ★★★★☆　主持難度 ★★☆☆☆　模擬z +2.5（9人×550場）</w:t>
       </w:r>
     </w:p>
     <w:tbl>
@@ -2655,7 +2655,7 @@
         <w:pStyle w:val="Heading2"/>
       </w:pPr>
       <w:r>
-        <w:t>7. 💰 富豪　｜　資源・換牌</w:t>
+        <w:t>7. 👼 超度師　｜　復活・續命</w:t>
       </w:r>
     </w:p>
     <w:p>
@@ -2663,7 +2663,7 @@
         <w:rPr>
           <w:b/>
         </w:rPr>
-        <w:t>強度 6.6 分（B 級）　新手友善 ★★★★☆　主持難度 ★★☆☆☆　模擬z +1.2</w:t>
+        <w:t>強度 7.0 分（B 級）　新手友善 ★★★☆☆　主持難度 ★★★☆☆　模擬z +8.6（9人×550場）</w:t>
       </w:r>
     </w:p>
     <w:tbl>
@@ -2734,7 +2734,7 @@
               <w:rPr>
                 <w:sz w:val="19"/>
               </w:rPr>
-              <w:t>腰纏萬貫</w:t>
+              <w:t>臨終祝禱</w:t>
             </w:r>
           </w:p>
         </w:tc>
@@ -2760,7 +2760,48 @@
               <w:rPr>
                 <w:sz w:val="19"/>
               </w:rPr>
-              <w:t>你的金條不佔負重。開局即擁有金庫2根與大倉庫1根金條。每回合限用1根金條。</w:t>
+              <w:t>死亡成為暗影時，吸血所需總量降為1點即可復活（整局可發動兩次，復活後血量為3）。</w:t>
+            </w:r>
+          </w:p>
+        </w:tc>
+      </w:tr>
+      <w:tr>
+        <w:tc>
+          <w:tcPr>
+            <w:tcW w:type="dxa" w:w="2880"/>
+          </w:tcPr>
+          <w:p>
+            <w:r>
+              <w:rPr>
+                <w:sz w:val="19"/>
+              </w:rPr>
+              <w:t>安魂儀式</w:t>
+            </w:r>
+          </w:p>
+        </w:tc>
+        <w:tc>
+          <w:tcPr>
+            <w:tcW w:type="dxa" w:w="2880"/>
+          </w:tcPr>
+          <w:p>
+            <w:r>
+              <w:rPr>
+                <w:sz w:val="19"/>
+              </w:rPr>
+              <w:t>被動</w:t>
+            </w:r>
+          </w:p>
+        </w:tc>
+        <w:tc>
+          <w:tcPr>
+            <w:tcW w:type="dxa" w:w="2880"/>
+          </w:tcPr>
+          <w:p>
+            <w:r>
+              <w:rPr>
+                <w:sz w:val="19"/>
+              </w:rPr>
+              <w:t>死亡瞬間自動發動：立刻復活並恢復至5血。整局限用1次，第6輪（最後一輪）死亡不觸發。</w:t>
             </w:r>
           </w:p>
         </w:tc>
@@ -2780,7 +2821,7 @@
         <w:pStyle w:val="ListBullet"/>
       </w:pPr>
       <w:r>
-        <w:t>金條可在有庫存的房間（垃圾場除外）換取『額外選擇一張』道具：每回合1根，等於每輪多拿1張道具。</w:t>
+        <w:t>安魂儀式：死亡當下立刻復活為5血（整局1次，第6輪不觸發）。依程式，死亡時背包的道具已先掉入停屍間、人也被移到停屍間B701，所以復活後是『5血、空背包、站在B701』；入殮師若在場，會先拿走其中1張道具與負重。他的遺物就堆在腳邊，可以在B701重新抽取（每次最多3張）。</w:t>
       </w:r>
     </w:p>
     <w:p>
@@ -2788,7 +2829,7 @@
         <w:pStyle w:val="ListBullet"/>
       </w:pPr>
       <w:r>
-        <w:t>金條全場總數：金庫4根＋大倉庫1根＝5根（開局已經全給富豪3根）。其他人拿金條要佔格，通常不會刻意去拿。</w:t>
+        <w:t>臨終祝禱：死後成為暗影，一般暗影需要吸滿2點生命才復活（復活血量至少3），超度師只需1點，整局可用2次。暗影的吸血發生在結算的暗影階段，要找到活人同房才能吸血，所以需要走位；用完2次之後門檻恢復為2點。</w:t>
       </w:r>
     </w:p>
     <w:p>
@@ -2796,7 +2837,23 @@
         <w:pStyle w:val="ListBullet"/>
       </w:pPr>
       <w:r>
-        <w:t>開局就有3根，所以大約第1~3輪各多拿1張，之後金條用完就沒有優勢。</w:t>
+        <w:t>兩個技能加起來，最多有3次復活機會：1次安魂儀式（5血）、2次臨終祝禱（3血）；但每一次復活都代表他已經死了一次、損失道具與位置。</w:t>
+      </w:r>
+    </w:p>
+    <w:p>
+      <w:pPr>
+        <w:pStyle w:val="ListBullet"/>
+      </w:pPr>
+      <w:r>
+        <w:t>復活後血量低（5或3），而毒氣第4~6輪每輪3~4點、飢餓每輪最多2點，續命並不等於存活——他必須在復活後立刻補充水糧、避開毒氣。</w:t>
+      </w:r>
+    </w:p>
+    <w:p>
+      <w:pPr>
+        <w:pStyle w:val="ListBullet"/>
+      </w:pPr>
+      <w:r>
+        <w:t>暗影狀態下，被入殮師、暗影使者等職業的機制牽動：暗影使者免疫暗影吸血；入殮師每次他死亡都會增加負重並抽走1張道具，需要特別留意。</w:t>
       </w:r>
     </w:p>
     <w:p>
@@ -2812,7 +2869,7 @@
         <w:pStyle w:val="ListBullet"/>
       </w:pPr>
       <w:r>
-        <w:t>起手就多3張道具，且完全不佔負重。</w:t>
+        <w:t>死亡不是結束：最多有3次復活機會，在『人多死得快』的8~12人局裡生存期望最長。</w:t>
       </w:r>
     </w:p>
     <w:p>
@@ -2820,7 +2877,23 @@
         <w:pStyle w:val="ListBullet"/>
       </w:pPr>
       <w:r>
-        <w:t>規則簡單，新手友善。</w:t>
+        <w:t>規則全是被動，不需要主動宣告或花費行動；玩家只要照常玩，死了才會觸發。</w:t>
+      </w:r>
+    </w:p>
+    <w:p>
+      <w:pPr>
+        <w:pStyle w:val="ListBullet"/>
+      </w:pPr>
+      <w:r>
+        <w:t>復活後在停屍間B701，道具堆就在身邊，第一時間可以重新撿回。</w:t>
+      </w:r>
+    </w:p>
+    <w:p>
+      <w:pPr>
+        <w:pStyle w:val="ListBullet"/>
+      </w:pPr>
+      <w:r>
+        <w:t>第1~5輪死亡都能受益，適合偏冒險、敢於前線戰鬥的打法，能當開路先鋒。</w:t>
       </w:r>
     </w:p>
     <w:p>
@@ -2836,7 +2909,7 @@
         <w:pStyle w:val="ListBullet"/>
       </w:pPr>
       <w:r>
-        <w:t>金條總共只有3~5根，爆發有限；每回合限1根。</w:t>
+        <w:t>安魂儀式復活的位置在B701（B7最底層），離功能房間很遠，B603出生者2步可到，但其他地方都很遠，復活後往往要花1~2輪走回去；背包也是空的。</w:t>
       </w:r>
     </w:p>
     <w:p>
@@ -2844,7 +2917,31 @@
         <w:pStyle w:val="ListBullet"/>
       </w:pPr>
       <w:r>
-        <w:t>沒有直接保護，毒氣、戰鬥、飢餓都沒有加成。</w:t>
+        <w:t>復活血量只有5或3，在後期毒氣下很容易再次倒下。</w:t>
+      </w:r>
+    </w:p>
+    <w:p>
+      <w:pPr>
+        <w:pStyle w:val="ListBullet"/>
+      </w:pPr>
+      <w:r>
+        <w:t>臨終祝禱要靠吸血才能復活，暗影必須與活人同房，實際取決於活人位置（若全員避開，暗影吸不到）。</w:t>
+      </w:r>
+    </w:p>
+    <w:p>
+      <w:pPr>
+        <w:pStyle w:val="ListBullet"/>
+      </w:pPr>
+      <w:r>
+        <w:t>第6輪死亡不觸發安魂儀式；入殮師若同局，會從他的遺物中拿走道具。</w:t>
+      </w:r>
+    </w:p>
+    <w:p>
+      <w:pPr>
+        <w:pStyle w:val="ListBullet"/>
+      </w:pPr>
+      <w:r>
+        <w:t>主持人要追蹤暗影吸血流程、兩個技能的使用次數與復活後的位置。</w:t>
       </w:r>
     </w:p>
     <w:p>
@@ -2860,7 +2957,7 @@
         <w:pStyle w:val="ListBullet"/>
       </w:pPr>
       <w:r>
-        <w:t>配點建議：武力2／速度4／負重4。</w:t>
+        <w:t>配點建議：武力3／速度4／負重3。因為會死、會復活，建議把點數放在速度與武力，主動出擊，不必過度堆負重。</w:t>
       </w:r>
     </w:p>
     <w:p>
@@ -2868,7 +2965,7 @@
         <w:pStyle w:val="ListBullet"/>
       </w:pPr>
       <w:r>
-        <w:t>第1~3輪：每輪各用1根金條，在水塔、糧倉、大倉庫換取水糧；也可以在藥房換藥片。</w:t>
+        <w:t>出生點：B603（離停屍間B701只有2步，且到酒窖、糧倉、大倉庫各2~3步）；若想早期衝鋒也可選103。</w:t>
       </w:r>
     </w:p>
     <w:p>
@@ -2876,7 +2973,7 @@
         <w:pStyle w:val="ListBullet"/>
       </w:pPr>
       <w:r>
-        <w:t>第4輪起：金條用完，轉為正常玩家，避免多餘移動，找安全位置。</w:t>
+        <w:t>第1~3輪：打法可以激進，主動進入武器庫、功能房間，甚至參與戰鬥；死亡後安魂儀式是保險，所以用掉前不要太保守。</w:t>
       </w:r>
     </w:p>
     <w:p>
@@ -2884,7 +2981,23 @@
         <w:pStyle w:val="ListBullet"/>
       </w:pPr>
       <w:r>
-        <w:t>可用金條與他人交易（金條不佔負重，實質上是很方便的貨幣），建立聯盟。</w:t>
+        <w:t>安魂儀式觸發後：立刻到B701撿回遺物（B701每次最多抽3張），先補水糧，再往中層移動，避開毒氣樓層；這是他最脆弱的一輪。</w:t>
+      </w:r>
+    </w:p>
+    <w:p>
+      <w:pPr>
+        <w:pStyle w:val="ListBullet"/>
+      </w:pPr>
+      <w:r>
+        <w:t>之後再死亡成為暗影：用臨終祝禱，只需吸1點血就復活；暗影階段要先追蹤水塔、糧倉等人多的功能房間，找活人同房吸血。</w:t>
+      </w:r>
+    </w:p>
+    <w:p>
+      <w:pPr>
+        <w:pStyle w:val="ListBullet"/>
+      </w:pPr>
+      <w:r>
+        <w:t>第4~6輪：毒氣大，復活後血量低，要把水糧、藥片先備好；第6輪死亡不會觸發安魂儀式，最後一輪盡量保守。</w:t>
       </w:r>
     </w:p>
     <w:p>
@@ -2900,7 +3013,23 @@
         <w:pStyle w:val="ListBullet"/>
       </w:pPr>
       <w:r>
-        <w:t>維持現狀。</w:t>
+        <w:t>模擬存活輪數最高（5.09），適合作為富豪的替補：同樣新手可上手（被動為主），但需要主持人追蹤暗影流程，所以主持難度略高。</w:t>
+      </w:r>
+    </w:p>
+    <w:p>
+      <w:pPr>
+        <w:pStyle w:val="ListBullet"/>
+      </w:pPr>
+      <w:r>
+        <w:t>若實測偏強，可將臨終祝禱降回1次，或安魂儀式復活血量改為4；若偏弱，可讓安魂儀式復活時保留一半道具（隨機留下一半）。</w:t>
+      </w:r>
+    </w:p>
+    <w:p>
+      <w:pPr>
+        <w:pStyle w:val="ListBullet"/>
+      </w:pPr>
+      <w:r>
+        <w:t>不建議與入殮師同局：兩者都靠死亡運作，且入殮師會拿走超度師的遺物，主持負擔高。</w:t>
       </w:r>
     </w:p>
     <w:p>
@@ -2911,7 +3040,7 @@
         <w:t>主持人提醒：</w:t>
       </w:r>
       <w:r>
-        <w:t>金條用代幣由玩家自行保管。</w:t>
+        <w:t>需要記錄安魂儀式（1次）與臨終祝禱（2次）的使用次數；暗影吸血流程卡；復活時把玩家移到B701並把遺物放回該房間牌堆。</w:t>
       </w:r>
     </w:p>
     <w:p>
@@ -2919,7 +3048,7 @@
         <w:pStyle w:val="Heading2"/>
       </w:pPr>
       <w:r>
-        <w:t>8. 👻 暗影使者　｜　後期・暗影</w:t>
+        <w:t>8. 🧬 基因怪人　｜　彈性・成長</w:t>
       </w:r>
     </w:p>
     <w:p>
@@ -2927,7 +3056,7 @@
         <w:rPr>
           <w:b/>
         </w:rPr>
-        <w:t>強度 6.5 分（B 級）　新手友善 ★★☆☆☆　主持難度 ★★★★☆　模擬z -1.4</w:t>
+        <w:t>強度 6.0 分（B 級）　新手友善 ★★★☆☆　主持難度 ★★☆☆☆　模擬z -1.9（9人×550場）</w:t>
       </w:r>
     </w:p>
     <w:tbl>
@@ -2998,7 +3127,7 @@
               <w:rPr>
                 <w:sz w:val="19"/>
               </w:rPr>
-              <w:t>暗影共鳴</w:t>
+              <w:t>先天優勢</w:t>
             </w:r>
           </w:p>
         </w:tc>
@@ -3024,7 +3153,7 @@
               <w:rPr>
                 <w:sz w:val="19"/>
               </w:rPr>
-              <w:t>免疫暗影吸血；存活時，每當有其他暗影吸血，你恢復1點生命。</w:t>
+              <w:t>初始可分配基因點數12點，武力上限5點。</w:t>
             </w:r>
           </w:p>
         </w:tc>
@@ -3039,7 +3168,7 @@
               <w:rPr>
                 <w:sz w:val="19"/>
               </w:rPr>
-              <w:t>暗影親和</w:t>
+              <w:t>基因重組</w:t>
             </w:r>
           </w:p>
         </w:tc>
@@ -3052,7 +3181,7 @@
               <w:rPr>
                 <w:sz w:val="19"/>
               </w:rPr>
-              <w:t>被動</w:t>
+              <w:t>主動</w:t>
             </w:r>
           </w:p>
         </w:tc>
@@ -3065,7 +3194,7 @@
               <w:rPr>
                 <w:sz w:val="19"/>
               </w:rPr>
-              <w:t>成為暗影時，移動速度永久+2。</w:t>
+              <w:t>技能使用階段可重新分配點數。整局限用2次。</w:t>
             </w:r>
           </w:p>
         </w:tc>
@@ -3085,7 +3214,7 @@
         <w:pStyle w:val="ListBullet"/>
       </w:pPr>
       <w:r>
-        <w:t>8~12人局到第4輪通常已有2~3隻暗影，每次暗影吸血暗影使者回1血（不論位置）。</w:t>
+        <w:t>12點對其他人的10點，多2點屬性；武力上限5。</w:t>
       </w:r>
     </w:p>
     <w:p>
@@ -3093,7 +3222,7 @@
         <w:pStyle w:val="ListBullet"/>
       </w:pPr>
       <w:r>
-        <w:t>暗影吸血要『有玩家在場』，所以人越多、暗影越多，回血越多。</w:t>
+        <w:t>重組2次可以在不同階段切換：例如開局偏速度（搶補給），中期轉武力與負重。</w:t>
       </w:r>
     </w:p>
     <w:p>
@@ -3101,7 +3230,7 @@
         <w:pStyle w:val="ListBullet"/>
       </w:pPr>
       <w:r>
-        <w:t>自己死亡後成為暗影，速度永久+2，仍是一個能吸血的角色。</w:t>
+        <w:t>基因庫201（三項各+1）與操作室B304（重新分配）是其他人也能用，但基因怪人用重組不必跑操作室。</w:t>
       </w:r>
     </w:p>
     <w:p>
@@ -3117,7 +3246,7 @@
         <w:pStyle w:val="ListBullet"/>
       </w:pPr>
       <w:r>
-        <w:t>暗影越多、血越多，可以抵銷毒氣與飢餓。</w:t>
+        <w:t>多2點永久屬性，加上2次重組，彈性最高。</w:t>
       </w:r>
     </w:p>
     <w:p>
@@ -3125,7 +3254,7 @@
         <w:pStyle w:val="ListBullet"/>
       </w:pPr>
       <w:r>
-        <w:t>死了也還有暗影玩法（速度+2）。</w:t>
+        <w:t>不佔道具欄、不依賴任何道具。</w:t>
       </w:r>
     </w:p>
     <w:p>
@@ -3141,7 +3270,7 @@
         <w:pStyle w:val="ListBullet"/>
       </w:pPr>
       <w:r>
-        <w:t>前期（第1~3輪）幾乎沒有作用；需要自己活到中後期。</w:t>
+        <w:t>沒有任何防禦、回復與位移；強度完全看配點。</w:t>
       </w:r>
     </w:p>
     <w:p>
@@ -3149,7 +3278,7 @@
         <w:pStyle w:val="ListBullet"/>
       </w:pPr>
       <w:r>
-        <w:t>人少時最弱；主持人要追蹤暗影吸血流程。</w:t>
+        <w:t>武力上限5，無法極端堆武力。</w:t>
       </w:r>
     </w:p>
     <w:p>
@@ -3165,7 +3294,7 @@
         <w:pStyle w:val="ListBullet"/>
       </w:pPr>
       <w:r>
-        <w:t>配點建議：武力2／速度3／負重5。</w:t>
+        <w:t>配點建議：開局武力3／速度5／負重4；第2輪視情況重組為武力4／速度3／負重5（有武器時）。</w:t>
       </w:r>
     </w:p>
     <w:p>
@@ -3173,7 +3302,7 @@
         <w:pStyle w:val="ListBullet"/>
       </w:pPr>
       <w:r>
-        <w:t>第1~3輪：與入殮師一樣保守，領水糧；避免戰鬥。</w:t>
+        <w:t>第1輪：用高速度搶位置；第3輪起評估對手武器，必要時重組成高武力。</w:t>
       </w:r>
     </w:p>
     <w:p>
@@ -3181,7 +3310,15 @@
         <w:pStyle w:val="ListBullet"/>
       </w:pPr>
       <w:r>
-        <w:t>第4~6輪：暗影會去水塔、糧倉等功能房間找人吸血，你自己免疫，可以放心待在人多的功能房間；每輪只要有暗影吸血你就回1血。</w:t>
+        <w:t>重組時機：中毒樓層擴大時改高速度逃離；缺水糧時改高負重。</w:t>
+      </w:r>
+    </w:p>
+    <w:p>
+      <w:pPr>
+        <w:pStyle w:val="Heading3"/>
+      </w:pPr>
+      <w:r>
+        <w:t>平衡建議</w:t>
       </w:r>
     </w:p>
     <w:p>
@@ -3189,31 +3326,7 @@
         <w:pStyle w:val="ListBullet"/>
       </w:pPr>
       <w:r>
-        <w:t>死亡後（成為暗影）要立刻利用速度+2搶功能房間。</w:t>
-      </w:r>
-    </w:p>
-    <w:p>
-      <w:pPr>
-        <w:pStyle w:val="Heading3"/>
-      </w:pPr>
-      <w:r>
-        <w:t>平衡建議</w:t>
-      </w:r>
-    </w:p>
-    <w:p>
-      <w:pPr>
-        <w:pStyle w:val="ListBullet"/>
-      </w:pPr>
-      <w:r>
-        <w:t>評分以8~12人為準；5人以下約3.5分，不要使用。</w:t>
-      </w:r>
-    </w:p>
-    <w:p>
-      <w:pPr>
-        <w:pStyle w:val="ListBullet"/>
-      </w:pPr>
-      <w:r>
-        <w:t>若前期太弱，可讓暗影使者開局速度+1。</w:t>
+        <w:t>維持現狀；給新手一組建議配點。</w:t>
       </w:r>
     </w:p>
     <w:p>
@@ -3224,7 +3337,7 @@
         <w:t>主持人提醒：</w:t>
       </w:r>
       <w:r>
-        <w:t>暗影吸血流程卡與回血提示。</w:t>
+        <w:t>基因點數重算用紙筆。</w:t>
       </w:r>
     </w:p>
     <w:p>
@@ -3232,7 +3345,7 @@
         <w:pStyle w:val="Heading2"/>
       </w:pPr>
       <w:r>
-        <w:t>9. 🧬 基因怪人　｜　彈性・成長</w:t>
+        <w:t>9. 🧗 攀岩者　｜　機動・避毒</w:t>
       </w:r>
     </w:p>
     <w:p>
@@ -3240,7 +3353,7 @@
         <w:rPr>
           <w:b/>
         </w:rPr>
-        <w:t>強度 6.4 分（B 級）　新手友善 ★★★☆☆　主持難度 ★★☆☆☆　模擬z 0.0</w:t>
+        <w:t>強度 6.1 分（B 級）　新手友善 ★★★★★　主持難度 ★★☆☆☆　模擬z -1.5（9人×550場）</w:t>
       </w:r>
     </w:p>
     <w:tbl>
@@ -3311,7 +3424,7 @@
               <w:rPr>
                 <w:sz w:val="19"/>
               </w:rPr>
-              <w:t>先天優勢</w:t>
+              <w:t>垂直攀爬</w:t>
             </w:r>
           </w:p>
         </w:tc>
@@ -3324,7 +3437,7 @@
               <w:rPr>
                 <w:sz w:val="19"/>
               </w:rPr>
-              <w:t>被動</w:t>
+              <w:t>主動</w:t>
             </w:r>
           </w:p>
         </w:tc>
@@ -3337,7 +3450,7 @@
               <w:rPr>
                 <w:sz w:val="19"/>
               </w:rPr>
-              <w:t>初始可分配基因點數12點，武力上限5點。</w:t>
+              <w:t>發動後，本回合可直接上下移動樓層（仍消耗步數）。</w:t>
             </w:r>
           </w:p>
         </w:tc>
@@ -3352,7 +3465,7 @@
               <w:rPr>
                 <w:sz w:val="19"/>
               </w:rPr>
-              <w:t>基因重組</w:t>
+              <w:t>節食</w:t>
             </w:r>
           </w:p>
         </w:tc>
@@ -3378,7 +3491,7 @@
               <w:rPr>
                 <w:sz w:val="19"/>
               </w:rPr>
-              <w:t>技能使用階段可重新分配點數。整局限用2次。</w:t>
+              <w:t>整局限用1次：本回合不需支付水/糧。</w:t>
             </w:r>
           </w:p>
         </w:tc>
@@ -3398,7 +3511,7 @@
         <w:pStyle w:val="ListBullet"/>
       </w:pPr>
       <w:r>
-        <w:t>12點對其他人的10點，多2點屬性；武力上限5。</w:t>
+        <w:t>地圖是多層樓，毒氣以樓層為單位；垂直攀爬等於讓他幾乎不受樓層限制，走到任何樓層的功能房間。</w:t>
       </w:r>
     </w:p>
     <w:p>
@@ -3406,7 +3519,7 @@
         <w:pStyle w:val="ListBullet"/>
       </w:pPr>
       <w:r>
-        <w:t>重組2次可以在不同階段切換：例如開局偏速度（搶補給），中期轉武力與負重。</w:t>
+        <w:t>垂直攀爬沒有次數限制；仍消耗步數，所以速度越高越強。</w:t>
       </w:r>
     </w:p>
     <w:p>
@@ -3414,7 +3527,7 @@
         <w:pStyle w:val="ListBullet"/>
       </w:pPr>
       <w:r>
-        <w:t>基因庫201（三項各+1）與操作室B304（重新分配）是其他人也能用，但基因怪人用重組不必跑操作室。</w:t>
+        <w:t>節食1次免繳水糧，等於省下1水＋1糧。</w:t>
       </w:r>
     </w:p>
     <w:p>
@@ -3430,7 +3543,7 @@
         <w:pStyle w:val="ListBullet"/>
       </w:pPr>
       <w:r>
-        <w:t>多2點永久屬性，加上2次重組，彈性最高。</w:t>
+        <w:t>毒氣樓層是最大的殺手之一；攀岩者能夠在毒氣擴大時輕鬆逃離。</w:t>
       </w:r>
     </w:p>
     <w:p>
@@ -3438,7 +3551,7 @@
         <w:pStyle w:val="ListBullet"/>
       </w:pPr>
       <w:r>
-        <w:t>不佔道具欄、不依賴任何道具。</w:t>
+        <w:t>新手最安全的職業，沒有複雜流程。</w:t>
       </w:r>
     </w:p>
     <w:p>
@@ -3454,7 +3567,7 @@
         <w:pStyle w:val="ListBullet"/>
       </w:pPr>
       <w:r>
-        <w:t>沒有任何防禦、回復與位移；強度完全看配點。</w:t>
+        <w:t>沒有回復、攻擊或防禦。</w:t>
       </w:r>
     </w:p>
     <w:p>
@@ -3462,7 +3575,7 @@
         <w:pStyle w:val="ListBullet"/>
       </w:pPr>
       <w:r>
-        <w:t>武力上限5，無法極端堆武力。</w:t>
+        <w:t>仍然要水糧；缺乏補給能力。</w:t>
       </w:r>
     </w:p>
     <w:p>
@@ -3478,7 +3591,7 @@
         <w:pStyle w:val="ListBullet"/>
       </w:pPr>
       <w:r>
-        <w:t>配點建議：開局武力3／速度5／負重4；第2輪視情況重組為武力4／速度3／負重5（有武器時）。</w:t>
+        <w:t>配點建議：武力2／速度6／負重2。速度越高越能利用垂直攀爬。</w:t>
       </w:r>
     </w:p>
     <w:p>
@@ -3486,7 +3599,7 @@
         <w:pStyle w:val="ListBullet"/>
       </w:pPr>
       <w:r>
-        <w:t>第1輪：用高速度搶位置；第3輪起評估對手武器，必要時重組成高武力。</w:t>
+        <w:t>第1~2輪：用機動優勢搶水塔與糧倉；毒氣第1輪只有1點，影響不大。</w:t>
       </w:r>
     </w:p>
     <w:p>
@@ -3494,7 +3607,15 @@
         <w:pStyle w:val="ListBullet"/>
       </w:pPr>
       <w:r>
-        <w:t>重組時機：中毒樓層擴大時改高速度逃離；缺水糧時改高負重。</w:t>
+        <w:t>第3~6輪：每輪先看毒氣樓層，必要時用垂直攀爬逃到安全樓層，順便停在功能房間。</w:t>
+      </w:r>
+    </w:p>
+    <w:p>
+      <w:pPr>
+        <w:pStyle w:val="ListBullet"/>
+      </w:pPr>
+      <w:r>
+        <w:t>節食留到第6輪或水糧最缺的那一輪。</w:t>
       </w:r>
     </w:p>
     <w:p>
@@ -3510,7 +3631,7 @@
         <w:pStyle w:val="ListBullet"/>
       </w:pPr>
       <w:r>
-        <w:t>維持現狀；給新手一組建議配點。</w:t>
+        <w:t>維持現狀。</w:t>
       </w:r>
     </w:p>
     <w:p>
@@ -3521,7 +3642,7 @@
         <w:t>主持人提醒：</w:t>
       </w:r>
       <w:r>
-        <w:t>基因點數重算用紙筆。</w:t>
+        <w:t>簡單。</w:t>
       </w:r>
     </w:p>
     <w:p>
@@ -3529,7 +3650,7 @@
         <w:pStyle w:val="Heading2"/>
       </w:pPr>
       <w:r>
-        <w:t>10. 🧗 攀岩者　｜　機動・避毒</w:t>
+        <w:t>10. ♻️ 拾荒者　｜　補給・資源轉換</w:t>
       </w:r>
     </w:p>
     <w:p>
@@ -3537,7 +3658,7 @@
         <w:rPr>
           <w:b/>
         </w:rPr>
-        <w:t>強度 6.2 分（B 級）　新手友善 ★★★★★　主持難度 ★★☆☆☆　模擬z +1.2</w:t>
+        <w:t>強度 6.1 分（B 級）　新手友善 ★★★☆☆　主持難度 ★★★☆☆　模擬z -1.0（9人×550場）</w:t>
       </w:r>
     </w:p>
     <w:tbl>
@@ -3608,7 +3729,7 @@
               <w:rPr>
                 <w:sz w:val="19"/>
               </w:rPr>
-              <w:t>垂直攀爬</w:t>
+              <w:t>拾荒嗅覺</w:t>
             </w:r>
           </w:p>
         </w:tc>
@@ -3621,7 +3742,7 @@
               <w:rPr>
                 <w:sz w:val="19"/>
               </w:rPr>
-              <w:t>主動</w:t>
+              <w:t>被動</w:t>
             </w:r>
           </w:p>
         </w:tc>
@@ -3634,7 +3755,7 @@
               <w:rPr>
                 <w:sz w:val="19"/>
               </w:rPr>
-              <w:t>發動後，本回合可直接上下移動樓層（仍消耗步數）。</w:t>
+              <w:t>垃圾不佔負重；在房間抽取物品時，50%機率額外獲得1個垃圾（由垃圾場扣除）。</w:t>
             </w:r>
           </w:p>
         </w:tc>
@@ -3649,7 +3770,7 @@
               <w:rPr>
                 <w:sz w:val="19"/>
               </w:rPr>
-              <w:t>節食</w:t>
+              <w:t>變廢為寶</w:t>
             </w:r>
           </w:p>
         </w:tc>
@@ -3675,7 +3796,7 @@
               <w:rPr>
                 <w:sz w:val="19"/>
               </w:rPr>
-              <w:t>整局限用1次：本回合不需支付水/糧。</w:t>
+              <w:t>行動階段可使用：將背包內任意數量（自選）的垃圾隨機轉為水或糧。整局限用2次。</w:t>
             </w:r>
           </w:p>
         </w:tc>
@@ -3695,7 +3816,7 @@
         <w:pStyle w:val="ListBullet"/>
       </w:pPr>
       <w:r>
-        <w:t>地圖是多層樓，毒氣以樓層為單位；垂直攀爬等於讓他幾乎不受樓層限制，走到任何樓層的功能房間。</w:t>
+        <w:t>水糧是整局最稀缺的資源（見規則摘要）。拾荒者能把垃圾轉成水糧，每次使用可轉任意數量，兩次就有可能補足後期的水糧。</w:t>
       </w:r>
     </w:p>
     <w:p>
@@ -3703,7 +3824,7 @@
         <w:pStyle w:val="ListBullet"/>
       </w:pPr>
       <w:r>
-        <w:t>垂直攀爬沒有次數限制；仍消耗步數，所以速度越高越強。</w:t>
+        <w:t>垃圾場B503有20張垃圾，拾荒者不佔負重可以全部帶走；但轉換是隨機水或糧，不一定符合需要。</w:t>
       </w:r>
     </w:p>
     <w:p>
@@ -3711,7 +3832,7 @@
         <w:pStyle w:val="ListBullet"/>
       </w:pPr>
       <w:r>
-        <w:t>節食1次免繳水糧，等於省下1水＋1糧。</w:t>
+        <w:t>垃圾場庫存取得時，垃圾由垃圾場扣除，等於他可以耗盡垃圾場。</w:t>
       </w:r>
     </w:p>
     <w:p>
@@ -3727,7 +3848,7 @@
         <w:pStyle w:val="ListBullet"/>
       </w:pPr>
       <w:r>
-        <w:t>毒氣樓層是最大的殺手之一；攀岩者能夠在毒氣擴大時輕鬆逃離。</w:t>
+        <w:t>在水糧緊的局中，能把無用的垃圾轉為水糧。</w:t>
       </w:r>
     </w:p>
     <w:p>
@@ -3735,7 +3856,7 @@
         <w:pStyle w:val="ListBullet"/>
       </w:pPr>
       <w:r>
-        <w:t>新手最安全的職業，沒有複雜流程。</w:t>
+        <w:t>垃圾庫存大，幾乎沒有競爭。</w:t>
       </w:r>
     </w:p>
     <w:p>
@@ -3751,7 +3872,7 @@
         <w:pStyle w:val="ListBullet"/>
       </w:pPr>
       <w:r>
-        <w:t>沒有回復、攻擊或防禦。</w:t>
+        <w:t>轉換隨機；需要先去B503；只有2次。</w:t>
       </w:r>
     </w:p>
     <w:p>
@@ -3759,7 +3880,7 @@
         <w:pStyle w:val="ListBullet"/>
       </w:pPr>
       <w:r>
-        <w:t>仍然要水糧；缺乏補給能力。</w:t>
+        <w:t>沒有任何戰鬥與防禦能力。</w:t>
       </w:r>
     </w:p>
     <w:p>
@@ -3775,7 +3896,7 @@
         <w:pStyle w:val="ListBullet"/>
       </w:pPr>
       <w:r>
-        <w:t>配點建議：武力2／速度6／負重2。速度越高越能利用垂直攀爬。</w:t>
+        <w:t>配點建議：武力2／速度4／負重4。</w:t>
       </w:r>
     </w:p>
     <w:p>
@@ -3783,7 +3904,7 @@
         <w:pStyle w:val="ListBullet"/>
       </w:pPr>
       <w:r>
-        <w:t>第1~2輪：用機動優勢搶水塔與糧倉；毒氣第1輪只有1點，影響不大。</w:t>
+        <w:t>第1輪：先去垃圾場B503（B402出生1步）拿滿垃圾，並在抽取時利用50%額外垃圾。</w:t>
       </w:r>
     </w:p>
     <w:p>
@@ -3791,7 +3912,7 @@
         <w:pStyle w:val="ListBullet"/>
       </w:pPr>
       <w:r>
-        <w:t>第3~6輪：每輪先看毒氣樓層，必要時用垂直攀爬逃到安全樓層，順便停在功能房間。</w:t>
+        <w:t>第2~3輪：第一次變廢為寶建議集中轉換10張以上（效果以量計），第二次留給第5輪。</w:t>
       </w:r>
     </w:p>
     <w:p>
@@ -3799,7 +3920,7 @@
         <w:pStyle w:val="ListBullet"/>
       </w:pPr>
       <w:r>
-        <w:t>節食留到第6輪或水糧最缺的那一輪。</w:t>
+        <w:t>與庸才等可以交易垃圾：庸才需要垃圾回血。</w:t>
       </w:r>
     </w:p>
     <w:p>
@@ -3826,7 +3947,7 @@
         <w:t>主持人提醒：</w:t>
       </w:r>
       <w:r>
-        <w:t>簡單。</w:t>
+        <w:t>準備硬幣決定水／糧；垃圾場牌堆由主持人當場扣牌。</w:t>
       </w:r>
     </w:p>
     <w:p>
@@ -3834,7 +3955,7 @@
         <w:pStyle w:val="Heading2"/>
       </w:pPr>
       <w:r>
-        <w:t>11. ♻️ 拾荒者　｜　補給・資源轉換</w:t>
+        <w:t>11. 🥩 屠夫　｜　戰鬥・吸血</w:t>
       </w:r>
     </w:p>
     <w:p>
@@ -3842,7 +3963,7 @@
         <w:rPr>
           <w:b/>
         </w:rPr>
-        <w:t>強度 6.0 分（B 級）　新手友善 ★★★☆☆　主持難度 ★★★☆☆　模擬z -0.6</w:t>
+        <w:t>強度 6.9 分（B 級）　新手友善 ★★★★★　主持難度 ★★☆☆☆　模擬z +3.3（9人×550場）</w:t>
       </w:r>
     </w:p>
     <w:tbl>
@@ -3913,7 +4034,7 @@
               <w:rPr>
                 <w:sz w:val="19"/>
               </w:rPr>
-              <w:t>拾荒嗅覺</w:t>
+              <w:t>屠宰專精</w:t>
             </w:r>
           </w:p>
         </w:tc>
@@ -3939,7 +4060,7 @@
               <w:rPr>
                 <w:sz w:val="19"/>
               </w:rPr>
-              <w:t>垃圾不佔負重；在房間抽取物品時，50%機率額外獲得1個垃圾（由垃圾場扣除）。</w:t>
+              <w:t>手持刀時，武力額外+2；刀不佔負重。</w:t>
             </w:r>
           </w:p>
         </w:tc>
@@ -3954,7 +4075,7 @@
               <w:rPr>
                 <w:sz w:val="19"/>
               </w:rPr>
-              <w:t>變廢為寶</w:t>
+              <w:t>鮮血盛宴</w:t>
             </w:r>
           </w:p>
         </w:tc>
@@ -3967,7 +4088,7 @@
               <w:rPr>
                 <w:sz w:val="19"/>
               </w:rPr>
-              <w:t>主動</w:t>
+              <w:t>被動</w:t>
             </w:r>
           </w:p>
         </w:tc>
@@ -3980,7 +4101,7 @@
               <w:rPr>
                 <w:sz w:val="19"/>
               </w:rPr>
-              <w:t>行動階段可使用：將背包內任意數量（自選）的垃圾隨機轉為水或糧。整局限用2次。</w:t>
+              <w:t>擊殺其他玩家後，恢復2點生命。</w:t>
             </w:r>
           </w:p>
         </w:tc>
@@ -4000,7 +4121,7 @@
         <w:pStyle w:val="ListBullet"/>
       </w:pPr>
       <w:r>
-        <w:t>水糧是整局最稀缺的資源（見規則摘要）。拾荒者能把垃圾轉成水糧，每次使用可轉任意數量，兩次就有可能補足後期的水糧。</w:t>
+        <w:t>背包內有（單）刀就+2（專精，只算1次），加上每把刀本身+2。單把刀合計+4，第2把起每把+2。雙刀是另一種道具，不觸發專精+2。</w:t>
       </w:r>
     </w:p>
     <w:p>
@@ -4008,7 +4129,7 @@
         <w:pStyle w:val="ListBullet"/>
       </w:pPr>
       <w:r>
-        <w:t>垃圾場B503有20張垃圾，拾荒者不佔負重可以全部帶走；但轉換是隨機水或糧，不一定符合需要。</w:t>
+        <w:t>刀不佔負重，可以帶多把；但只有刀不佔負重，手槍、霰彈槍、雙刀仍佔格。</w:t>
       </w:r>
     </w:p>
     <w:p>
@@ -4016,7 +4137,15 @@
         <w:pStyle w:val="ListBullet"/>
       </w:pPr>
       <w:r>
-        <w:t>垃圾場庫存取得時，垃圾由垃圾場扣除，等於他可以耗盡垃圾場。</w:t>
+        <w:t>刀不算槍，所以遇到持槍者仍然是比武力差；遇到無槍者也是比武力差（不是全傷害）。</w:t>
+      </w:r>
+    </w:p>
+    <w:p>
+      <w:pPr>
+        <w:pStyle w:val="ListBullet"/>
+      </w:pPr>
+      <w:r>
+        <w:t>擊殺回血2點，但要先擊殺。</w:t>
       </w:r>
     </w:p>
     <w:p>
@@ -4032,7 +4161,7 @@
         <w:pStyle w:val="ListBullet"/>
       </w:pPr>
       <w:r>
-        <w:t>在水糧緊的局中，能把無用的垃圾轉為水糧。</w:t>
+        <w:t>全場刀有8把（B107 5把、B501 3把），屠夫可以帶多把刀，武力快速堆到很高。</w:t>
       </w:r>
     </w:p>
     <w:p>
@@ -4040,7 +4169,7 @@
         <w:pStyle w:val="ListBullet"/>
       </w:pPr>
       <w:r>
-        <w:t>垃圾庫存大，幾乎沒有競爭。</w:t>
+        <w:t>規則一句話就懂，新手友善。</w:t>
       </w:r>
     </w:p>
     <w:p>
@@ -4056,7 +4185,7 @@
         <w:pStyle w:val="ListBullet"/>
       </w:pPr>
       <w:r>
-        <w:t>轉換隨機；需要先去B503；只有2次。</w:t>
+        <w:t>遇到持槍者（尤其是雇傭兵）就被壓制。</w:t>
       </w:r>
     </w:p>
     <w:p>
@@ -4064,7 +4193,7 @@
         <w:pStyle w:val="ListBullet"/>
       </w:pPr>
       <w:r>
-        <w:t>沒有任何戰鬥與防禦能力。</w:t>
+        <w:t>要擊殺才能回血，前期沒有任何回復手段；遇到持槍者幾乎無反擊能力。</w:t>
       </w:r>
     </w:p>
     <w:p>
@@ -4080,7 +4209,7 @@
         <w:pStyle w:val="ListBullet"/>
       </w:pPr>
       <w:r>
-        <w:t>配點建議：武力2／速度4／負重4。</w:t>
+        <w:t>配點建議：武力2／速度5／負重3。</w:t>
       </w:r>
     </w:p>
     <w:p>
@@ -4088,7 +4217,7 @@
         <w:pStyle w:val="ListBullet"/>
       </w:pPr>
       <w:r>
-        <w:t>第1輪：先去垃圾場B503（B402出生1步）拿滿垃圾，並在抽取時利用50%額外垃圾。</w:t>
+        <w:t>第1輪：衝往武器庫B107，把刀領走（刀不佔負重）；B107刀5把。</w:t>
       </w:r>
     </w:p>
     <w:p>
@@ -4096,7 +4225,7 @@
         <w:pStyle w:val="ListBullet"/>
       </w:pPr>
       <w:r>
-        <w:t>第2~3輪：第一次變廢為寶建議集中轉換10張以上（效果以量計），第二次留給第5輪。</w:t>
+        <w:t>第2~4輪：以多把刀堆武力，主動找武力較低的單人；避免打手槍／霰彈槍持有者。</w:t>
       </w:r>
     </w:p>
     <w:p>
@@ -4104,7 +4233,7 @@
         <w:pStyle w:val="ListBullet"/>
       </w:pPr>
       <w:r>
-        <w:t>與庸才等可以交易垃圾：庸才需要垃圾回血。</w:t>
+        <w:t>擊殺後回2血，可連續狩獵。血量過低時避開戰鬥。</w:t>
       </w:r>
     </w:p>
     <w:p>
@@ -4120,7 +4249,7 @@
         <w:pStyle w:val="ListBullet"/>
       </w:pPr>
       <w:r>
-        <w:t>維持現狀。</w:t>
+        <w:t>維持現狀；若實測偏弱，可把擊殺回血由2點提高到3點。</w:t>
       </w:r>
     </w:p>
     <w:p>
@@ -4131,7 +4260,7 @@
         <w:t>主持人提醒：</w:t>
       </w:r>
       <w:r>
-        <w:t>準備硬幣決定水／糧；垃圾場牌堆由主持人當場扣牌。</w:t>
+        <w:t>戰鬥結算流程表（持刀+2）。</w:t>
       </w:r>
     </w:p>
     <w:p>
@@ -4139,7 +4268,7 @@
         <w:pStyle w:val="Heading2"/>
       </w:pPr>
       <w:r>
-        <w:t>12. 🥩 屠夫　｜　戰鬥・吸血</w:t>
+        <w:t>12. 🛍️ 購物大媽　｜　搜索・位移</w:t>
       </w:r>
     </w:p>
     <w:p>
@@ -4147,7 +4276,7 @@
         <w:rPr>
           <w:b/>
         </w:rPr>
-        <w:t>強度 6.0 分（B 級）　新手友善 ★★★★★　主持難度 ★★☆☆☆　模擬z 0.0</w:t>
+        <w:t>強度 6.1 分（B 級）　新手友善 ★★★☆☆　主持難度 ★★★☆☆　模擬z +0.5（9人×550場）</w:t>
       </w:r>
     </w:p>
     <w:tbl>
@@ -4218,7 +4347,7 @@
               <w:rPr>
                 <w:sz w:val="19"/>
               </w:rPr>
-              <w:t>屠宰專精</w:t>
+              <w:t>精挑細選</w:t>
             </w:r>
           </w:p>
         </w:tc>
@@ -4244,7 +4373,7 @@
               <w:rPr>
                 <w:sz w:val="19"/>
               </w:rPr>
-              <w:t>手持刀時，武力額外+2；刀不佔負重。</w:t>
+              <w:t>抽取道具時多看1張，選1張放回房間（實際獲得數量不變）。</w:t>
             </w:r>
           </w:p>
         </w:tc>
@@ -4259,7 +4388,7 @@
               <w:rPr>
                 <w:sz w:val="19"/>
               </w:rPr>
-              <w:t>鮮血盛宴</w:t>
+              <w:t>跳樓大拍賣</w:t>
             </w:r>
           </w:p>
         </w:tc>
@@ -4272,7 +4401,7 @@
               <w:rPr>
                 <w:sz w:val="19"/>
               </w:rPr>
-              <w:t>被動</w:t>
+              <w:t>主動</w:t>
             </w:r>
           </w:p>
         </w:tc>
@@ -4285,7 +4414,7 @@
               <w:rPr>
                 <w:sz w:val="19"/>
               </w:rPr>
-              <w:t>擊殺其他玩家後，恢復2點生命。</w:t>
+              <w:t>可消耗1步直接跳到下一層樓（只能往下）。整局限用3次，用完後速度永久-2。</w:t>
             </w:r>
           </w:p>
         </w:tc>
@@ -4305,7 +4434,7 @@
         <w:pStyle w:val="ListBullet"/>
       </w:pPr>
       <w:r>
-        <w:t>背包內有（單）刀就+2（專精，只算1次），加上每把刀本身+2。單把刀合計+4，第2把起每把+2。雙刀是另一種道具，不觸發專精+2。</w:t>
+        <w:t>精挑細選等於『多看1張，可挑出最有用的』：在水塔、糧倉這類單一物品的房間幾乎無作用；在大倉庫、武器庫、垃圾場、藥房才有價值。</w:t>
       </w:r>
     </w:p>
     <w:p>
@@ -4313,7 +4442,7 @@
         <w:pStyle w:val="ListBullet"/>
       </w:pPr>
       <w:r>
-        <w:t>刀不佔負重，可以帶多把；但只有刀不佔負重，手槍、霰彈槍、雙刀仍佔格。</w:t>
+        <w:t>跳樓大拍賣只能往下，且3次用完速度永久-2；只用2次沒有代價。</w:t>
       </w:r>
     </w:p>
     <w:p>
@@ -4321,7 +4450,15 @@
         <w:pStyle w:val="ListBullet"/>
       </w:pPr>
       <w:r>
-        <w:t>刀不算槍，所以遇到持槍者仍然是比武力差；遇到無槍者也是比武力差（不是全傷害）。</w:t>
+        <w:t>整局6輪，最後一輪速度-2影響很小，因此第3次留到最後。</w:t>
+      </w:r>
+    </w:p>
+    <w:p>
+      <w:pPr>
+        <w:pStyle w:val="Heading3"/>
+      </w:pPr>
+      <w:r>
+        <w:t>優勢</w:t>
       </w:r>
     </w:p>
     <w:p>
@@ -4329,7 +4466,15 @@
         <w:pStyle w:val="ListBullet"/>
       </w:pPr>
       <w:r>
-        <w:t>擊殺回血2點，但要先擊殺。</w:t>
+        <w:t>在多物品房間（大倉庫、武器庫）可挑最有用的物品。</w:t>
+      </w:r>
+    </w:p>
+    <w:p>
+      <w:pPr>
+        <w:pStyle w:val="ListBullet"/>
+      </w:pPr>
+      <w:r>
+        <w:t>前兩次跳樓沒有代價。</w:t>
       </w:r>
     </w:p>
     <w:p>
@@ -4337,7 +4482,7 @@
         <w:pStyle w:val="Heading3"/>
       </w:pPr>
       <w:r>
-        <w:t>優勢</w:t>
+        <w:t>弱點與風險</w:t>
       </w:r>
     </w:p>
     <w:p>
@@ -4345,7 +4490,7 @@
         <w:pStyle w:val="ListBullet"/>
       </w:pPr>
       <w:r>
-        <w:t>全場刀有8把（B107 5把、B501 3把），屠夫可以帶多把刀，武力快速堆到很高。</w:t>
+        <w:t>作用被動、受限房間類型；沒有防禦與回復。</w:t>
       </w:r>
     </w:p>
     <w:p>
@@ -4353,7 +4498,7 @@
         <w:pStyle w:val="ListBullet"/>
       </w:pPr>
       <w:r>
-        <w:t>規則一句話就懂，新手友善。</w:t>
+        <w:t>只能往下，要回到上層很麻煩。</w:t>
       </w:r>
     </w:p>
     <w:p>
@@ -4361,7 +4506,7 @@
         <w:pStyle w:val="Heading3"/>
       </w:pPr>
       <w:r>
-        <w:t>弱點與風險</w:t>
+        <w:t>建議操作（配點・出生點・逐輪）</w:t>
       </w:r>
     </w:p>
     <w:p>
@@ -4369,7 +4514,7 @@
         <w:pStyle w:val="ListBullet"/>
       </w:pPr>
       <w:r>
-        <w:t>遇到持槍者（尤其是雇傭兵）就被壓制。</w:t>
+        <w:t>配點建議：武力2／速度5／負重3。</w:t>
       </w:r>
     </w:p>
     <w:p>
@@ -4377,7 +4522,23 @@
         <w:pStyle w:val="ListBullet"/>
       </w:pPr>
       <w:r>
-        <w:t>要擊殺才能回血，前期沒有任何回復手段；遇到持槍者幾乎無反擊能力。</w:t>
+        <w:t>第1~2輪：集中在大倉庫B501、武器庫B107、藥房B301等多物品房間，利用精挑細選拿到藥片或槍械。</w:t>
+      </w:r>
+    </w:p>
+    <w:p>
+      <w:pPr>
+        <w:pStyle w:val="ListBullet"/>
+      </w:pPr>
+      <w:r>
+        <w:t>跳樓大拍賣：前兩次用在『逃離毒氣樓層往下』或『快速到B501』；第3次留到第6輪。</w:t>
+      </w:r>
+    </w:p>
+    <w:p>
+      <w:pPr>
+        <w:pStyle w:val="ListBullet"/>
+      </w:pPr>
+      <w:r>
+        <w:t>避免在上層停留太久，因為只能往下。</w:t>
       </w:r>
     </w:p>
     <w:p>
@@ -4385,7 +4546,7 @@
         <w:pStyle w:val="Heading3"/>
       </w:pPr>
       <w:r>
-        <w:t>建議操作（配點・出生點・逐輪）</w:t>
+        <w:t>平衡建議</w:t>
       </w:r>
     </w:p>
     <w:p>
@@ -4393,47 +4554,7 @@
         <w:pStyle w:val="ListBullet"/>
       </w:pPr>
       <w:r>
-        <w:t>配點建議：武力2／速度5／負重3。</w:t>
-      </w:r>
-    </w:p>
-    <w:p>
-      <w:pPr>
-        <w:pStyle w:val="ListBullet"/>
-      </w:pPr>
-      <w:r>
-        <w:t>第1輪：衝往武器庫B107，把刀領走（刀不佔負重）；B107刀5把。</w:t>
-      </w:r>
-    </w:p>
-    <w:p>
-      <w:pPr>
-        <w:pStyle w:val="ListBullet"/>
-      </w:pPr>
-      <w:r>
-        <w:t>第2~4輪：以多把刀堆武力，主動找武力較低的單人；避免打手槍／霰彈槍持有者。</w:t>
-      </w:r>
-    </w:p>
-    <w:p>
-      <w:pPr>
-        <w:pStyle w:val="ListBullet"/>
-      </w:pPr>
-      <w:r>
-        <w:t>擊殺後回2血，可連續狩獵。血量過低時避開戰鬥。</w:t>
-      </w:r>
-    </w:p>
-    <w:p>
-      <w:pPr>
-        <w:pStyle w:val="Heading3"/>
-      </w:pPr>
-      <w:r>
-        <w:t>平衡建議</w:t>
-      </w:r>
-    </w:p>
-    <w:p>
-      <w:pPr>
-        <w:pStyle w:val="ListBullet"/>
-      </w:pPr>
-      <w:r>
-        <w:t>維持現狀；若實測偏弱，可把擊殺回血由2點提高到3點。</w:t>
+        <w:t>不需加強；如果要調整，可把第3次的速度-2改為-1。</w:t>
       </w:r>
     </w:p>
     <w:p>
@@ -4444,7 +4565,7 @@
         <w:t>主持人提醒：</w:t>
       </w:r>
       <w:r>
-        <w:t>戰鬥結算流程表（持刀+2）。</w:t>
+        <w:t>記錄跳樓次數。</w:t>
       </w:r>
     </w:p>
     <w:p>
@@ -4452,7 +4573,7 @@
         <w:pStyle w:val="Heading2"/>
       </w:pPr>
       <w:r>
-        <w:t>13. 🛍️ 購物大媽　｜　搜索・位移</w:t>
+        <w:t>13. 🧛 吸血鬼　｜　戰鬥・吸血</w:t>
       </w:r>
     </w:p>
     <w:p>
@@ -4460,7 +4581,7 @@
         <w:rPr>
           <w:b/>
         </w:rPr>
-        <w:t>強度 5.1 分（C 級）　新手友善 ★★★☆☆　主持難度 ★★★☆☆　模擬z -1.5</w:t>
+        <w:t>強度 6.2 分（B 級）　新手友善 ★★★★☆　主持難度 ★★☆☆☆　模擬z -0.1（9人×550場）</w:t>
       </w:r>
     </w:p>
     <w:tbl>
@@ -4531,7 +4652,7 @@
               <w:rPr>
                 <w:sz w:val="19"/>
               </w:rPr>
-              <w:t>精挑細選</w:t>
+              <w:t>吸血</w:t>
             </w:r>
           </w:p>
         </w:tc>
@@ -4557,7 +4678,7 @@
               <w:rPr>
                 <w:sz w:val="19"/>
               </w:rPr>
-              <w:t>抽取道具時多看1張，選1張放回房間（實際獲得數量不變）。</w:t>
+              <w:t>戰鬥中對其他玩家造成傷害時，恢復傷害值一半（無條件捨去）的生命，每輪最多2點。</w:t>
             </w:r>
           </w:p>
         </w:tc>
@@ -4572,7 +4693,7 @@
               <w:rPr>
                 <w:sz w:val="19"/>
               </w:rPr>
-              <w:t>跳樓大拍賣</w:t>
+              <w:t>畏光</w:t>
             </w:r>
           </w:p>
         </w:tc>
@@ -4585,7 +4706,7 @@
               <w:rPr>
                 <w:sz w:val="19"/>
               </w:rPr>
-              <w:t>主動</w:t>
+              <w:t>被動</w:t>
             </w:r>
           </w:p>
         </w:tc>
@@ -4598,7 +4719,7 @@
               <w:rPr>
                 <w:sz w:val="19"/>
               </w:rPr>
-              <w:t>可消耗1步直接跳到下一層樓（只能往下）。整局限用3次，用完後速度永久-2。</w:t>
+              <w:t>結算時若停留在頂樓房間（基因庫／停機坪），生命-2。</w:t>
             </w:r>
           </w:p>
         </w:tc>
@@ -4618,7 +4739,7 @@
         <w:pStyle w:val="ListBullet"/>
       </w:pPr>
       <w:r>
-        <w:t>精挑細選等於『多看1張，可挑出最有用的』：在水塔、糧倉這類單一物品的房間幾乎無作用；在大倉庫、武器庫、垃圾場、藥房才有價值。</w:t>
+        <w:t>吸血只在『造成傷害』時觸發，且傷害要≥2才有1點回復，每輪最多2點（需傷害≥4才回滿）。</w:t>
       </w:r>
     </w:p>
     <w:p>
@@ -4626,7 +4747,7 @@
         <w:pStyle w:val="ListBullet"/>
       </w:pPr>
       <w:r>
-        <w:t>跳樓大拍賣只能往下，且3次用完速度永久-2；只用2次沒有代價。</w:t>
+        <w:t>畏光讓他無法停留在基因庫（+1/+1/+1）與停機坪（空投、毒氣無效）；兩個房間都是強力的功能房間。</w:t>
       </w:r>
     </w:p>
     <w:p>
@@ -4634,7 +4755,7 @@
         <w:pStyle w:val="ListBullet"/>
       </w:pPr>
       <w:r>
-        <w:t>整局6輪，最後一輪速度-2影響很小，因此第3次留到最後。</w:t>
+        <w:t>吸血鬼沒有武力加成，所以要靠武器；與屠夫相比沒有刀加成，與雇傭兵相比沒有槍的壓制。</w:t>
       </w:r>
     </w:p>
     <w:p>
@@ -4650,7 +4771,7 @@
         <w:pStyle w:val="ListBullet"/>
       </w:pPr>
       <w:r>
-        <w:t>在多物品房間（大倉庫、武器庫）可挑最有用的物品。</w:t>
+        <w:t>全被動，操作最簡單。</w:t>
       </w:r>
     </w:p>
     <w:p>
@@ -4658,7 +4779,7 @@
         <w:pStyle w:val="ListBullet"/>
       </w:pPr>
       <w:r>
-        <w:t>前兩次跳樓沒有代價。</w:t>
+        <w:t>打贏即可回血，續航不錯。</w:t>
       </w:r>
     </w:p>
     <w:p>
@@ -4674,7 +4795,7 @@
         <w:pStyle w:val="ListBullet"/>
       </w:pPr>
       <w:r>
-        <w:t>作用被動、受限房間類型；沒有防禦與回復。</w:t>
+        <w:t>需要先打贏；遇到持槍者容易被壓制。</w:t>
       </w:r>
     </w:p>
     <w:p>
@@ -4682,7 +4803,15 @@
         <w:pStyle w:val="ListBullet"/>
       </w:pPr>
       <w:r>
-        <w:t>只能往下，要回到上層很麻煩。</w:t>
+        <w:t>回血不能解決毒氣與飢餓的低血量。</w:t>
+      </w:r>
+    </w:p>
+    <w:p>
+      <w:pPr>
+        <w:pStyle w:val="ListBullet"/>
+      </w:pPr>
+      <w:r>
+        <w:t>被畏光限制，失去基因庫與停機坪的價值。</w:t>
       </w:r>
     </w:p>
     <w:p>
@@ -4698,7 +4827,7 @@
         <w:pStyle w:val="ListBullet"/>
       </w:pPr>
       <w:r>
-        <w:t>配點建議：武力2／速度5／負重3。</w:t>
+        <w:t>配點建議：武力4／速度3／負重3。</w:t>
       </w:r>
     </w:p>
     <w:p>
@@ -4706,7 +4835,7 @@
         <w:pStyle w:val="ListBullet"/>
       </w:pPr>
       <w:r>
-        <w:t>第1~2輪：集中在大倉庫B501、武器庫B107、藥房B301等多物品房間，利用精挑細選拿到藥片或槍械。</w:t>
+        <w:t>第1輪：去B107拿手槍或刀（要有武力加成）。</w:t>
       </w:r>
     </w:p>
     <w:p>
@@ -4714,7 +4843,7 @@
         <w:pStyle w:val="ListBullet"/>
       </w:pPr>
       <w:r>
-        <w:t>跳樓大拍賣：前兩次用在『逃離毒氣樓層往下』或『快速到B501』；第3次留到第6輪。</w:t>
+        <w:t>第2~5輪：主動挑戰武力比自己低的玩家；傷害≥4時回2血。</w:t>
       </w:r>
     </w:p>
     <w:p>
@@ -4722,7 +4851,7 @@
         <w:pStyle w:val="ListBullet"/>
       </w:pPr>
       <w:r>
-        <w:t>避免在上層停留太久，因為只能往下。</w:t>
+        <w:t>結算前一定要離開基因庫與停機坪；避免停留在頂樓。</w:t>
       </w:r>
     </w:p>
     <w:p>
@@ -4738,7 +4867,7 @@
         <w:pStyle w:val="ListBullet"/>
       </w:pPr>
       <w:r>
-        <w:t>不需加強；如果要調整，可把第3次的速度-2改為-1。</w:t>
+        <w:t>維持現狀；若實測偏弱，可把每輪回血上限放寬到3，或畏光扣血改為1點。</w:t>
       </w:r>
     </w:p>
     <w:p>
@@ -4749,7 +4878,7 @@
         <w:t>主持人提醒：</w:t>
       </w:r>
       <w:r>
-        <w:t>記錄跳樓次數。</w:t>
+        <w:t>結算時檢查是否停留在頂樓。</w:t>
       </w:r>
     </w:p>
     <w:p>
@@ -4757,7 +4886,7 @@
         <w:pStyle w:val="Heading2"/>
       </w:pPr>
       <w:r>
-        <w:t>14. 🧛 吸血鬼　｜　戰鬥・吸血</w:t>
+        <w:t>14. 🍀 幸運兒　｜　運氣</w:t>
       </w:r>
     </w:p>
     <w:p>
@@ -4765,7 +4894,7 @@
         <w:rPr>
           <w:b/>
         </w:rPr>
-        <w:t>強度 5.6 分（C 級）　新手友善 ★★★★☆　主持難度 ★★☆☆☆　模擬z +0.3</w:t>
+        <w:t>強度 5.7 分（C 級）　新手友善 ★★★★☆　主持難度 ★★★☆☆　模擬z -2.0（9人×550場）</w:t>
       </w:r>
     </w:p>
     <w:tbl>
@@ -4836,7 +4965,7 @@
               <w:rPr>
                 <w:sz w:val="19"/>
               </w:rPr>
-              <w:t>吸血</w:t>
+              <w:t>吉星高照</w:t>
             </w:r>
           </w:p>
         </w:tc>
@@ -4862,7 +4991,7 @@
               <w:rPr>
                 <w:sz w:val="19"/>
               </w:rPr>
-              <w:t>戰鬥中對其他玩家造成傷害時，恢復傷害值一半（無條件捨去）的生命，每輪最多2點。</w:t>
+              <w:t>每次抽取道具前自動擲骰，擲到1或4時，本次額外多抽1張（停機坪不適用）。</w:t>
             </w:r>
           </w:p>
         </w:tc>
@@ -4877,7 +5006,7 @@
               <w:rPr>
                 <w:sz w:val="19"/>
               </w:rPr>
-              <w:t>畏光</w:t>
+              <w:t>逢凶化吉</w:t>
             </w:r>
           </w:p>
         </w:tc>
@@ -4890,7 +5019,7 @@
               <w:rPr>
                 <w:sz w:val="19"/>
               </w:rPr>
-              <w:t>被動</w:t>
+              <w:t>主動</w:t>
             </w:r>
           </w:p>
         </w:tc>
@@ -4903,7 +5032,7 @@
               <w:rPr>
                 <w:sz w:val="19"/>
               </w:rPr>
-              <w:t>結算時若停留在頂樓房間（基因庫／停機坪），生命-2。</w:t>
+              <w:t>每輪可發動：擲骰，擲到1才成功（1/6），成功則本回合免疫所有傷害（戰鬥、毒氣、火箭筒等）；飢餓仍需繳交水/糧。</w:t>
             </w:r>
           </w:p>
         </w:tc>
@@ -4923,7 +5052,7 @@
         <w:pStyle w:val="ListBullet"/>
       </w:pPr>
       <w:r>
-        <w:t>吸血只在『造成傷害』時觸發，且傷害要≥2才有1點回復，每輪最多2點（需傷害≥4才回滿）。</w:t>
+        <w:t>吉星高照：每次抽取有1/3機率（擲到1或4）多抽1張，平均每3次搜索多1張。</w:t>
       </w:r>
     </w:p>
     <w:p>
@@ -4931,7 +5060,7 @@
         <w:pStyle w:val="ListBullet"/>
       </w:pPr>
       <w:r>
-        <w:t>畏光讓他無法停留在基因庫（+1/+1/+1）與停機坪（空投、毒氣無效）；兩個房間都是強力的功能房間。</w:t>
+        <w:t>逢凶化吉每輪都能擲，成功率1/6，6輪平均1次；免疫所有傷害（含火箭筒、毒氣、戰鬥），但飢餓仍需繳交。</w:t>
       </w:r>
     </w:p>
     <w:p>
@@ -4939,7 +5068,7 @@
         <w:pStyle w:val="ListBullet"/>
       </w:pPr>
       <w:r>
-        <w:t>吸血鬼沒有武力加成，所以要靠武器；與屠夫相比沒有刀加成，與雇傭兵相比沒有槍的壓制。</w:t>
+        <w:t>可以先宣告要在『高風險房間』（如毒氣、有火箭筒的可能）才擲。</w:t>
       </w:r>
     </w:p>
     <w:p>
@@ -4955,7 +5084,7 @@
         <w:pStyle w:val="ListBullet"/>
       </w:pPr>
       <w:r>
-        <w:t>全被動，操作最簡單。</w:t>
+        <w:t>多拿物資的機率高；沒有成本。</w:t>
       </w:r>
     </w:p>
     <w:p>
@@ -4963,7 +5092,7 @@
         <w:pStyle w:val="ListBullet"/>
       </w:pPr>
       <w:r>
-        <w:t>打贏即可回血，續航不錯。</w:t>
+        <w:t>免疫傷害的機會很多，但不穩定。</w:t>
       </w:r>
     </w:p>
     <w:p>
@@ -4979,7 +5108,7 @@
         <w:pStyle w:val="ListBullet"/>
       </w:pPr>
       <w:r>
-        <w:t>需要先打贏；遇到持槍者容易被壓制。</w:t>
+        <w:t>完全看運氣；沒有任何確定性。</w:t>
       </w:r>
     </w:p>
     <w:p>
@@ -4987,7 +5116,15 @@
         <w:pStyle w:val="ListBullet"/>
       </w:pPr>
       <w:r>
-        <w:t>回血不能解決毒氣與飢餓的低血量。</w:t>
+        <w:t>需要大量擲骰。</w:t>
+      </w:r>
+    </w:p>
+    <w:p>
+      <w:pPr>
+        <w:pStyle w:val="Heading3"/>
+      </w:pPr>
+      <w:r>
+        <w:t>建議操作（配點・出生點・逐輪）</w:t>
       </w:r>
     </w:p>
     <w:p>
@@ -4995,7 +5132,31 @@
         <w:pStyle w:val="ListBullet"/>
       </w:pPr>
       <w:r>
-        <w:t>被畏光限制，失去基因庫與停機坪的價值。</w:t>
+        <w:t>配點建議：武力2／速度4／負重4。</w:t>
+      </w:r>
+    </w:p>
+    <w:p>
+      <w:pPr>
+        <w:pStyle w:val="ListBullet"/>
+      </w:pPr>
+      <w:r>
+        <w:t>每輪都要擲逢凶化吉，沒有成本；有可能擋掉毒氣、戰鬥或火箭筒。</w:t>
+      </w:r>
+    </w:p>
+    <w:p>
+      <w:pPr>
+        <w:pStyle w:val="ListBullet"/>
+      </w:pPr>
+      <w:r>
+        <w:t>搜索時選擇庫存多、抽取次數高的房間（水塔draw 4、糧倉draw 4、垃圾場draw 5），多抽的機會更多。</w:t>
+      </w:r>
+    </w:p>
+    <w:p>
+      <w:pPr>
+        <w:pStyle w:val="ListBullet"/>
+      </w:pPr>
+      <w:r>
+        <w:t>不要依賴免疫去硬碰硬。</w:t>
       </w:r>
     </w:p>
     <w:p>
@@ -5003,7 +5164,7 @@
         <w:pStyle w:val="Heading3"/>
       </w:pPr>
       <w:r>
-        <w:t>建議操作（配點・出生點・逐輪）</w:t>
+        <w:t>平衡建議</w:t>
       </w:r>
     </w:p>
     <w:p>
@@ -5011,47 +5172,7 @@
         <w:pStyle w:val="ListBullet"/>
       </w:pPr>
       <w:r>
-        <w:t>配點建議：武力4／速度3／負重3。</w:t>
-      </w:r>
-    </w:p>
-    <w:p>
-      <w:pPr>
-        <w:pStyle w:val="ListBullet"/>
-      </w:pPr>
-      <w:r>
-        <w:t>第1輪：去B107拿手槍或刀（要有武力加成）。</w:t>
-      </w:r>
-    </w:p>
-    <w:p>
-      <w:pPr>
-        <w:pStyle w:val="ListBullet"/>
-      </w:pPr>
-      <w:r>
-        <w:t>第2~5輪：主動挑戰武力比自己低的玩家；傷害≥4時回2血。</w:t>
-      </w:r>
-    </w:p>
-    <w:p>
-      <w:pPr>
-        <w:pStyle w:val="ListBullet"/>
-      </w:pPr>
-      <w:r>
-        <w:t>結算前一定要離開基因庫與停機坪；避免停留在頂樓。</w:t>
-      </w:r>
-    </w:p>
-    <w:p>
-      <w:pPr>
-        <w:pStyle w:val="Heading3"/>
-      </w:pPr>
-      <w:r>
-        <w:t>平衡建議</w:t>
-      </w:r>
-    </w:p>
-    <w:p>
-      <w:pPr>
-        <w:pStyle w:val="ListBullet"/>
-      </w:pPr>
-      <w:r>
-        <w:t>維持現狀；若實測偏弱，可把每輪回血上限放寬到3，或畏光扣血改為1點。</w:t>
+        <w:t>實測後若偏弱，把逢凶化吉成功率由1/6提高到1/4。</w:t>
       </w:r>
     </w:p>
     <w:p>
@@ -5062,7 +5183,7 @@
         <w:t>主持人提醒：</w:t>
       </w:r>
       <w:r>
-        <w:t>結算時檢查是否停留在頂樓。</w:t>
+        <w:t>骰子數顆，可由玩家自擲，主持人監督。</w:t>
       </w:r>
     </w:p>
     <w:p>
@@ -5070,7 +5191,7 @@
         <w:pStyle w:val="Heading2"/>
       </w:pPr>
       <w:r>
-        <w:t>15. 🍀 幸運兒　｜　運氣</w:t>
+        <w:t>15. 🔧 工程師　｜　補給・棄牌堆回收</w:t>
       </w:r>
     </w:p>
     <w:p>
@@ -5078,7 +5199,7 @@
         <w:rPr>
           <w:b/>
         </w:rPr>
-        <w:t>強度 5.3 分（C 級）　新手友善 ★★★★☆　主持難度 ★★★☆☆　模擬z +0.9</w:t>
+        <w:t>強度 5.9 分（C 級）　新手友善 ★★★★☆　主持難度 ★★☆☆☆　模擬z -0.1（9人×550場）</w:t>
       </w:r>
     </w:p>
     <w:tbl>
@@ -5149,7 +5270,7 @@
               <w:rPr>
                 <w:sz w:val="19"/>
               </w:rPr>
-              <w:t>吉星高照</w:t>
+              <w:t>回收裝置A</w:t>
             </w:r>
           </w:p>
         </w:tc>
@@ -5175,48 +5296,7 @@
               <w:rPr>
                 <w:sz w:val="19"/>
               </w:rPr>
-              <w:t>每次抽取道具前自動擲骰，擲到1或4時，本次額外多抽1張（停機坪不適用）。</w:t>
-            </w:r>
-          </w:p>
-        </w:tc>
-      </w:tr>
-      <w:tr>
-        <w:tc>
-          <w:tcPr>
-            <w:tcW w:type="dxa" w:w="2880"/>
-          </w:tcPr>
-          <w:p>
-            <w:r>
-              <w:rPr>
-                <w:sz w:val="19"/>
-              </w:rPr>
-              <w:t>逢凶化吉</w:t>
-            </w:r>
-          </w:p>
-        </w:tc>
-        <w:tc>
-          <w:tcPr>
-            <w:tcW w:type="dxa" w:w="2880"/>
-          </w:tcPr>
-          <w:p>
-            <w:r>
-              <w:rPr>
-                <w:sz w:val="19"/>
-              </w:rPr>
-              <w:t>主動</w:t>
-            </w:r>
-          </w:p>
-        </w:tc>
-        <w:tc>
-          <w:tcPr>
-            <w:tcW w:type="dxa" w:w="2880"/>
-          </w:tcPr>
-          <w:p>
-            <w:r>
-              <w:rPr>
-                <w:sz w:val="19"/>
-              </w:rPr>
-              <w:t>每輪可發動：擲骰，擲到1才成功（1/6），成功則本回合免疫所有傷害（戰鬥、毒氣、火箭筒等）；飢餓仍需繳交水/糧。</w:t>
+              <w:t>不需持有循環回收裝置卡，每輪可直接使用1次回收功能，從棄牌堆取得1張道具。</w:t>
             </w:r>
           </w:p>
         </w:tc>
@@ -5236,7 +5316,7 @@
         <w:pStyle w:val="ListBullet"/>
       </w:pPr>
       <w:r>
-        <w:t>吉星高照：每次抽取有1/3機率（擲到1或4）多抽1張，平均每3次搜索多1張。</w:t>
+        <w:t>棄牌堆只收『用掉的』道具（水、糧、藥片、腎上腺素、酒等，垃圾不回收）；第1輪結束前棄牌堆幾乎是空的。</w:t>
       </w:r>
     </w:p>
     <w:p>
@@ -5244,7 +5324,7 @@
         <w:pStyle w:val="ListBullet"/>
       </w:pPr>
       <w:r>
-        <w:t>逢凶化吉每輪都能擲，成功率1/6，6輪平均1次；免疫所有傷害（含火箭筒、毒氣、戰鬥），但飢餓仍需繳交。</w:t>
+        <w:t>每輪1次、隨機取得；實際收益取決於其他玩家用掉了什麼，第3輪以後才有價值。</w:t>
       </w:r>
     </w:p>
     <w:p>
@@ -5252,7 +5332,7 @@
         <w:pStyle w:val="ListBullet"/>
       </w:pPr>
       <w:r>
-        <w:t>可以先宣告要在『高風險房間』（如毒氣、有火箭筒的可能）才擲。</w:t>
+        <w:t>沒有任何防禦、位移或戰鬥加成。</w:t>
       </w:r>
     </w:p>
     <w:p>
@@ -5268,7 +5348,7 @@
         <w:pStyle w:val="ListBullet"/>
       </w:pPr>
       <w:r>
-        <w:t>多拿物資的機率高；沒有成本。</w:t>
+        <w:t>規則簡單，每輪都有機會多拿1張道具。</w:t>
       </w:r>
     </w:p>
     <w:p>
@@ -5276,7 +5356,7 @@
         <w:pStyle w:val="ListBullet"/>
       </w:pPr>
       <w:r>
-        <w:t>免疫傷害的機會很多，但不穩定。</w:t>
+        <w:t>不佔格；只要棄牌堆有東西就能拿。</w:t>
       </w:r>
     </w:p>
     <w:p>
@@ -5292,7 +5372,7 @@
         <w:pStyle w:val="ListBullet"/>
       </w:pPr>
       <w:r>
-        <w:t>完全看運氣；沒有任何確定性。</w:t>
+        <w:t>前兩輪幾乎沒有東西可回收；隨機性高。</w:t>
       </w:r>
     </w:p>
     <w:p>
@@ -5300,7 +5380,7 @@
         <w:pStyle w:val="ListBullet"/>
       </w:pPr>
       <w:r>
-        <w:t>需要大量擲骰。</w:t>
+        <w:t>舊版模擬曾偏弱（z −2.0），9人新模擬接近平均。</w:t>
       </w:r>
     </w:p>
     <w:p>
@@ -5324,7 +5404,7 @@
         <w:pStyle w:val="ListBullet"/>
       </w:pPr>
       <w:r>
-        <w:t>每輪都要擲逢凶化吉，沒有成本；有可能擋掉毒氣、戰鬥或火箭筒。</w:t>
+        <w:t>第1~2輪：用自己的移動與搜索補給（水塔、糧倉）；回收只是補充。</w:t>
       </w:r>
     </w:p>
     <w:p>
@@ -5332,7 +5412,7 @@
         <w:pStyle w:val="ListBullet"/>
       </w:pPr>
       <w:r>
-        <w:t>搜索時選擇庫存多、抽取次數高的房間（水塔draw 4、糧倉draw 4、垃圾場draw 5），多抽的機會更多。</w:t>
+        <w:t>第3輪起：每輪都使用回收，優先期待取得水、糧或藥片。</w:t>
       </w:r>
     </w:p>
     <w:p>
@@ -5340,7 +5420,7 @@
         <w:pStyle w:val="ListBullet"/>
       </w:pPr>
       <w:r>
-        <w:t>不要依賴免疫去硬碰硬。</w:t>
+        <w:t>在棄牌多的時候，與雇傭兵、屠夫等保持距離，用速度避免戰鬥。</w:t>
       </w:r>
     </w:p>
     <w:p>
@@ -5356,7 +5436,7 @@
         <w:pStyle w:val="ListBullet"/>
       </w:pPr>
       <w:r>
-        <w:t>實測後若偏弱，把逢凶化吉成功率由1/6提高到1/4。</w:t>
+        <w:t>建議開局在棄牌堆預放2張（水／糧／藥）；若仍偏弱，可改為每輪回收時多看2張再挑1張。</w:t>
       </w:r>
     </w:p>
     <w:p>
@@ -5367,7 +5447,7 @@
         <w:t>主持人提醒：</w:t>
       </w:r>
       <w:r>
-        <w:t>骰子數顆，可由玩家自擲，主持人監督。</w:t>
+        <w:t>棄牌堆蓋牌，回收時隨機抽取。</w:t>
       </w:r>
     </w:p>
     <w:p>
@@ -5375,7 +5455,7 @@
         <w:pStyle w:val="Heading2"/>
       </w:pPr>
       <w:r>
-        <w:t>16. 🔧 工程師　｜　補給・棄牌堆回收</w:t>
+        <w:t>16. 💣 防爆小組　｜　防禦・反槍械</w:t>
       </w:r>
     </w:p>
     <w:p>
@@ -5383,7 +5463,7 @@
         <w:rPr>
           <w:b/>
         </w:rPr>
-        <w:t>強度 5.0 分（C 級）　新手友善 ★★★★☆　主持難度 ★★☆☆☆　模擬z -2.0</w:t>
+        <w:t>強度 5.7 分（C 級）　新手友善 ★★★★☆　主持難度 ★☆☆☆☆　模擬z -4.2（9人×550場）</w:t>
       </w:r>
     </w:p>
     <w:tbl>
@@ -5454,7 +5534,7 @@
               <w:rPr>
                 <w:sz w:val="19"/>
               </w:rPr>
-              <w:t>回收裝置A</w:t>
+              <w:t>防爆盾牌</w:t>
             </w:r>
           </w:p>
         </w:tc>
@@ -5480,7 +5560,48 @@
               <w:rPr>
                 <w:sz w:val="19"/>
               </w:rPr>
-              <w:t>不需持有循環回收裝置卡，每輪可直接使用1次回收功能，從棄牌堆取得1張道具。</w:t>
+              <w:t>槍械傷害永久-4；但你無法持有槍（手槍／霰彈槍）：抽到槍時放回房間，並補抽一張（不可獲得槍）。</w:t>
+            </w:r>
+          </w:p>
+        </w:tc>
+      </w:tr>
+      <w:tr>
+        <w:tc>
+          <w:tcPr>
+            <w:tcW w:type="dxa" w:w="2880"/>
+          </w:tcPr>
+          <w:p>
+            <w:r>
+              <w:rPr>
+                <w:sz w:val="19"/>
+              </w:rPr>
+              <w:t>爆破緩衝</w:t>
+            </w:r>
+          </w:p>
+        </w:tc>
+        <w:tc>
+          <w:tcPr>
+            <w:tcW w:type="dxa" w:w="2880"/>
+          </w:tcPr>
+          <w:p>
+            <w:r>
+              <w:rPr>
+                <w:sz w:val="19"/>
+              </w:rPr>
+              <w:t>被動</w:t>
+            </w:r>
+          </w:p>
+        </w:tc>
+        <w:tc>
+          <w:tcPr>
+            <w:tcW w:type="dxa" w:w="2880"/>
+          </w:tcPr>
+          <w:p>
+            <w:r>
+              <w:rPr>
+                <w:sz w:val="19"/>
+              </w:rPr>
+              <w:t>無視火箭筒傷害。</w:t>
             </w:r>
           </w:p>
         </w:tc>
@@ -5500,7 +5621,7 @@
         <w:pStyle w:val="ListBullet"/>
       </w:pPr>
       <w:r>
-        <w:t>棄牌堆只收『用掉的』道具（水、糧、藥片、腎上腺素、酒等，垃圾不回收）；第1輪結束前棄牌堆幾乎是空的。</w:t>
+        <w:t>防爆盾牌：只有『攻擊方持槍』的戰鬥傷害才會-4（最低0）。例：持霰彈槍者（基礎武力5＋4＝9）對無槍的防爆小組，原本受9點，現在受5點；持手槍者（5＋2＝7）原本受7點，現在受3點。對方只拿刀、雙刀或徒手時沒有減免，照一般規則比武力差。</w:t>
       </w:r>
     </w:p>
     <w:p>
@@ -5508,7 +5629,7 @@
         <w:pStyle w:val="ListBullet"/>
       </w:pPr>
       <w:r>
-        <w:t>每輪1次、隨機取得；實際收益取決於其他玩家用掉了什麼，第3輪以後才有價值。</w:t>
+        <w:t>無法持有槍：抽到手槍或霰彈槍時放回房間，並補抽一張（不可獲得槍）；金條換取的選單與停機坪空投也一樣會跳過槍。所以他永遠是『無槍者』，拿不到『持槍對無槍者單方面全武力扣血』的優勢；刀與雙刀仍可持有。</w:t>
       </w:r>
     </w:p>
     <w:p>
@@ -5516,7 +5637,23 @@
         <w:pStyle w:val="ListBullet"/>
       </w:pPr>
       <w:r>
-        <w:t>沒有任何防禦、位移或戰鬥加成。</w:t>
+        <w:t>爆破緩衝：火箭筒（4點，全場1把、可重複使用）對他完全無效，即使同房其他人受傷，也只有他不受影響。</w:t>
+      </w:r>
+    </w:p>
+    <w:p>
+      <w:pPr>
+        <w:pStyle w:val="ListBullet"/>
+      </w:pPr>
+      <w:r>
+        <w:t>三人以上同房時，所有人都只與『最強持槍者（無槍則最強者）』單獨結算。防爆小組只有在自己是最強者、或目標持槍時才會被卷入；若房內有持槍者，他被攻擊的機率反而低。</w:t>
+      </w:r>
+    </w:p>
+    <w:p>
+      <w:pPr>
+        <w:pStyle w:val="ListBullet"/>
+      </w:pPr>
+      <w:r>
+        <w:t>全場槍只有6把（手槍4、霰彈槍2），他的防禦只在槍存在時才有價值；槍越多、越早被拿到，他越強。</w:t>
       </w:r>
     </w:p>
     <w:p>
@@ -5532,7 +5669,7 @@
         <w:pStyle w:val="ListBullet"/>
       </w:pPr>
       <w:r>
-        <w:t>規則簡單，每輪都有機會多拿1張道具。</w:t>
+        <w:t>最直接的反槍械職業：持槍者對他的傷害大減，雇傭兵（拿槍時）、持槍的對手都被克制。</w:t>
       </w:r>
     </w:p>
     <w:p>
@@ -5540,7 +5677,23 @@
         <w:pStyle w:val="ListBullet"/>
       </w:pPr>
       <w:r>
-        <w:t>不佔格；只要棄牌堆有東西就能拿。</w:t>
+        <w:t>完全免疫火箭筒，是唯一能安心待在被轟炸房間的職業，可以反過來成為『人肉盾牌』：同房盟友受傷、他不受傷。</w:t>
+      </w:r>
+    </w:p>
+    <w:p>
+      <w:pPr>
+        <w:pStyle w:val="ListBullet"/>
+      </w:pPr>
+      <w:r>
+        <w:t>全被動、零追蹤，主持人只需記得他抽到槍要補抽。</w:t>
+      </w:r>
+    </w:p>
+    <w:p>
+      <w:pPr>
+        <w:pStyle w:val="ListBullet"/>
+      </w:pPr>
+      <w:r>
+        <w:t>新手容易理解：怕槍就選他。</w:t>
       </w:r>
     </w:p>
     <w:p>
@@ -5556,7 +5709,7 @@
         <w:pStyle w:val="ListBullet"/>
       </w:pPr>
       <w:r>
-        <w:t>前兩輪幾乎沒有東西可回收；隨機性高。</w:t>
+        <w:t>完全無法使用槍，攻擊力只靠刀與雙刀，進攻性低；無法拿『持槍對無槍者全額扣血』的強勢優勢。</w:t>
       </w:r>
     </w:p>
     <w:p>
@@ -5564,7 +5717,23 @@
         <w:pStyle w:val="ListBullet"/>
       </w:pPr>
       <w:r>
-        <w:t>模擬數據顯著偏弱（z -2.0）。</w:t>
+        <w:t>槍只有6把，若全場沒人拿到槍，防爆盾牌沒有任何作用，他就只是一個沒有加成的普通玩家。</w:t>
+      </w:r>
+    </w:p>
+    <w:p>
+      <w:pPr>
+        <w:pStyle w:val="ListBullet"/>
+      </w:pPr>
+      <w:r>
+        <w:t>對刀、雙刀、徒手及毒氣、飢餓沒有任何減免；沒有補給與機動能力。</w:t>
+      </w:r>
+    </w:p>
+    <w:p>
+      <w:pPr>
+        <w:pStyle w:val="ListBullet"/>
+      </w:pPr>
+      <w:r>
+        <w:t>若沒人使用火箭筒，爆破緩衝也沒有存在感。</w:t>
       </w:r>
     </w:p>
     <w:p>
@@ -5580,7 +5749,7 @@
         <w:pStyle w:val="ListBullet"/>
       </w:pPr>
       <w:r>
-        <w:t>配點建議：武力2／速度4／負重4。</w:t>
+        <w:t>配點建議：武力3／速度4／負重3。他拿不到槍，武力可以略放高以便與持刀者對戰。</w:t>
       </w:r>
     </w:p>
     <w:p>
@@ -5588,7 +5757,7 @@
         <w:pStyle w:val="ListBullet"/>
       </w:pPr>
       <w:r>
-        <w:t>第1~2輪：用自己的移動與搜索補給（水塔、糧倉）；回收只是補充。</w:t>
+        <w:t>出生點：若想早期拿刀，選103（武器庫2步）；若想穩健補給，選B402（大倉庫3步、垃圾場1步）。</w:t>
       </w:r>
     </w:p>
     <w:p>
@@ -5596,7 +5765,7 @@
         <w:pStyle w:val="ListBullet"/>
       </w:pPr>
       <w:r>
-        <w:t>第3輪起：每輪都使用回收，優先期待取得水、糧或藥片。</w:t>
+        <w:t>第1~2輪：在武器庫或大倉庫拿刀、水糧；抽到槍時會自動補抽，不用擔心。</w:t>
       </w:r>
     </w:p>
     <w:p>
@@ -5604,7 +5773,23 @@
         <w:pStyle w:val="ListBullet"/>
       </w:pPr>
       <w:r>
-        <w:t>在棄牌多的時候，與雇傭兵、屠夫等保持距離，用速度避免戰鬥。</w:t>
+        <w:t>第3~4輪：一旦聽到有人拿到槍（尤其雇傭兵），主動靠近其所在位置；被槍攻擊時傷害大減。</w:t>
+      </w:r>
+    </w:p>
+    <w:p>
+      <w:pPr>
+        <w:pStyle w:val="ListBullet"/>
+      </w:pPr>
+      <w:r>
+        <w:t>火箭筒出現後（垃圾場B503），可以主動留在人多的功能房間：別人被炸、他不受傷，當作談判籌碼。</w:t>
+      </w:r>
+    </w:p>
+    <w:p>
+      <w:pPr>
+        <w:pStyle w:val="ListBullet"/>
+      </w:pPr>
+      <w:r>
+        <w:t>第5~6輪：毒氣大，仍要靠水糧與避毒生存；沒有人持槍時，他的優勢消失，改走保守路線。</w:t>
       </w:r>
     </w:p>
     <w:p>
@@ -5620,7 +5805,23 @@
         <w:pStyle w:val="ListBullet"/>
       </w:pPr>
       <w:r>
-        <w:t>建議開局在棄牌堆預放2張（水／糧／藥）；若仍偏弱，可改為每輪回收時多看2張再挑1張。</w:t>
+        <w:t>本次9人×550場模擬為全陣容最弱（z −4.2，場均輸出僅1.2），主因是『無法持槍』讓進攻力低，且防禦只對槍與火箭筒有效。建議優先放寬：例如改為可持槍但持槍時盾牌失效，或把防爆盾牌的減傷同時適用於刀（-2）。</w:t>
+      </w:r>
+    </w:p>
+    <w:p>
+      <w:pPr>
+        <w:pStyle w:val="ListBullet"/>
+      </w:pPr>
+      <w:r>
+        <w:t>若實測偏弱，可把防爆盾牌的槍械減傷改為-5，或解除『無法持槍』（但持槍時盾牌失效）；若偏強，改回-3。</w:t>
+      </w:r>
+    </w:p>
+    <w:p>
+      <w:pPr>
+        <w:pStyle w:val="ListBullet"/>
+      </w:pPr>
+      <w:r>
+        <w:t>對雇傭兵、持槍者形成克制，讓陣容有相生相剋；建議與雇傭兵同局時才有明顯效果。</w:t>
       </w:r>
     </w:p>
     <w:p>
@@ -5631,7 +5832,7 @@
         <w:t>主持人提醒：</w:t>
       </w:r>
       <w:r>
-        <w:t>棄牌堆蓋牌，回收時隨機抽取。</w:t>
+        <w:t>只需記得：他抽到槍要放回補抽；空投與金條換取同理。</w:t>
       </w:r>
     </w:p>
     <w:p>
@@ -5837,7 +6038,7 @@
               <w:rPr>
                 <w:sz w:val="19"/>
               </w:rPr>
-              <w:t>8.3</w:t>
+              <w:t>7.6</w:t>
             </w:r>
           </w:p>
         </w:tc>
@@ -5863,7 +6064,7 @@
               <w:rPr>
                 <w:sz w:val="19"/>
               </w:rPr>
-              <w:t>-1.8（AI不會喝酒）</w:t>
+              <w:t>-2.3（9人×550場）</w:t>
             </w:r>
           </w:p>
         </w:tc>
@@ -5917,7 +6118,7 @@
               <w:rPr>
                 <w:sz w:val="19"/>
               </w:rPr>
-              <w:t>🔪 雇傭兵</w:t>
+              <w:t>🐕 馴獸師</w:t>
             </w:r>
           </w:p>
         </w:tc>
@@ -5930,7 +6131,7 @@
               <w:rPr>
                 <w:sz w:val="19"/>
               </w:rPr>
-              <w:t>戰鬥・壓制</w:t>
+              <w:t>全能・安全補給</w:t>
             </w:r>
           </w:p>
         </w:tc>
@@ -5943,7 +6144,7 @@
               <w:rPr>
                 <w:sz w:val="19"/>
               </w:rPr>
-              <w:t>8.0</w:t>
+              <w:t>7.3</w:t>
             </w:r>
           </w:p>
         </w:tc>
@@ -5956,7 +6157,7 @@
               <w:rPr>
                 <w:sz w:val="19"/>
               </w:rPr>
-              <w:t>A</w:t>
+              <w:t>B</w:t>
             </w:r>
           </w:p>
         </w:tc>
@@ -5969,7 +6170,7 @@
               <w:rPr>
                 <w:sz w:val="19"/>
               </w:rPr>
-              <w:t>+0.4（舊版技能）</w:t>
+              <w:t>+0.5（9人×550場）</w:t>
             </w:r>
           </w:p>
         </w:tc>
@@ -5982,7 +6183,7 @@
               <w:rPr>
                 <w:sz w:val="19"/>
               </w:rPr>
-              <w:t>★★★☆☆</w:t>
+              <w:t>★★☆☆☆</w:t>
             </w:r>
           </w:p>
         </w:tc>
@@ -5995,7 +6196,7 @@
               <w:rPr>
                 <w:sz w:val="19"/>
               </w:rPr>
-              <w:t>★★★☆☆</w:t>
+              <w:t>★★★★☆</w:t>
             </w:r>
           </w:p>
         </w:tc>
@@ -6023,7 +6224,7 @@
               <w:rPr>
                 <w:sz w:val="19"/>
               </w:rPr>
-              <w:t>🐕 馴獸師</w:t>
+              <w:t>🤷 庸才</w:t>
             </w:r>
           </w:p>
         </w:tc>
@@ -6036,7 +6237,7 @@
               <w:rPr>
                 <w:sz w:val="19"/>
               </w:rPr>
-              <w:t>全能・安全補給</w:t>
+              <w:t>自救</w:t>
             </w:r>
           </w:p>
         </w:tc>
@@ -6049,7 +6250,7 @@
               <w:rPr>
                 <w:sz w:val="19"/>
               </w:rPr>
-              <w:t>7.4</w:t>
+              <w:t>7.0</w:t>
             </w:r>
           </w:p>
         </w:tc>
@@ -6075,7 +6276,7 @@
               <w:rPr>
                 <w:sz w:val="19"/>
               </w:rPr>
-              <w:t>+0.3</w:t>
+              <w:t>+2.5（9人×550場）</w:t>
             </w:r>
           </w:p>
         </w:tc>
@@ -6088,20 +6289,20 @@
               <w:rPr>
                 <w:sz w:val="19"/>
               </w:rPr>
+              <w:t>★★★★☆</w:t>
+            </w:r>
+          </w:p>
+        </w:tc>
+        <w:tc>
+          <w:tcPr>
+            <w:tcW w:type="dxa" w:w="1080"/>
+          </w:tcPr>
+          <w:p>
+            <w:r>
+              <w:rPr>
+                <w:sz w:val="19"/>
+              </w:rPr>
               <w:t>★★☆☆☆</w:t>
-            </w:r>
-          </w:p>
-        </w:tc>
-        <w:tc>
-          <w:tcPr>
-            <w:tcW w:type="dxa" w:w="1080"/>
-          </w:tcPr>
-          <w:p>
-            <w:r>
-              <w:rPr>
-                <w:sz w:val="19"/>
-              </w:rPr>
-              <w:t>★★★★☆</w:t>
             </w:r>
           </w:p>
         </w:tc>
@@ -6129,7 +6330,7 @@
               <w:rPr>
                 <w:sz w:val="19"/>
               </w:rPr>
-              <w:t>⚰️ 入殮師</w:t>
+              <w:t>👼 超度師</w:t>
             </w:r>
           </w:p>
         </w:tc>
@@ -6142,7 +6343,7 @@
               <w:rPr>
                 <w:sz w:val="19"/>
               </w:rPr>
-              <w:t>後期・滾雪球</w:t>
+              <w:t>復活・續命</w:t>
             </w:r>
           </w:p>
         </w:tc>
@@ -6155,7 +6356,7 @@
               <w:rPr>
                 <w:sz w:val="19"/>
               </w:rPr>
-              <w:t>7.3</w:t>
+              <w:t>7.0</w:t>
             </w:r>
           </w:p>
         </w:tc>
@@ -6181,7 +6382,7 @@
               <w:rPr>
                 <w:sz w:val="19"/>
               </w:rPr>
-              <w:t>+0.2</w:t>
+              <w:t>+8.6（9人×550場）</w:t>
             </w:r>
           </w:p>
         </w:tc>
@@ -6194,7 +6395,7 @@
               <w:rPr>
                 <w:sz w:val="19"/>
               </w:rPr>
-              <w:t>★★☆☆☆</w:t>
+              <w:t>★★★☆☆</w:t>
             </w:r>
           </w:p>
         </w:tc>
@@ -6207,7 +6408,7 @@
               <w:rPr>
                 <w:sz w:val="19"/>
               </w:rPr>
-              <w:t>★★★★☆</w:t>
+              <w:t>★★★☆☆</w:t>
             </w:r>
           </w:p>
         </w:tc>
@@ -6235,7 +6436,7 @@
               <w:rPr>
                 <w:sz w:val="19"/>
               </w:rPr>
-              <w:t>🤷 庸才</w:t>
+              <w:t>🔪 雇傭兵</w:t>
             </w:r>
           </w:p>
         </w:tc>
@@ -6248,7 +6449,7 @@
               <w:rPr>
                 <w:sz w:val="19"/>
               </w:rPr>
-              <w:t>自救</w:t>
+              <w:t>戰鬥・壓制</w:t>
             </w:r>
           </w:p>
         </w:tc>
@@ -6261,7 +6462,7 @@
               <w:rPr>
                 <w:sz w:val="19"/>
               </w:rPr>
-              <w:t>6.7</w:t>
+              <w:t>6.9</w:t>
             </w:r>
           </w:p>
         </w:tc>
@@ -6287,7 +6488,7 @@
               <w:rPr>
                 <w:sz w:val="19"/>
               </w:rPr>
-              <w:t>+1.5</w:t>
+              <w:t>-0.1（9人×550場）</w:t>
             </w:r>
           </w:p>
         </w:tc>
@@ -6300,7 +6501,7 @@
               <w:rPr>
                 <w:sz w:val="19"/>
               </w:rPr>
-              <w:t>★★★★☆</w:t>
+              <w:t>★★★☆☆</w:t>
             </w:r>
           </w:p>
         </w:tc>
@@ -6313,7 +6514,7 @@
               <w:rPr>
                 <w:sz w:val="19"/>
               </w:rPr>
-              <w:t>★★☆☆☆</w:t>
+              <w:t>★★★☆☆</w:t>
             </w:r>
           </w:p>
         </w:tc>
@@ -6341,7 +6542,7 @@
               <w:rPr>
                 <w:sz w:val="19"/>
               </w:rPr>
-              <w:t>💰 富豪</w:t>
+              <w:t>🥩 屠夫</w:t>
             </w:r>
           </w:p>
         </w:tc>
@@ -6354,7 +6555,7 @@
               <w:rPr>
                 <w:sz w:val="19"/>
               </w:rPr>
-              <w:t>資源・換牌</w:t>
+              <w:t>戰鬥・吸血</w:t>
             </w:r>
           </w:p>
         </w:tc>
@@ -6367,7 +6568,7 @@
               <w:rPr>
                 <w:sz w:val="19"/>
               </w:rPr>
-              <w:t>6.6</w:t>
+              <w:t>6.9</w:t>
             </w:r>
           </w:p>
         </w:tc>
@@ -6393,7 +6594,7 @@
               <w:rPr>
                 <w:sz w:val="19"/>
               </w:rPr>
-              <w:t>+1.2</w:t>
+              <w:t>+3.3（9人×550場）</w:t>
             </w:r>
           </w:p>
         </w:tc>
@@ -6406,7 +6607,7 @@
               <w:rPr>
                 <w:sz w:val="19"/>
               </w:rPr>
-              <w:t>★★★★☆</w:t>
+              <w:t>★★★★★</w:t>
             </w:r>
           </w:p>
         </w:tc>
@@ -6447,7 +6648,7 @@
               <w:rPr>
                 <w:sz w:val="19"/>
               </w:rPr>
-              <w:t>🕵️ 私家偵探</w:t>
+              <w:t>⚰️ 入殮師</w:t>
             </w:r>
           </w:p>
         </w:tc>
@@ -6460,7 +6661,7 @@
               <w:rPr>
                 <w:sz w:val="19"/>
               </w:rPr>
-              <w:t>情報・位移</w:t>
+              <w:t>後期・滾雪球</w:t>
             </w:r>
           </w:p>
         </w:tc>
@@ -6473,7 +6674,7 @@
               <w:rPr>
                 <w:sz w:val="19"/>
               </w:rPr>
-              <w:t>6.5</w:t>
+              <w:t>6.8</w:t>
             </w:r>
           </w:p>
         </w:tc>
@@ -6499,7 +6700,7 @@
               <w:rPr>
                 <w:sz w:val="19"/>
               </w:rPr>
-              <w:t>—（無模擬）</w:t>
+              <w:t>+0.5（9人×550場）</w:t>
             </w:r>
           </w:p>
         </w:tc>
@@ -6525,7 +6726,7 @@
               <w:rPr>
                 <w:sz w:val="19"/>
               </w:rPr>
-              <w:t>★★★☆☆</w:t>
+              <w:t>★★★★☆</w:t>
             </w:r>
           </w:p>
         </w:tc>
@@ -6553,7 +6754,7 @@
               <w:rPr>
                 <w:sz w:val="19"/>
               </w:rPr>
-              <w:t>👻 暗影使者</w:t>
+              <w:t>🕵️ 私家偵探</w:t>
             </w:r>
           </w:p>
         </w:tc>
@@ -6566,7 +6767,7 @@
               <w:rPr>
                 <w:sz w:val="19"/>
               </w:rPr>
-              <w:t>後期・暗影</w:t>
+              <w:t>情報・位移</w:t>
             </w:r>
           </w:p>
         </w:tc>
@@ -6579,7 +6780,7 @@
               <w:rPr>
                 <w:sz w:val="19"/>
               </w:rPr>
-              <w:t>6.5</w:t>
+              <w:t>6.3</w:t>
             </w:r>
           </w:p>
         </w:tc>
@@ -6605,7 +6806,7 @@
               <w:rPr>
                 <w:sz w:val="19"/>
               </w:rPr>
-              <w:t>-1.4</w:t>
+              <w:t>-2.6（9人×550場）</w:t>
             </w:r>
           </w:p>
         </w:tc>
@@ -6631,7 +6832,7 @@
               <w:rPr>
                 <w:sz w:val="19"/>
               </w:rPr>
-              <w:t>★★★★☆</w:t>
+              <w:t>★★★☆☆</w:t>
             </w:r>
           </w:p>
         </w:tc>
@@ -6659,7 +6860,7 @@
               <w:rPr>
                 <w:sz w:val="19"/>
               </w:rPr>
-              <w:t>🧬 基因怪人</w:t>
+              <w:t>🧛 吸血鬼</w:t>
             </w:r>
           </w:p>
         </w:tc>
@@ -6672,7 +6873,7 @@
               <w:rPr>
                 <w:sz w:val="19"/>
               </w:rPr>
-              <w:t>彈性・成長</w:t>
+              <w:t>戰鬥・吸血</w:t>
             </w:r>
           </w:p>
         </w:tc>
@@ -6685,7 +6886,7 @@
               <w:rPr>
                 <w:sz w:val="19"/>
               </w:rPr>
-              <w:t>6.4</w:t>
+              <w:t>6.2</w:t>
             </w:r>
           </w:p>
         </w:tc>
@@ -6711,7 +6912,7 @@
               <w:rPr>
                 <w:sz w:val="19"/>
               </w:rPr>
-              <w:t>0.0</w:t>
+              <w:t>-0.1（9人×550場）</w:t>
             </w:r>
           </w:p>
         </w:tc>
@@ -6724,7 +6925,7 @@
               <w:rPr>
                 <w:sz w:val="19"/>
               </w:rPr>
-              <w:t>★★★☆☆</w:t>
+              <w:t>★★★★☆</w:t>
             </w:r>
           </w:p>
         </w:tc>
@@ -6791,7 +6992,7 @@
               <w:rPr>
                 <w:sz w:val="19"/>
               </w:rPr>
-              <w:t>6.2</w:t>
+              <w:t>6.1</w:t>
             </w:r>
           </w:p>
         </w:tc>
@@ -6817,7 +7018,7 @@
               <w:rPr>
                 <w:sz w:val="19"/>
               </w:rPr>
-              <w:t>+1.2</w:t>
+              <w:t>-1.5（9人×550場）</w:t>
             </w:r>
           </w:p>
         </w:tc>
@@ -6897,7 +7098,7 @@
               <w:rPr>
                 <w:sz w:val="19"/>
               </w:rPr>
-              <w:t>6.0</w:t>
+              <w:t>6.1</w:t>
             </w:r>
           </w:p>
         </w:tc>
@@ -6923,7 +7124,7 @@
               <w:rPr>
                 <w:sz w:val="19"/>
               </w:rPr>
-              <w:t>-0.6</w:t>
+              <w:t>-1.0（9人×550場）</w:t>
             </w:r>
           </w:p>
         </w:tc>
@@ -6977,7 +7178,7 @@
               <w:rPr>
                 <w:sz w:val="19"/>
               </w:rPr>
-              <w:t>🥩 屠夫</w:t>
+              <w:t>🛍️ 購物大媽</w:t>
             </w:r>
           </w:p>
         </w:tc>
@@ -6990,7 +7191,7 @@
               <w:rPr>
                 <w:sz w:val="19"/>
               </w:rPr>
-              <w:t>戰鬥・吸血</w:t>
+              <w:t>搜索・位移</w:t>
             </w:r>
           </w:p>
         </w:tc>
@@ -7003,7 +7204,7 @@
               <w:rPr>
                 <w:sz w:val="19"/>
               </w:rPr>
-              <w:t>6.0</w:t>
+              <w:t>6.1</w:t>
             </w:r>
           </w:p>
         </w:tc>
@@ -7029,7 +7230,7 @@
               <w:rPr>
                 <w:sz w:val="19"/>
               </w:rPr>
-              <w:t>0.0</w:t>
+              <w:t>+0.5（9人×550場）</w:t>
             </w:r>
           </w:p>
         </w:tc>
@@ -7042,7 +7243,7 @@
               <w:rPr>
                 <w:sz w:val="19"/>
               </w:rPr>
-              <w:t>★★★★★</w:t>
+              <w:t>★★★☆☆</w:t>
             </w:r>
           </w:p>
         </w:tc>
@@ -7055,7 +7256,7 @@
               <w:rPr>
                 <w:sz w:val="19"/>
               </w:rPr>
-              <w:t>★★☆☆☆</w:t>
+              <w:t>★★★☆☆</w:t>
             </w:r>
           </w:p>
         </w:tc>
@@ -7083,7 +7284,7 @@
               <w:rPr>
                 <w:sz w:val="19"/>
               </w:rPr>
-              <w:t>🧛 吸血鬼</w:t>
+              <w:t>🧬 基因怪人</w:t>
             </w:r>
           </w:p>
         </w:tc>
@@ -7096,7 +7297,7 @@
               <w:rPr>
                 <w:sz w:val="19"/>
               </w:rPr>
-              <w:t>戰鬥・吸血</w:t>
+              <w:t>彈性・成長</w:t>
             </w:r>
           </w:p>
         </w:tc>
@@ -7109,7 +7310,7 @@
               <w:rPr>
                 <w:sz w:val="19"/>
               </w:rPr>
-              <w:t>5.6</w:t>
+              <w:t>6.0</w:t>
             </w:r>
           </w:p>
         </w:tc>
@@ -7122,7 +7323,7 @@
               <w:rPr>
                 <w:sz w:val="19"/>
               </w:rPr>
-              <w:t>C</w:t>
+              <w:t>B</w:t>
             </w:r>
           </w:p>
         </w:tc>
@@ -7135,7 +7336,7 @@
               <w:rPr>
                 <w:sz w:val="19"/>
               </w:rPr>
-              <w:t>+0.3</w:t>
+              <w:t>-1.9（9人×550場）</w:t>
             </w:r>
           </w:p>
         </w:tc>
@@ -7148,7 +7349,7 @@
               <w:rPr>
                 <w:sz w:val="19"/>
               </w:rPr>
-              <w:t>★★★★☆</w:t>
+              <w:t>★★★☆☆</w:t>
             </w:r>
           </w:p>
         </w:tc>
@@ -7189,7 +7390,7 @@
               <w:rPr>
                 <w:sz w:val="19"/>
               </w:rPr>
-              <w:t>🍀 幸運兒</w:t>
+              <w:t>🔧 工程師</w:t>
             </w:r>
           </w:p>
         </w:tc>
@@ -7202,7 +7403,7 @@
               <w:rPr>
                 <w:sz w:val="19"/>
               </w:rPr>
-              <w:t>運氣</w:t>
+              <w:t>補給・棄牌堆回收</w:t>
             </w:r>
           </w:p>
         </w:tc>
@@ -7215,7 +7416,7 @@
               <w:rPr>
                 <w:sz w:val="19"/>
               </w:rPr>
-              <w:t>5.3</w:t>
+              <w:t>5.9</w:t>
             </w:r>
           </w:p>
         </w:tc>
@@ -7241,7 +7442,7 @@
               <w:rPr>
                 <w:sz w:val="19"/>
               </w:rPr>
-              <w:t>+0.9</w:t>
+              <w:t>-0.1（9人×550場）</w:t>
             </w:r>
           </w:p>
         </w:tc>
@@ -7267,7 +7468,7 @@
               <w:rPr>
                 <w:sz w:val="19"/>
               </w:rPr>
-              <w:t>★★★☆☆</w:t>
+              <w:t>★★☆☆☆</w:t>
             </w:r>
           </w:p>
         </w:tc>
@@ -7295,7 +7496,7 @@
               <w:rPr>
                 <w:sz w:val="19"/>
               </w:rPr>
-              <w:t>🛍️ 購物大媽</w:t>
+              <w:t>🍀 幸運兒</w:t>
             </w:r>
           </w:p>
         </w:tc>
@@ -7308,7 +7509,7 @@
               <w:rPr>
                 <w:sz w:val="19"/>
               </w:rPr>
-              <w:t>搜索・位移</w:t>
+              <w:t>運氣</w:t>
             </w:r>
           </w:p>
         </w:tc>
@@ -7321,7 +7522,7 @@
               <w:rPr>
                 <w:sz w:val="19"/>
               </w:rPr>
-              <w:t>5.1</w:t>
+              <w:t>5.7</w:t>
             </w:r>
           </w:p>
         </w:tc>
@@ -7347,7 +7548,7 @@
               <w:rPr>
                 <w:sz w:val="19"/>
               </w:rPr>
-              <w:t>-1.5</w:t>
+              <w:t>-2.0（9人×550場）</w:t>
             </w:r>
           </w:p>
         </w:tc>
@@ -7360,7 +7561,7 @@
               <w:rPr>
                 <w:sz w:val="19"/>
               </w:rPr>
-              <w:t>★★★☆☆</w:t>
+              <w:t>★★★★☆</w:t>
             </w:r>
           </w:p>
         </w:tc>
@@ -7401,7 +7602,7 @@
               <w:rPr>
                 <w:sz w:val="19"/>
               </w:rPr>
-              <w:t>🔧 工程師</w:t>
+              <w:t>💣 防爆小組</w:t>
             </w:r>
           </w:p>
         </w:tc>
@@ -7414,7 +7615,7 @@
               <w:rPr>
                 <w:sz w:val="19"/>
               </w:rPr>
-              <w:t>補給・棄牌堆回收</w:t>
+              <w:t>防禦・反槍械</w:t>
             </w:r>
           </w:p>
         </w:tc>
@@ -7427,7 +7628,7 @@
               <w:rPr>
                 <w:sz w:val="19"/>
               </w:rPr>
-              <w:t>5.0</w:t>
+              <w:t>5.7</w:t>
             </w:r>
           </w:p>
         </w:tc>
@@ -7453,7 +7654,7 @@
               <w:rPr>
                 <w:sz w:val="19"/>
               </w:rPr>
-              <w:t>-2.0</w:t>
+              <w:t>-4.2（9人×550場）</w:t>
             </w:r>
           </w:p>
         </w:tc>
@@ -7479,7 +7680,7 @@
               <w:rPr>
                 <w:sz w:val="19"/>
               </w:rPr>
-              <w:t>★★☆☆☆</w:t>
+              <w:t>★☆☆☆☆</w:t>
             </w:r>
           </w:p>
         </w:tc>
@@ -7488,7 +7689,7 @@
     <w:p/>
     <w:p>
       <w:r>
-        <w:t>16 位平均 6.43 分。與上一版相比：雇傭兵 9.1→8.0（取消『刀視為槍』後，強度取決於是否搶到全場僅6把的槍）；飲品師 7.0→8.3（酒量、剔除機制，加上舉杯共飲可替盟友穩定增益、對敵人1/2機率丟光全部道具）；私家偵探 6.8→6.5（只能跟蹤行動順序靠前的玩家）；入殮師 6.8→7.3（蠱耗感應取消每輪1張上限）；拾荒者 6.1→6.0；其餘維持。</w:t>
+        <w:t>16 位平均 6.48 分。強度＝理論評估與 AI 模擬折算的加權結果（可模擬的職業以模擬為主、AI 玩不好的職業以理論為主，見 2-0）。與修正前（理論分）的差異：雇傭兵 8.0→6.9；購物大媽 5.1→6.1；屠夫 6.0→6.9；工程師 5.0→5.9；飲品師 8.3→7.6；吸血鬼 5.6→6.2；超度師 6.4→7.0；入殮師 7.3→6.8。</w:t>
       </w:r>
     </w:p>
     <w:p>
@@ -7592,7 +7793,7 @@
               <w:rPr>
                 <w:sz w:val="19"/>
               </w:rPr>
-              <w:t>飲品師（8.3）、雇傭兵（8.0）</w:t>
+              <w:t>飲品師（7.6）</w:t>
             </w:r>
           </w:p>
         </w:tc>
@@ -7620,7 +7821,7 @@
               <w:rPr>
                 <w:sz w:val="19"/>
               </w:rPr>
-              <w:t>馴獸師（7.4）、入殮師（7.3）、庸才（6.7）、富豪（6.6）、私家偵探（6.5）、暗影使者（6.5）、基因怪人（6.4）、攀岩者（6.2）、拾荒者（6.0）、屠夫（6.0）</w:t>
+              <w:t>馴獸師（7.3）、庸才（7.0）、超度師（7.0）、雇傭兵（6.9）、屠夫（6.9）、入殮師（6.8）、私家偵探（6.3）、吸血鬼（6.2）、攀岩者（6.1）、拾荒者（6.1）、購物大媽（6.1）、基因怪人（6.0）</w:t>
             </w:r>
           </w:p>
         </w:tc>
@@ -7648,7 +7849,7 @@
               <w:rPr>
                 <w:sz w:val="19"/>
               </w:rPr>
-              <w:t>吸血鬼（5.6）、幸運兒（5.3）、購物大媽（5.1）、工程師（5.0）</w:t>
+              <w:t>工程師（5.9）、幸運兒（5.7）、防爆小組（5.7）</w:t>
             </w:r>
           </w:p>
         </w:tc>
@@ -7699,7 +7900,7 @@
         <w:t xml:space="preserve">戰鬥型：雇傭兵 vs 屠夫 vs 吸血鬼　</w:t>
       </w:r>
       <w:r>
-        <w:t>雇傭兵（8.0）強於另外兩位戰鬥型：他的武器零負重且可疊加，拿到槍時對無槍者單方面輾壓；屠夫（6.0）持刀+4但不算槍，仍要比武力；吸血鬼（5.6）沒有武器加成且受畏光限制。若雇傭兵沒搶到槍，則與屠夫接近。三者同局時，屠夫與吸血鬼要靠搶槍與避戰來生存。</w:t>
+        <w:t>雇傭兵（6.9）：取消『刀視為槍』後，模擬表現與平均相當（存活輪數 4.26、z −0.1），並沒有壓制全場；只有搶到槍時才強。屠夫（6.9）模擬表現反而不錯（z +3.3），可能因 AI 較少搶到槍，持刀+4的穩定武力占優；吸血鬼（6.2）接近平均。三者彼此差距小。</w:t>
       </w:r>
     </w:p>
     <w:p>
@@ -7707,10 +7908,10 @@
         <w:rPr>
           <w:b/>
         </w:rPr>
-        <w:t xml:space="preserve">補給型：飲品師、馴獸師、富豪、拾荒者、工程師　</w:t>
-      </w:r>
-      <w:r>
-        <w:t>水糧不足是全局壓力，補給型職業價值上升。飲品師（8.3）成長與壓制兼具、馴獸師（7.4）補給最安全、富豪（6.6）前3輪最穩、拾荒者（6.0）靠垃圾轉換水糧、工程師（5.0）起步最慢。</w:t>
+        <w:t xml:space="preserve">補給型：馴獸師、飲品師、拾荒者、工程師　</w:t>
+      </w:r>
+      <w:r>
+        <w:t>馴獸師（7.3）模擬名次分最高（71，前3名機率 60%），補給最穩；飲品師（7.6）AI 完全不喝酒，模擬低估，理論上仍強；拾荒者（6.1）與工程師（5.9）模擬接近平均，工程師比理論預期好。</w:t>
       </w:r>
     </w:p>
     <w:p>
@@ -7721,7 +7922,7 @@
         <w:t xml:space="preserve">機動／情報：攀岩者、私家偵探、購物大媽　</w:t>
       </w:r>
       <w:r>
-        <w:t>攀岩者（6.2）以無次數限制的垂直攀爬避毒；私家偵探（6.5）上限高但要配合，且受行動順序限制；購物大媽（5.1）只能往下，作用受限。</w:t>
+        <w:t>攀岩者（6.1）9人局表現略低於平均（z −1.5）；私家偵探（6.3）AI 隨機使用技能，模擬低估，且受行動順序限制；購物大媽（6.1）模擬略高於平均。</w:t>
       </w:r>
     </w:p>
     <w:p>
@@ -7729,10 +7930,10 @@
         <w:rPr>
           <w:b/>
         </w:rPr>
-        <w:t xml:space="preserve">自救／彈性：庸才、基因怪人、幸運兒　</w:t>
-      </w:r>
-      <w:r>
-        <w:t>庸才（6.7）靠垃圾自救最穩；基因怪人（6.4）彈性大；幸運兒（5.3）完全看運氣。</w:t>
+        <w:t xml:space="preserve">自救／彈性／防禦：庸才、超度師、基因怪人、幸運兒、防爆小組　</w:t>
+      </w:r>
+      <w:r>
+        <w:t>庸才（7.0）模擬穩定偏強（z +2.5）；超度師（7.0）存活輪數最高（5.09，z +8.6，早死僅 2%），但活到最後的比例僅 11%、名次分不高，因復活後血量低；基因怪人（6.0）AI 不會重配點，模擬偏低；幸運兒（5.7）偏低（z −2.0）；防爆小組（5.7）最弱（z −4.2），因無法持槍、輸出只有 1.2。</w:t>
       </w:r>
     </w:p>
     <w:p>
@@ -7740,10 +7941,10 @@
         <w:rPr>
           <w:b/>
         </w:rPr>
-        <w:t xml:space="preserve">後期型：入殮師 vs 暗影使者　</w:t>
-      </w:r>
-      <w:r>
-        <w:t>入殮師（7.3）與暗影使者（6.5）都靠死亡運作：入殮師穩定獲得道具與負重，暗影使者靠暗影吸血回血；兩者前期都弱，5人以下局不建議使用。</w:t>
+        <w:t xml:space="preserve">後期型：入殮師 vs 超度師　</w:t>
+      </w:r>
+      <w:r>
+        <w:t>入殮師（6.8）與超度師（7.0）都靠死亡運作；入殮師模擬接近平均（z +0.5），超度師最能活。兩者不建議同局（超度師的遺物會被入殮師拿走）。</w:t>
       </w:r>
     </w:p>
     <w:p>
@@ -7759,7 +7960,7 @@
         <w:pStyle w:val="ListBullet"/>
       </w:pPr>
       <w:r>
-        <w:t>雇傭兵（8.0）與飲品師（8.3）是最強的兩位，雇傭兵取消『刀視為槍』後已不再離群，且飲品師可在戰鬥後清空他的背包；飲品師（8.3）是A級最強者，需實測。</w:t>
+        <w:t>修正後最強的是飲品師（7.6，理論為主）、馴獸師（7.3）、庸才／超度師（7.0／7.0）；雇傭兵降到 6.9，不再離群。</w:t>
       </w:r>
     </w:p>
     <w:p>
@@ -7767,6 +7968,14 @@
         <w:pStyle w:val="ListBullet"/>
       </w:pPr>
       <w:r>
+        <w:t>最弱的是防爆小組（5.7）與幸運兒（5.7）、工程師（5.9）；防爆小組的『無法持槍』使其幾乎沒有輸出，建議放寬。</w:t>
+      </w:r>
+    </w:p>
+    <w:p>
+      <w:pPr>
+        <w:pStyle w:val="ListBullet"/>
+      </w:pPr>
+      <w:r>
         <w:t>全陣容沒有「全面減傷」或「毒氣免疫」職業，毒氣壓力靠機動與補給，不會一人獨大——這是優點。</w:t>
       </w:r>
     </w:p>
@@ -7775,7 +7984,2774 @@
         <w:pStyle w:val="ListBullet"/>
       </w:pPr>
       <w:r>
-        <w:t>水糧稀缺讓「零負重」和「補給」型技能價值偏高；而純戰鬥型（屠夫、吸血鬼）在沒有槍的規則下相對吃虧。</w:t>
+        <w:t>模擬僅 9 人×550 場，每職業約 300 場，z 值±2 內視為正常波動；AI 不會喝酒、不會配合、不會重配點，飲品師、私家偵探、基因怪人僅作參考。</w:t>
+      </w:r>
+    </w:p>
+    <w:p>
+      <w:pPr>
+        <w:pStyle w:val="Heading2"/>
+      </w:pPr>
+      <w:r>
+        <w:t>2-5　模擬數據明細（9人局、550場）</w:t>
+      </w:r>
+    </w:p>
+    <w:tbl>
+      <w:tblPr>
+        <w:tblStyle w:val="TableGrid"/>
+        <w:tblW w:type="auto" w:w="0"/>
+        <w:tblLook w:firstColumn="1" w:firstRow="1" w:lastColumn="0" w:lastRow="0" w:noHBand="0" w:noVBand="1" w:val="04A0"/>
+      </w:tblPr>
+      <w:tblGrid>
+        <w:gridCol w:w="720"/>
+        <w:gridCol w:w="720"/>
+        <w:gridCol w:w="720"/>
+        <w:gridCol w:w="720"/>
+        <w:gridCol w:w="720"/>
+        <w:gridCol w:w="720"/>
+        <w:gridCol w:w="720"/>
+        <w:gridCol w:w="720"/>
+        <w:gridCol w:w="720"/>
+        <w:gridCol w:w="720"/>
+        <w:gridCol w:w="720"/>
+        <w:gridCol w:w="720"/>
+      </w:tblGrid>
+      <w:tr>
+        <w:tc>
+          <w:tcPr>
+            <w:tcW w:type="dxa" w:w="720"/>
+            <w:shd w:val="clear" w:fill="D9E2F3"/>
+          </w:tcPr>
+          <w:p>
+            <w:r>
+              <w:rPr>
+                <w:b/>
+                <w:sz w:val="19"/>
+              </w:rPr>
+              <w:t>職業</w:t>
+            </w:r>
+          </w:p>
+        </w:tc>
+        <w:tc>
+          <w:tcPr>
+            <w:tcW w:type="dxa" w:w="720"/>
+            <w:shd w:val="clear" w:fill="D9E2F3"/>
+          </w:tcPr>
+          <w:p>
+            <w:r>
+              <w:rPr>
+                <w:b/>
+                <w:sz w:val="19"/>
+              </w:rPr>
+              <w:t>場數</w:t>
+            </w:r>
+          </w:p>
+        </w:tc>
+        <w:tc>
+          <w:tcPr>
+            <w:tcW w:type="dxa" w:w="720"/>
+            <w:shd w:val="clear" w:fill="D9E2F3"/>
+          </w:tcPr>
+          <w:p>
+            <w:r>
+              <w:rPr>
+                <w:b/>
+                <w:sz w:val="19"/>
+              </w:rPr>
+              <w:t>存活輪數</w:t>
+            </w:r>
+          </w:p>
+        </w:tc>
+        <w:tc>
+          <w:tcPr>
+            <w:tcW w:type="dxa" w:w="720"/>
+            <w:shd w:val="clear" w:fill="D9E2F3"/>
+          </w:tcPr>
+          <w:p>
+            <w:r>
+              <w:rPr>
+                <w:b/>
+                <w:sz w:val="19"/>
+              </w:rPr>
+              <w:t>z</w:t>
+            </w:r>
+          </w:p>
+        </w:tc>
+        <w:tc>
+          <w:tcPr>
+            <w:tcW w:type="dxa" w:w="720"/>
+            <w:shd w:val="clear" w:fill="D9E2F3"/>
+          </w:tcPr>
+          <w:p>
+            <w:r>
+              <w:rPr>
+                <w:b/>
+                <w:sz w:val="19"/>
+              </w:rPr>
+              <w:t>存活率</w:t>
+            </w:r>
+          </w:p>
+        </w:tc>
+        <w:tc>
+          <w:tcPr>
+            <w:tcW w:type="dxa" w:w="720"/>
+            <w:shd w:val="clear" w:fill="D9E2F3"/>
+          </w:tcPr>
+          <w:p>
+            <w:r>
+              <w:rPr>
+                <w:b/>
+                <w:sz w:val="19"/>
+              </w:rPr>
+              <w:t>名次分</w:t>
+            </w:r>
+          </w:p>
+        </w:tc>
+        <w:tc>
+          <w:tcPr>
+            <w:tcW w:type="dxa" w:w="720"/>
+            <w:shd w:val="clear" w:fill="D9E2F3"/>
+          </w:tcPr>
+          <w:p>
+            <w:r>
+              <w:rPr>
+                <w:b/>
+                <w:sz w:val="19"/>
+              </w:rPr>
+              <w:t>前3</w:t>
+            </w:r>
+          </w:p>
+        </w:tc>
+        <w:tc>
+          <w:tcPr>
+            <w:tcW w:type="dxa" w:w="720"/>
+            <w:shd w:val="clear" w:fill="D9E2F3"/>
+          </w:tcPr>
+          <w:p>
+            <w:r>
+              <w:rPr>
+                <w:b/>
+                <w:sz w:val="19"/>
+              </w:rPr>
+              <w:t>早死(≤2輪)</w:t>
+            </w:r>
+          </w:p>
+        </w:tc>
+        <w:tc>
+          <w:tcPr>
+            <w:tcW w:type="dxa" w:w="720"/>
+            <w:shd w:val="clear" w:fill="D9E2F3"/>
+          </w:tcPr>
+          <w:p>
+            <w:r>
+              <w:rPr>
+                <w:b/>
+                <w:sz w:val="19"/>
+              </w:rPr>
+              <w:t>場均擊殺</w:t>
+            </w:r>
+          </w:p>
+        </w:tc>
+        <w:tc>
+          <w:tcPr>
+            <w:tcW w:type="dxa" w:w="720"/>
+            <w:shd w:val="clear" w:fill="D9E2F3"/>
+          </w:tcPr>
+          <w:p>
+            <w:r>
+              <w:rPr>
+                <w:b/>
+                <w:sz w:val="19"/>
+              </w:rPr>
+              <w:t>場均輸出</w:t>
+            </w:r>
+          </w:p>
+        </w:tc>
+        <w:tc>
+          <w:tcPr>
+            <w:tcW w:type="dxa" w:w="720"/>
+            <w:shd w:val="clear" w:fill="D9E2F3"/>
+          </w:tcPr>
+          <w:p>
+            <w:r>
+              <w:rPr>
+                <w:b/>
+                <w:sz w:val="19"/>
+              </w:rPr>
+              <w:t>場均承傷</w:t>
+            </w:r>
+          </w:p>
+        </w:tc>
+        <w:tc>
+          <w:tcPr>
+            <w:tcW w:type="dxa" w:w="720"/>
+            <w:shd w:val="clear" w:fill="D9E2F3"/>
+          </w:tcPr>
+          <w:p>
+            <w:r>
+              <w:rPr>
+                <w:b/>
+                <w:sz w:val="19"/>
+              </w:rPr>
+              <w:t>理論→修正</w:t>
+            </w:r>
+          </w:p>
+        </w:tc>
+      </w:tr>
+      <w:tr>
+        <w:tc>
+          <w:tcPr>
+            <w:tcW w:type="dxa" w:w="720"/>
+          </w:tcPr>
+          <w:p>
+            <w:r>
+              <w:rPr>
+                <w:sz w:val="19"/>
+              </w:rPr>
+              <w:t>飲品師</w:t>
+            </w:r>
+          </w:p>
+        </w:tc>
+        <w:tc>
+          <w:tcPr>
+            <w:tcW w:type="dxa" w:w="720"/>
+          </w:tcPr>
+          <w:p>
+            <w:r>
+              <w:rPr>
+                <w:sz w:val="19"/>
+              </w:rPr>
+              <w:t>315</w:t>
+            </w:r>
+          </w:p>
+        </w:tc>
+        <w:tc>
+          <w:tcPr>
+            <w:tcW w:type="dxa" w:w="720"/>
+          </w:tcPr>
+          <w:p>
+            <w:r>
+              <w:rPr>
+                <w:sz w:val="19"/>
+              </w:rPr>
+              <w:t>4.06</w:t>
+            </w:r>
+          </w:p>
+        </w:tc>
+        <w:tc>
+          <w:tcPr>
+            <w:tcW w:type="dxa" w:w="720"/>
+          </w:tcPr>
+          <w:p>
+            <w:r>
+              <w:rPr>
+                <w:sz w:val="19"/>
+              </w:rPr>
+              <w:t>-2.3</w:t>
+            </w:r>
+          </w:p>
+        </w:tc>
+        <w:tc>
+          <w:tcPr>
+            <w:tcW w:type="dxa" w:w="720"/>
+          </w:tcPr>
+          <w:p>
+            <w:r>
+              <w:rPr>
+                <w:sz w:val="19"/>
+              </w:rPr>
+              <w:t>5%</w:t>
+            </w:r>
+          </w:p>
+        </w:tc>
+        <w:tc>
+          <w:tcPr>
+            <w:tcW w:type="dxa" w:w="720"/>
+          </w:tcPr>
+          <w:p>
+            <w:r>
+              <w:rPr>
+                <w:sz w:val="19"/>
+              </w:rPr>
+              <w:t>56</w:t>
+            </w:r>
+          </w:p>
+        </w:tc>
+        <w:tc>
+          <w:tcPr>
+            <w:tcW w:type="dxa" w:w="720"/>
+          </w:tcPr>
+          <w:p>
+            <w:r>
+              <w:rPr>
+                <w:sz w:val="19"/>
+              </w:rPr>
+              <w:t>43%</w:t>
+            </w:r>
+          </w:p>
+        </w:tc>
+        <w:tc>
+          <w:tcPr>
+            <w:tcW w:type="dxa" w:w="720"/>
+          </w:tcPr>
+          <w:p>
+            <w:r>
+              <w:rPr>
+                <w:sz w:val="19"/>
+              </w:rPr>
+              <w:t>17%</w:t>
+            </w:r>
+          </w:p>
+        </w:tc>
+        <w:tc>
+          <w:tcPr>
+            <w:tcW w:type="dxa" w:w="720"/>
+          </w:tcPr>
+          <w:p>
+            <w:r>
+              <w:rPr>
+                <w:sz w:val="19"/>
+              </w:rPr>
+              <w:t>0.36</w:t>
+            </w:r>
+          </w:p>
+        </w:tc>
+        <w:tc>
+          <w:tcPr>
+            <w:tcW w:type="dxa" w:w="720"/>
+          </w:tcPr>
+          <w:p>
+            <w:r>
+              <w:rPr>
+                <w:sz w:val="19"/>
+              </w:rPr>
+              <w:t>4.1</w:t>
+            </w:r>
+          </w:p>
+        </w:tc>
+        <w:tc>
+          <w:tcPr>
+            <w:tcW w:type="dxa" w:w="720"/>
+          </w:tcPr>
+          <w:p>
+            <w:r>
+              <w:rPr>
+                <w:sz w:val="19"/>
+              </w:rPr>
+              <w:t>10.1</w:t>
+            </w:r>
+          </w:p>
+        </w:tc>
+        <w:tc>
+          <w:tcPr>
+            <w:tcW w:type="dxa" w:w="720"/>
+          </w:tcPr>
+          <w:p>
+            <w:r>
+              <w:rPr>
+                <w:sz w:val="19"/>
+              </w:rPr>
+              <w:t>8.3→7.6</w:t>
+            </w:r>
+          </w:p>
+        </w:tc>
+      </w:tr>
+      <w:tr>
+        <w:tc>
+          <w:tcPr>
+            <w:tcW w:type="dxa" w:w="720"/>
+          </w:tcPr>
+          <w:p>
+            <w:r>
+              <w:rPr>
+                <w:sz w:val="19"/>
+              </w:rPr>
+              <w:t>馴獸師</w:t>
+            </w:r>
+          </w:p>
+        </w:tc>
+        <w:tc>
+          <w:tcPr>
+            <w:tcW w:type="dxa" w:w="720"/>
+          </w:tcPr>
+          <w:p>
+            <w:r>
+              <w:rPr>
+                <w:sz w:val="19"/>
+              </w:rPr>
+              <w:t>299</w:t>
+            </w:r>
+          </w:p>
+        </w:tc>
+        <w:tc>
+          <w:tcPr>
+            <w:tcW w:type="dxa" w:w="720"/>
+          </w:tcPr>
+          <w:p>
+            <w:r>
+              <w:rPr>
+                <w:sz w:val="19"/>
+              </w:rPr>
+              <w:t>4.32</w:t>
+            </w:r>
+          </w:p>
+        </w:tc>
+        <w:tc>
+          <w:tcPr>
+            <w:tcW w:type="dxa" w:w="720"/>
+          </w:tcPr>
+          <w:p>
+            <w:r>
+              <w:rPr>
+                <w:sz w:val="19"/>
+              </w:rPr>
+              <w:t>+0.5</w:t>
+            </w:r>
+          </w:p>
+        </w:tc>
+        <w:tc>
+          <w:tcPr>
+            <w:tcW w:type="dxa" w:w="720"/>
+          </w:tcPr>
+          <w:p>
+            <w:r>
+              <w:rPr>
+                <w:sz w:val="19"/>
+              </w:rPr>
+              <w:t>9%</w:t>
+            </w:r>
+          </w:p>
+        </w:tc>
+        <w:tc>
+          <w:tcPr>
+            <w:tcW w:type="dxa" w:w="720"/>
+          </w:tcPr>
+          <w:p>
+            <w:r>
+              <w:rPr>
+                <w:sz w:val="19"/>
+              </w:rPr>
+              <w:t>71</w:t>
+            </w:r>
+          </w:p>
+        </w:tc>
+        <w:tc>
+          <w:tcPr>
+            <w:tcW w:type="dxa" w:w="720"/>
+          </w:tcPr>
+          <w:p>
+            <w:r>
+              <w:rPr>
+                <w:sz w:val="19"/>
+              </w:rPr>
+              <w:t>60%</w:t>
+            </w:r>
+          </w:p>
+        </w:tc>
+        <w:tc>
+          <w:tcPr>
+            <w:tcW w:type="dxa" w:w="720"/>
+          </w:tcPr>
+          <w:p>
+            <w:r>
+              <w:rPr>
+                <w:sz w:val="19"/>
+              </w:rPr>
+              <w:t>16%</w:t>
+            </w:r>
+          </w:p>
+        </w:tc>
+        <w:tc>
+          <w:tcPr>
+            <w:tcW w:type="dxa" w:w="720"/>
+          </w:tcPr>
+          <w:p>
+            <w:r>
+              <w:rPr>
+                <w:sz w:val="19"/>
+              </w:rPr>
+              <w:t>0.56</w:t>
+            </w:r>
+          </w:p>
+        </w:tc>
+        <w:tc>
+          <w:tcPr>
+            <w:tcW w:type="dxa" w:w="720"/>
+          </w:tcPr>
+          <w:p>
+            <w:r>
+              <w:rPr>
+                <w:sz w:val="19"/>
+              </w:rPr>
+              <w:t>6.3</w:t>
+            </w:r>
+          </w:p>
+        </w:tc>
+        <w:tc>
+          <w:tcPr>
+            <w:tcW w:type="dxa" w:w="720"/>
+          </w:tcPr>
+          <w:p>
+            <w:r>
+              <w:rPr>
+                <w:sz w:val="19"/>
+              </w:rPr>
+              <w:t>9.9</w:t>
+            </w:r>
+          </w:p>
+        </w:tc>
+        <w:tc>
+          <w:tcPr>
+            <w:tcW w:type="dxa" w:w="720"/>
+          </w:tcPr>
+          <w:p>
+            <w:r>
+              <w:rPr>
+                <w:sz w:val="19"/>
+              </w:rPr>
+              <w:t>7.4→7.3</w:t>
+            </w:r>
+          </w:p>
+        </w:tc>
+      </w:tr>
+      <w:tr>
+        <w:tc>
+          <w:tcPr>
+            <w:tcW w:type="dxa" w:w="720"/>
+          </w:tcPr>
+          <w:p>
+            <w:r>
+              <w:rPr>
+                <w:sz w:val="19"/>
+              </w:rPr>
+              <w:t>庸才</w:t>
+            </w:r>
+          </w:p>
+        </w:tc>
+        <w:tc>
+          <w:tcPr>
+            <w:tcW w:type="dxa" w:w="720"/>
+          </w:tcPr>
+          <w:p>
+            <w:r>
+              <w:rPr>
+                <w:sz w:val="19"/>
+              </w:rPr>
+              <w:t>327</w:t>
+            </w:r>
+          </w:p>
+        </w:tc>
+        <w:tc>
+          <w:tcPr>
+            <w:tcW w:type="dxa" w:w="720"/>
+          </w:tcPr>
+          <w:p>
+            <w:r>
+              <w:rPr>
+                <w:sz w:val="19"/>
+              </w:rPr>
+              <w:t>4.5</w:t>
+            </w:r>
+          </w:p>
+        </w:tc>
+        <w:tc>
+          <w:tcPr>
+            <w:tcW w:type="dxa" w:w="720"/>
+          </w:tcPr>
+          <w:p>
+            <w:r>
+              <w:rPr>
+                <w:sz w:val="19"/>
+              </w:rPr>
+              <w:t>+2.5</w:t>
+            </w:r>
+          </w:p>
+        </w:tc>
+        <w:tc>
+          <w:tcPr>
+            <w:tcW w:type="dxa" w:w="720"/>
+          </w:tcPr>
+          <w:p>
+            <w:r>
+              <w:rPr>
+                <w:sz w:val="19"/>
+              </w:rPr>
+              <w:t>18%</w:t>
+            </w:r>
+          </w:p>
+        </w:tc>
+        <w:tc>
+          <w:tcPr>
+            <w:tcW w:type="dxa" w:w="720"/>
+          </w:tcPr>
+          <w:p>
+            <w:r>
+              <w:rPr>
+                <w:sz w:val="19"/>
+              </w:rPr>
+              <w:t>60</w:t>
+            </w:r>
+          </w:p>
+        </w:tc>
+        <w:tc>
+          <w:tcPr>
+            <w:tcW w:type="dxa" w:w="720"/>
+          </w:tcPr>
+          <w:p>
+            <w:r>
+              <w:rPr>
+                <w:sz w:val="19"/>
+              </w:rPr>
+              <w:t>46%</w:t>
+            </w:r>
+          </w:p>
+        </w:tc>
+        <w:tc>
+          <w:tcPr>
+            <w:tcW w:type="dxa" w:w="720"/>
+          </w:tcPr>
+          <w:p>
+            <w:r>
+              <w:rPr>
+                <w:sz w:val="19"/>
+              </w:rPr>
+              <w:t>19%</w:t>
+            </w:r>
+          </w:p>
+        </w:tc>
+        <w:tc>
+          <w:tcPr>
+            <w:tcW w:type="dxa" w:w="720"/>
+          </w:tcPr>
+          <w:p>
+            <w:r>
+              <w:rPr>
+                <w:sz w:val="19"/>
+              </w:rPr>
+              <w:t>0.21</w:t>
+            </w:r>
+          </w:p>
+        </w:tc>
+        <w:tc>
+          <w:tcPr>
+            <w:tcW w:type="dxa" w:w="720"/>
+          </w:tcPr>
+          <w:p>
+            <w:r>
+              <w:rPr>
+                <w:sz w:val="19"/>
+              </w:rPr>
+              <w:t>3.1</w:t>
+            </w:r>
+          </w:p>
+        </w:tc>
+        <w:tc>
+          <w:tcPr>
+            <w:tcW w:type="dxa" w:w="720"/>
+          </w:tcPr>
+          <w:p>
+            <w:r>
+              <w:rPr>
+                <w:sz w:val="19"/>
+              </w:rPr>
+              <w:t>12.8</w:t>
+            </w:r>
+          </w:p>
+        </w:tc>
+        <w:tc>
+          <w:tcPr>
+            <w:tcW w:type="dxa" w:w="720"/>
+          </w:tcPr>
+          <w:p>
+            <w:r>
+              <w:rPr>
+                <w:sz w:val="19"/>
+              </w:rPr>
+              <w:t>6.7→7.0</w:t>
+            </w:r>
+          </w:p>
+        </w:tc>
+      </w:tr>
+      <w:tr>
+        <w:tc>
+          <w:tcPr>
+            <w:tcW w:type="dxa" w:w="720"/>
+          </w:tcPr>
+          <w:p>
+            <w:r>
+              <w:rPr>
+                <w:sz w:val="19"/>
+              </w:rPr>
+              <w:t>超度師</w:t>
+            </w:r>
+          </w:p>
+        </w:tc>
+        <w:tc>
+          <w:tcPr>
+            <w:tcW w:type="dxa" w:w="720"/>
+          </w:tcPr>
+          <w:p>
+            <w:r>
+              <w:rPr>
+                <w:sz w:val="19"/>
+              </w:rPr>
+              <w:t>298</w:t>
+            </w:r>
+          </w:p>
+        </w:tc>
+        <w:tc>
+          <w:tcPr>
+            <w:tcW w:type="dxa" w:w="720"/>
+          </w:tcPr>
+          <w:p>
+            <w:r>
+              <w:rPr>
+                <w:sz w:val="19"/>
+              </w:rPr>
+              <w:t>5.09</w:t>
+            </w:r>
+          </w:p>
+        </w:tc>
+        <w:tc>
+          <w:tcPr>
+            <w:tcW w:type="dxa" w:w="720"/>
+          </w:tcPr>
+          <w:p>
+            <w:r>
+              <w:rPr>
+                <w:sz w:val="19"/>
+              </w:rPr>
+              <w:t>+8.6</w:t>
+            </w:r>
+          </w:p>
+        </w:tc>
+        <w:tc>
+          <w:tcPr>
+            <w:tcW w:type="dxa" w:w="720"/>
+          </w:tcPr>
+          <w:p>
+            <w:r>
+              <w:rPr>
+                <w:sz w:val="19"/>
+              </w:rPr>
+              <w:t>11%</w:t>
+            </w:r>
+          </w:p>
+        </w:tc>
+        <w:tc>
+          <w:tcPr>
+            <w:tcW w:type="dxa" w:w="720"/>
+          </w:tcPr>
+          <w:p>
+            <w:r>
+              <w:rPr>
+                <w:sz w:val="19"/>
+              </w:rPr>
+              <w:t>59</w:t>
+            </w:r>
+          </w:p>
+        </w:tc>
+        <w:tc>
+          <w:tcPr>
+            <w:tcW w:type="dxa" w:w="720"/>
+          </w:tcPr>
+          <w:p>
+            <w:r>
+              <w:rPr>
+                <w:sz w:val="19"/>
+              </w:rPr>
+              <w:t>45%</w:t>
+            </w:r>
+          </w:p>
+        </w:tc>
+        <w:tc>
+          <w:tcPr>
+            <w:tcW w:type="dxa" w:w="720"/>
+          </w:tcPr>
+          <w:p>
+            <w:r>
+              <w:rPr>
+                <w:sz w:val="19"/>
+              </w:rPr>
+              <w:t>2%</w:t>
+            </w:r>
+          </w:p>
+        </w:tc>
+        <w:tc>
+          <w:tcPr>
+            <w:tcW w:type="dxa" w:w="720"/>
+          </w:tcPr>
+          <w:p>
+            <w:r>
+              <w:rPr>
+                <w:sz w:val="19"/>
+              </w:rPr>
+              <w:t>0.3</w:t>
+            </w:r>
+          </w:p>
+        </w:tc>
+        <w:tc>
+          <w:tcPr>
+            <w:tcW w:type="dxa" w:w="720"/>
+          </w:tcPr>
+          <w:p>
+            <w:r>
+              <w:rPr>
+                <w:sz w:val="19"/>
+              </w:rPr>
+              <w:t>3.8</w:t>
+            </w:r>
+          </w:p>
+        </w:tc>
+        <w:tc>
+          <w:tcPr>
+            <w:tcW w:type="dxa" w:w="720"/>
+          </w:tcPr>
+          <w:p>
+            <w:r>
+              <w:rPr>
+                <w:sz w:val="19"/>
+              </w:rPr>
+              <w:t>14.1</w:t>
+            </w:r>
+          </w:p>
+        </w:tc>
+        <w:tc>
+          <w:tcPr>
+            <w:tcW w:type="dxa" w:w="720"/>
+          </w:tcPr>
+          <w:p>
+            <w:r>
+              <w:rPr>
+                <w:sz w:val="19"/>
+              </w:rPr>
+              <w:t>6.4→7.0</w:t>
+            </w:r>
+          </w:p>
+        </w:tc>
+      </w:tr>
+      <w:tr>
+        <w:tc>
+          <w:tcPr>
+            <w:tcW w:type="dxa" w:w="720"/>
+          </w:tcPr>
+          <w:p>
+            <w:r>
+              <w:rPr>
+                <w:sz w:val="19"/>
+              </w:rPr>
+              <w:t>雇傭兵</w:t>
+            </w:r>
+          </w:p>
+        </w:tc>
+        <w:tc>
+          <w:tcPr>
+            <w:tcW w:type="dxa" w:w="720"/>
+          </w:tcPr>
+          <w:p>
+            <w:r>
+              <w:rPr>
+                <w:sz w:val="19"/>
+              </w:rPr>
+              <w:t>306</w:t>
+            </w:r>
+          </w:p>
+        </w:tc>
+        <w:tc>
+          <w:tcPr>
+            <w:tcW w:type="dxa" w:w="720"/>
+          </w:tcPr>
+          <w:p>
+            <w:r>
+              <w:rPr>
+                <w:sz w:val="19"/>
+              </w:rPr>
+              <w:t>4.26</w:t>
+            </w:r>
+          </w:p>
+        </w:tc>
+        <w:tc>
+          <w:tcPr>
+            <w:tcW w:type="dxa" w:w="720"/>
+          </w:tcPr>
+          <w:p>
+            <w:r>
+              <w:rPr>
+                <w:sz w:val="19"/>
+              </w:rPr>
+              <w:t>-0.1</w:t>
+            </w:r>
+          </w:p>
+        </w:tc>
+        <w:tc>
+          <w:tcPr>
+            <w:tcW w:type="dxa" w:w="720"/>
+          </w:tcPr>
+          <w:p>
+            <w:r>
+              <w:rPr>
+                <w:sz w:val="19"/>
+              </w:rPr>
+              <w:t>7%</w:t>
+            </w:r>
+          </w:p>
+        </w:tc>
+        <w:tc>
+          <w:tcPr>
+            <w:tcW w:type="dxa" w:w="720"/>
+          </w:tcPr>
+          <w:p>
+            <w:r>
+              <w:rPr>
+                <w:sz w:val="19"/>
+              </w:rPr>
+              <w:t>58</w:t>
+            </w:r>
+          </w:p>
+        </w:tc>
+        <w:tc>
+          <w:tcPr>
+            <w:tcW w:type="dxa" w:w="720"/>
+          </w:tcPr>
+          <w:p>
+            <w:r>
+              <w:rPr>
+                <w:sz w:val="19"/>
+              </w:rPr>
+              <w:t>41%</w:t>
+            </w:r>
+          </w:p>
+        </w:tc>
+        <w:tc>
+          <w:tcPr>
+            <w:tcW w:type="dxa" w:w="720"/>
+          </w:tcPr>
+          <w:p>
+            <w:r>
+              <w:rPr>
+                <w:sz w:val="19"/>
+              </w:rPr>
+              <w:t>17%</w:t>
+            </w:r>
+          </w:p>
+        </w:tc>
+        <w:tc>
+          <w:tcPr>
+            <w:tcW w:type="dxa" w:w="720"/>
+          </w:tcPr>
+          <w:p>
+            <w:r>
+              <w:rPr>
+                <w:sz w:val="19"/>
+              </w:rPr>
+              <w:t>0.47</w:t>
+            </w:r>
+          </w:p>
+        </w:tc>
+        <w:tc>
+          <w:tcPr>
+            <w:tcW w:type="dxa" w:w="720"/>
+          </w:tcPr>
+          <w:p>
+            <w:r>
+              <w:rPr>
+                <w:sz w:val="19"/>
+              </w:rPr>
+              <w:t>4.7</w:t>
+            </w:r>
+          </w:p>
+        </w:tc>
+        <w:tc>
+          <w:tcPr>
+            <w:tcW w:type="dxa" w:w="720"/>
+          </w:tcPr>
+          <w:p>
+            <w:r>
+              <w:rPr>
+                <w:sz w:val="19"/>
+              </w:rPr>
+              <w:t>10.0</w:t>
+            </w:r>
+          </w:p>
+        </w:tc>
+        <w:tc>
+          <w:tcPr>
+            <w:tcW w:type="dxa" w:w="720"/>
+          </w:tcPr>
+          <w:p>
+            <w:r>
+              <w:rPr>
+                <w:sz w:val="19"/>
+              </w:rPr>
+              <w:t>8.0→6.9</w:t>
+            </w:r>
+          </w:p>
+        </w:tc>
+      </w:tr>
+      <w:tr>
+        <w:tc>
+          <w:tcPr>
+            <w:tcW w:type="dxa" w:w="720"/>
+          </w:tcPr>
+          <w:p>
+            <w:r>
+              <w:rPr>
+                <w:sz w:val="19"/>
+              </w:rPr>
+              <w:t>屠夫</w:t>
+            </w:r>
+          </w:p>
+        </w:tc>
+        <w:tc>
+          <w:tcPr>
+            <w:tcW w:type="dxa" w:w="720"/>
+          </w:tcPr>
+          <w:p>
+            <w:r>
+              <w:rPr>
+                <w:sz w:val="19"/>
+              </w:rPr>
+              <w:t>327</w:t>
+            </w:r>
+          </w:p>
+        </w:tc>
+        <w:tc>
+          <w:tcPr>
+            <w:tcW w:type="dxa" w:w="720"/>
+          </w:tcPr>
+          <w:p>
+            <w:r>
+              <w:rPr>
+                <w:sz w:val="19"/>
+              </w:rPr>
+              <w:t>4.57</w:t>
+            </w:r>
+          </w:p>
+        </w:tc>
+        <w:tc>
+          <w:tcPr>
+            <w:tcW w:type="dxa" w:w="720"/>
+          </w:tcPr>
+          <w:p>
+            <w:r>
+              <w:rPr>
+                <w:sz w:val="19"/>
+              </w:rPr>
+              <w:t>+3.3</w:t>
+            </w:r>
+          </w:p>
+        </w:tc>
+        <w:tc>
+          <w:tcPr>
+            <w:tcW w:type="dxa" w:w="720"/>
+          </w:tcPr>
+          <w:p>
+            <w:r>
+              <w:rPr>
+                <w:sz w:val="19"/>
+              </w:rPr>
+              <w:t>13%</w:t>
+            </w:r>
+          </w:p>
+        </w:tc>
+        <w:tc>
+          <w:tcPr>
+            <w:tcW w:type="dxa" w:w="720"/>
+          </w:tcPr>
+          <w:p>
+            <w:r>
+              <w:rPr>
+                <w:sz w:val="19"/>
+              </w:rPr>
+              <w:t>59</w:t>
+            </w:r>
+          </w:p>
+        </w:tc>
+        <w:tc>
+          <w:tcPr>
+            <w:tcW w:type="dxa" w:w="720"/>
+          </w:tcPr>
+          <w:p>
+            <w:r>
+              <w:rPr>
+                <w:sz w:val="19"/>
+              </w:rPr>
+              <w:t>46%</w:t>
+            </w:r>
+          </w:p>
+        </w:tc>
+        <w:tc>
+          <w:tcPr>
+            <w:tcW w:type="dxa" w:w="720"/>
+          </w:tcPr>
+          <w:p>
+            <w:r>
+              <w:rPr>
+                <w:sz w:val="19"/>
+              </w:rPr>
+              <w:t>12%</w:t>
+            </w:r>
+          </w:p>
+        </w:tc>
+        <w:tc>
+          <w:tcPr>
+            <w:tcW w:type="dxa" w:w="720"/>
+          </w:tcPr>
+          <w:p>
+            <w:r>
+              <w:rPr>
+                <w:sz w:val="19"/>
+              </w:rPr>
+              <w:t>0.37</w:t>
+            </w:r>
+          </w:p>
+        </w:tc>
+        <w:tc>
+          <w:tcPr>
+            <w:tcW w:type="dxa" w:w="720"/>
+          </w:tcPr>
+          <w:p>
+            <w:r>
+              <w:rPr>
+                <w:sz w:val="19"/>
+              </w:rPr>
+              <w:t>4.1</w:t>
+            </w:r>
+          </w:p>
+        </w:tc>
+        <w:tc>
+          <w:tcPr>
+            <w:tcW w:type="dxa" w:w="720"/>
+          </w:tcPr>
+          <w:p>
+            <w:r>
+              <w:rPr>
+                <w:sz w:val="19"/>
+              </w:rPr>
+              <w:t>10.5</w:t>
+            </w:r>
+          </w:p>
+        </w:tc>
+        <w:tc>
+          <w:tcPr>
+            <w:tcW w:type="dxa" w:w="720"/>
+          </w:tcPr>
+          <w:p>
+            <w:r>
+              <w:rPr>
+                <w:sz w:val="19"/>
+              </w:rPr>
+              <w:t>6.0→6.9</w:t>
+            </w:r>
+          </w:p>
+        </w:tc>
+      </w:tr>
+      <w:tr>
+        <w:tc>
+          <w:tcPr>
+            <w:tcW w:type="dxa" w:w="720"/>
+          </w:tcPr>
+          <w:p>
+            <w:r>
+              <w:rPr>
+                <w:sz w:val="19"/>
+              </w:rPr>
+              <w:t>入殮師</w:t>
+            </w:r>
+          </w:p>
+        </w:tc>
+        <w:tc>
+          <w:tcPr>
+            <w:tcW w:type="dxa" w:w="720"/>
+          </w:tcPr>
+          <w:p>
+            <w:r>
+              <w:rPr>
+                <w:sz w:val="19"/>
+              </w:rPr>
+              <w:t>307</w:t>
+            </w:r>
+          </w:p>
+        </w:tc>
+        <w:tc>
+          <w:tcPr>
+            <w:tcW w:type="dxa" w:w="720"/>
+          </w:tcPr>
+          <w:p>
+            <w:r>
+              <w:rPr>
+                <w:sz w:val="19"/>
+              </w:rPr>
+              <w:t>4.32</w:t>
+            </w:r>
+          </w:p>
+        </w:tc>
+        <w:tc>
+          <w:tcPr>
+            <w:tcW w:type="dxa" w:w="720"/>
+          </w:tcPr>
+          <w:p>
+            <w:r>
+              <w:rPr>
+                <w:sz w:val="19"/>
+              </w:rPr>
+              <w:t>+0.5</w:t>
+            </w:r>
+          </w:p>
+        </w:tc>
+        <w:tc>
+          <w:tcPr>
+            <w:tcW w:type="dxa" w:w="720"/>
+          </w:tcPr>
+          <w:p>
+            <w:r>
+              <w:rPr>
+                <w:sz w:val="19"/>
+              </w:rPr>
+              <w:t>14%</w:t>
+            </w:r>
+          </w:p>
+        </w:tc>
+        <w:tc>
+          <w:tcPr>
+            <w:tcW w:type="dxa" w:w="720"/>
+          </w:tcPr>
+          <w:p>
+            <w:r>
+              <w:rPr>
+                <w:sz w:val="19"/>
+              </w:rPr>
+              <w:t>59</w:t>
+            </w:r>
+          </w:p>
+        </w:tc>
+        <w:tc>
+          <w:tcPr>
+            <w:tcW w:type="dxa" w:w="720"/>
+          </w:tcPr>
+          <w:p>
+            <w:r>
+              <w:rPr>
+                <w:sz w:val="19"/>
+              </w:rPr>
+              <w:t>48%</w:t>
+            </w:r>
+          </w:p>
+        </w:tc>
+        <w:tc>
+          <w:tcPr>
+            <w:tcW w:type="dxa" w:w="720"/>
+          </w:tcPr>
+          <w:p>
+            <w:r>
+              <w:rPr>
+                <w:sz w:val="19"/>
+              </w:rPr>
+              <w:t>18%</w:t>
+            </w:r>
+          </w:p>
+        </w:tc>
+        <w:tc>
+          <w:tcPr>
+            <w:tcW w:type="dxa" w:w="720"/>
+          </w:tcPr>
+          <w:p>
+            <w:r>
+              <w:rPr>
+                <w:sz w:val="19"/>
+              </w:rPr>
+              <w:t>0.41</w:t>
+            </w:r>
+          </w:p>
+        </w:tc>
+        <w:tc>
+          <w:tcPr>
+            <w:tcW w:type="dxa" w:w="720"/>
+          </w:tcPr>
+          <w:p>
+            <w:r>
+              <w:rPr>
+                <w:sz w:val="19"/>
+              </w:rPr>
+              <w:t>4.5</w:t>
+            </w:r>
+          </w:p>
+        </w:tc>
+        <w:tc>
+          <w:tcPr>
+            <w:tcW w:type="dxa" w:w="720"/>
+          </w:tcPr>
+          <w:p>
+            <w:r>
+              <w:rPr>
+                <w:sz w:val="19"/>
+              </w:rPr>
+              <w:t>10.1</w:t>
+            </w:r>
+          </w:p>
+        </w:tc>
+        <w:tc>
+          <w:tcPr>
+            <w:tcW w:type="dxa" w:w="720"/>
+          </w:tcPr>
+          <w:p>
+            <w:r>
+              <w:rPr>
+                <w:sz w:val="19"/>
+              </w:rPr>
+              <w:t>7.3→6.8</w:t>
+            </w:r>
+          </w:p>
+        </w:tc>
+      </w:tr>
+      <w:tr>
+        <w:tc>
+          <w:tcPr>
+            <w:tcW w:type="dxa" w:w="720"/>
+          </w:tcPr>
+          <w:p>
+            <w:r>
+              <w:rPr>
+                <w:sz w:val="19"/>
+              </w:rPr>
+              <w:t>私家偵探</w:t>
+            </w:r>
+          </w:p>
+        </w:tc>
+        <w:tc>
+          <w:tcPr>
+            <w:tcW w:type="dxa" w:w="720"/>
+          </w:tcPr>
+          <w:p>
+            <w:r>
+              <w:rPr>
+                <w:sz w:val="19"/>
+              </w:rPr>
+              <w:t>293</w:t>
+            </w:r>
+          </w:p>
+        </w:tc>
+        <w:tc>
+          <w:tcPr>
+            <w:tcW w:type="dxa" w:w="720"/>
+          </w:tcPr>
+          <w:p>
+            <w:r>
+              <w:rPr>
+                <w:sz w:val="19"/>
+              </w:rPr>
+              <w:t>4.02</w:t>
+            </w:r>
+          </w:p>
+        </w:tc>
+        <w:tc>
+          <w:tcPr>
+            <w:tcW w:type="dxa" w:w="720"/>
+          </w:tcPr>
+          <w:p>
+            <w:r>
+              <w:rPr>
+                <w:sz w:val="19"/>
+              </w:rPr>
+              <w:t>-2.6</w:t>
+            </w:r>
+          </w:p>
+        </w:tc>
+        <w:tc>
+          <w:tcPr>
+            <w:tcW w:type="dxa" w:w="720"/>
+          </w:tcPr>
+          <w:p>
+            <w:r>
+              <w:rPr>
+                <w:sz w:val="19"/>
+              </w:rPr>
+              <w:t>8%</w:t>
+            </w:r>
+          </w:p>
+        </w:tc>
+        <w:tc>
+          <w:tcPr>
+            <w:tcW w:type="dxa" w:w="720"/>
+          </w:tcPr>
+          <w:p>
+            <w:r>
+              <w:rPr>
+                <w:sz w:val="19"/>
+              </w:rPr>
+              <w:t>58</w:t>
+            </w:r>
+          </w:p>
+        </w:tc>
+        <w:tc>
+          <w:tcPr>
+            <w:tcW w:type="dxa" w:w="720"/>
+          </w:tcPr>
+          <w:p>
+            <w:r>
+              <w:rPr>
+                <w:sz w:val="19"/>
+              </w:rPr>
+              <w:t>42%</w:t>
+            </w:r>
+          </w:p>
+        </w:tc>
+        <w:tc>
+          <w:tcPr>
+            <w:tcW w:type="dxa" w:w="720"/>
+          </w:tcPr>
+          <w:p>
+            <w:r>
+              <w:rPr>
+                <w:sz w:val="19"/>
+              </w:rPr>
+              <w:t>21%</w:t>
+            </w:r>
+          </w:p>
+        </w:tc>
+        <w:tc>
+          <w:tcPr>
+            <w:tcW w:type="dxa" w:w="720"/>
+          </w:tcPr>
+          <w:p>
+            <w:r>
+              <w:rPr>
+                <w:sz w:val="19"/>
+              </w:rPr>
+              <w:t>0.46</w:t>
+            </w:r>
+          </w:p>
+        </w:tc>
+        <w:tc>
+          <w:tcPr>
+            <w:tcW w:type="dxa" w:w="720"/>
+          </w:tcPr>
+          <w:p>
+            <w:r>
+              <w:rPr>
+                <w:sz w:val="19"/>
+              </w:rPr>
+              <w:t>5.9</w:t>
+            </w:r>
+          </w:p>
+        </w:tc>
+        <w:tc>
+          <w:tcPr>
+            <w:tcW w:type="dxa" w:w="720"/>
+          </w:tcPr>
+          <w:p>
+            <w:r>
+              <w:rPr>
+                <w:sz w:val="19"/>
+              </w:rPr>
+              <w:t>10.1</w:t>
+            </w:r>
+          </w:p>
+        </w:tc>
+        <w:tc>
+          <w:tcPr>
+            <w:tcW w:type="dxa" w:w="720"/>
+          </w:tcPr>
+          <w:p>
+            <w:r>
+              <w:rPr>
+                <w:sz w:val="19"/>
+              </w:rPr>
+              <w:t>6.5→6.3</w:t>
+            </w:r>
+          </w:p>
+        </w:tc>
+      </w:tr>
+      <w:tr>
+        <w:tc>
+          <w:tcPr>
+            <w:tcW w:type="dxa" w:w="720"/>
+          </w:tcPr>
+          <w:p>
+            <w:r>
+              <w:rPr>
+                <w:sz w:val="19"/>
+              </w:rPr>
+              <w:t>吸血鬼</w:t>
+            </w:r>
+          </w:p>
+        </w:tc>
+        <w:tc>
+          <w:tcPr>
+            <w:tcW w:type="dxa" w:w="720"/>
+          </w:tcPr>
+          <w:p>
+            <w:r>
+              <w:rPr>
+                <w:sz w:val="19"/>
+              </w:rPr>
+              <w:t>320</w:t>
+            </w:r>
+          </w:p>
+        </w:tc>
+        <w:tc>
+          <w:tcPr>
+            <w:tcW w:type="dxa" w:w="720"/>
+          </w:tcPr>
+          <w:p>
+            <w:r>
+              <w:rPr>
+                <w:sz w:val="19"/>
+              </w:rPr>
+              <w:t>4.27</w:t>
+            </w:r>
+          </w:p>
+        </w:tc>
+        <w:tc>
+          <w:tcPr>
+            <w:tcW w:type="dxa" w:w="720"/>
+          </w:tcPr>
+          <w:p>
+            <w:r>
+              <w:rPr>
+                <w:sz w:val="19"/>
+              </w:rPr>
+              <w:t>-0.1</w:t>
+            </w:r>
+          </w:p>
+        </w:tc>
+        <w:tc>
+          <w:tcPr>
+            <w:tcW w:type="dxa" w:w="720"/>
+          </w:tcPr>
+          <w:p>
+            <w:r>
+              <w:rPr>
+                <w:sz w:val="19"/>
+              </w:rPr>
+              <w:t>8%</w:t>
+            </w:r>
+          </w:p>
+        </w:tc>
+        <w:tc>
+          <w:tcPr>
+            <w:tcW w:type="dxa" w:w="720"/>
+          </w:tcPr>
+          <w:p>
+            <w:r>
+              <w:rPr>
+                <w:sz w:val="19"/>
+              </w:rPr>
+              <w:t>59</w:t>
+            </w:r>
+          </w:p>
+        </w:tc>
+        <w:tc>
+          <w:tcPr>
+            <w:tcW w:type="dxa" w:w="720"/>
+          </w:tcPr>
+          <w:p>
+            <w:r>
+              <w:rPr>
+                <w:sz w:val="19"/>
+              </w:rPr>
+              <w:t>46%</w:t>
+            </w:r>
+          </w:p>
+        </w:tc>
+        <w:tc>
+          <w:tcPr>
+            <w:tcW w:type="dxa" w:w="720"/>
+          </w:tcPr>
+          <w:p>
+            <w:r>
+              <w:rPr>
+                <w:sz w:val="19"/>
+              </w:rPr>
+              <w:t>17%</w:t>
+            </w:r>
+          </w:p>
+        </w:tc>
+        <w:tc>
+          <w:tcPr>
+            <w:tcW w:type="dxa" w:w="720"/>
+          </w:tcPr>
+          <w:p>
+            <w:r>
+              <w:rPr>
+                <w:sz w:val="19"/>
+              </w:rPr>
+              <w:t>0.37</w:t>
+            </w:r>
+          </w:p>
+        </w:tc>
+        <w:tc>
+          <w:tcPr>
+            <w:tcW w:type="dxa" w:w="720"/>
+          </w:tcPr>
+          <w:p>
+            <w:r>
+              <w:rPr>
+                <w:sz w:val="19"/>
+              </w:rPr>
+              <w:t>4.5</w:t>
+            </w:r>
+          </w:p>
+        </w:tc>
+        <w:tc>
+          <w:tcPr>
+            <w:tcW w:type="dxa" w:w="720"/>
+          </w:tcPr>
+          <w:p>
+            <w:r>
+              <w:rPr>
+                <w:sz w:val="19"/>
+              </w:rPr>
+              <w:t>10.5</w:t>
+            </w:r>
+          </w:p>
+        </w:tc>
+        <w:tc>
+          <w:tcPr>
+            <w:tcW w:type="dxa" w:w="720"/>
+          </w:tcPr>
+          <w:p>
+            <w:r>
+              <w:rPr>
+                <w:sz w:val="19"/>
+              </w:rPr>
+              <w:t>5.6→6.2</w:t>
+            </w:r>
+          </w:p>
+        </w:tc>
+      </w:tr>
+      <w:tr>
+        <w:tc>
+          <w:tcPr>
+            <w:tcW w:type="dxa" w:w="720"/>
+          </w:tcPr>
+          <w:p>
+            <w:r>
+              <w:rPr>
+                <w:sz w:val="19"/>
+              </w:rPr>
+              <w:t>攀岩者</w:t>
+            </w:r>
+          </w:p>
+        </w:tc>
+        <w:tc>
+          <w:tcPr>
+            <w:tcW w:type="dxa" w:w="720"/>
+          </w:tcPr>
+          <w:p>
+            <w:r>
+              <w:rPr>
+                <w:sz w:val="19"/>
+              </w:rPr>
+              <w:t>309</w:t>
+            </w:r>
+          </w:p>
+        </w:tc>
+        <w:tc>
+          <w:tcPr>
+            <w:tcW w:type="dxa" w:w="720"/>
+          </w:tcPr>
+          <w:p>
+            <w:r>
+              <w:rPr>
+                <w:sz w:val="19"/>
+              </w:rPr>
+              <w:t>4.13</w:t>
+            </w:r>
+          </w:p>
+        </w:tc>
+        <w:tc>
+          <w:tcPr>
+            <w:tcW w:type="dxa" w:w="720"/>
+          </w:tcPr>
+          <w:p>
+            <w:r>
+              <w:rPr>
+                <w:sz w:val="19"/>
+              </w:rPr>
+              <w:t>-1.5</w:t>
+            </w:r>
+          </w:p>
+        </w:tc>
+        <w:tc>
+          <w:tcPr>
+            <w:tcW w:type="dxa" w:w="720"/>
+          </w:tcPr>
+          <w:p>
+            <w:r>
+              <w:rPr>
+                <w:sz w:val="19"/>
+              </w:rPr>
+              <w:t>8%</w:t>
+            </w:r>
+          </w:p>
+        </w:tc>
+        <w:tc>
+          <w:tcPr>
+            <w:tcW w:type="dxa" w:w="720"/>
+          </w:tcPr>
+          <w:p>
+            <w:r>
+              <w:rPr>
+                <w:sz w:val="19"/>
+              </w:rPr>
+              <w:t>58</w:t>
+            </w:r>
+          </w:p>
+        </w:tc>
+        <w:tc>
+          <w:tcPr>
+            <w:tcW w:type="dxa" w:w="720"/>
+          </w:tcPr>
+          <w:p>
+            <w:r>
+              <w:rPr>
+                <w:sz w:val="19"/>
+              </w:rPr>
+              <w:t>44%</w:t>
+            </w:r>
+          </w:p>
+        </w:tc>
+        <w:tc>
+          <w:tcPr>
+            <w:tcW w:type="dxa" w:w="720"/>
+          </w:tcPr>
+          <w:p>
+            <w:r>
+              <w:rPr>
+                <w:sz w:val="19"/>
+              </w:rPr>
+              <w:t>17%</w:t>
+            </w:r>
+          </w:p>
+        </w:tc>
+        <w:tc>
+          <w:tcPr>
+            <w:tcW w:type="dxa" w:w="720"/>
+          </w:tcPr>
+          <w:p>
+            <w:r>
+              <w:rPr>
+                <w:sz w:val="19"/>
+              </w:rPr>
+              <w:t>0.29</w:t>
+            </w:r>
+          </w:p>
+        </w:tc>
+        <w:tc>
+          <w:tcPr>
+            <w:tcW w:type="dxa" w:w="720"/>
+          </w:tcPr>
+          <w:p>
+            <w:r>
+              <w:rPr>
+                <w:sz w:val="19"/>
+              </w:rPr>
+              <w:t>3.8</w:t>
+            </w:r>
+          </w:p>
+        </w:tc>
+        <w:tc>
+          <w:tcPr>
+            <w:tcW w:type="dxa" w:w="720"/>
+          </w:tcPr>
+          <w:p>
+            <w:r>
+              <w:rPr>
+                <w:sz w:val="19"/>
+              </w:rPr>
+              <w:t>10.2</w:t>
+            </w:r>
+          </w:p>
+        </w:tc>
+        <w:tc>
+          <w:tcPr>
+            <w:tcW w:type="dxa" w:w="720"/>
+          </w:tcPr>
+          <w:p>
+            <w:r>
+              <w:rPr>
+                <w:sz w:val="19"/>
+              </w:rPr>
+              <w:t>6.2→6.1</w:t>
+            </w:r>
+          </w:p>
+        </w:tc>
+      </w:tr>
+      <w:tr>
+        <w:tc>
+          <w:tcPr>
+            <w:tcW w:type="dxa" w:w="720"/>
+          </w:tcPr>
+          <w:p>
+            <w:r>
+              <w:rPr>
+                <w:sz w:val="19"/>
+              </w:rPr>
+              <w:t>拾荒者</w:t>
+            </w:r>
+          </w:p>
+        </w:tc>
+        <w:tc>
+          <w:tcPr>
+            <w:tcW w:type="dxa" w:w="720"/>
+          </w:tcPr>
+          <w:p>
+            <w:r>
+              <w:rPr>
+                <w:sz w:val="19"/>
+              </w:rPr>
+              <w:t>329</w:t>
+            </w:r>
+          </w:p>
+        </w:tc>
+        <w:tc>
+          <w:tcPr>
+            <w:tcW w:type="dxa" w:w="720"/>
+          </w:tcPr>
+          <w:p>
+            <w:r>
+              <w:rPr>
+                <w:sz w:val="19"/>
+              </w:rPr>
+              <w:t>4.18</w:t>
+            </w:r>
+          </w:p>
+        </w:tc>
+        <w:tc>
+          <w:tcPr>
+            <w:tcW w:type="dxa" w:w="720"/>
+          </w:tcPr>
+          <w:p>
+            <w:r>
+              <w:rPr>
+                <w:sz w:val="19"/>
+              </w:rPr>
+              <w:t>-1.0</w:t>
+            </w:r>
+          </w:p>
+        </w:tc>
+        <w:tc>
+          <w:tcPr>
+            <w:tcW w:type="dxa" w:w="720"/>
+          </w:tcPr>
+          <w:p>
+            <w:r>
+              <w:rPr>
+                <w:sz w:val="19"/>
+              </w:rPr>
+              <w:t>9%</w:t>
+            </w:r>
+          </w:p>
+        </w:tc>
+        <w:tc>
+          <w:tcPr>
+            <w:tcW w:type="dxa" w:w="720"/>
+          </w:tcPr>
+          <w:p>
+            <w:r>
+              <w:rPr>
+                <w:sz w:val="19"/>
+              </w:rPr>
+              <w:t>57</w:t>
+            </w:r>
+          </w:p>
+        </w:tc>
+        <w:tc>
+          <w:tcPr>
+            <w:tcW w:type="dxa" w:w="720"/>
+          </w:tcPr>
+          <w:p>
+            <w:r>
+              <w:rPr>
+                <w:sz w:val="19"/>
+              </w:rPr>
+              <w:t>41%</w:t>
+            </w:r>
+          </w:p>
+        </w:tc>
+        <w:tc>
+          <w:tcPr>
+            <w:tcW w:type="dxa" w:w="720"/>
+          </w:tcPr>
+          <w:p>
+            <w:r>
+              <w:rPr>
+                <w:sz w:val="19"/>
+              </w:rPr>
+              <w:t>20%</w:t>
+            </w:r>
+          </w:p>
+        </w:tc>
+        <w:tc>
+          <w:tcPr>
+            <w:tcW w:type="dxa" w:w="720"/>
+          </w:tcPr>
+          <w:p>
+            <w:r>
+              <w:rPr>
+                <w:sz w:val="19"/>
+              </w:rPr>
+              <w:t>0.3</w:t>
+            </w:r>
+          </w:p>
+        </w:tc>
+        <w:tc>
+          <w:tcPr>
+            <w:tcW w:type="dxa" w:w="720"/>
+          </w:tcPr>
+          <w:p>
+            <w:r>
+              <w:rPr>
+                <w:sz w:val="19"/>
+              </w:rPr>
+              <w:t>3.6</w:t>
+            </w:r>
+          </w:p>
+        </w:tc>
+        <w:tc>
+          <w:tcPr>
+            <w:tcW w:type="dxa" w:w="720"/>
+          </w:tcPr>
+          <w:p>
+            <w:r>
+              <w:rPr>
+                <w:sz w:val="19"/>
+              </w:rPr>
+              <w:t>10.0</w:t>
+            </w:r>
+          </w:p>
+        </w:tc>
+        <w:tc>
+          <w:tcPr>
+            <w:tcW w:type="dxa" w:w="720"/>
+          </w:tcPr>
+          <w:p>
+            <w:r>
+              <w:rPr>
+                <w:sz w:val="19"/>
+              </w:rPr>
+              <w:t>6.0→6.1</w:t>
+            </w:r>
+          </w:p>
+        </w:tc>
+      </w:tr>
+      <w:tr>
+        <w:tc>
+          <w:tcPr>
+            <w:tcW w:type="dxa" w:w="720"/>
+          </w:tcPr>
+          <w:p>
+            <w:r>
+              <w:rPr>
+                <w:sz w:val="19"/>
+              </w:rPr>
+              <w:t>購物大媽</w:t>
+            </w:r>
+          </w:p>
+        </w:tc>
+        <w:tc>
+          <w:tcPr>
+            <w:tcW w:type="dxa" w:w="720"/>
+          </w:tcPr>
+          <w:p>
+            <w:r>
+              <w:rPr>
+                <w:sz w:val="19"/>
+              </w:rPr>
+              <w:t>302</w:t>
+            </w:r>
+          </w:p>
+        </w:tc>
+        <w:tc>
+          <w:tcPr>
+            <w:tcW w:type="dxa" w:w="720"/>
+          </w:tcPr>
+          <w:p>
+            <w:r>
+              <w:rPr>
+                <w:sz w:val="19"/>
+              </w:rPr>
+              <w:t>4.32</w:t>
+            </w:r>
+          </w:p>
+        </w:tc>
+        <w:tc>
+          <w:tcPr>
+            <w:tcW w:type="dxa" w:w="720"/>
+          </w:tcPr>
+          <w:p>
+            <w:r>
+              <w:rPr>
+                <w:sz w:val="19"/>
+              </w:rPr>
+              <w:t>+0.5</w:t>
+            </w:r>
+          </w:p>
+        </w:tc>
+        <w:tc>
+          <w:tcPr>
+            <w:tcW w:type="dxa" w:w="720"/>
+          </w:tcPr>
+          <w:p>
+            <w:r>
+              <w:rPr>
+                <w:sz w:val="19"/>
+              </w:rPr>
+              <w:t>6%</w:t>
+            </w:r>
+          </w:p>
+        </w:tc>
+        <w:tc>
+          <w:tcPr>
+            <w:tcW w:type="dxa" w:w="720"/>
+          </w:tcPr>
+          <w:p>
+            <w:r>
+              <w:rPr>
+                <w:sz w:val="19"/>
+              </w:rPr>
+              <w:t>58</w:t>
+            </w:r>
+          </w:p>
+        </w:tc>
+        <w:tc>
+          <w:tcPr>
+            <w:tcW w:type="dxa" w:w="720"/>
+          </w:tcPr>
+          <w:p>
+            <w:r>
+              <w:rPr>
+                <w:sz w:val="19"/>
+              </w:rPr>
+              <w:t>41%</w:t>
+            </w:r>
+          </w:p>
+        </w:tc>
+        <w:tc>
+          <w:tcPr>
+            <w:tcW w:type="dxa" w:w="720"/>
+          </w:tcPr>
+          <w:p>
+            <w:r>
+              <w:rPr>
+                <w:sz w:val="19"/>
+              </w:rPr>
+              <w:t>13%</w:t>
+            </w:r>
+          </w:p>
+        </w:tc>
+        <w:tc>
+          <w:tcPr>
+            <w:tcW w:type="dxa" w:w="720"/>
+          </w:tcPr>
+          <w:p>
+            <w:r>
+              <w:rPr>
+                <w:sz w:val="19"/>
+              </w:rPr>
+              <w:t>0.33</w:t>
+            </w:r>
+          </w:p>
+        </w:tc>
+        <w:tc>
+          <w:tcPr>
+            <w:tcW w:type="dxa" w:w="720"/>
+          </w:tcPr>
+          <w:p>
+            <w:r>
+              <w:rPr>
+                <w:sz w:val="19"/>
+              </w:rPr>
+              <w:t>4.2</w:t>
+            </w:r>
+          </w:p>
+        </w:tc>
+        <w:tc>
+          <w:tcPr>
+            <w:tcW w:type="dxa" w:w="720"/>
+          </w:tcPr>
+          <w:p>
+            <w:r>
+              <w:rPr>
+                <w:sz w:val="19"/>
+              </w:rPr>
+              <w:t>10.1</w:t>
+            </w:r>
+          </w:p>
+        </w:tc>
+        <w:tc>
+          <w:tcPr>
+            <w:tcW w:type="dxa" w:w="720"/>
+          </w:tcPr>
+          <w:p>
+            <w:r>
+              <w:rPr>
+                <w:sz w:val="19"/>
+              </w:rPr>
+              <w:t>5.1→6.1</w:t>
+            </w:r>
+          </w:p>
+        </w:tc>
+      </w:tr>
+      <w:tr>
+        <w:tc>
+          <w:tcPr>
+            <w:tcW w:type="dxa" w:w="720"/>
+          </w:tcPr>
+          <w:p>
+            <w:r>
+              <w:rPr>
+                <w:sz w:val="19"/>
+              </w:rPr>
+              <w:t>基因怪人</w:t>
+            </w:r>
+          </w:p>
+        </w:tc>
+        <w:tc>
+          <w:tcPr>
+            <w:tcW w:type="dxa" w:w="720"/>
+          </w:tcPr>
+          <w:p>
+            <w:r>
+              <w:rPr>
+                <w:sz w:val="19"/>
+              </w:rPr>
+              <w:t>312</w:t>
+            </w:r>
+          </w:p>
+        </w:tc>
+        <w:tc>
+          <w:tcPr>
+            <w:tcW w:type="dxa" w:w="720"/>
+          </w:tcPr>
+          <w:p>
+            <w:r>
+              <w:rPr>
+                <w:sz w:val="19"/>
+              </w:rPr>
+              <w:t>4.09</w:t>
+            </w:r>
+          </w:p>
+        </w:tc>
+        <w:tc>
+          <w:tcPr>
+            <w:tcW w:type="dxa" w:w="720"/>
+          </w:tcPr>
+          <w:p>
+            <w:r>
+              <w:rPr>
+                <w:sz w:val="19"/>
+              </w:rPr>
+              <w:t>-1.9</w:t>
+            </w:r>
+          </w:p>
+        </w:tc>
+        <w:tc>
+          <w:tcPr>
+            <w:tcW w:type="dxa" w:w="720"/>
+          </w:tcPr>
+          <w:p>
+            <w:r>
+              <w:rPr>
+                <w:sz w:val="19"/>
+              </w:rPr>
+              <w:t>5%</w:t>
+            </w:r>
+          </w:p>
+        </w:tc>
+        <w:tc>
+          <w:tcPr>
+            <w:tcW w:type="dxa" w:w="720"/>
+          </w:tcPr>
+          <w:p>
+            <w:r>
+              <w:rPr>
+                <w:sz w:val="19"/>
+              </w:rPr>
+              <w:t>52</w:t>
+            </w:r>
+          </w:p>
+        </w:tc>
+        <w:tc>
+          <w:tcPr>
+            <w:tcW w:type="dxa" w:w="720"/>
+          </w:tcPr>
+          <w:p>
+            <w:r>
+              <w:rPr>
+                <w:sz w:val="19"/>
+              </w:rPr>
+              <w:t>32%</w:t>
+            </w:r>
+          </w:p>
+        </w:tc>
+        <w:tc>
+          <w:tcPr>
+            <w:tcW w:type="dxa" w:w="720"/>
+          </w:tcPr>
+          <w:p>
+            <w:r>
+              <w:rPr>
+                <w:sz w:val="19"/>
+              </w:rPr>
+              <w:t>18%</w:t>
+            </w:r>
+          </w:p>
+        </w:tc>
+        <w:tc>
+          <w:tcPr>
+            <w:tcW w:type="dxa" w:w="720"/>
+          </w:tcPr>
+          <w:p>
+            <w:r>
+              <w:rPr>
+                <w:sz w:val="19"/>
+              </w:rPr>
+              <w:t>0.32</w:t>
+            </w:r>
+          </w:p>
+        </w:tc>
+        <w:tc>
+          <w:tcPr>
+            <w:tcW w:type="dxa" w:w="720"/>
+          </w:tcPr>
+          <w:p>
+            <w:r>
+              <w:rPr>
+                <w:sz w:val="19"/>
+              </w:rPr>
+              <w:t>3.6</w:t>
+            </w:r>
+          </w:p>
+        </w:tc>
+        <w:tc>
+          <w:tcPr>
+            <w:tcW w:type="dxa" w:w="720"/>
+          </w:tcPr>
+          <w:p>
+            <w:r>
+              <w:rPr>
+                <w:sz w:val="19"/>
+              </w:rPr>
+              <w:t>10.2</w:t>
+            </w:r>
+          </w:p>
+        </w:tc>
+        <w:tc>
+          <w:tcPr>
+            <w:tcW w:type="dxa" w:w="720"/>
+          </w:tcPr>
+          <w:p>
+            <w:r>
+              <w:rPr>
+                <w:sz w:val="19"/>
+              </w:rPr>
+              <w:t>6.4→6.0</w:t>
+            </w:r>
+          </w:p>
+        </w:tc>
+      </w:tr>
+      <w:tr>
+        <w:tc>
+          <w:tcPr>
+            <w:tcW w:type="dxa" w:w="720"/>
+          </w:tcPr>
+          <w:p>
+            <w:r>
+              <w:rPr>
+                <w:sz w:val="19"/>
+              </w:rPr>
+              <w:t>工程師</w:t>
+            </w:r>
+          </w:p>
+        </w:tc>
+        <w:tc>
+          <w:tcPr>
+            <w:tcW w:type="dxa" w:w="720"/>
+          </w:tcPr>
+          <w:p>
+            <w:r>
+              <w:rPr>
+                <w:sz w:val="19"/>
+              </w:rPr>
+              <w:t>304</w:t>
+            </w:r>
+          </w:p>
+        </w:tc>
+        <w:tc>
+          <w:tcPr>
+            <w:tcW w:type="dxa" w:w="720"/>
+          </w:tcPr>
+          <w:p>
+            <w:r>
+              <w:rPr>
+                <w:sz w:val="19"/>
+              </w:rPr>
+              <w:t>4.26</w:t>
+            </w:r>
+          </w:p>
+        </w:tc>
+        <w:tc>
+          <w:tcPr>
+            <w:tcW w:type="dxa" w:w="720"/>
+          </w:tcPr>
+          <w:p>
+            <w:r>
+              <w:rPr>
+                <w:sz w:val="19"/>
+              </w:rPr>
+              <w:t>-0.1</w:t>
+            </w:r>
+          </w:p>
+        </w:tc>
+        <w:tc>
+          <w:tcPr>
+            <w:tcW w:type="dxa" w:w="720"/>
+          </w:tcPr>
+          <w:p>
+            <w:r>
+              <w:rPr>
+                <w:sz w:val="19"/>
+              </w:rPr>
+              <w:t>10%</w:t>
+            </w:r>
+          </w:p>
+        </w:tc>
+        <w:tc>
+          <w:tcPr>
+            <w:tcW w:type="dxa" w:w="720"/>
+          </w:tcPr>
+          <w:p>
+            <w:r>
+              <w:rPr>
+                <w:sz w:val="19"/>
+              </w:rPr>
+              <w:t>57</w:t>
+            </w:r>
+          </w:p>
+        </w:tc>
+        <w:tc>
+          <w:tcPr>
+            <w:tcW w:type="dxa" w:w="720"/>
+          </w:tcPr>
+          <w:p>
+            <w:r>
+              <w:rPr>
+                <w:sz w:val="19"/>
+              </w:rPr>
+              <w:t>42%</w:t>
+            </w:r>
+          </w:p>
+        </w:tc>
+        <w:tc>
+          <w:tcPr>
+            <w:tcW w:type="dxa" w:w="720"/>
+          </w:tcPr>
+          <w:p>
+            <w:r>
+              <w:rPr>
+                <w:sz w:val="19"/>
+              </w:rPr>
+              <w:t>18%</w:t>
+            </w:r>
+          </w:p>
+        </w:tc>
+        <w:tc>
+          <w:tcPr>
+            <w:tcW w:type="dxa" w:w="720"/>
+          </w:tcPr>
+          <w:p>
+            <w:r>
+              <w:rPr>
+                <w:sz w:val="19"/>
+              </w:rPr>
+              <w:t>0.35</w:t>
+            </w:r>
+          </w:p>
+        </w:tc>
+        <w:tc>
+          <w:tcPr>
+            <w:tcW w:type="dxa" w:w="720"/>
+          </w:tcPr>
+          <w:p>
+            <w:r>
+              <w:rPr>
+                <w:sz w:val="19"/>
+              </w:rPr>
+              <w:t>4.4</w:t>
+            </w:r>
+          </w:p>
+        </w:tc>
+        <w:tc>
+          <w:tcPr>
+            <w:tcW w:type="dxa" w:w="720"/>
+          </w:tcPr>
+          <w:p>
+            <w:r>
+              <w:rPr>
+                <w:sz w:val="19"/>
+              </w:rPr>
+              <w:t>9.9</w:t>
+            </w:r>
+          </w:p>
+        </w:tc>
+        <w:tc>
+          <w:tcPr>
+            <w:tcW w:type="dxa" w:w="720"/>
+          </w:tcPr>
+          <w:p>
+            <w:r>
+              <w:rPr>
+                <w:sz w:val="19"/>
+              </w:rPr>
+              <w:t>5.0→5.9</w:t>
+            </w:r>
+          </w:p>
+        </w:tc>
+      </w:tr>
+      <w:tr>
+        <w:tc>
+          <w:tcPr>
+            <w:tcW w:type="dxa" w:w="720"/>
+          </w:tcPr>
+          <w:p>
+            <w:r>
+              <w:rPr>
+                <w:sz w:val="19"/>
+              </w:rPr>
+              <w:t>幸運兒</w:t>
+            </w:r>
+          </w:p>
+        </w:tc>
+        <w:tc>
+          <w:tcPr>
+            <w:tcW w:type="dxa" w:w="720"/>
+          </w:tcPr>
+          <w:p>
+            <w:r>
+              <w:rPr>
+                <w:sz w:val="19"/>
+              </w:rPr>
+              <w:t>309</w:t>
+            </w:r>
+          </w:p>
+        </w:tc>
+        <w:tc>
+          <w:tcPr>
+            <w:tcW w:type="dxa" w:w="720"/>
+          </w:tcPr>
+          <w:p>
+            <w:r>
+              <w:rPr>
+                <w:sz w:val="19"/>
+              </w:rPr>
+              <w:t>4.09</w:t>
+            </w:r>
+          </w:p>
+        </w:tc>
+        <w:tc>
+          <w:tcPr>
+            <w:tcW w:type="dxa" w:w="720"/>
+          </w:tcPr>
+          <w:p>
+            <w:r>
+              <w:rPr>
+                <w:sz w:val="19"/>
+              </w:rPr>
+              <w:t>-2.0</w:t>
+            </w:r>
+          </w:p>
+        </w:tc>
+        <w:tc>
+          <w:tcPr>
+            <w:tcW w:type="dxa" w:w="720"/>
+          </w:tcPr>
+          <w:p>
+            <w:r>
+              <w:rPr>
+                <w:sz w:val="19"/>
+              </w:rPr>
+              <w:t>7%</w:t>
+            </w:r>
+          </w:p>
+        </w:tc>
+        <w:tc>
+          <w:tcPr>
+            <w:tcW w:type="dxa" w:w="720"/>
+          </w:tcPr>
+          <w:p>
+            <w:r>
+              <w:rPr>
+                <w:sz w:val="19"/>
+              </w:rPr>
+              <w:t>56</w:t>
+            </w:r>
+          </w:p>
+        </w:tc>
+        <w:tc>
+          <w:tcPr>
+            <w:tcW w:type="dxa" w:w="720"/>
+          </w:tcPr>
+          <w:p>
+            <w:r>
+              <w:rPr>
+                <w:sz w:val="19"/>
+              </w:rPr>
+              <w:t>39%</w:t>
+            </w:r>
+          </w:p>
+        </w:tc>
+        <w:tc>
+          <w:tcPr>
+            <w:tcW w:type="dxa" w:w="720"/>
+          </w:tcPr>
+          <w:p>
+            <w:r>
+              <w:rPr>
+                <w:sz w:val="19"/>
+              </w:rPr>
+              <w:t>17%</w:t>
+            </w:r>
+          </w:p>
+        </w:tc>
+        <w:tc>
+          <w:tcPr>
+            <w:tcW w:type="dxa" w:w="720"/>
+          </w:tcPr>
+          <w:p>
+            <w:r>
+              <w:rPr>
+                <w:sz w:val="19"/>
+              </w:rPr>
+              <w:t>0.32</w:t>
+            </w:r>
+          </w:p>
+        </w:tc>
+        <w:tc>
+          <w:tcPr>
+            <w:tcW w:type="dxa" w:w="720"/>
+          </w:tcPr>
+          <w:p>
+            <w:r>
+              <w:rPr>
+                <w:sz w:val="19"/>
+              </w:rPr>
+              <w:t>3.7</w:t>
+            </w:r>
+          </w:p>
+        </w:tc>
+        <w:tc>
+          <w:tcPr>
+            <w:tcW w:type="dxa" w:w="720"/>
+          </w:tcPr>
+          <w:p>
+            <w:r>
+              <w:rPr>
+                <w:sz w:val="19"/>
+              </w:rPr>
+              <w:t>10.0</w:t>
+            </w:r>
+          </w:p>
+        </w:tc>
+        <w:tc>
+          <w:tcPr>
+            <w:tcW w:type="dxa" w:w="720"/>
+          </w:tcPr>
+          <w:p>
+            <w:r>
+              <w:rPr>
+                <w:sz w:val="19"/>
+              </w:rPr>
+              <w:t>5.3→5.7</w:t>
+            </w:r>
+          </w:p>
+        </w:tc>
+      </w:tr>
+      <w:tr>
+        <w:tc>
+          <w:tcPr>
+            <w:tcW w:type="dxa" w:w="720"/>
+          </w:tcPr>
+          <w:p>
+            <w:r>
+              <w:rPr>
+                <w:sz w:val="19"/>
+              </w:rPr>
+              <w:t>防爆小組</w:t>
+            </w:r>
+          </w:p>
+        </w:tc>
+        <w:tc>
+          <w:tcPr>
+            <w:tcW w:type="dxa" w:w="720"/>
+          </w:tcPr>
+          <w:p>
+            <w:r>
+              <w:rPr>
+                <w:sz w:val="19"/>
+              </w:rPr>
+              <w:t>293</w:t>
+            </w:r>
+          </w:p>
+        </w:tc>
+        <w:tc>
+          <w:tcPr>
+            <w:tcW w:type="dxa" w:w="720"/>
+          </w:tcPr>
+          <w:p>
+            <w:r>
+              <w:rPr>
+                <w:sz w:val="19"/>
+              </w:rPr>
+              <w:t>3.87</w:t>
+            </w:r>
+          </w:p>
+        </w:tc>
+        <w:tc>
+          <w:tcPr>
+            <w:tcW w:type="dxa" w:w="720"/>
+          </w:tcPr>
+          <w:p>
+            <w:r>
+              <w:rPr>
+                <w:sz w:val="19"/>
+              </w:rPr>
+              <w:t>-4.2</w:t>
+            </w:r>
+          </w:p>
+        </w:tc>
+        <w:tc>
+          <w:tcPr>
+            <w:tcW w:type="dxa" w:w="720"/>
+          </w:tcPr>
+          <w:p>
+            <w:r>
+              <w:rPr>
+                <w:sz w:val="19"/>
+              </w:rPr>
+              <w:t>5%</w:t>
+            </w:r>
+          </w:p>
+        </w:tc>
+        <w:tc>
+          <w:tcPr>
+            <w:tcW w:type="dxa" w:w="720"/>
+          </w:tcPr>
+          <w:p>
+            <w:r>
+              <w:rPr>
+                <w:sz w:val="19"/>
+              </w:rPr>
+              <w:t>55</w:t>
+            </w:r>
+          </w:p>
+        </w:tc>
+        <w:tc>
+          <w:tcPr>
+            <w:tcW w:type="dxa" w:w="720"/>
+          </w:tcPr>
+          <w:p>
+            <w:r>
+              <w:rPr>
+                <w:sz w:val="19"/>
+              </w:rPr>
+              <w:t>40%</w:t>
+            </w:r>
+          </w:p>
+        </w:tc>
+        <w:tc>
+          <w:tcPr>
+            <w:tcW w:type="dxa" w:w="720"/>
+          </w:tcPr>
+          <w:p>
+            <w:r>
+              <w:rPr>
+                <w:sz w:val="19"/>
+              </w:rPr>
+              <w:t>18%</w:t>
+            </w:r>
+          </w:p>
+        </w:tc>
+        <w:tc>
+          <w:tcPr>
+            <w:tcW w:type="dxa" w:w="720"/>
+          </w:tcPr>
+          <w:p>
+            <w:r>
+              <w:rPr>
+                <w:sz w:val="19"/>
+              </w:rPr>
+              <w:t>0.03</w:t>
+            </w:r>
+          </w:p>
+        </w:tc>
+        <w:tc>
+          <w:tcPr>
+            <w:tcW w:type="dxa" w:w="720"/>
+          </w:tcPr>
+          <w:p>
+            <w:r>
+              <w:rPr>
+                <w:sz w:val="19"/>
+              </w:rPr>
+              <w:t>1.2</w:t>
+            </w:r>
+          </w:p>
+        </w:tc>
+        <w:tc>
+          <w:tcPr>
+            <w:tcW w:type="dxa" w:w="720"/>
+          </w:tcPr>
+          <w:p>
+            <w:r>
+              <w:rPr>
+                <w:sz w:val="19"/>
+              </w:rPr>
+              <w:t>10.1</w:t>
+            </w:r>
+          </w:p>
+        </w:tc>
+        <w:tc>
+          <w:tcPr>
+            <w:tcW w:type="dxa" w:w="720"/>
+          </w:tcPr>
+          <w:p>
+            <w:r>
+              <w:rPr>
+                <w:sz w:val="19"/>
+              </w:rPr>
+              <w:t>6.0→5.7</w:t>
+            </w:r>
+          </w:p>
+        </w:tc>
+      </w:tr>
+    </w:tbl>
+    <w:p/>
+    <w:p>
+      <w:r>
+        <w:rPr>
+          <w:b/>
+        </w:rPr>
+        <w:t>說明：</w:t>
+      </w:r>
+      <w:r>
+        <w:t>名次分＝1−(名次−1)/(人數−1)的平均×100（越高越好）；存活輪數以存活到最後算7輪。強度折算：模擬分＝6.4＋0.25×z（限±3）＋0.05×(名次分−57)；可信度高的職業模擬占70%，飲品師、私家偵探占30%，基因怪人占50%。</w:t>
+      </w:r>
+    </w:p>
+    <w:p>
+      <w:pPr>
+        <w:pStyle w:val="Heading1"/>
+      </w:pPr>
+      <w:r>
+        <w:t>第三部分　開局建議與限制</w:t>
+      </w:r>
+    </w:p>
+    <w:p>
+      <w:pPr>
+        <w:pStyle w:val="Heading2"/>
+      </w:pPr>
+      <w:r>
+        <w:t>3-1　開局建議</w:t>
       </w:r>
     </w:p>
     <w:p>
@@ -7783,23 +10759,7 @@
         <w:pStyle w:val="ListBullet"/>
       </w:pPr>
       <w:r>
-        <w:t>建議一次只改一到兩位：先實測飲品師與雇傭兵的新版本。</w:t>
-      </w:r>
-    </w:p>
-    <w:p>
-      <w:pPr>
-        <w:pStyle w:val="Heading1"/>
-      </w:pPr>
-      <w:r>
-        <w:t>第三部分　開局建議與限制</w:t>
-      </w:r>
-    </w:p>
-    <w:p>
-      <w:pPr>
-        <w:pStyle w:val="Heading2"/>
-      </w:pPr>
-      <w:r>
-        <w:t>3-1　開局建議</w:t>
+        <w:t>新手場：攀岩者、屠夫、吸血鬼、庸才、幸運兒、基因怪人、工程師。主持負擔低、規則直觀。</w:t>
       </w:r>
     </w:p>
     <w:p>
@@ -7807,7 +10767,7 @@
         <w:pStyle w:val="ListBullet"/>
       </w:pPr>
       <w:r>
-        <w:t>新手場：攀岩者、屠夫、吸血鬼、富豪、庸才、幸運兒、基因怪人、工程師。主持負擔低、規則直觀。</w:t>
+        <w:t>進階場：再加入馴獸師、私家偵探、拾荒者、購物大媽、超度師；雇傭兵、入殮師、飲品師留到主持人熟悉流程後。</w:t>
       </w:r>
     </w:p>
     <w:p>
@@ -7815,7 +10775,7 @@
         <w:pStyle w:val="ListBullet"/>
       </w:pPr>
       <w:r>
-        <w:t>進階場：再加入馴獸師、私家偵探、拾荒者、購物大媽；雇傭兵、入殮師、暗影使者、飲品師留到主持人熟悉流程後。</w:t>
+        <w:t>同一局不建議同時出現飲品師、入殮師、馴獸師（主持負擔高）；超度師與入殮師都靠死亡運作（超度師的遺物會被入殮師拿走），不建議同局。</w:t>
       </w:r>
     </w:p>
     <w:p>
@@ -7823,7 +10783,7 @@
         <w:pStyle w:val="ListBullet"/>
       </w:pPr>
       <w:r>
-        <w:t>同一局不建議同時出現飲品師、入殮師、馴獸師（主持負擔高）。</w:t>
+        <w:t>雇傭兵與屠夫、吸血鬼同局時，要看誰先搶到武器庫的槍；全場只有6把槍，建議主持人在武器庫強調手槍與霰彈槍的數量。</w:t>
       </w:r>
     </w:p>
     <w:p>
@@ -7831,15 +10791,7 @@
         <w:pStyle w:val="ListBullet"/>
       </w:pPr>
       <w:r>
-        <w:t>雇傭兵與屠夫、吸血鬼同局時，要看誰先搶到武器庫的槍；全場只有6把槍，建議主持人在武器庫強調手槍與霰彈槍的數量。</w:t>
-      </w:r>
-    </w:p>
-    <w:p>
-      <w:pPr>
-        <w:pStyle w:val="ListBullet"/>
-      </w:pPr>
-      <w:r>
-        <w:t>入殮師與暗影使者需要有人死亡才運作，5人以下局不使用。</w:t>
+        <w:t>入殮師與超度師需要有人死亡才運作，5人以下局不使用。</w:t>
       </w:r>
     </w:p>
     <w:p>
@@ -7986,7 +10938,7 @@
               <w:rPr>
                 <w:sz w:val="19"/>
               </w:rPr>
-              <w:t>暗影使者</w:t>
+              <w:t>防爆小組</w:t>
             </w:r>
           </w:p>
         </w:tc>
@@ -7999,7 +10951,7 @@
               <w:rPr>
                 <w:sz w:val="19"/>
               </w:rPr>
-              <w:t>暗影吸血流程卡；暗影吸血事件的回血提示。</w:t>
+              <w:t>無額外道具；主持人只需記得他抽到槍要放回補抽。</w:t>
             </w:r>
           </w:p>
         </w:tc>
@@ -8070,7 +11022,7 @@
               <w:rPr>
                 <w:sz w:val="19"/>
               </w:rPr>
-              <w:t>富豪／基因怪人</w:t>
+              <w:t>基因怪人</w:t>
             </w:r>
           </w:p>
         </w:tc>
@@ -8083,7 +11035,35 @@
               <w:rPr>
                 <w:sz w:val="19"/>
               </w:rPr>
-              <w:t>金條代幣；基因點數重算用紙筆。</w:t>
+              <w:t>基因點數重算用紙筆。</w:t>
+            </w:r>
+          </w:p>
+        </w:tc>
+      </w:tr>
+      <w:tr>
+        <w:tc>
+          <w:tcPr>
+            <w:tcW w:type="dxa" w:w="4320"/>
+          </w:tcPr>
+          <w:p>
+            <w:r>
+              <w:rPr>
+                <w:sz w:val="19"/>
+              </w:rPr>
+              <w:t>超度師</w:t>
+            </w:r>
+          </w:p>
+        </w:tc>
+        <w:tc>
+          <w:tcPr>
+            <w:tcW w:type="dxa" w:w="4320"/>
+          </w:tcPr>
+          <w:p>
+            <w:r>
+              <w:rPr>
+                <w:sz w:val="19"/>
+              </w:rPr>
+              <w:t>復活使用記錄（安魂儀式1次、臨終祝禱2次）；暗影吸血流程卡；復活時把玩家移到停屍間B701。</w:t>
             </w:r>
           </w:p>
         </w:tc>
@@ -8156,7 +11136,7 @@
     </w:p>
     <w:p>
       <w:r>
-        <w:t>本報告為依規則的綜合評估，評分為主觀估計，並非實戰統計。部分職業（吸血鬼、工程師、飲品師、私家偵探）的模擬數據是在技能調整之前跑的。AI 不會合作（手術室雙人回血、避毒、共飲），也不會喝酒，因此 z 值僅供參考。建議先實際玩 3~5 局，再依各職業的「平衡建議」逐項調整。</w:t>
+        <w:t>本報告為依規則的綜合評估，評分為主觀估計，並非實戰統計。本版模擬已使用最新規則（9人、550場）。AI 不會合作（手術室雙人回血、避毒、共飲），也不會喝酒，因此 z 值僅供參考。建議先實際玩 3~5 局，再依各職業的「平衡建議」逐項調整。</w:t>
       </w:r>
     </w:p>
     <w:sectPr>

--- a/禁閉逃殺_實體模式16職業評估報告_詳細版_v2.docx
+++ b/禁閉逃殺_實體模式16職業評估報告_詳細版_v2.docx
@@ -17,7 +17,7 @@
     </w:p>
     <w:p>
       <w:r>
-        <w:t>本版調整重點：①以實體模式 16 位職業（9 人局）重跑 AI 模擬 550 場，並依模擬結果修正強度與排名；②雇傭兵、飲品師、私家偵探、入殮師、超度師、防爆小組等依最新規則重新評估；③每位職業含規則解讀、建議配點、出生點、逐輪操作與修改建議。</w:t>
+        <w:t>本版調整重點：①以實體模式 16 位職業（9 人局）重跑 AI 模擬 550 場，並依模擬結果修正強度與排名；②雇傭兵、飲品師、私家偵探、入殮師、還魂師、防爆小組等依最新規則重新評估；③每位職業含規則解讀、建議配點、出生點、逐輪操作與修改建議。</w:t>
       </w:r>
     </w:p>
     <w:p>
@@ -2655,7 +2655,7 @@
         <w:pStyle w:val="Heading2"/>
       </w:pPr>
       <w:r>
-        <w:t>7. 👼 超度師　｜　復活・續命</w:t>
+        <w:t>7. 👼 還魂師　｜　復活・續命</w:t>
       </w:r>
     </w:p>
     <w:p>
@@ -2829,7 +2829,7 @@
         <w:pStyle w:val="ListBullet"/>
       </w:pPr>
       <w:r>
-        <w:t>臨終祝禱：死後成為暗影，一般暗影需要吸滿2點生命才復活（復活血量至少3），超度師只需1點，整局可用2次。暗影的吸血發生在結算的暗影階段，要找到活人同房才能吸血，所以需要走位；用完2次之後門檻恢復為2點。</w:t>
+        <w:t>臨終祝禱：死後成為暗影，一般暗影需要吸滿2點生命才復活（復活血量至少3），還魂師只需1點，整局可用2次。暗影的吸血發生在結算的暗影階段，要找到活人同房才能吸血，所以需要走位；用完2次之後門檻恢復為2點。</w:t>
       </w:r>
     </w:p>
     <w:p>
@@ -3029,7 +3029,7 @@
         <w:pStyle w:val="ListBullet"/>
       </w:pPr>
       <w:r>
-        <w:t>不建議與入殮師同局：兩者都靠死亡運作，且入殮師會拿走超度師的遺物，主持負擔高。</w:t>
+        <w:t>不建議與入殮師同局：兩者都靠死亡運作，且入殮師會拿走還魂師的遺物，主持負擔高。</w:t>
       </w:r>
     </w:p>
     <w:p>
@@ -6330,7 +6330,7 @@
               <w:rPr>
                 <w:sz w:val="19"/>
               </w:rPr>
-              <w:t>👼 超度師</w:t>
+              <w:t>👼 還魂師</w:t>
             </w:r>
           </w:p>
         </w:tc>
@@ -7689,7 +7689,7 @@
     <w:p/>
     <w:p>
       <w:r>
-        <w:t>16 位平均 6.48 分。強度＝理論評估與 AI 模擬折算的加權結果（可模擬的職業以模擬為主、AI 玩不好的職業以理論為主，見 2-0）。與修正前（理論分）的差異：雇傭兵 8.0→6.9；購物大媽 5.1→6.1；屠夫 6.0→6.9；工程師 5.0→5.9；飲品師 8.3→7.6；吸血鬼 5.6→6.2；超度師 6.4→7.0；入殮師 7.3→6.8。</w:t>
+        <w:t>16 位平均 6.48 分。強度＝理論評估與 AI 模擬折算的加權結果（可模擬的職業以模擬為主、AI 玩不好的職業以理論為主，見 2-0）。與修正前（理論分）的差異：雇傭兵 8.0→6.9；購物大媽 5.1→6.1；屠夫 6.0→6.9；工程師 5.0→5.9；飲品師 8.3→7.6；吸血鬼 5.6→6.2；還魂師 6.4→7.0；入殮師 7.3→6.8。</w:t>
       </w:r>
     </w:p>
     <w:p>
@@ -7821,7 +7821,7 @@
               <w:rPr>
                 <w:sz w:val="19"/>
               </w:rPr>
-              <w:t>馴獸師（7.3）、庸才（7.0）、超度師（7.0）、雇傭兵（6.9）、屠夫（6.9）、入殮師（6.8）、私家偵探（6.3）、吸血鬼（6.2）、攀岩者（6.1）、拾荒者（6.1）、購物大媽（6.1）、基因怪人（6.0）</w:t>
+              <w:t>馴獸師（7.3）、庸才（7.0）、還魂師（7.0）、雇傭兵（6.9）、屠夫（6.9）、入殮師（6.8）、私家偵探（6.3）、吸血鬼（6.2）、攀岩者（6.1）、拾荒者（6.1）、購物大媽（6.1）、基因怪人（6.0）</w:t>
             </w:r>
           </w:p>
         </w:tc>
@@ -7930,10 +7930,10 @@
         <w:rPr>
           <w:b/>
         </w:rPr>
-        <w:t xml:space="preserve">自救／彈性／防禦：庸才、超度師、基因怪人、幸運兒、防爆小組　</w:t>
-      </w:r>
-      <w:r>
-        <w:t>庸才（7.0）模擬穩定偏強（z +2.5）；超度師（7.0）存活輪數最高（5.09，z +8.6，早死僅 2%），但活到最後的比例僅 11%、名次分不高，因復活後血量低；基因怪人（6.0）AI 不會重配點，模擬偏低；幸運兒（5.7）偏低（z −2.0）；防爆小組（5.7）最弱（z −4.2），因無法持槍、輸出只有 1.2。</w:t>
+        <w:t xml:space="preserve">自救／彈性／防禦：庸才、還魂師、基因怪人、幸運兒、防爆小組　</w:t>
+      </w:r>
+      <w:r>
+        <w:t>庸才（7.0）模擬穩定偏強（z +2.5）；還魂師（7.0）存活輪數最高（5.09，z +8.6，早死僅 2%），但活到最後的比例僅 11%、名次分不高，因復活後血量低；基因怪人（6.0）AI 不會重配點，模擬偏低；幸運兒（5.7）偏低（z −2.0）；防爆小組（5.7）最弱（z −4.2），因無法持槍、輸出只有 1.2。</w:t>
       </w:r>
     </w:p>
     <w:p>
@@ -7941,10 +7941,10 @@
         <w:rPr>
           <w:b/>
         </w:rPr>
-        <w:t xml:space="preserve">後期型：入殮師 vs 超度師　</w:t>
-      </w:r>
-      <w:r>
-        <w:t>入殮師（6.8）與超度師（7.0）都靠死亡運作；入殮師模擬接近平均（z +0.5），超度師最能活。兩者不建議同局（超度師的遺物會被入殮師拿走）。</w:t>
+        <w:t xml:space="preserve">後期型：入殮師 vs 還魂師　</w:t>
+      </w:r>
+      <w:r>
+        <w:t>入殮師（6.8）與還魂師（7.0）都靠死亡運作；入殮師模擬接近平均（z +0.5），還魂師最能活。兩者不建議同局（還魂師的遺物會被入殮師拿走）。</w:t>
       </w:r>
     </w:p>
     <w:p>
@@ -7960,7 +7960,7 @@
         <w:pStyle w:val="ListBullet"/>
       </w:pPr>
       <w:r>
-        <w:t>修正後最強的是飲品師（7.6，理論為主）、馴獸師（7.3）、庸才／超度師（7.0／7.0）；雇傭兵降到 6.9，不再離群。</w:t>
+        <w:t>修正後最強的是飲品師（7.6，理論為主）、馴獸師（7.3）、庸才／還魂師（7.0／7.0）；雇傭兵降到 6.9，不再離群。</w:t>
       </w:r>
     </w:p>
     <w:p>
@@ -8681,7 +8681,7 @@
               <w:rPr>
                 <w:sz w:val="19"/>
               </w:rPr>
-              <w:t>超度師</w:t>
+              <w:t>還魂師</w:t>
             </w:r>
           </w:p>
         </w:tc>
@@ -10767,7 +10767,7 @@
         <w:pStyle w:val="ListBullet"/>
       </w:pPr>
       <w:r>
-        <w:t>進階場：再加入馴獸師、私家偵探、拾荒者、購物大媽、超度師；雇傭兵、入殮師、飲品師留到主持人熟悉流程後。</w:t>
+        <w:t>進階場：再加入馴獸師、私家偵探、拾荒者、購物大媽、還魂師；雇傭兵、入殮師、飲品師留到主持人熟悉流程後。</w:t>
       </w:r>
     </w:p>
     <w:p>
@@ -10775,7 +10775,7 @@
         <w:pStyle w:val="ListBullet"/>
       </w:pPr>
       <w:r>
-        <w:t>同一局不建議同時出現飲品師、入殮師、馴獸師（主持負擔高）；超度師與入殮師都靠死亡運作（超度師的遺物會被入殮師拿走），不建議同局。</w:t>
+        <w:t>同一局不建議同時出現飲品師、入殮師、馴獸師（主持負擔高）；還魂師與入殮師都靠死亡運作（還魂師的遺物會被入殮師拿走），不建議同局。</w:t>
       </w:r>
     </w:p>
     <w:p>
@@ -10791,7 +10791,7 @@
         <w:pStyle w:val="ListBullet"/>
       </w:pPr>
       <w:r>
-        <w:t>入殮師與超度師需要有人死亡才運作，5人以下局不使用。</w:t>
+        <w:t>入殮師與還魂師需要有人死亡才運作，5人以下局不使用。</w:t>
       </w:r>
     </w:p>
     <w:p>
@@ -11050,7 +11050,7 @@
               <w:rPr>
                 <w:sz w:val="19"/>
               </w:rPr>
-              <w:t>超度師</w:t>
+              <w:t>還魂師</w:t>
             </w:r>
           </w:p>
         </w:tc>

--- a/禁閉逃殺_實體模式16職業評估報告_詳細版_v2.docx
+++ b/禁閉逃殺_實體模式16職業評估報告_詳細版_v2.docx
@@ -17,7 +17,7 @@
     </w:p>
     <w:p>
       <w:r>
-        <w:t>本版調整重點：①以實體模式 16 位職業（9 人局）重跑 AI 模擬 550 場，並依模擬結果修正強度與排名；②雇傭兵、飲品師、私家偵探、入殮師、還魂師、防爆小組等依最新規則重新評估；③每位職業含規則解讀、建議配點、出生點、逐輪操作與修改建議。</w:t>
+        <w:t>本版調整重點：①以實體模式 16 位職業（9 人局）重跑 AI 模擬 550 場，並依模擬結果修正強度與排名；②雇傭兵、飲品師、私家偵探、入殮師、還魂師、橡膠人等依最新規則重新評估；③每位職業含規則解讀、建議配點、出生點、逐輪操作與修改建議。</w:t>
       </w:r>
     </w:p>
     <w:p>
@@ -5455,7 +5455,7 @@
         <w:pStyle w:val="Heading2"/>
       </w:pPr>
       <w:r>
-        <w:t>16. 💣 防爆小組　｜　防禦・反槍械</w:t>
+        <w:t>16. 🏀 橡膠人　｜　防禦・反槍械</w:t>
       </w:r>
     </w:p>
     <w:p>
@@ -5621,7 +5621,7 @@
         <w:pStyle w:val="ListBullet"/>
       </w:pPr>
       <w:r>
-        <w:t>防爆盾牌：只有『攻擊方持槍』的戰鬥傷害才會-4（最低0）。例：持霰彈槍者（基礎武力5＋4＝9）對無槍的防爆小組，原本受9點，現在受5點；持手槍者（5＋2＝7）原本受7點，現在受3點。對方只拿刀、雙刀或徒手時沒有減免，照一般規則比武力差。</w:t>
+        <w:t>防爆盾牌：只有『攻擊方持槍』的戰鬥傷害才會-4（最低0）。例：持霰彈槍者（基礎武力5＋4＝9）對無槍的橡膠人，原本受9點，現在受5點；持手槍者（5＋2＝7）原本受7點，現在受3點。對方只拿刀、雙刀或徒手時沒有減免，照一般規則比武力差。</w:t>
       </w:r>
     </w:p>
     <w:p>
@@ -5645,7 +5645,7 @@
         <w:pStyle w:val="ListBullet"/>
       </w:pPr>
       <w:r>
-        <w:t>三人以上同房時，所有人都只與『最強持槍者（無槍則最強者）』單獨結算。防爆小組只有在自己是最強者、或目標持槍時才會被卷入；若房內有持槍者，他被攻擊的機率反而低。</w:t>
+        <w:t>三人以上同房時，所有人都只與『最強持槍者（無槍則最強者）』單獨結算。橡膠人只有在自己是最強者、或目標持槍時才會被卷入；若房內有持槍者，他被攻擊的機率反而低。</w:t>
       </w:r>
     </w:p>
     <w:p>
@@ -7602,7 +7602,7 @@
               <w:rPr>
                 <w:sz w:val="19"/>
               </w:rPr>
-              <w:t>💣 防爆小組</w:t>
+              <w:t>🏀 橡膠人</w:t>
             </w:r>
           </w:p>
         </w:tc>
@@ -7849,7 +7849,7 @@
               <w:rPr>
                 <w:sz w:val="19"/>
               </w:rPr>
-              <w:t>工程師（5.9）、幸運兒（5.7）、防爆小組（5.7）</w:t>
+              <w:t>工程師（5.9）、幸運兒（5.7）、橡膠人（5.7）</w:t>
             </w:r>
           </w:p>
         </w:tc>
@@ -7930,10 +7930,10 @@
         <w:rPr>
           <w:b/>
         </w:rPr>
-        <w:t xml:space="preserve">自救／彈性／防禦：庸才、還魂師、基因怪人、幸運兒、防爆小組　</w:t>
-      </w:r>
-      <w:r>
-        <w:t>庸才（7.0）模擬穩定偏強（z +2.5）；還魂師（7.0）存活輪數最高（5.09，z +8.6，早死僅 2%），但活到最後的比例僅 11%、名次分不高，因復活後血量低；基因怪人（6.0）AI 不會重配點，模擬偏低；幸運兒（5.7）偏低（z −2.0）；防爆小組（5.7）最弱（z −4.2），因無法持槍、輸出只有 1.2。</w:t>
+        <w:t xml:space="preserve">自救／彈性／防禦：庸才、還魂師、基因怪人、幸運兒、橡膠人　</w:t>
+      </w:r>
+      <w:r>
+        <w:t>庸才（7.0）模擬穩定偏強（z +2.5）；還魂師（7.0）存活輪數最高（5.09，z +8.6，早死僅 2%），但活到最後的比例僅 11%、名次分不高，因復活後血量低；基因怪人（6.0）AI 不會重配點，模擬偏低；幸運兒（5.7）偏低（z −2.0）；橡膠人（5.7）最弱（z −4.2），因無法持槍、輸出只有 1.2。</w:t>
       </w:r>
     </w:p>
     <w:p>
@@ -7968,7 +7968,7 @@
         <w:pStyle w:val="ListBullet"/>
       </w:pPr>
       <w:r>
-        <w:t>最弱的是防爆小組（5.7）與幸運兒（5.7）、工程師（5.9）；防爆小組的『無法持槍』使其幾乎沒有輸出，建議放寬。</w:t>
+        <w:t>最弱的是橡膠人（5.7）與幸運兒（5.7）、工程師（5.9）；橡膠人的『無法持槍』使其幾乎沒有輸出，建議放寬。</w:t>
       </w:r>
     </w:p>
     <w:p>
@@ -10577,7 +10577,7 @@
               <w:rPr>
                 <w:sz w:val="19"/>
               </w:rPr>
-              <w:t>防爆小組</w:t>
+              <w:t>橡膠人</w:t>
             </w:r>
           </w:p>
         </w:tc>
@@ -10938,7 +10938,7 @@
               <w:rPr>
                 <w:sz w:val="19"/>
               </w:rPr>
-              <w:t>防爆小組</w:t>
+              <w:t>橡膠人</w:t>
             </w:r>
           </w:p>
         </w:tc>

--- a/禁閉逃殺_實體模式16職業評估報告_詳細版_v2.docx
+++ b/禁閉逃殺_實體模式16職業評估報告_詳細版_v2.docx
@@ -5534,7 +5534,7 @@
               <w:rPr>
                 <w:sz w:val="19"/>
               </w:rPr>
-              <w:t>防爆盾牌</w:t>
+              <w:t>橡膠身軀</w:t>
             </w:r>
           </w:p>
         </w:tc>
@@ -5575,7 +5575,7 @@
               <w:rPr>
                 <w:sz w:val="19"/>
               </w:rPr>
-              <w:t>爆破緩衝</w:t>
+              <w:t>彈力緩衝</w:t>
             </w:r>
           </w:p>
         </w:tc>
@@ -5621,7 +5621,7 @@
         <w:pStyle w:val="ListBullet"/>
       </w:pPr>
       <w:r>
-        <w:t>防爆盾牌：只有『攻擊方持槍』的戰鬥傷害才會-4（最低0）。例：持霰彈槍者（基礎武力5＋4＝9）對無槍的橡膠人，原本受9點，現在受5點；持手槍者（5＋2＝7）原本受7點，現在受3點。對方只拿刀、雙刀或徒手時沒有減免，照一般規則比武力差。</w:t>
+        <w:t>橡膠身軀：只有『攻擊方持槍』的戰鬥傷害才會-4（最低0）。例：持霰彈槍者（基礎武力5＋4＝9）對無槍的橡膠人，原本受9點，現在受5點；持手槍者（5＋2＝7）原本受7點，現在受3點。對方只拿刀、雙刀或徒手時沒有減免，照一般規則比武力差。</w:t>
       </w:r>
     </w:p>
     <w:p>
@@ -5637,7 +5637,7 @@
         <w:pStyle w:val="ListBullet"/>
       </w:pPr>
       <w:r>
-        <w:t>爆破緩衝：火箭筒（4點，全場1把、可重複使用）對他完全無效，即使同房其他人受傷，也只有他不受影響。</w:t>
+        <w:t>彈力緩衝：火箭筒（4點，全場1把、可重複使用）對他完全無效，即使同房其他人受傷，也只有他不受影響。</w:t>
       </w:r>
     </w:p>
     <w:p>
@@ -5717,7 +5717,7 @@
         <w:pStyle w:val="ListBullet"/>
       </w:pPr>
       <w:r>
-        <w:t>槍只有6把，若全場沒人拿到槍，防爆盾牌沒有任何作用，他就只是一個沒有加成的普通玩家。</w:t>
+        <w:t>槍只有6把，若全場沒人拿到槍，橡膠身軀沒有任何作用，他就只是一個沒有加成的普通玩家。</w:t>
       </w:r>
     </w:p>
     <w:p>
@@ -5733,7 +5733,7 @@
         <w:pStyle w:val="ListBullet"/>
       </w:pPr>
       <w:r>
-        <w:t>若沒人使用火箭筒，爆破緩衝也沒有存在感。</w:t>
+        <w:t>若沒人使用火箭筒，彈力緩衝也沒有存在感。</w:t>
       </w:r>
     </w:p>
     <w:p>
@@ -5805,7 +5805,7 @@
         <w:pStyle w:val="ListBullet"/>
       </w:pPr>
       <w:r>
-        <w:t>本次9人×550場模擬為全陣容最弱（z −4.2，場均輸出僅1.2），主因是『無法持槍』讓進攻力低，且防禦只對槍與火箭筒有效。建議優先放寬：例如改為可持槍但持槍時盾牌失效，或把防爆盾牌的減傷同時適用於刀（-2）。</w:t>
+        <w:t>本次9人×550場模擬為全陣容最弱（z −4.2，場均輸出僅1.2），主因是『無法持槍』讓進攻力低，且防禦只對槍與火箭筒有效。建議優先放寬：例如改為可持槍但持槍時盾牌失效，或把橡膠身軀的減傷同時適用於刀（-2）。</w:t>
       </w:r>
     </w:p>
     <w:p>
@@ -5813,7 +5813,7 @@
         <w:pStyle w:val="ListBullet"/>
       </w:pPr>
       <w:r>
-        <w:t>若實測偏弱，可把防爆盾牌的槍械減傷改為-5，或解除『無法持槍』（但持槍時盾牌失效）；若偏強，改回-3。</w:t>
+        <w:t>若實測偏弱，可把橡膠身軀的槍械減傷改為-5，或解除『無法持槍』（但持槍時盾牌失效）；若偏強，改回-3。</w:t>
       </w:r>
     </w:p>
     <w:p>

--- a/禁閉逃殺_實體模式16職業評估報告_詳細版_v2.docx
+++ b/禁閉逃殺_實體模式16職業評估報告_詳細版_v2.docx
@@ -17,7 +17,7 @@
     </w:p>
     <w:p>
       <w:r>
-        <w:t>本版調整重點：①以實體模式 16 位職業（9 人局）重跑 AI 模擬 550 場，並依模擬結果修正強度與排名；②雇傭兵、飲品師、私家偵探、入殮師、還魂師、橡膠人等依最新規則重新評估；③每位職業含規則解讀、建議配點、出生點、逐輪操作與修改建議。</w:t>
+        <w:t>本版調整重點：①以實體模式 16 位職業（9 人局）重跑 AI 模擬 650 場，並依模擬結果修正強度與排名；②雇傭兵、飲品師、私家偵探、入殮師、還魂師、橡膠人等依最新規則重新評估；③每位職業含規則解讀、建議配點、出生點、逐輪操作與修改建議。</w:t>
       </w:r>
     </w:p>
     <w:p>
@@ -459,7 +459,7 @@
     <w:p/>
     <w:p>
       <w:r>
-        <w:t>評級標準：S（9.0以上，明顯過強）、A（7.5~8.9，強勢）、B（6.0~7.4，均衡）、C（4.5~5.9，偏弱）、D（4.4以下，明顯過弱）。以 9 人局為基準。模擬 z 值來自本次 9 人×550 場 AI 模擬（最新規則）；AI 不會喝酒、不會配合、不會重配點，因此飲品師、私家偵探、基因怪人的模擬僅供參考。</w:t>
+        <w:t>評級標準：S（9.0以上，明顯過強）、A（7.5~8.9，強勢）、B（6.0~7.4，均衡）、C（4.5~5.9，偏弱）、D（4.4以下，明顯過弱）。以 9 人局為基準。模擬 z 值來自本次 9 人×650 場 AI 模擬（最新規則）；AI 不會喝酒、不會配合、不會重配點，因此飲品師、私家偵探、基因怪人的模擬僅供參考。</w:t>
       </w:r>
     </w:p>
     <w:p>
@@ -483,7 +483,7 @@
         <w:rPr>
           <w:b/>
         </w:rPr>
-        <w:t>強度 6.9 分（B 級）　新手友善 ★★★☆☆　主持難度 ★★★☆☆　模擬z -0.1（9人×550場）</w:t>
+        <w:t>強度 6.8 分（B 級）　新手友善 ★★★☆☆　主持難度 ★★★☆☆　模擬z -0.6（9人×650場）</w:t>
       </w:r>
     </w:p>
     <w:tbl>
@@ -800,7 +800,7 @@
         <w:pStyle w:val="ListBullet"/>
       </w:pPr>
       <w:r>
-        <w:t>技能已修改：取消『刀／雙刀視為槍』，保留零負重。全場只有6把槍，強度取決於是否搶到槍；本次9人×550場模擬顯示他與平均相當（理論上搶到槍時才強）。</w:t>
+        <w:t>技能已修改：取消『刀／雙刀視為槍』，保留零負重。全場只有6把槍，強度取決於是否搶到槍；本次9人×650場模擬顯示他與平均相當（理論上搶到槍時才強）。</w:t>
       </w:r>
     </w:p>
     <w:p>
@@ -843,7 +843,7 @@
         <w:rPr>
           <w:b/>
         </w:rPr>
-        <w:t>強度 7.6 分（A 級）　新手友善 ★★★☆☆　主持難度 ★★★☆☆　模擬z -2.3（9人×550場）</w:t>
+        <w:t>強度 7.6 分（A 級）　新手友善 ★★★☆☆　主持難度 ★★★☆☆　模擬z -1.9（9人×650場）</w:t>
       </w:r>
     </w:p>
     <w:tbl>
@@ -1276,7 +1276,7 @@
         <w:rPr>
           <w:b/>
         </w:rPr>
-        <w:t>強度 7.3 分（B 級）　新手友善 ★★☆☆☆　主持難度 ★★★★☆　模擬z +0.5（9人×550場）</w:t>
+        <w:t>強度 7.4 分（B 級）　新手友善 ★★☆☆☆　主持難度 ★★★★☆　模擬z +0.8（9人×650場）</w:t>
       </w:r>
     </w:p>
     <w:tbl>
@@ -1580,7 +1580,7 @@
         <w:rPr>
           <w:b/>
         </w:rPr>
-        <w:t>強度 6.3 分（B 級）　新手友善 ★★☆☆☆　主持難度 ★★★☆☆　模擬z -2.6（9人×550場）</w:t>
+        <w:t>強度 6.2 分（B 級）　新手友善 ★★☆☆☆　主持難度 ★★★☆☆　模擬z -2.9（9人×650場）</w:t>
       </w:r>
     </w:p>
     <w:tbl>
@@ -1924,7 +1924,7 @@
         <w:rPr>
           <w:b/>
         </w:rPr>
-        <w:t>強度 6.8 分（B 級）　新手友善 ★★☆☆☆　主持難度 ★★★★☆　模擬z +0.5（9人×550場）</w:t>
+        <w:t>強度 6.8 分（B 級）　新手友善 ★★☆☆☆　主持難度 ★★★★☆　模擬z +0.2（9人×650場）</w:t>
       </w:r>
     </w:p>
     <w:tbl>
@@ -2266,7 +2266,7 @@
         <w:pStyle w:val="ListBullet"/>
       </w:pPr>
       <w:r>
-        <w:t>取消『每輪最多1張』後，入殮師在多人死亡的局中成長非常快，理論強度因此提高；9人模擬顯示接近平均（z +0.5）。</w:t>
+        <w:t>取消『每輪最多1張』後，入殮師在多人死亡的局中成長非常快，理論強度因此提高；9人模擬顯示接近平均（z +0.2）。</w:t>
       </w:r>
     </w:p>
     <w:p>
@@ -2309,7 +2309,7 @@
         <w:rPr>
           <w:b/>
         </w:rPr>
-        <w:t>強度 7.0 分（B 級）　新手友善 ★★★★☆　主持難度 ★★☆☆☆　模擬z +2.5（9人×550場）</w:t>
+        <w:t>強度 7.1 分（B 級）　新手友善 ★★★★☆　主持難度 ★★☆☆☆　模擬z +3.1（9人×650場）</w:t>
       </w:r>
     </w:p>
     <w:tbl>
@@ -2663,7 +2663,7 @@
         <w:rPr>
           <w:b/>
         </w:rPr>
-        <w:t>強度 7.0 分（B 級）　新手友善 ★★★☆☆　主持難度 ★★★☆☆　模擬z +8.6（9人×550場）</w:t>
+        <w:t>強度 7.0 分（B 級）　新手友善 ★★★☆☆　主持難度 ★★★☆☆　模擬z +9.1（9人×650場）</w:t>
       </w:r>
     </w:p>
     <w:tbl>
@@ -3056,7 +3056,7 @@
         <w:rPr>
           <w:b/>
         </w:rPr>
-        <w:t>強度 6.0 分（B 級）　新手友善 ★★★☆☆　主持難度 ★★☆☆☆　模擬z -1.9（9人×550場）</w:t>
+        <w:t>強度 6.1 分（B 級）　新手友善 ★★★☆☆　主持難度 ★★☆☆☆　模擬z -1.6（9人×650場）</w:t>
       </w:r>
     </w:p>
     <w:tbl>
@@ -3353,7 +3353,7 @@
         <w:rPr>
           <w:b/>
         </w:rPr>
-        <w:t>強度 6.1 分（B 級）　新手友善 ★★★★★　主持難度 ★★☆☆☆　模擬z -1.5（9人×550場）</w:t>
+        <w:t>強度 6.0 分（B 級）　新手友善 ★★★★★　主持難度 ★★☆☆☆　模擬z -1.9（9人×650場）</w:t>
       </w:r>
     </w:p>
     <w:tbl>
@@ -3658,7 +3658,7 @@
         <w:rPr>
           <w:b/>
         </w:rPr>
-        <w:t>強度 6.1 分（B 級）　新手友善 ★★★☆☆　主持難度 ★★★☆☆　模擬z -1.0（9人×550場）</w:t>
+        <w:t>強度 6.2 分（B 級）　新手友善 ★★★☆☆　主持難度 ★★★☆☆　模擬z -0.3（9人×650場）</w:t>
       </w:r>
     </w:p>
     <w:tbl>
@@ -3963,7 +3963,7 @@
         <w:rPr>
           <w:b/>
         </w:rPr>
-        <w:t>強度 6.9 分（B 級）　新手友善 ★★★★★　主持難度 ★★☆☆☆　模擬z +3.3（9人×550場）</w:t>
+        <w:t>強度 6.9 分（B 級）　新手友善 ★★★★★　主持難度 ★★☆☆☆　模擬z +3.2（9人×650場）</w:t>
       </w:r>
     </w:p>
     <w:tbl>
@@ -4276,7 +4276,7 @@
         <w:rPr>
           <w:b/>
         </w:rPr>
-        <w:t>強度 6.1 分（B 級）　新手友善 ★★★☆☆　主持難度 ★★★☆☆　模擬z +0.5（9人×550場）</w:t>
+        <w:t>強度 6.1 分（B 級）　新手友善 ★★★☆☆　主持難度 ★★★☆☆　模擬z +0.3（9人×650場）</w:t>
       </w:r>
     </w:p>
     <w:tbl>
@@ -4581,7 +4581,7 @@
         <w:rPr>
           <w:b/>
         </w:rPr>
-        <w:t>強度 6.2 分（B 級）　新手友善 ★★★★☆　主持難度 ★★☆☆☆　模擬z -0.1（9人×550場）</w:t>
+        <w:t>強度 6.2 分（B 級）　新手友善 ★★★★☆　主持難度 ★★☆☆☆　模擬z +0.0（9人×650場）</w:t>
       </w:r>
     </w:p>
     <w:tbl>
@@ -4894,7 +4894,7 @@
         <w:rPr>
           <w:b/>
         </w:rPr>
-        <w:t>強度 5.7 分（C 級）　新手友善 ★★★★☆　主持難度 ★★★☆☆　模擬z -2.0（9人×550場）</w:t>
+        <w:t>強度 5.6 分（C 級）　新手友善 ★★★★☆　主持難度 ★★★☆☆　模擬z -2.4（9人×650場）</w:t>
       </w:r>
     </w:p>
     <w:tbl>
@@ -5199,7 +5199,7 @@
         <w:rPr>
           <w:b/>
         </w:rPr>
-        <w:t>強度 5.9 分（C 級）　新手友善 ★★★★☆　主持難度 ★★☆☆☆　模擬z -0.1（9人×550場）</w:t>
+        <w:t>強度 5.8 分（C 級）　新手友善 ★★★★☆　主持難度 ★★☆☆☆　模擬z -1.0（9人×650場）</w:t>
       </w:r>
     </w:p>
     <w:tbl>
@@ -5463,7 +5463,7 @@
         <w:rPr>
           <w:b/>
         </w:rPr>
-        <w:t>強度 5.7 分（C 級）　新手友善 ★★★★☆　主持難度 ★☆☆☆☆　模擬z -4.2（9人×550場）</w:t>
+        <w:t>強度 5.7 分（C 級）　新手友善 ★★★★☆　主持難度 ★☆☆☆☆　模擬z -4.4（9人×650場）</w:t>
       </w:r>
     </w:p>
     <w:tbl>
@@ -5805,7 +5805,7 @@
         <w:pStyle w:val="ListBullet"/>
       </w:pPr>
       <w:r>
-        <w:t>本次9人×550場模擬為全陣容最弱（z −4.2，場均輸出僅1.2），主因是『無法持槍』讓進攻力低，且防禦只對槍與火箭筒有效。建議優先放寬：例如改為可持槍但持槍時盾牌失效，或把橡膠身軀的減傷同時適用於刀（-2）。</w:t>
+        <w:t>本次9人×650場模擬為全陣容最弱（z −4.4，場均輸出僅1.3），主因是『無法持槍』讓進攻力低，且防禦只對槍與火箭筒有效。建議優先放寬：例如改為可持槍但持槍時盾牌失效，或把橡膠身軀的減傷同時適用於刀（-2）。</w:t>
       </w:r>
     </w:p>
     <w:p>
@@ -6064,7 +6064,7 @@
               <w:rPr>
                 <w:sz w:val="19"/>
               </w:rPr>
-              <w:t>-2.3（9人×550場）</w:t>
+              <w:t>-1.9（9人×650場）</w:t>
             </w:r>
           </w:p>
         </w:tc>
@@ -6144,7 +6144,7 @@
               <w:rPr>
                 <w:sz w:val="19"/>
               </w:rPr>
-              <w:t>7.3</w:t>
+              <w:t>7.4</w:t>
             </w:r>
           </w:p>
         </w:tc>
@@ -6170,7 +6170,7 @@
               <w:rPr>
                 <w:sz w:val="19"/>
               </w:rPr>
-              <w:t>+0.5（9人×550場）</w:t>
+              <w:t>+0.8（9人×650場）</w:t>
             </w:r>
           </w:p>
         </w:tc>
@@ -6250,7 +6250,7 @@
               <w:rPr>
                 <w:sz w:val="19"/>
               </w:rPr>
-              <w:t>7.0</w:t>
+              <w:t>7.1</w:t>
             </w:r>
           </w:p>
         </w:tc>
@@ -6276,7 +6276,7 @@
               <w:rPr>
                 <w:sz w:val="19"/>
               </w:rPr>
-              <w:t>+2.5（9人×550場）</w:t>
+              <w:t>+3.1（9人×650場）</w:t>
             </w:r>
           </w:p>
         </w:tc>
@@ -6382,7 +6382,7 @@
               <w:rPr>
                 <w:sz w:val="19"/>
               </w:rPr>
-              <w:t>+8.6（9人×550場）</w:t>
+              <w:t>+9.1（9人×650場）</w:t>
             </w:r>
           </w:p>
         </w:tc>
@@ -6436,7 +6436,7 @@
               <w:rPr>
                 <w:sz w:val="19"/>
               </w:rPr>
-              <w:t>🔪 雇傭兵</w:t>
+              <w:t>🥩 屠夫</w:t>
             </w:r>
           </w:p>
         </w:tc>
@@ -6449,7 +6449,7 @@
               <w:rPr>
                 <w:sz w:val="19"/>
               </w:rPr>
-              <w:t>戰鬥・壓制</w:t>
+              <w:t>戰鬥・吸血</w:t>
             </w:r>
           </w:p>
         </w:tc>
@@ -6488,7 +6488,7 @@
               <w:rPr>
                 <w:sz w:val="19"/>
               </w:rPr>
-              <w:t>-0.1（9人×550場）</w:t>
+              <w:t>+3.2（9人×650場）</w:t>
             </w:r>
           </w:p>
         </w:tc>
@@ -6501,7 +6501,7 @@
               <w:rPr>
                 <w:sz w:val="19"/>
               </w:rPr>
-              <w:t>★★★☆☆</w:t>
+              <w:t>★★★★★</w:t>
             </w:r>
           </w:p>
         </w:tc>
@@ -6514,7 +6514,7 @@
               <w:rPr>
                 <w:sz w:val="19"/>
               </w:rPr>
-              <w:t>★★★☆☆</w:t>
+              <w:t>★★☆☆☆</w:t>
             </w:r>
           </w:p>
         </w:tc>
@@ -6542,7 +6542,7 @@
               <w:rPr>
                 <w:sz w:val="19"/>
               </w:rPr>
-              <w:t>🥩 屠夫</w:t>
+              <w:t>🔪 雇傭兵</w:t>
             </w:r>
           </w:p>
         </w:tc>
@@ -6555,7 +6555,7 @@
               <w:rPr>
                 <w:sz w:val="19"/>
               </w:rPr>
-              <w:t>戰鬥・吸血</w:t>
+              <w:t>戰鬥・壓制</w:t>
             </w:r>
           </w:p>
         </w:tc>
@@ -6568,7 +6568,7 @@
               <w:rPr>
                 <w:sz w:val="19"/>
               </w:rPr>
-              <w:t>6.9</w:t>
+              <w:t>6.8</w:t>
             </w:r>
           </w:p>
         </w:tc>
@@ -6594,7 +6594,7 @@
               <w:rPr>
                 <w:sz w:val="19"/>
               </w:rPr>
-              <w:t>+3.3（9人×550場）</w:t>
+              <w:t>-0.6（9人×650場）</w:t>
             </w:r>
           </w:p>
         </w:tc>
@@ -6607,7 +6607,7 @@
               <w:rPr>
                 <w:sz w:val="19"/>
               </w:rPr>
-              <w:t>★★★★★</w:t>
+              <w:t>★★★☆☆</w:t>
             </w:r>
           </w:p>
         </w:tc>
@@ -6620,7 +6620,7 @@
               <w:rPr>
                 <w:sz w:val="19"/>
               </w:rPr>
-              <w:t>★★☆☆☆</w:t>
+              <w:t>★★★☆☆</w:t>
             </w:r>
           </w:p>
         </w:tc>
@@ -6700,7 +6700,7 @@
               <w:rPr>
                 <w:sz w:val="19"/>
               </w:rPr>
-              <w:t>+0.5（9人×550場）</w:t>
+              <w:t>+0.2（9人×650場）</w:t>
             </w:r>
           </w:p>
         </w:tc>
@@ -6780,7 +6780,7 @@
               <w:rPr>
                 <w:sz w:val="19"/>
               </w:rPr>
-              <w:t>6.3</w:t>
+              <w:t>6.2</w:t>
             </w:r>
           </w:p>
         </w:tc>
@@ -6806,7 +6806,7 @@
               <w:rPr>
                 <w:sz w:val="19"/>
               </w:rPr>
-              <w:t>-2.6（9人×550場）</w:t>
+              <w:t>-2.9（9人×650場）</w:t>
             </w:r>
           </w:p>
         </w:tc>
@@ -6860,7 +6860,7 @@
               <w:rPr>
                 <w:sz w:val="19"/>
               </w:rPr>
-              <w:t>🧛 吸血鬼</w:t>
+              <w:t>♻️ 拾荒者</w:t>
             </w:r>
           </w:p>
         </w:tc>
@@ -6873,7 +6873,7 @@
               <w:rPr>
                 <w:sz w:val="19"/>
               </w:rPr>
-              <w:t>戰鬥・吸血</w:t>
+              <w:t>補給・資源轉換</w:t>
             </w:r>
           </w:p>
         </w:tc>
@@ -6912,7 +6912,7 @@
               <w:rPr>
                 <w:sz w:val="19"/>
               </w:rPr>
-              <w:t>-0.1（9人×550場）</w:t>
+              <w:t>-0.3（9人×650場）</w:t>
             </w:r>
           </w:p>
         </w:tc>
@@ -6925,7 +6925,7 @@
               <w:rPr>
                 <w:sz w:val="19"/>
               </w:rPr>
-              <w:t>★★★★☆</w:t>
+              <w:t>★★★☆☆</w:t>
             </w:r>
           </w:p>
         </w:tc>
@@ -6938,7 +6938,7 @@
               <w:rPr>
                 <w:sz w:val="19"/>
               </w:rPr>
-              <w:t>★★☆☆☆</w:t>
+              <w:t>★★★☆☆</w:t>
             </w:r>
           </w:p>
         </w:tc>
@@ -6966,7 +6966,7 @@
               <w:rPr>
                 <w:sz w:val="19"/>
               </w:rPr>
-              <w:t>🧗 攀岩者</w:t>
+              <w:t>🧛 吸血鬼</w:t>
             </w:r>
           </w:p>
         </w:tc>
@@ -6979,7 +6979,7 @@
               <w:rPr>
                 <w:sz w:val="19"/>
               </w:rPr>
-              <w:t>機動・避毒</w:t>
+              <w:t>戰鬥・吸血</w:t>
             </w:r>
           </w:p>
         </w:tc>
@@ -6992,7 +6992,7 @@
               <w:rPr>
                 <w:sz w:val="19"/>
               </w:rPr>
-              <w:t>6.1</w:t>
+              <w:t>6.2</w:t>
             </w:r>
           </w:p>
         </w:tc>
@@ -7018,7 +7018,7 @@
               <w:rPr>
                 <w:sz w:val="19"/>
               </w:rPr>
-              <w:t>-1.5（9人×550場）</w:t>
+              <w:t>+0.0（9人×650場）</w:t>
             </w:r>
           </w:p>
         </w:tc>
@@ -7031,7 +7031,7 @@
               <w:rPr>
                 <w:sz w:val="19"/>
               </w:rPr>
-              <w:t>★★★★★</w:t>
+              <w:t>★★★★☆</w:t>
             </w:r>
           </w:p>
         </w:tc>
@@ -7072,7 +7072,7 @@
               <w:rPr>
                 <w:sz w:val="19"/>
               </w:rPr>
-              <w:t>♻️ 拾荒者</w:t>
+              <w:t>🧬 基因怪人</w:t>
             </w:r>
           </w:p>
         </w:tc>
@@ -7085,7 +7085,7 @@
               <w:rPr>
                 <w:sz w:val="19"/>
               </w:rPr>
-              <w:t>補給・資源轉換</w:t>
+              <w:t>彈性・成長</w:t>
             </w:r>
           </w:p>
         </w:tc>
@@ -7124,7 +7124,7 @@
               <w:rPr>
                 <w:sz w:val="19"/>
               </w:rPr>
-              <w:t>-1.0（9人×550場）</w:t>
+              <w:t>-1.6（9人×650場）</w:t>
             </w:r>
           </w:p>
         </w:tc>
@@ -7150,7 +7150,7 @@
               <w:rPr>
                 <w:sz w:val="19"/>
               </w:rPr>
-              <w:t>★★★☆☆</w:t>
+              <w:t>★★☆☆☆</w:t>
             </w:r>
           </w:p>
         </w:tc>
@@ -7230,7 +7230,7 @@
               <w:rPr>
                 <w:sz w:val="19"/>
               </w:rPr>
-              <w:t>+0.5（9人×550場）</w:t>
+              <w:t>+0.3（9人×650場）</w:t>
             </w:r>
           </w:p>
         </w:tc>
@@ -7284,7 +7284,7 @@
               <w:rPr>
                 <w:sz w:val="19"/>
               </w:rPr>
-              <w:t>🧬 基因怪人</w:t>
+              <w:t>🧗 攀岩者</w:t>
             </w:r>
           </w:p>
         </w:tc>
@@ -7297,7 +7297,7 @@
               <w:rPr>
                 <w:sz w:val="19"/>
               </w:rPr>
-              <w:t>彈性・成長</w:t>
+              <w:t>機動・避毒</w:t>
             </w:r>
           </w:p>
         </w:tc>
@@ -7336,7 +7336,7 @@
               <w:rPr>
                 <w:sz w:val="19"/>
               </w:rPr>
-              <w:t>-1.9（9人×550場）</w:t>
+              <w:t>-1.9（9人×650場）</w:t>
             </w:r>
           </w:p>
         </w:tc>
@@ -7349,7 +7349,7 @@
               <w:rPr>
                 <w:sz w:val="19"/>
               </w:rPr>
-              <w:t>★★★☆☆</w:t>
+              <w:t>★★★★★</w:t>
             </w:r>
           </w:p>
         </w:tc>
@@ -7416,7 +7416,7 @@
               <w:rPr>
                 <w:sz w:val="19"/>
               </w:rPr>
-              <w:t>5.9</w:t>
+              <w:t>5.8</w:t>
             </w:r>
           </w:p>
         </w:tc>
@@ -7442,7 +7442,7 @@
               <w:rPr>
                 <w:sz w:val="19"/>
               </w:rPr>
-              <w:t>-0.1（9人×550場）</w:t>
+              <w:t>-1.0（9人×650場）</w:t>
             </w:r>
           </w:p>
         </w:tc>
@@ -7496,7 +7496,7 @@
               <w:rPr>
                 <w:sz w:val="19"/>
               </w:rPr>
-              <w:t>🍀 幸運兒</w:t>
+              <w:t>🏀 橡膠人</w:t>
             </w:r>
           </w:p>
         </w:tc>
@@ -7509,7 +7509,7 @@
               <w:rPr>
                 <w:sz w:val="19"/>
               </w:rPr>
-              <w:t>運氣</w:t>
+              <w:t>防禦・反槍械</w:t>
             </w:r>
           </w:p>
         </w:tc>
@@ -7548,7 +7548,7 @@
               <w:rPr>
                 <w:sz w:val="19"/>
               </w:rPr>
-              <w:t>-2.0（9人×550場）</w:t>
+              <w:t>-4.4（9人×650場）</w:t>
             </w:r>
           </w:p>
         </w:tc>
@@ -7574,7 +7574,7 @@
               <w:rPr>
                 <w:sz w:val="19"/>
               </w:rPr>
-              <w:t>★★★☆☆</w:t>
+              <w:t>★☆☆☆☆</w:t>
             </w:r>
           </w:p>
         </w:tc>
@@ -7602,7 +7602,7 @@
               <w:rPr>
                 <w:sz w:val="19"/>
               </w:rPr>
-              <w:t>🏀 橡膠人</w:t>
+              <w:t>🍀 幸運兒</w:t>
             </w:r>
           </w:p>
         </w:tc>
@@ -7615,7 +7615,7 @@
               <w:rPr>
                 <w:sz w:val="19"/>
               </w:rPr>
-              <w:t>防禦・反槍械</w:t>
+              <w:t>運氣</w:t>
             </w:r>
           </w:p>
         </w:tc>
@@ -7628,7 +7628,7 @@
               <w:rPr>
                 <w:sz w:val="19"/>
               </w:rPr>
-              <w:t>5.7</w:t>
+              <w:t>5.6</w:t>
             </w:r>
           </w:p>
         </w:tc>
@@ -7654,7 +7654,7 @@
               <w:rPr>
                 <w:sz w:val="19"/>
               </w:rPr>
-              <w:t>-4.2（9人×550場）</w:t>
+              <w:t>-2.4（9人×650場）</w:t>
             </w:r>
           </w:p>
         </w:tc>
@@ -7680,7 +7680,7 @@
               <w:rPr>
                 <w:sz w:val="19"/>
               </w:rPr>
-              <w:t>★☆☆☆☆</w:t>
+              <w:t>★★★☆☆</w:t>
             </w:r>
           </w:p>
         </w:tc>
@@ -7689,7 +7689,7 @@
     <w:p/>
     <w:p>
       <w:r>
-        <w:t>16 位平均 6.48 分。強度＝理論評估與 AI 模擬折算的加權結果（可模擬的職業以模擬為主、AI 玩不好的職業以理論為主，見 2-0）。與修正前（理論分）的差異：雇傭兵 8.0→6.9；購物大媽 5.1→6.1；屠夫 6.0→6.9；工程師 5.0→5.9；飲品師 8.3→7.6；吸血鬼 5.6→6.2；還魂師 6.4→7.0；入殮師 7.3→6.8。</w:t>
+        <w:t>16 位平均 6.47 分。強度＝理論評估與 AI 模擬折算的加權結果（可模擬的職業以模擬為主、AI 玩不好的職業以理論為主，見 2-0）。與修正前（理論分）的差異：雇傭兵 8.0→6.8；購物大媽 5.1→6.1；屠夫 6.0→6.9；工程師 5.0→5.8；飲品師 8.3→7.6；吸血鬼 5.6→6.2；還魂師 6.4→7.0；入殮師 7.3→6.8。</w:t>
       </w:r>
     </w:p>
     <w:p>
@@ -7821,7 +7821,7 @@
               <w:rPr>
                 <w:sz w:val="19"/>
               </w:rPr>
-              <w:t>馴獸師（7.3）、庸才（7.0）、還魂師（7.0）、雇傭兵（6.9）、屠夫（6.9）、入殮師（6.8）、私家偵探（6.3）、吸血鬼（6.2）、攀岩者（6.1）、拾荒者（6.1）、購物大媽（6.1）、基因怪人（6.0）</w:t>
+              <w:t>馴獸師（7.4）、庸才（7.1）、還魂師（7.0）、屠夫（6.9）、雇傭兵（6.8）、入殮師（6.8）、私家偵探（6.2）、拾荒者（6.2）、吸血鬼（6.2）、基因怪人（6.1）、購物大媽（6.1）、攀岩者（6.0）</w:t>
             </w:r>
           </w:p>
         </w:tc>
@@ -7849,7 +7849,7 @@
               <w:rPr>
                 <w:sz w:val="19"/>
               </w:rPr>
-              <w:t>工程師（5.9）、幸運兒（5.7）、橡膠人（5.7）</w:t>
+              <w:t>工程師（5.8）、橡膠人（5.7）、幸運兒（5.6）</w:t>
             </w:r>
           </w:p>
         </w:tc>
@@ -7900,7 +7900,7 @@
         <w:t xml:space="preserve">戰鬥型：雇傭兵 vs 屠夫 vs 吸血鬼　</w:t>
       </w:r>
       <w:r>
-        <w:t>雇傭兵（6.9）：取消『刀視為槍』後，模擬表現與平均相當（存活輪數 4.26、z −0.1），並沒有壓制全場；只有搶到槍時才強。屠夫（6.9）模擬表現反而不錯（z +3.3），可能因 AI 較少搶到槍，持刀+4的穩定武力占優；吸血鬼（6.2）接近平均。三者彼此差距小。</w:t>
+        <w:t>雇傭兵（6.8）：取消『刀視為槍』後，模擬表現與平均相當（存活輪數 4.25、z −0.6），並沒有壓制全場；只有搶到槍時才強。屠夫（6.9）模擬表現反而不錯（z +3.2），可能因 AI 較少搶到槍，持刀+4的穩定武力占優；吸血鬼（6.2）接近平均。三者彼此差距小。</w:t>
       </w:r>
     </w:p>
     <w:p>
@@ -7911,7 +7911,7 @@
         <w:t xml:space="preserve">補給型：馴獸師、飲品師、拾荒者、工程師　</w:t>
       </w:r>
       <w:r>
-        <w:t>馴獸師（7.3）模擬名次分最高（71，前3名機率 60%），補給最穩；飲品師（7.6）AI 完全不喝酒，模擬低估，理論上仍強；拾荒者（6.1）與工程師（5.9）模擬接近平均，工程師比理論預期好。</w:t>
+        <w:t>馴獸師（7.4）模擬名次分最高（72，前3名機率 62%），補給最穩；飲品師（7.6）AI 完全不喝酒，模擬低估，理論上仍強；拾荒者（6.2）與工程師（5.8）模擬接近平均，工程師比理論預期好。</w:t>
       </w:r>
     </w:p>
     <w:p>
@@ -7922,7 +7922,7 @@
         <w:t xml:space="preserve">機動／情報：攀岩者、私家偵探、購物大媽　</w:t>
       </w:r>
       <w:r>
-        <w:t>攀岩者（6.1）9人局表現略低於平均（z −1.5）；私家偵探（6.3）AI 隨機使用技能，模擬低估，且受行動順序限制；購物大媽（6.1）模擬略高於平均。</w:t>
+        <w:t>攀岩者（6.0）9人局表現略低於平均（z −1.9）；私家偵探（6.2）AI 隨機使用技能，模擬低估，且受行動順序限制；購物大媽（6.1）模擬略高於平均。</w:t>
       </w:r>
     </w:p>
     <w:p>
@@ -7933,7 +7933,7 @@
         <w:t xml:space="preserve">自救／彈性／防禦：庸才、還魂師、基因怪人、幸運兒、橡膠人　</w:t>
       </w:r>
       <w:r>
-        <w:t>庸才（7.0）模擬穩定偏強（z +2.5）；還魂師（7.0）存活輪數最高（5.09，z +8.6，早死僅 2%），但活到最後的比例僅 11%、名次分不高，因復活後血量低；基因怪人（6.0）AI 不會重配點，模擬偏低；幸運兒（5.7）偏低（z −2.0）；橡膠人（5.7）最弱（z −4.2），因無法持槍、輸出只有 1.2。</w:t>
+        <w:t>庸才（7.1）模擬穩定偏強（z +3.1）；還魂師（7.0）存活輪數最高（5.09，z +9.1，早死僅 2%），但活到最後的比例僅 10%、名次分不高，因復活後血量低；基因怪人（6.1）AI 不會重配點，模擬偏低；幸運兒（5.6）偏低（z −2.4）；橡膠人（5.7）最弱（z −4.4），因無法持槍、輸出只有 1.3。</w:t>
       </w:r>
     </w:p>
     <w:p>
@@ -7944,7 +7944,7 @@
         <w:t xml:space="preserve">後期型：入殮師 vs 還魂師　</w:t>
       </w:r>
       <w:r>
-        <w:t>入殮師（6.8）與還魂師（7.0）都靠死亡運作；入殮師模擬接近平均（z +0.5），還魂師最能活。兩者不建議同局（還魂師的遺物會被入殮師拿走）。</w:t>
+        <w:t>入殮師（6.8）與還魂師（7.0）都靠死亡運作；入殮師模擬接近平均（z +0.2），還魂師最能活。兩者不建議同局（還魂師的遺物會被入殮師拿走）。</w:t>
       </w:r>
     </w:p>
     <w:p>
@@ -7960,7 +7960,7 @@
         <w:pStyle w:val="ListBullet"/>
       </w:pPr>
       <w:r>
-        <w:t>修正後最強的是飲品師（7.6，理論為主）、馴獸師（7.3）、庸才／還魂師（7.0／7.0）；雇傭兵降到 6.9，不再離群。</w:t>
+        <w:t>修正後最強的是飲品師（7.6，理論為主）、馴獸師（7.4）、庸才／還魂師（7.1／7.0）；雇傭兵降到 6.8，不再離群。</w:t>
       </w:r>
     </w:p>
     <w:p>
@@ -7968,7 +7968,7 @@
         <w:pStyle w:val="ListBullet"/>
       </w:pPr>
       <w:r>
-        <w:t>最弱的是橡膠人（5.7）與幸運兒（5.7）、工程師（5.9）；橡膠人的『無法持槍』使其幾乎沒有輸出，建議放寬。</w:t>
+        <w:t>最弱的是橡膠人（5.7）與幸運兒（5.6）、工程師（5.8）；橡膠人的『無法持槍』使其幾乎沒有輸出，建議放寬。</w:t>
       </w:r>
     </w:p>
     <w:p>
@@ -7984,7 +7984,7 @@
         <w:pStyle w:val="ListBullet"/>
       </w:pPr>
       <w:r>
-        <w:t>模擬僅 9 人×550 場，每職業約 300 場，z 值±2 內視為正常波動；AI 不會喝酒、不會配合、不會重配點，飲品師、私家偵探、基因怪人僅作參考。</w:t>
+        <w:t>模擬僅 9 人×650 場，每職業約 300 場，z 值±2 內視為正常波動；AI 不會喝酒、不會配合、不會重配點，飲品師、私家偵探、基因怪人僅作參考。</w:t>
       </w:r>
     </w:p>
     <w:p>
@@ -7992,7 +7992,7 @@
         <w:pStyle w:val="Heading2"/>
       </w:pPr>
       <w:r>
-        <w:t>2-5　模擬數據明細（9人局、550場）</w:t>
+        <w:t>2-5　模擬數據明細（9人局、650場）</w:t>
       </w:r>
     </w:p>
     <w:tbl>
@@ -8220,46 +8220,46 @@
               <w:rPr>
                 <w:sz w:val="19"/>
               </w:rPr>
-              <w:t>315</w:t>
-            </w:r>
-          </w:p>
-        </w:tc>
-        <w:tc>
-          <w:tcPr>
-            <w:tcW w:type="dxa" w:w="720"/>
-          </w:tcPr>
-          <w:p>
-            <w:r>
-              <w:rPr>
-                <w:sz w:val="19"/>
-              </w:rPr>
-              <w:t>4.06</w:t>
-            </w:r>
-          </w:p>
-        </w:tc>
-        <w:tc>
-          <w:tcPr>
-            <w:tcW w:type="dxa" w:w="720"/>
-          </w:tcPr>
-          <w:p>
-            <w:r>
-              <w:rPr>
-                <w:sz w:val="19"/>
-              </w:rPr>
-              <w:t>-2.3</w:t>
-            </w:r>
-          </w:p>
-        </w:tc>
-        <w:tc>
-          <w:tcPr>
-            <w:tcW w:type="dxa" w:w="720"/>
-          </w:tcPr>
-          <w:p>
-            <w:r>
-              <w:rPr>
-                <w:sz w:val="19"/>
-              </w:rPr>
-              <w:t>5%</w:t>
+              <w:t>375</w:t>
+            </w:r>
+          </w:p>
+        </w:tc>
+        <w:tc>
+          <w:tcPr>
+            <w:tcW w:type="dxa" w:w="720"/>
+          </w:tcPr>
+          <w:p>
+            <w:r>
+              <w:rPr>
+                <w:sz w:val="19"/>
+              </w:rPr>
+              <w:t>4.14</w:t>
+            </w:r>
+          </w:p>
+        </w:tc>
+        <w:tc>
+          <w:tcPr>
+            <w:tcW w:type="dxa" w:w="720"/>
+          </w:tcPr>
+          <w:p>
+            <w:r>
+              <w:rPr>
+                <w:sz w:val="19"/>
+              </w:rPr>
+              <w:t>-1.9</w:t>
+            </w:r>
+          </w:p>
+        </w:tc>
+        <w:tc>
+          <w:tcPr>
+            <w:tcW w:type="dxa" w:w="720"/>
+          </w:tcPr>
+          <w:p>
+            <w:r>
+              <w:rPr>
+                <w:sz w:val="19"/>
+              </w:rPr>
+              <w:t>6%</w:t>
             </w:r>
           </w:p>
         </w:tc>
@@ -8285,7 +8285,7 @@
               <w:rPr>
                 <w:sz w:val="19"/>
               </w:rPr>
-              <w:t>43%</w:t>
+              <w:t>42%</w:t>
             </w:r>
           </w:p>
         </w:tc>
@@ -8311,33 +8311,33 @@
               <w:rPr>
                 <w:sz w:val="19"/>
               </w:rPr>
-              <w:t>0.36</w:t>
-            </w:r>
-          </w:p>
-        </w:tc>
-        <w:tc>
-          <w:tcPr>
-            <w:tcW w:type="dxa" w:w="720"/>
-          </w:tcPr>
-          <w:p>
-            <w:r>
-              <w:rPr>
-                <w:sz w:val="19"/>
-              </w:rPr>
-              <w:t>4.1</w:t>
-            </w:r>
-          </w:p>
-        </w:tc>
-        <w:tc>
-          <w:tcPr>
-            <w:tcW w:type="dxa" w:w="720"/>
-          </w:tcPr>
-          <w:p>
-            <w:r>
-              <w:rPr>
-                <w:sz w:val="19"/>
-              </w:rPr>
-              <w:t>10.1</w:t>
+              <w:t>0.39</w:t>
+            </w:r>
+          </w:p>
+        </w:tc>
+        <w:tc>
+          <w:tcPr>
+            <w:tcW w:type="dxa" w:w="720"/>
+          </w:tcPr>
+          <w:p>
+            <w:r>
+              <w:rPr>
+                <w:sz w:val="19"/>
+              </w:rPr>
+              <w:t>4.4</w:t>
+            </w:r>
+          </w:p>
+        </w:tc>
+        <w:tc>
+          <w:tcPr>
+            <w:tcW w:type="dxa" w:w="720"/>
+          </w:tcPr>
+          <w:p>
+            <w:r>
+              <w:rPr>
+                <w:sz w:val="19"/>
+              </w:rPr>
+              <w:t>10.0</w:t>
             </w:r>
           </w:p>
         </w:tc>
@@ -8378,33 +8378,33 @@
               <w:rPr>
                 <w:sz w:val="19"/>
               </w:rPr>
-              <w:t>299</w:t>
-            </w:r>
-          </w:p>
-        </w:tc>
-        <w:tc>
-          <w:tcPr>
-            <w:tcW w:type="dxa" w:w="720"/>
-          </w:tcPr>
-          <w:p>
-            <w:r>
-              <w:rPr>
-                <w:sz w:val="19"/>
-              </w:rPr>
-              <w:t>4.32</w:t>
-            </w:r>
-          </w:p>
-        </w:tc>
-        <w:tc>
-          <w:tcPr>
-            <w:tcW w:type="dxa" w:w="720"/>
-          </w:tcPr>
-          <w:p>
-            <w:r>
-              <w:rPr>
-                <w:sz w:val="19"/>
-              </w:rPr>
-              <w:t>+0.5</w:t>
+              <w:t>354</w:t>
+            </w:r>
+          </w:p>
+        </w:tc>
+        <w:tc>
+          <w:tcPr>
+            <w:tcW w:type="dxa" w:w="720"/>
+          </w:tcPr>
+          <w:p>
+            <w:r>
+              <w:rPr>
+                <w:sz w:val="19"/>
+              </w:rPr>
+              <w:t>4.37</w:t>
+            </w:r>
+          </w:p>
+        </w:tc>
+        <w:tc>
+          <w:tcPr>
+            <w:tcW w:type="dxa" w:w="720"/>
+          </w:tcPr>
+          <w:p>
+            <w:r>
+              <w:rPr>
+                <w:sz w:val="19"/>
+              </w:rPr>
+              <w:t>+0.8</w:t>
             </w:r>
           </w:p>
         </w:tc>
@@ -8430,85 +8430,85 @@
               <w:rPr>
                 <w:sz w:val="19"/>
               </w:rPr>
-              <w:t>71</w:t>
-            </w:r>
-          </w:p>
-        </w:tc>
-        <w:tc>
-          <w:tcPr>
-            <w:tcW w:type="dxa" w:w="720"/>
-          </w:tcPr>
-          <w:p>
-            <w:r>
-              <w:rPr>
-                <w:sz w:val="19"/>
-              </w:rPr>
-              <w:t>60%</w:t>
-            </w:r>
-          </w:p>
-        </w:tc>
-        <w:tc>
-          <w:tcPr>
-            <w:tcW w:type="dxa" w:w="720"/>
-          </w:tcPr>
-          <w:p>
-            <w:r>
-              <w:rPr>
-                <w:sz w:val="19"/>
-              </w:rPr>
-              <w:t>16%</w:t>
-            </w:r>
-          </w:p>
-        </w:tc>
-        <w:tc>
-          <w:tcPr>
-            <w:tcW w:type="dxa" w:w="720"/>
-          </w:tcPr>
-          <w:p>
-            <w:r>
-              <w:rPr>
-                <w:sz w:val="19"/>
-              </w:rPr>
-              <w:t>0.56</w:t>
-            </w:r>
-          </w:p>
-        </w:tc>
-        <w:tc>
-          <w:tcPr>
-            <w:tcW w:type="dxa" w:w="720"/>
-          </w:tcPr>
-          <w:p>
-            <w:r>
-              <w:rPr>
-                <w:sz w:val="19"/>
-              </w:rPr>
-              <w:t>6.3</w:t>
-            </w:r>
-          </w:p>
-        </w:tc>
-        <w:tc>
-          <w:tcPr>
-            <w:tcW w:type="dxa" w:w="720"/>
-          </w:tcPr>
-          <w:p>
-            <w:r>
-              <w:rPr>
-                <w:sz w:val="19"/>
-              </w:rPr>
-              <w:t>9.9</w:t>
-            </w:r>
-          </w:p>
-        </w:tc>
-        <w:tc>
-          <w:tcPr>
-            <w:tcW w:type="dxa" w:w="720"/>
-          </w:tcPr>
-          <w:p>
-            <w:r>
-              <w:rPr>
-                <w:sz w:val="19"/>
-              </w:rPr>
-              <w:t>7.4→7.3</w:t>
+              <w:t>72</w:t>
+            </w:r>
+          </w:p>
+        </w:tc>
+        <w:tc>
+          <w:tcPr>
+            <w:tcW w:type="dxa" w:w="720"/>
+          </w:tcPr>
+          <w:p>
+            <w:r>
+              <w:rPr>
+                <w:sz w:val="19"/>
+              </w:rPr>
+              <w:t>62%</w:t>
+            </w:r>
+          </w:p>
+        </w:tc>
+        <w:tc>
+          <w:tcPr>
+            <w:tcW w:type="dxa" w:w="720"/>
+          </w:tcPr>
+          <w:p>
+            <w:r>
+              <w:rPr>
+                <w:sz w:val="19"/>
+              </w:rPr>
+              <w:t>15%</w:t>
+            </w:r>
+          </w:p>
+        </w:tc>
+        <w:tc>
+          <w:tcPr>
+            <w:tcW w:type="dxa" w:w="720"/>
+          </w:tcPr>
+          <w:p>
+            <w:r>
+              <w:rPr>
+                <w:sz w:val="19"/>
+              </w:rPr>
+              <w:t>0.53</w:t>
+            </w:r>
+          </w:p>
+        </w:tc>
+        <w:tc>
+          <w:tcPr>
+            <w:tcW w:type="dxa" w:w="720"/>
+          </w:tcPr>
+          <w:p>
+            <w:r>
+              <w:rPr>
+                <w:sz w:val="19"/>
+              </w:rPr>
+              <w:t>6.0</w:t>
+            </w:r>
+          </w:p>
+        </w:tc>
+        <w:tc>
+          <w:tcPr>
+            <w:tcW w:type="dxa" w:w="720"/>
+          </w:tcPr>
+          <w:p>
+            <w:r>
+              <w:rPr>
+                <w:sz w:val="19"/>
+              </w:rPr>
+              <w:t>10.0</w:t>
+            </w:r>
+          </w:p>
+        </w:tc>
+        <w:tc>
+          <w:tcPr>
+            <w:tcW w:type="dxa" w:w="720"/>
+          </w:tcPr>
+          <w:p>
+            <w:r>
+              <w:rPr>
+                <w:sz w:val="19"/>
+              </w:rPr>
+              <w:t>7.4→7.4</w:t>
             </w:r>
           </w:p>
         </w:tc>
@@ -8536,33 +8536,33 @@
               <w:rPr>
                 <w:sz w:val="19"/>
               </w:rPr>
-              <w:t>327</w:t>
-            </w:r>
-          </w:p>
-        </w:tc>
-        <w:tc>
-          <w:tcPr>
-            <w:tcW w:type="dxa" w:w="720"/>
-          </w:tcPr>
-          <w:p>
-            <w:r>
-              <w:rPr>
-                <w:sz w:val="19"/>
-              </w:rPr>
-              <w:t>4.5</w:t>
-            </w:r>
-          </w:p>
-        </w:tc>
-        <w:tc>
-          <w:tcPr>
-            <w:tcW w:type="dxa" w:w="720"/>
-          </w:tcPr>
-          <w:p>
-            <w:r>
-              <w:rPr>
-                <w:sz w:val="19"/>
-              </w:rPr>
-              <w:t>+2.5</w:t>
+              <w:t>389</w:t>
+            </w:r>
+          </w:p>
+        </w:tc>
+        <w:tc>
+          <w:tcPr>
+            <w:tcW w:type="dxa" w:w="720"/>
+          </w:tcPr>
+          <w:p>
+            <w:r>
+              <w:rPr>
+                <w:sz w:val="19"/>
+              </w:rPr>
+              <w:t>4.55</w:t>
+            </w:r>
+          </w:p>
+        </w:tc>
+        <w:tc>
+          <w:tcPr>
+            <w:tcW w:type="dxa" w:w="720"/>
+          </w:tcPr>
+          <w:p>
+            <w:r>
+              <w:rPr>
+                <w:sz w:val="19"/>
+              </w:rPr>
+              <w:t>+3.1</w:t>
             </w:r>
           </w:p>
         </w:tc>
@@ -8614,59 +8614,59 @@
               <w:rPr>
                 <w:sz w:val="19"/>
               </w:rPr>
-              <w:t>19%</w:t>
-            </w:r>
-          </w:p>
-        </w:tc>
-        <w:tc>
-          <w:tcPr>
-            <w:tcW w:type="dxa" w:w="720"/>
-          </w:tcPr>
-          <w:p>
-            <w:r>
-              <w:rPr>
-                <w:sz w:val="19"/>
-              </w:rPr>
-              <w:t>0.21</w:t>
-            </w:r>
-          </w:p>
-        </w:tc>
-        <w:tc>
-          <w:tcPr>
-            <w:tcW w:type="dxa" w:w="720"/>
-          </w:tcPr>
-          <w:p>
-            <w:r>
-              <w:rPr>
-                <w:sz w:val="19"/>
-              </w:rPr>
-              <w:t>3.1</w:t>
-            </w:r>
-          </w:p>
-        </w:tc>
-        <w:tc>
-          <w:tcPr>
-            <w:tcW w:type="dxa" w:w="720"/>
-          </w:tcPr>
-          <w:p>
-            <w:r>
-              <w:rPr>
-                <w:sz w:val="19"/>
-              </w:rPr>
-              <w:t>12.8</w:t>
-            </w:r>
-          </w:p>
-        </w:tc>
-        <w:tc>
-          <w:tcPr>
-            <w:tcW w:type="dxa" w:w="720"/>
-          </w:tcPr>
-          <w:p>
-            <w:r>
-              <w:rPr>
-                <w:sz w:val="19"/>
-              </w:rPr>
-              <w:t>6.7→7.0</w:t>
+              <w:t>17%</w:t>
+            </w:r>
+          </w:p>
+        </w:tc>
+        <w:tc>
+          <w:tcPr>
+            <w:tcW w:type="dxa" w:w="720"/>
+          </w:tcPr>
+          <w:p>
+            <w:r>
+              <w:rPr>
+                <w:sz w:val="19"/>
+              </w:rPr>
+              <w:t>0.23</w:t>
+            </w:r>
+          </w:p>
+        </w:tc>
+        <w:tc>
+          <w:tcPr>
+            <w:tcW w:type="dxa" w:w="720"/>
+          </w:tcPr>
+          <w:p>
+            <w:r>
+              <w:rPr>
+                <w:sz w:val="19"/>
+              </w:rPr>
+              <w:t>3.3</w:t>
+            </w:r>
+          </w:p>
+        </w:tc>
+        <w:tc>
+          <w:tcPr>
+            <w:tcW w:type="dxa" w:w="720"/>
+          </w:tcPr>
+          <w:p>
+            <w:r>
+              <w:rPr>
+                <w:sz w:val="19"/>
+              </w:rPr>
+              <w:t>12.9</w:t>
+            </w:r>
+          </w:p>
+        </w:tc>
+        <w:tc>
+          <w:tcPr>
+            <w:tcW w:type="dxa" w:w="720"/>
+          </w:tcPr>
+          <w:p>
+            <w:r>
+              <w:rPr>
+                <w:sz w:val="19"/>
+              </w:rPr>
+              <w:t>6.7→7.1</w:t>
             </w:r>
           </w:p>
         </w:tc>
@@ -8694,7 +8694,7 @@
               <w:rPr>
                 <w:sz w:val="19"/>
               </w:rPr>
-              <w:t>298</w:t>
+              <w:t>358</w:t>
             </w:r>
           </w:p>
         </w:tc>
@@ -8720,46 +8720,46 @@
               <w:rPr>
                 <w:sz w:val="19"/>
               </w:rPr>
-              <w:t>+8.6</w:t>
-            </w:r>
-          </w:p>
-        </w:tc>
-        <w:tc>
-          <w:tcPr>
-            <w:tcW w:type="dxa" w:w="720"/>
-          </w:tcPr>
-          <w:p>
-            <w:r>
-              <w:rPr>
-                <w:sz w:val="19"/>
-              </w:rPr>
-              <w:t>11%</w:t>
-            </w:r>
-          </w:p>
-        </w:tc>
-        <w:tc>
-          <w:tcPr>
-            <w:tcW w:type="dxa" w:w="720"/>
-          </w:tcPr>
-          <w:p>
-            <w:r>
-              <w:rPr>
-                <w:sz w:val="19"/>
-              </w:rPr>
-              <w:t>59</w:t>
-            </w:r>
-          </w:p>
-        </w:tc>
-        <w:tc>
-          <w:tcPr>
-            <w:tcW w:type="dxa" w:w="720"/>
-          </w:tcPr>
-          <w:p>
-            <w:r>
-              <w:rPr>
-                <w:sz w:val="19"/>
-              </w:rPr>
-              <w:t>45%</w:t>
+              <w:t>+9.1</w:t>
+            </w:r>
+          </w:p>
+        </w:tc>
+        <w:tc>
+          <w:tcPr>
+            <w:tcW w:type="dxa" w:w="720"/>
+          </w:tcPr>
+          <w:p>
+            <w:r>
+              <w:rPr>
+                <w:sz w:val="19"/>
+              </w:rPr>
+              <w:t>10%</w:t>
+            </w:r>
+          </w:p>
+        </w:tc>
+        <w:tc>
+          <w:tcPr>
+            <w:tcW w:type="dxa" w:w="720"/>
+          </w:tcPr>
+          <w:p>
+            <w:r>
+              <w:rPr>
+                <w:sz w:val="19"/>
+              </w:rPr>
+              <w:t>58</w:t>
+            </w:r>
+          </w:p>
+        </w:tc>
+        <w:tc>
+          <w:tcPr>
+            <w:tcW w:type="dxa" w:w="720"/>
+          </w:tcPr>
+          <w:p>
+            <w:r>
+              <w:rPr>
+                <w:sz w:val="19"/>
+              </w:rPr>
+              <w:t>42%</w:t>
             </w:r>
           </w:p>
         </w:tc>
@@ -8785,20 +8785,20 @@
               <w:rPr>
                 <w:sz w:val="19"/>
               </w:rPr>
-              <w:t>0.3</w:t>
-            </w:r>
-          </w:p>
-        </w:tc>
-        <w:tc>
-          <w:tcPr>
-            <w:tcW w:type="dxa" w:w="720"/>
-          </w:tcPr>
-          <w:p>
-            <w:r>
-              <w:rPr>
-                <w:sz w:val="19"/>
-              </w:rPr>
-              <w:t>3.8</w:t>
+              <w:t>0.29</w:t>
+            </w:r>
+          </w:p>
+        </w:tc>
+        <w:tc>
+          <w:tcPr>
+            <w:tcW w:type="dxa" w:w="720"/>
+          </w:tcPr>
+          <w:p>
+            <w:r>
+              <w:rPr>
+                <w:sz w:val="19"/>
+              </w:rPr>
+              <w:t>3.7</w:t>
             </w:r>
           </w:p>
         </w:tc>
@@ -8839,150 +8839,150 @@
               <w:rPr>
                 <w:sz w:val="19"/>
               </w:rPr>
-              <w:t>雇傭兵</w:t>
-            </w:r>
-          </w:p>
-        </w:tc>
-        <w:tc>
-          <w:tcPr>
-            <w:tcW w:type="dxa" w:w="720"/>
-          </w:tcPr>
-          <w:p>
-            <w:r>
-              <w:rPr>
-                <w:sz w:val="19"/>
-              </w:rPr>
-              <w:t>306</w:t>
-            </w:r>
-          </w:p>
-        </w:tc>
-        <w:tc>
-          <w:tcPr>
-            <w:tcW w:type="dxa" w:w="720"/>
-          </w:tcPr>
-          <w:p>
-            <w:r>
-              <w:rPr>
-                <w:sz w:val="19"/>
-              </w:rPr>
-              <w:t>4.26</w:t>
-            </w:r>
-          </w:p>
-        </w:tc>
-        <w:tc>
-          <w:tcPr>
-            <w:tcW w:type="dxa" w:w="720"/>
-          </w:tcPr>
-          <w:p>
-            <w:r>
-              <w:rPr>
-                <w:sz w:val="19"/>
-              </w:rPr>
-              <w:t>-0.1</w:t>
-            </w:r>
-          </w:p>
-        </w:tc>
-        <w:tc>
-          <w:tcPr>
-            <w:tcW w:type="dxa" w:w="720"/>
-          </w:tcPr>
-          <w:p>
-            <w:r>
-              <w:rPr>
-                <w:sz w:val="19"/>
-              </w:rPr>
-              <w:t>7%</w:t>
-            </w:r>
-          </w:p>
-        </w:tc>
-        <w:tc>
-          <w:tcPr>
-            <w:tcW w:type="dxa" w:w="720"/>
-          </w:tcPr>
-          <w:p>
-            <w:r>
-              <w:rPr>
-                <w:sz w:val="19"/>
-              </w:rPr>
-              <w:t>58</w:t>
-            </w:r>
-          </w:p>
-        </w:tc>
-        <w:tc>
-          <w:tcPr>
-            <w:tcW w:type="dxa" w:w="720"/>
-          </w:tcPr>
-          <w:p>
-            <w:r>
-              <w:rPr>
-                <w:sz w:val="19"/>
-              </w:rPr>
-              <w:t>41%</w:t>
-            </w:r>
-          </w:p>
-        </w:tc>
-        <w:tc>
-          <w:tcPr>
-            <w:tcW w:type="dxa" w:w="720"/>
-          </w:tcPr>
-          <w:p>
-            <w:r>
-              <w:rPr>
-                <w:sz w:val="19"/>
-              </w:rPr>
-              <w:t>17%</w:t>
-            </w:r>
-          </w:p>
-        </w:tc>
-        <w:tc>
-          <w:tcPr>
-            <w:tcW w:type="dxa" w:w="720"/>
-          </w:tcPr>
-          <w:p>
-            <w:r>
-              <w:rPr>
-                <w:sz w:val="19"/>
-              </w:rPr>
-              <w:t>0.47</w:t>
-            </w:r>
-          </w:p>
-        </w:tc>
-        <w:tc>
-          <w:tcPr>
-            <w:tcW w:type="dxa" w:w="720"/>
-          </w:tcPr>
-          <w:p>
-            <w:r>
-              <w:rPr>
-                <w:sz w:val="19"/>
-              </w:rPr>
-              <w:t>4.7</w:t>
-            </w:r>
-          </w:p>
-        </w:tc>
-        <w:tc>
-          <w:tcPr>
-            <w:tcW w:type="dxa" w:w="720"/>
-          </w:tcPr>
-          <w:p>
-            <w:r>
-              <w:rPr>
-                <w:sz w:val="19"/>
-              </w:rPr>
-              <w:t>10.0</w:t>
-            </w:r>
-          </w:p>
-        </w:tc>
-        <w:tc>
-          <w:tcPr>
-            <w:tcW w:type="dxa" w:w="720"/>
-          </w:tcPr>
-          <w:p>
-            <w:r>
-              <w:rPr>
-                <w:sz w:val="19"/>
-              </w:rPr>
-              <w:t>8.0→6.9</w:t>
+              <w:t>屠夫</w:t>
+            </w:r>
+          </w:p>
+        </w:tc>
+        <w:tc>
+          <w:tcPr>
+            <w:tcW w:type="dxa" w:w="720"/>
+          </w:tcPr>
+          <w:p>
+            <w:r>
+              <w:rPr>
+                <w:sz w:val="19"/>
+              </w:rPr>
+              <w:t>382</w:t>
+            </w:r>
+          </w:p>
+        </w:tc>
+        <w:tc>
+          <w:tcPr>
+            <w:tcW w:type="dxa" w:w="720"/>
+          </w:tcPr>
+          <w:p>
+            <w:r>
+              <w:rPr>
+                <w:sz w:val="19"/>
+              </w:rPr>
+              <w:t>4.57</w:t>
+            </w:r>
+          </w:p>
+        </w:tc>
+        <w:tc>
+          <w:tcPr>
+            <w:tcW w:type="dxa" w:w="720"/>
+          </w:tcPr>
+          <w:p>
+            <w:r>
+              <w:rPr>
+                <w:sz w:val="19"/>
+              </w:rPr>
+              <w:t>+3.2</w:t>
+            </w:r>
+          </w:p>
+        </w:tc>
+        <w:tc>
+          <w:tcPr>
+            <w:tcW w:type="dxa" w:w="720"/>
+          </w:tcPr>
+          <w:p>
+            <w:r>
+              <w:rPr>
+                <w:sz w:val="19"/>
+              </w:rPr>
+              <w:t>13%</w:t>
+            </w:r>
+          </w:p>
+        </w:tc>
+        <w:tc>
+          <w:tcPr>
+            <w:tcW w:type="dxa" w:w="720"/>
+          </w:tcPr>
+          <w:p>
+            <w:r>
+              <w:rPr>
+                <w:sz w:val="19"/>
+              </w:rPr>
+              <w:t>60</w:t>
+            </w:r>
+          </w:p>
+        </w:tc>
+        <w:tc>
+          <w:tcPr>
+            <w:tcW w:type="dxa" w:w="720"/>
+          </w:tcPr>
+          <w:p>
+            <w:r>
+              <w:rPr>
+                <w:sz w:val="19"/>
+              </w:rPr>
+              <w:t>47%</w:t>
+            </w:r>
+          </w:p>
+        </w:tc>
+        <w:tc>
+          <w:tcPr>
+            <w:tcW w:type="dxa" w:w="720"/>
+          </w:tcPr>
+          <w:p>
+            <w:r>
+              <w:rPr>
+                <w:sz w:val="19"/>
+              </w:rPr>
+              <w:t>12%</w:t>
+            </w:r>
+          </w:p>
+        </w:tc>
+        <w:tc>
+          <w:tcPr>
+            <w:tcW w:type="dxa" w:w="720"/>
+          </w:tcPr>
+          <w:p>
+            <w:r>
+              <w:rPr>
+                <w:sz w:val="19"/>
+              </w:rPr>
+              <w:t>0.37</w:t>
+            </w:r>
+          </w:p>
+        </w:tc>
+        <w:tc>
+          <w:tcPr>
+            <w:tcW w:type="dxa" w:w="720"/>
+          </w:tcPr>
+          <w:p>
+            <w:r>
+              <w:rPr>
+                <w:sz w:val="19"/>
+              </w:rPr>
+              <w:t>4.1</w:t>
+            </w:r>
+          </w:p>
+        </w:tc>
+        <w:tc>
+          <w:tcPr>
+            <w:tcW w:type="dxa" w:w="720"/>
+          </w:tcPr>
+          <w:p>
+            <w:r>
+              <w:rPr>
+                <w:sz w:val="19"/>
+              </w:rPr>
+              <w:t>10.5</w:t>
+            </w:r>
+          </w:p>
+        </w:tc>
+        <w:tc>
+          <w:tcPr>
+            <w:tcW w:type="dxa" w:w="720"/>
+          </w:tcPr>
+          <w:p>
+            <w:r>
+              <w:rPr>
+                <w:sz w:val="19"/>
+              </w:rPr>
+              <w:t>6.0→6.9</w:t>
             </w:r>
           </w:p>
         </w:tc>
@@ -8997,150 +8997,150 @@
               <w:rPr>
                 <w:sz w:val="19"/>
               </w:rPr>
-              <w:t>屠夫</w:t>
-            </w:r>
-          </w:p>
-        </w:tc>
-        <w:tc>
-          <w:tcPr>
-            <w:tcW w:type="dxa" w:w="720"/>
-          </w:tcPr>
-          <w:p>
-            <w:r>
-              <w:rPr>
-                <w:sz w:val="19"/>
-              </w:rPr>
-              <w:t>327</w:t>
-            </w:r>
-          </w:p>
-        </w:tc>
-        <w:tc>
-          <w:tcPr>
-            <w:tcW w:type="dxa" w:w="720"/>
-          </w:tcPr>
-          <w:p>
-            <w:r>
-              <w:rPr>
-                <w:sz w:val="19"/>
-              </w:rPr>
-              <w:t>4.57</w:t>
-            </w:r>
-          </w:p>
-        </w:tc>
-        <w:tc>
-          <w:tcPr>
-            <w:tcW w:type="dxa" w:w="720"/>
-          </w:tcPr>
-          <w:p>
-            <w:r>
-              <w:rPr>
-                <w:sz w:val="19"/>
-              </w:rPr>
-              <w:t>+3.3</w:t>
-            </w:r>
-          </w:p>
-        </w:tc>
-        <w:tc>
-          <w:tcPr>
-            <w:tcW w:type="dxa" w:w="720"/>
-          </w:tcPr>
-          <w:p>
-            <w:r>
-              <w:rPr>
-                <w:sz w:val="19"/>
-              </w:rPr>
-              <w:t>13%</w:t>
-            </w:r>
-          </w:p>
-        </w:tc>
-        <w:tc>
-          <w:tcPr>
-            <w:tcW w:type="dxa" w:w="720"/>
-          </w:tcPr>
-          <w:p>
-            <w:r>
-              <w:rPr>
-                <w:sz w:val="19"/>
-              </w:rPr>
-              <w:t>59</w:t>
-            </w:r>
-          </w:p>
-        </w:tc>
-        <w:tc>
-          <w:tcPr>
-            <w:tcW w:type="dxa" w:w="720"/>
-          </w:tcPr>
-          <w:p>
-            <w:r>
-              <w:rPr>
-                <w:sz w:val="19"/>
-              </w:rPr>
-              <w:t>46%</w:t>
-            </w:r>
-          </w:p>
-        </w:tc>
-        <w:tc>
-          <w:tcPr>
-            <w:tcW w:type="dxa" w:w="720"/>
-          </w:tcPr>
-          <w:p>
-            <w:r>
-              <w:rPr>
-                <w:sz w:val="19"/>
-              </w:rPr>
-              <w:t>12%</w:t>
-            </w:r>
-          </w:p>
-        </w:tc>
-        <w:tc>
-          <w:tcPr>
-            <w:tcW w:type="dxa" w:w="720"/>
-          </w:tcPr>
-          <w:p>
-            <w:r>
-              <w:rPr>
-                <w:sz w:val="19"/>
-              </w:rPr>
-              <w:t>0.37</w:t>
-            </w:r>
-          </w:p>
-        </w:tc>
-        <w:tc>
-          <w:tcPr>
-            <w:tcW w:type="dxa" w:w="720"/>
-          </w:tcPr>
-          <w:p>
-            <w:r>
-              <w:rPr>
-                <w:sz w:val="19"/>
-              </w:rPr>
-              <w:t>4.1</w:t>
-            </w:r>
-          </w:p>
-        </w:tc>
-        <w:tc>
-          <w:tcPr>
-            <w:tcW w:type="dxa" w:w="720"/>
-          </w:tcPr>
-          <w:p>
-            <w:r>
-              <w:rPr>
-                <w:sz w:val="19"/>
-              </w:rPr>
-              <w:t>10.5</w:t>
-            </w:r>
-          </w:p>
-        </w:tc>
-        <w:tc>
-          <w:tcPr>
-            <w:tcW w:type="dxa" w:w="720"/>
-          </w:tcPr>
-          <w:p>
-            <w:r>
-              <w:rPr>
-                <w:sz w:val="19"/>
-              </w:rPr>
-              <w:t>6.0→6.9</w:t>
+              <w:t>雇傭兵</w:t>
+            </w:r>
+          </w:p>
+        </w:tc>
+        <w:tc>
+          <w:tcPr>
+            <w:tcW w:type="dxa" w:w="720"/>
+          </w:tcPr>
+          <w:p>
+            <w:r>
+              <w:rPr>
+                <w:sz w:val="19"/>
+              </w:rPr>
+              <w:t>362</w:t>
+            </w:r>
+          </w:p>
+        </w:tc>
+        <w:tc>
+          <w:tcPr>
+            <w:tcW w:type="dxa" w:w="720"/>
+          </w:tcPr>
+          <w:p>
+            <w:r>
+              <w:rPr>
+                <w:sz w:val="19"/>
+              </w:rPr>
+              <w:t>4.25</w:t>
+            </w:r>
+          </w:p>
+        </w:tc>
+        <w:tc>
+          <w:tcPr>
+            <w:tcW w:type="dxa" w:w="720"/>
+          </w:tcPr>
+          <w:p>
+            <w:r>
+              <w:rPr>
+                <w:sz w:val="19"/>
+              </w:rPr>
+              <w:t>-0.6</w:t>
+            </w:r>
+          </w:p>
+        </w:tc>
+        <w:tc>
+          <w:tcPr>
+            <w:tcW w:type="dxa" w:w="720"/>
+          </w:tcPr>
+          <w:p>
+            <w:r>
+              <w:rPr>
+                <w:sz w:val="19"/>
+              </w:rPr>
+              <w:t>7%</w:t>
+            </w:r>
+          </w:p>
+        </w:tc>
+        <w:tc>
+          <w:tcPr>
+            <w:tcW w:type="dxa" w:w="720"/>
+          </w:tcPr>
+          <w:p>
+            <w:r>
+              <w:rPr>
+                <w:sz w:val="19"/>
+              </w:rPr>
+              <w:t>57</w:t>
+            </w:r>
+          </w:p>
+        </w:tc>
+        <w:tc>
+          <w:tcPr>
+            <w:tcW w:type="dxa" w:w="720"/>
+          </w:tcPr>
+          <w:p>
+            <w:r>
+              <w:rPr>
+                <w:sz w:val="19"/>
+              </w:rPr>
+              <w:t>39%</w:t>
+            </w:r>
+          </w:p>
+        </w:tc>
+        <w:tc>
+          <w:tcPr>
+            <w:tcW w:type="dxa" w:w="720"/>
+          </w:tcPr>
+          <w:p>
+            <w:r>
+              <w:rPr>
+                <w:sz w:val="19"/>
+              </w:rPr>
+              <w:t>17%</w:t>
+            </w:r>
+          </w:p>
+        </w:tc>
+        <w:tc>
+          <w:tcPr>
+            <w:tcW w:type="dxa" w:w="720"/>
+          </w:tcPr>
+          <w:p>
+            <w:r>
+              <w:rPr>
+                <w:sz w:val="19"/>
+              </w:rPr>
+              <w:t>0.45</w:t>
+            </w:r>
+          </w:p>
+        </w:tc>
+        <w:tc>
+          <w:tcPr>
+            <w:tcW w:type="dxa" w:w="720"/>
+          </w:tcPr>
+          <w:p>
+            <w:r>
+              <w:rPr>
+                <w:sz w:val="19"/>
+              </w:rPr>
+              <w:t>4.5</w:t>
+            </w:r>
+          </w:p>
+        </w:tc>
+        <w:tc>
+          <w:tcPr>
+            <w:tcW w:type="dxa" w:w="720"/>
+          </w:tcPr>
+          <w:p>
+            <w:r>
+              <w:rPr>
+                <w:sz w:val="19"/>
+              </w:rPr>
+              <w:t>10.0</w:t>
+            </w:r>
+          </w:p>
+        </w:tc>
+        <w:tc>
+          <w:tcPr>
+            <w:tcW w:type="dxa" w:w="720"/>
+          </w:tcPr>
+          <w:p>
+            <w:r>
+              <w:rPr>
+                <w:sz w:val="19"/>
+              </w:rPr>
+              <w:t>8.0→6.8</w:t>
             </w:r>
           </w:p>
         </w:tc>
@@ -9168,59 +9168,59 @@
               <w:rPr>
                 <w:sz w:val="19"/>
               </w:rPr>
-              <w:t>307</w:t>
-            </w:r>
-          </w:p>
-        </w:tc>
-        <w:tc>
-          <w:tcPr>
-            <w:tcW w:type="dxa" w:w="720"/>
-          </w:tcPr>
-          <w:p>
-            <w:r>
-              <w:rPr>
-                <w:sz w:val="19"/>
-              </w:rPr>
-              <w:t>4.32</w:t>
-            </w:r>
-          </w:p>
-        </w:tc>
-        <w:tc>
-          <w:tcPr>
-            <w:tcW w:type="dxa" w:w="720"/>
-          </w:tcPr>
-          <w:p>
-            <w:r>
-              <w:rPr>
-                <w:sz w:val="19"/>
-              </w:rPr>
-              <w:t>+0.5</w:t>
-            </w:r>
-          </w:p>
-        </w:tc>
-        <w:tc>
-          <w:tcPr>
-            <w:tcW w:type="dxa" w:w="720"/>
-          </w:tcPr>
-          <w:p>
-            <w:r>
-              <w:rPr>
-                <w:sz w:val="19"/>
-              </w:rPr>
-              <w:t>14%</w:t>
-            </w:r>
-          </w:p>
-        </w:tc>
-        <w:tc>
-          <w:tcPr>
-            <w:tcW w:type="dxa" w:w="720"/>
-          </w:tcPr>
-          <w:p>
-            <w:r>
-              <w:rPr>
-                <w:sz w:val="19"/>
-              </w:rPr>
-              <w:t>59</w:t>
+              <w:t>363</w:t>
+            </w:r>
+          </w:p>
+        </w:tc>
+        <w:tc>
+          <w:tcPr>
+            <w:tcW w:type="dxa" w:w="720"/>
+          </w:tcPr>
+          <w:p>
+            <w:r>
+              <w:rPr>
+                <w:sz w:val="19"/>
+              </w:rPr>
+              <w:t>4.31</w:t>
+            </w:r>
+          </w:p>
+        </w:tc>
+        <w:tc>
+          <w:tcPr>
+            <w:tcW w:type="dxa" w:w="720"/>
+          </w:tcPr>
+          <w:p>
+            <w:r>
+              <w:rPr>
+                <w:sz w:val="19"/>
+              </w:rPr>
+              <w:t>+0.2</w:t>
+            </w:r>
+          </w:p>
+        </w:tc>
+        <w:tc>
+          <w:tcPr>
+            <w:tcW w:type="dxa" w:w="720"/>
+          </w:tcPr>
+          <w:p>
+            <w:r>
+              <w:rPr>
+                <w:sz w:val="19"/>
+              </w:rPr>
+              <w:t>13%</w:t>
+            </w:r>
+          </w:p>
+        </w:tc>
+        <w:tc>
+          <w:tcPr>
+            <w:tcW w:type="dxa" w:w="720"/>
+          </w:tcPr>
+          <w:p>
+            <w:r>
+              <w:rPr>
+                <w:sz w:val="19"/>
+              </w:rPr>
+              <w:t>60</w:t>
             </w:r>
           </w:p>
         </w:tc>
@@ -9259,20 +9259,20 @@
               <w:rPr>
                 <w:sz w:val="19"/>
               </w:rPr>
-              <w:t>0.41</w:t>
-            </w:r>
-          </w:p>
-        </w:tc>
-        <w:tc>
-          <w:tcPr>
-            <w:tcW w:type="dxa" w:w="720"/>
-          </w:tcPr>
-          <w:p>
-            <w:r>
-              <w:rPr>
-                <w:sz w:val="19"/>
-              </w:rPr>
-              <w:t>4.5</w:t>
+              <w:t>0.42</w:t>
+            </w:r>
+          </w:p>
+        </w:tc>
+        <w:tc>
+          <w:tcPr>
+            <w:tcW w:type="dxa" w:w="720"/>
+          </w:tcPr>
+          <w:p>
+            <w:r>
+              <w:rPr>
+                <w:sz w:val="19"/>
+              </w:rPr>
+              <w:t>4.6</w:t>
             </w:r>
           </w:p>
         </w:tc>
@@ -9326,33 +9326,33 @@
               <w:rPr>
                 <w:sz w:val="19"/>
               </w:rPr>
-              <w:t>293</w:t>
-            </w:r>
-          </w:p>
-        </w:tc>
-        <w:tc>
-          <w:tcPr>
-            <w:tcW w:type="dxa" w:w="720"/>
-          </w:tcPr>
-          <w:p>
-            <w:r>
-              <w:rPr>
-                <w:sz w:val="19"/>
-              </w:rPr>
-              <w:t>4.02</w:t>
-            </w:r>
-          </w:p>
-        </w:tc>
-        <w:tc>
-          <w:tcPr>
-            <w:tcW w:type="dxa" w:w="720"/>
-          </w:tcPr>
-          <w:p>
-            <w:r>
-              <w:rPr>
-                <w:sz w:val="19"/>
-              </w:rPr>
-              <w:t>-2.6</w:t>
+              <w:t>344</w:t>
+            </w:r>
+          </w:p>
+        </w:tc>
+        <w:tc>
+          <w:tcPr>
+            <w:tcW w:type="dxa" w:w="720"/>
+          </w:tcPr>
+          <w:p>
+            <w:r>
+              <w:rPr>
+                <w:sz w:val="19"/>
+              </w:rPr>
+              <w:t>4.04</w:t>
+            </w:r>
+          </w:p>
+        </w:tc>
+        <w:tc>
+          <w:tcPr>
+            <w:tcW w:type="dxa" w:w="720"/>
+          </w:tcPr>
+          <w:p>
+            <w:r>
+              <w:rPr>
+                <w:sz w:val="19"/>
+              </w:rPr>
+              <w:t>-2.9</w:t>
             </w:r>
           </w:p>
         </w:tc>
@@ -9378,85 +9378,85 @@
               <w:rPr>
                 <w:sz w:val="19"/>
               </w:rPr>
-              <w:t>58</w:t>
-            </w:r>
-          </w:p>
-        </w:tc>
-        <w:tc>
-          <w:tcPr>
-            <w:tcW w:type="dxa" w:w="720"/>
-          </w:tcPr>
-          <w:p>
-            <w:r>
-              <w:rPr>
-                <w:sz w:val="19"/>
-              </w:rPr>
-              <w:t>42%</w:t>
-            </w:r>
-          </w:p>
-        </w:tc>
-        <w:tc>
-          <w:tcPr>
-            <w:tcW w:type="dxa" w:w="720"/>
-          </w:tcPr>
-          <w:p>
-            <w:r>
-              <w:rPr>
-                <w:sz w:val="19"/>
-              </w:rPr>
-              <w:t>21%</w:t>
-            </w:r>
-          </w:p>
-        </w:tc>
-        <w:tc>
-          <w:tcPr>
-            <w:tcW w:type="dxa" w:w="720"/>
-          </w:tcPr>
-          <w:p>
-            <w:r>
-              <w:rPr>
-                <w:sz w:val="19"/>
-              </w:rPr>
-              <w:t>0.46</w:t>
-            </w:r>
-          </w:p>
-        </w:tc>
-        <w:tc>
-          <w:tcPr>
-            <w:tcW w:type="dxa" w:w="720"/>
-          </w:tcPr>
-          <w:p>
-            <w:r>
-              <w:rPr>
-                <w:sz w:val="19"/>
-              </w:rPr>
-              <w:t>5.9</w:t>
-            </w:r>
-          </w:p>
-        </w:tc>
-        <w:tc>
-          <w:tcPr>
-            <w:tcW w:type="dxa" w:w="720"/>
-          </w:tcPr>
-          <w:p>
-            <w:r>
-              <w:rPr>
-                <w:sz w:val="19"/>
-              </w:rPr>
-              <w:t>10.1</w:t>
-            </w:r>
-          </w:p>
-        </w:tc>
-        <w:tc>
-          <w:tcPr>
-            <w:tcW w:type="dxa" w:w="720"/>
-          </w:tcPr>
-          <w:p>
-            <w:r>
-              <w:rPr>
-                <w:sz w:val="19"/>
-              </w:rPr>
-              <w:t>6.5→6.3</w:t>
+              <w:t>57</w:t>
+            </w:r>
+          </w:p>
+        </w:tc>
+        <w:tc>
+          <w:tcPr>
+            <w:tcW w:type="dxa" w:w="720"/>
+          </w:tcPr>
+          <w:p>
+            <w:r>
+              <w:rPr>
+                <w:sz w:val="19"/>
+              </w:rPr>
+              <w:t>40%</w:t>
+            </w:r>
+          </w:p>
+        </w:tc>
+        <w:tc>
+          <w:tcPr>
+            <w:tcW w:type="dxa" w:w="720"/>
+          </w:tcPr>
+          <w:p>
+            <w:r>
+              <w:rPr>
+                <w:sz w:val="19"/>
+              </w:rPr>
+              <w:t>20%</w:t>
+            </w:r>
+          </w:p>
+        </w:tc>
+        <w:tc>
+          <w:tcPr>
+            <w:tcW w:type="dxa" w:w="720"/>
+          </w:tcPr>
+          <w:p>
+            <w:r>
+              <w:rPr>
+                <w:sz w:val="19"/>
+              </w:rPr>
+              <w:t>0.47</w:t>
+            </w:r>
+          </w:p>
+        </w:tc>
+        <w:tc>
+          <w:tcPr>
+            <w:tcW w:type="dxa" w:w="720"/>
+          </w:tcPr>
+          <w:p>
+            <w:r>
+              <w:rPr>
+                <w:sz w:val="19"/>
+              </w:rPr>
+              <w:t>5.8</w:t>
+            </w:r>
+          </w:p>
+        </w:tc>
+        <w:tc>
+          <w:tcPr>
+            <w:tcW w:type="dxa" w:w="720"/>
+          </w:tcPr>
+          <w:p>
+            <w:r>
+              <w:rPr>
+                <w:sz w:val="19"/>
+              </w:rPr>
+              <w:t>10.0</w:t>
+            </w:r>
+          </w:p>
+        </w:tc>
+        <w:tc>
+          <w:tcPr>
+            <w:tcW w:type="dxa" w:w="720"/>
+          </w:tcPr>
+          <w:p>
+            <w:r>
+              <w:rPr>
+                <w:sz w:val="19"/>
+              </w:rPr>
+              <w:t>6.5→6.2</w:t>
             </w:r>
           </w:p>
         </w:tc>
@@ -9471,20 +9471,20 @@
               <w:rPr>
                 <w:sz w:val="19"/>
               </w:rPr>
-              <w:t>吸血鬼</w:t>
-            </w:r>
-          </w:p>
-        </w:tc>
-        <w:tc>
-          <w:tcPr>
-            <w:tcW w:type="dxa" w:w="720"/>
-          </w:tcPr>
-          <w:p>
-            <w:r>
-              <w:rPr>
-                <w:sz w:val="19"/>
-              </w:rPr>
-              <w:t>320</w:t>
+              <w:t>拾荒者</w:t>
+            </w:r>
+          </w:p>
+        </w:tc>
+        <w:tc>
+          <w:tcPr>
+            <w:tcW w:type="dxa" w:w="720"/>
+          </w:tcPr>
+          <w:p>
+            <w:r>
+              <w:rPr>
+                <w:sz w:val="19"/>
+              </w:rPr>
+              <w:t>386</w:t>
             </w:r>
           </w:p>
         </w:tc>
@@ -9510,111 +9510,111 @@
               <w:rPr>
                 <w:sz w:val="19"/>
               </w:rPr>
-              <w:t>-0.1</w:t>
-            </w:r>
-          </w:p>
-        </w:tc>
-        <w:tc>
-          <w:tcPr>
-            <w:tcW w:type="dxa" w:w="720"/>
-          </w:tcPr>
-          <w:p>
-            <w:r>
-              <w:rPr>
-                <w:sz w:val="19"/>
-              </w:rPr>
-              <w:t>8%</w:t>
-            </w:r>
-          </w:p>
-        </w:tc>
-        <w:tc>
-          <w:tcPr>
-            <w:tcW w:type="dxa" w:w="720"/>
-          </w:tcPr>
-          <w:p>
-            <w:r>
-              <w:rPr>
-                <w:sz w:val="19"/>
-              </w:rPr>
-              <w:t>59</w:t>
-            </w:r>
-          </w:p>
-        </w:tc>
-        <w:tc>
-          <w:tcPr>
-            <w:tcW w:type="dxa" w:w="720"/>
-          </w:tcPr>
-          <w:p>
-            <w:r>
-              <w:rPr>
-                <w:sz w:val="19"/>
-              </w:rPr>
-              <w:t>46%</w:t>
-            </w:r>
-          </w:p>
-        </w:tc>
-        <w:tc>
-          <w:tcPr>
-            <w:tcW w:type="dxa" w:w="720"/>
-          </w:tcPr>
-          <w:p>
-            <w:r>
-              <w:rPr>
-                <w:sz w:val="19"/>
-              </w:rPr>
-              <w:t>17%</w:t>
-            </w:r>
-          </w:p>
-        </w:tc>
-        <w:tc>
-          <w:tcPr>
-            <w:tcW w:type="dxa" w:w="720"/>
-          </w:tcPr>
-          <w:p>
-            <w:r>
-              <w:rPr>
-                <w:sz w:val="19"/>
-              </w:rPr>
-              <w:t>0.37</w:t>
-            </w:r>
-          </w:p>
-        </w:tc>
-        <w:tc>
-          <w:tcPr>
-            <w:tcW w:type="dxa" w:w="720"/>
-          </w:tcPr>
-          <w:p>
-            <w:r>
-              <w:rPr>
-                <w:sz w:val="19"/>
-              </w:rPr>
-              <w:t>4.5</w:t>
-            </w:r>
-          </w:p>
-        </w:tc>
-        <w:tc>
-          <w:tcPr>
-            <w:tcW w:type="dxa" w:w="720"/>
-          </w:tcPr>
-          <w:p>
-            <w:r>
-              <w:rPr>
-                <w:sz w:val="19"/>
-              </w:rPr>
-              <w:t>10.5</w:t>
-            </w:r>
-          </w:p>
-        </w:tc>
-        <w:tc>
-          <w:tcPr>
-            <w:tcW w:type="dxa" w:w="720"/>
-          </w:tcPr>
-          <w:p>
-            <w:r>
-              <w:rPr>
-                <w:sz w:val="19"/>
-              </w:rPr>
-              <w:t>5.6→6.2</w:t>
+              <w:t>-0.3</w:t>
+            </w:r>
+          </w:p>
+        </w:tc>
+        <w:tc>
+          <w:tcPr>
+            <w:tcW w:type="dxa" w:w="720"/>
+          </w:tcPr>
+          <w:p>
+            <w:r>
+              <w:rPr>
+                <w:sz w:val="19"/>
+              </w:rPr>
+              <w:t>10%</w:t>
+            </w:r>
+          </w:p>
+        </w:tc>
+        <w:tc>
+          <w:tcPr>
+            <w:tcW w:type="dxa" w:w="720"/>
+          </w:tcPr>
+          <w:p>
+            <w:r>
+              <w:rPr>
+                <w:sz w:val="19"/>
+              </w:rPr>
+              <w:t>57</w:t>
+            </w:r>
+          </w:p>
+        </w:tc>
+        <w:tc>
+          <w:tcPr>
+            <w:tcW w:type="dxa" w:w="720"/>
+          </w:tcPr>
+          <w:p>
+            <w:r>
+              <w:rPr>
+                <w:sz w:val="19"/>
+              </w:rPr>
+              <w:t>41%</w:t>
+            </w:r>
+          </w:p>
+        </w:tc>
+        <w:tc>
+          <w:tcPr>
+            <w:tcW w:type="dxa" w:w="720"/>
+          </w:tcPr>
+          <w:p>
+            <w:r>
+              <w:rPr>
+                <w:sz w:val="19"/>
+              </w:rPr>
+              <w:t>18%</w:t>
+            </w:r>
+          </w:p>
+        </w:tc>
+        <w:tc>
+          <w:tcPr>
+            <w:tcW w:type="dxa" w:w="720"/>
+          </w:tcPr>
+          <w:p>
+            <w:r>
+              <w:rPr>
+                <w:sz w:val="19"/>
+              </w:rPr>
+              <w:t>0.29</w:t>
+            </w:r>
+          </w:p>
+        </w:tc>
+        <w:tc>
+          <w:tcPr>
+            <w:tcW w:type="dxa" w:w="720"/>
+          </w:tcPr>
+          <w:p>
+            <w:r>
+              <w:rPr>
+                <w:sz w:val="19"/>
+              </w:rPr>
+              <w:t>3.6</w:t>
+            </w:r>
+          </w:p>
+        </w:tc>
+        <w:tc>
+          <w:tcPr>
+            <w:tcW w:type="dxa" w:w="720"/>
+          </w:tcPr>
+          <w:p>
+            <w:r>
+              <w:rPr>
+                <w:sz w:val="19"/>
+              </w:rPr>
+              <w:t>10.0</w:t>
+            </w:r>
+          </w:p>
+        </w:tc>
+        <w:tc>
+          <w:tcPr>
+            <w:tcW w:type="dxa" w:w="720"/>
+          </w:tcPr>
+          <w:p>
+            <w:r>
+              <w:rPr>
+                <w:sz w:val="19"/>
+              </w:rPr>
+              <w:t>6.0→6.2</w:t>
             </w:r>
           </w:p>
         </w:tc>
@@ -9629,85 +9629,85 @@
               <w:rPr>
                 <w:sz w:val="19"/>
               </w:rPr>
-              <w:t>攀岩者</w:t>
-            </w:r>
-          </w:p>
-        </w:tc>
-        <w:tc>
-          <w:tcPr>
-            <w:tcW w:type="dxa" w:w="720"/>
-          </w:tcPr>
-          <w:p>
-            <w:r>
-              <w:rPr>
-                <w:sz w:val="19"/>
-              </w:rPr>
-              <w:t>309</w:t>
-            </w:r>
-          </w:p>
-        </w:tc>
-        <w:tc>
-          <w:tcPr>
-            <w:tcW w:type="dxa" w:w="720"/>
-          </w:tcPr>
-          <w:p>
-            <w:r>
-              <w:rPr>
-                <w:sz w:val="19"/>
-              </w:rPr>
-              <w:t>4.13</w:t>
-            </w:r>
-          </w:p>
-        </w:tc>
-        <w:tc>
-          <w:tcPr>
-            <w:tcW w:type="dxa" w:w="720"/>
-          </w:tcPr>
-          <w:p>
-            <w:r>
-              <w:rPr>
-                <w:sz w:val="19"/>
-              </w:rPr>
-              <w:t>-1.5</w:t>
-            </w:r>
-          </w:p>
-        </w:tc>
-        <w:tc>
-          <w:tcPr>
-            <w:tcW w:type="dxa" w:w="720"/>
-          </w:tcPr>
-          <w:p>
-            <w:r>
-              <w:rPr>
-                <w:sz w:val="19"/>
-              </w:rPr>
-              <w:t>8%</w:t>
-            </w:r>
-          </w:p>
-        </w:tc>
-        <w:tc>
-          <w:tcPr>
-            <w:tcW w:type="dxa" w:w="720"/>
-          </w:tcPr>
-          <w:p>
-            <w:r>
-              <w:rPr>
-                <w:sz w:val="19"/>
-              </w:rPr>
-              <w:t>58</w:t>
-            </w:r>
-          </w:p>
-        </w:tc>
-        <w:tc>
-          <w:tcPr>
-            <w:tcW w:type="dxa" w:w="720"/>
-          </w:tcPr>
-          <w:p>
-            <w:r>
-              <w:rPr>
-                <w:sz w:val="19"/>
-              </w:rPr>
-              <w:t>44%</w:t>
+              <w:t>吸血鬼</w:t>
+            </w:r>
+          </w:p>
+        </w:tc>
+        <w:tc>
+          <w:tcPr>
+            <w:tcW w:type="dxa" w:w="720"/>
+          </w:tcPr>
+          <w:p>
+            <w:r>
+              <w:rPr>
+                <w:sz w:val="19"/>
+              </w:rPr>
+              <w:t>377</w:t>
+            </w:r>
+          </w:p>
+        </w:tc>
+        <w:tc>
+          <w:tcPr>
+            <w:tcW w:type="dxa" w:w="720"/>
+          </w:tcPr>
+          <w:p>
+            <w:r>
+              <w:rPr>
+                <w:sz w:val="19"/>
+              </w:rPr>
+              <w:t>4.3</w:t>
+            </w:r>
+          </w:p>
+        </w:tc>
+        <w:tc>
+          <w:tcPr>
+            <w:tcW w:type="dxa" w:w="720"/>
+          </w:tcPr>
+          <w:p>
+            <w:r>
+              <w:rPr>
+                <w:sz w:val="19"/>
+              </w:rPr>
+              <w:t>+0.0</w:t>
+            </w:r>
+          </w:p>
+        </w:tc>
+        <w:tc>
+          <w:tcPr>
+            <w:tcW w:type="dxa" w:w="720"/>
+          </w:tcPr>
+          <w:p>
+            <w:r>
+              <w:rPr>
+                <w:sz w:val="19"/>
+              </w:rPr>
+              <w:t>10%</w:t>
+            </w:r>
+          </w:p>
+        </w:tc>
+        <w:tc>
+          <w:tcPr>
+            <w:tcW w:type="dxa" w:w="720"/>
+          </w:tcPr>
+          <w:p>
+            <w:r>
+              <w:rPr>
+                <w:sz w:val="19"/>
+              </w:rPr>
+              <w:t>59</w:t>
+            </w:r>
+          </w:p>
+        </w:tc>
+        <w:tc>
+          <w:tcPr>
+            <w:tcW w:type="dxa" w:w="720"/>
+          </w:tcPr>
+          <w:p>
+            <w:r>
+              <w:rPr>
+                <w:sz w:val="19"/>
+              </w:rPr>
+              <w:t>46%</w:t>
             </w:r>
           </w:p>
         </w:tc>
@@ -9733,46 +9733,46 @@
               <w:rPr>
                 <w:sz w:val="19"/>
               </w:rPr>
-              <w:t>0.29</w:t>
-            </w:r>
-          </w:p>
-        </w:tc>
-        <w:tc>
-          <w:tcPr>
-            <w:tcW w:type="dxa" w:w="720"/>
-          </w:tcPr>
-          <w:p>
-            <w:r>
-              <w:rPr>
-                <w:sz w:val="19"/>
-              </w:rPr>
-              <w:t>3.8</w:t>
-            </w:r>
-          </w:p>
-        </w:tc>
-        <w:tc>
-          <w:tcPr>
-            <w:tcW w:type="dxa" w:w="720"/>
-          </w:tcPr>
-          <w:p>
-            <w:r>
-              <w:rPr>
-                <w:sz w:val="19"/>
-              </w:rPr>
-              <w:t>10.2</w:t>
-            </w:r>
-          </w:p>
-        </w:tc>
-        <w:tc>
-          <w:tcPr>
-            <w:tcW w:type="dxa" w:w="720"/>
-          </w:tcPr>
-          <w:p>
-            <w:r>
-              <w:rPr>
-                <w:sz w:val="19"/>
-              </w:rPr>
-              <w:t>6.2→6.1</w:t>
+              <w:t>0.36</w:t>
+            </w:r>
+          </w:p>
+        </w:tc>
+        <w:tc>
+          <w:tcPr>
+            <w:tcW w:type="dxa" w:w="720"/>
+          </w:tcPr>
+          <w:p>
+            <w:r>
+              <w:rPr>
+                <w:sz w:val="19"/>
+              </w:rPr>
+              <w:t>4.3</w:t>
+            </w:r>
+          </w:p>
+        </w:tc>
+        <w:tc>
+          <w:tcPr>
+            <w:tcW w:type="dxa" w:w="720"/>
+          </w:tcPr>
+          <w:p>
+            <w:r>
+              <w:rPr>
+                <w:sz w:val="19"/>
+              </w:rPr>
+              <w:t>10.5</w:t>
+            </w:r>
+          </w:p>
+        </w:tc>
+        <w:tc>
+          <w:tcPr>
+            <w:tcW w:type="dxa" w:w="720"/>
+          </w:tcPr>
+          <w:p>
+            <w:r>
+              <w:rPr>
+                <w:sz w:val="19"/>
+              </w:rPr>
+              <w:t>5.6→6.2</w:t>
             </w:r>
           </w:p>
         </w:tc>
@@ -9787,98 +9787,98 @@
               <w:rPr>
                 <w:sz w:val="19"/>
               </w:rPr>
-              <w:t>拾荒者</w:t>
-            </w:r>
-          </w:p>
-        </w:tc>
-        <w:tc>
-          <w:tcPr>
-            <w:tcW w:type="dxa" w:w="720"/>
-          </w:tcPr>
-          <w:p>
-            <w:r>
-              <w:rPr>
-                <w:sz w:val="19"/>
-              </w:rPr>
-              <w:t>329</w:t>
-            </w:r>
-          </w:p>
-        </w:tc>
-        <w:tc>
-          <w:tcPr>
-            <w:tcW w:type="dxa" w:w="720"/>
-          </w:tcPr>
-          <w:p>
-            <w:r>
-              <w:rPr>
-                <w:sz w:val="19"/>
-              </w:rPr>
-              <w:t>4.18</w:t>
-            </w:r>
-          </w:p>
-        </w:tc>
-        <w:tc>
-          <w:tcPr>
-            <w:tcW w:type="dxa" w:w="720"/>
-          </w:tcPr>
-          <w:p>
-            <w:r>
-              <w:rPr>
-                <w:sz w:val="19"/>
-              </w:rPr>
-              <w:t>-1.0</w:t>
-            </w:r>
-          </w:p>
-        </w:tc>
-        <w:tc>
-          <w:tcPr>
-            <w:tcW w:type="dxa" w:w="720"/>
-          </w:tcPr>
-          <w:p>
-            <w:r>
-              <w:rPr>
-                <w:sz w:val="19"/>
-              </w:rPr>
-              <w:t>9%</w:t>
-            </w:r>
-          </w:p>
-        </w:tc>
-        <w:tc>
-          <w:tcPr>
-            <w:tcW w:type="dxa" w:w="720"/>
-          </w:tcPr>
-          <w:p>
-            <w:r>
-              <w:rPr>
-                <w:sz w:val="19"/>
-              </w:rPr>
-              <w:t>57</w:t>
-            </w:r>
-          </w:p>
-        </w:tc>
-        <w:tc>
-          <w:tcPr>
-            <w:tcW w:type="dxa" w:w="720"/>
-          </w:tcPr>
-          <w:p>
-            <w:r>
-              <w:rPr>
-                <w:sz w:val="19"/>
-              </w:rPr>
-              <w:t>41%</w:t>
-            </w:r>
-          </w:p>
-        </w:tc>
-        <w:tc>
-          <w:tcPr>
-            <w:tcW w:type="dxa" w:w="720"/>
-          </w:tcPr>
-          <w:p>
-            <w:r>
-              <w:rPr>
-                <w:sz w:val="19"/>
-              </w:rPr>
-              <w:t>20%</w:t>
+              <w:t>基因怪人</w:t>
+            </w:r>
+          </w:p>
+        </w:tc>
+        <w:tc>
+          <w:tcPr>
+            <w:tcW w:type="dxa" w:w="720"/>
+          </w:tcPr>
+          <w:p>
+            <w:r>
+              <w:rPr>
+                <w:sz w:val="19"/>
+              </w:rPr>
+              <w:t>368</w:t>
+            </w:r>
+          </w:p>
+        </w:tc>
+        <w:tc>
+          <w:tcPr>
+            <w:tcW w:type="dxa" w:w="720"/>
+          </w:tcPr>
+          <w:p>
+            <w:r>
+              <w:rPr>
+                <w:sz w:val="19"/>
+              </w:rPr>
+              <w:t>4.17</w:t>
+            </w:r>
+          </w:p>
+        </w:tc>
+        <w:tc>
+          <w:tcPr>
+            <w:tcW w:type="dxa" w:w="720"/>
+          </w:tcPr>
+          <w:p>
+            <w:r>
+              <w:rPr>
+                <w:sz w:val="19"/>
+              </w:rPr>
+              <w:t>-1.6</w:t>
+            </w:r>
+          </w:p>
+        </w:tc>
+        <w:tc>
+          <w:tcPr>
+            <w:tcW w:type="dxa" w:w="720"/>
+          </w:tcPr>
+          <w:p>
+            <w:r>
+              <w:rPr>
+                <w:sz w:val="19"/>
+              </w:rPr>
+              <w:t>6%</w:t>
+            </w:r>
+          </w:p>
+        </w:tc>
+        <w:tc>
+          <w:tcPr>
+            <w:tcW w:type="dxa" w:w="720"/>
+          </w:tcPr>
+          <w:p>
+            <w:r>
+              <w:rPr>
+                <w:sz w:val="19"/>
+              </w:rPr>
+              <w:t>53</w:t>
+            </w:r>
+          </w:p>
+        </w:tc>
+        <w:tc>
+          <w:tcPr>
+            <w:tcW w:type="dxa" w:w="720"/>
+          </w:tcPr>
+          <w:p>
+            <w:r>
+              <w:rPr>
+                <w:sz w:val="19"/>
+              </w:rPr>
+              <w:t>33%</w:t>
+            </w:r>
+          </w:p>
+        </w:tc>
+        <w:tc>
+          <w:tcPr>
+            <w:tcW w:type="dxa" w:w="720"/>
+          </w:tcPr>
+          <w:p>
+            <w:r>
+              <w:rPr>
+                <w:sz w:val="19"/>
+              </w:rPr>
+              <w:t>17%</w:t>
             </w:r>
           </w:p>
         </w:tc>
@@ -9904,33 +9904,33 @@
               <w:rPr>
                 <w:sz w:val="19"/>
               </w:rPr>
-              <w:t>3.6</w:t>
-            </w:r>
-          </w:p>
-        </w:tc>
-        <w:tc>
-          <w:tcPr>
-            <w:tcW w:type="dxa" w:w="720"/>
-          </w:tcPr>
-          <w:p>
-            <w:r>
-              <w:rPr>
-                <w:sz w:val="19"/>
-              </w:rPr>
-              <w:t>10.0</w:t>
-            </w:r>
-          </w:p>
-        </w:tc>
-        <w:tc>
-          <w:tcPr>
-            <w:tcW w:type="dxa" w:w="720"/>
-          </w:tcPr>
-          <w:p>
-            <w:r>
-              <w:rPr>
-                <w:sz w:val="19"/>
-              </w:rPr>
-              <w:t>6.0→6.1</w:t>
+              <w:t>3.5</w:t>
+            </w:r>
+          </w:p>
+        </w:tc>
+        <w:tc>
+          <w:tcPr>
+            <w:tcW w:type="dxa" w:w="720"/>
+          </w:tcPr>
+          <w:p>
+            <w:r>
+              <w:rPr>
+                <w:sz w:val="19"/>
+              </w:rPr>
+              <w:t>10.1</w:t>
+            </w:r>
+          </w:p>
+        </w:tc>
+        <w:tc>
+          <w:tcPr>
+            <w:tcW w:type="dxa" w:w="720"/>
+          </w:tcPr>
+          <w:p>
+            <w:r>
+              <w:rPr>
+                <w:sz w:val="19"/>
+              </w:rPr>
+              <w:t>6.4→6.1</w:t>
             </w:r>
           </w:p>
         </w:tc>
@@ -9958,7 +9958,7 @@
               <w:rPr>
                 <w:sz w:val="19"/>
               </w:rPr>
-              <w:t>302</w:t>
+              <w:t>359</w:t>
             </w:r>
           </w:p>
         </w:tc>
@@ -9984,85 +9984,85 @@
               <w:rPr>
                 <w:sz w:val="19"/>
               </w:rPr>
-              <w:t>+0.5</w:t>
-            </w:r>
-          </w:p>
-        </w:tc>
-        <w:tc>
-          <w:tcPr>
-            <w:tcW w:type="dxa" w:w="720"/>
-          </w:tcPr>
-          <w:p>
-            <w:r>
-              <w:rPr>
-                <w:sz w:val="19"/>
-              </w:rPr>
-              <w:t>6%</w:t>
-            </w:r>
-          </w:p>
-        </w:tc>
-        <w:tc>
-          <w:tcPr>
-            <w:tcW w:type="dxa" w:w="720"/>
-          </w:tcPr>
-          <w:p>
-            <w:r>
-              <w:rPr>
-                <w:sz w:val="19"/>
-              </w:rPr>
-              <w:t>58</w:t>
-            </w:r>
-          </w:p>
-        </w:tc>
-        <w:tc>
-          <w:tcPr>
-            <w:tcW w:type="dxa" w:w="720"/>
-          </w:tcPr>
-          <w:p>
-            <w:r>
-              <w:rPr>
-                <w:sz w:val="19"/>
-              </w:rPr>
-              <w:t>41%</w:t>
-            </w:r>
-          </w:p>
-        </w:tc>
-        <w:tc>
-          <w:tcPr>
-            <w:tcW w:type="dxa" w:w="720"/>
-          </w:tcPr>
-          <w:p>
-            <w:r>
-              <w:rPr>
-                <w:sz w:val="19"/>
-              </w:rPr>
-              <w:t>13%</w:t>
-            </w:r>
-          </w:p>
-        </w:tc>
-        <w:tc>
-          <w:tcPr>
-            <w:tcW w:type="dxa" w:w="720"/>
-          </w:tcPr>
-          <w:p>
-            <w:r>
-              <w:rPr>
-                <w:sz w:val="19"/>
-              </w:rPr>
-              <w:t>0.33</w:t>
-            </w:r>
-          </w:p>
-        </w:tc>
-        <w:tc>
-          <w:tcPr>
-            <w:tcW w:type="dxa" w:w="720"/>
-          </w:tcPr>
-          <w:p>
-            <w:r>
-              <w:rPr>
-                <w:sz w:val="19"/>
-              </w:rPr>
-              <w:t>4.2</w:t>
+              <w:t>+0.3</w:t>
+            </w:r>
+          </w:p>
+        </w:tc>
+        <w:tc>
+          <w:tcPr>
+            <w:tcW w:type="dxa" w:w="720"/>
+          </w:tcPr>
+          <w:p>
+            <w:r>
+              <w:rPr>
+                <w:sz w:val="19"/>
+              </w:rPr>
+              <w:t>5%</w:t>
+            </w:r>
+          </w:p>
+        </w:tc>
+        <w:tc>
+          <w:tcPr>
+            <w:tcW w:type="dxa" w:w="720"/>
+          </w:tcPr>
+          <w:p>
+            <w:r>
+              <w:rPr>
+                <w:sz w:val="19"/>
+              </w:rPr>
+              <w:t>57</w:t>
+            </w:r>
+          </w:p>
+        </w:tc>
+        <w:tc>
+          <w:tcPr>
+            <w:tcW w:type="dxa" w:w="720"/>
+          </w:tcPr>
+          <w:p>
+            <w:r>
+              <w:rPr>
+                <w:sz w:val="19"/>
+              </w:rPr>
+              <w:t>40%</w:t>
+            </w:r>
+          </w:p>
+        </w:tc>
+        <w:tc>
+          <w:tcPr>
+            <w:tcW w:type="dxa" w:w="720"/>
+          </w:tcPr>
+          <w:p>
+            <w:r>
+              <w:rPr>
+                <w:sz w:val="19"/>
+              </w:rPr>
+              <w:t>14%</w:t>
+            </w:r>
+          </w:p>
+        </w:tc>
+        <w:tc>
+          <w:tcPr>
+            <w:tcW w:type="dxa" w:w="720"/>
+          </w:tcPr>
+          <w:p>
+            <w:r>
+              <w:rPr>
+                <w:sz w:val="19"/>
+              </w:rPr>
+              <w:t>0.35</w:t>
+            </w:r>
+          </w:p>
+        </w:tc>
+        <w:tc>
+          <w:tcPr>
+            <w:tcW w:type="dxa" w:w="720"/>
+          </w:tcPr>
+          <w:p>
+            <w:r>
+              <w:rPr>
+                <w:sz w:val="19"/>
+              </w:rPr>
+              <w:t>4.3</w:t>
             </w:r>
           </w:p>
         </w:tc>
@@ -10103,33 +10103,33 @@
               <w:rPr>
                 <w:sz w:val="19"/>
               </w:rPr>
-              <w:t>基因怪人</w:t>
-            </w:r>
-          </w:p>
-        </w:tc>
-        <w:tc>
-          <w:tcPr>
-            <w:tcW w:type="dxa" w:w="720"/>
-          </w:tcPr>
-          <w:p>
-            <w:r>
-              <w:rPr>
-                <w:sz w:val="19"/>
-              </w:rPr>
-              <w:t>312</w:t>
-            </w:r>
-          </w:p>
-        </w:tc>
-        <w:tc>
-          <w:tcPr>
-            <w:tcW w:type="dxa" w:w="720"/>
-          </w:tcPr>
-          <w:p>
-            <w:r>
-              <w:rPr>
-                <w:sz w:val="19"/>
-              </w:rPr>
-              <w:t>4.09</w:t>
+              <w:t>攀岩者</w:t>
+            </w:r>
+          </w:p>
+        </w:tc>
+        <w:tc>
+          <w:tcPr>
+            <w:tcW w:type="dxa" w:w="720"/>
+          </w:tcPr>
+          <w:p>
+            <w:r>
+              <w:rPr>
+                <w:sz w:val="19"/>
+              </w:rPr>
+              <w:t>355</w:t>
+            </w:r>
+          </w:p>
+        </w:tc>
+        <w:tc>
+          <w:tcPr>
+            <w:tcW w:type="dxa" w:w="720"/>
+          </w:tcPr>
+          <w:p>
+            <w:r>
+              <w:rPr>
+                <w:sz w:val="19"/>
+              </w:rPr>
+              <w:t>4.13</w:t>
             </w:r>
           </w:p>
         </w:tc>
@@ -10155,33 +10155,33 @@
               <w:rPr>
                 <w:sz w:val="19"/>
               </w:rPr>
-              <w:t>5%</w:t>
-            </w:r>
-          </w:p>
-        </w:tc>
-        <w:tc>
-          <w:tcPr>
-            <w:tcW w:type="dxa" w:w="720"/>
-          </w:tcPr>
-          <w:p>
-            <w:r>
-              <w:rPr>
-                <w:sz w:val="19"/>
-              </w:rPr>
-              <w:t>52</w:t>
-            </w:r>
-          </w:p>
-        </w:tc>
-        <w:tc>
-          <w:tcPr>
-            <w:tcW w:type="dxa" w:w="720"/>
-          </w:tcPr>
-          <w:p>
-            <w:r>
-              <w:rPr>
-                <w:sz w:val="19"/>
-              </w:rPr>
-              <w:t>32%</w:t>
+              <w:t>8%</w:t>
+            </w:r>
+          </w:p>
+        </w:tc>
+        <w:tc>
+          <w:tcPr>
+            <w:tcW w:type="dxa" w:w="720"/>
+          </w:tcPr>
+          <w:p>
+            <w:r>
+              <w:rPr>
+                <w:sz w:val="19"/>
+              </w:rPr>
+              <w:t>58</w:t>
+            </w:r>
+          </w:p>
+        </w:tc>
+        <w:tc>
+          <w:tcPr>
+            <w:tcW w:type="dxa" w:w="720"/>
+          </w:tcPr>
+          <w:p>
+            <w:r>
+              <w:rPr>
+                <w:sz w:val="19"/>
+              </w:rPr>
+              <w:t>45%</w:t>
             </w:r>
           </w:p>
         </w:tc>
@@ -10207,20 +10207,20 @@
               <w:rPr>
                 <w:sz w:val="19"/>
               </w:rPr>
-              <w:t>0.32</w:t>
-            </w:r>
-          </w:p>
-        </w:tc>
-        <w:tc>
-          <w:tcPr>
-            <w:tcW w:type="dxa" w:w="720"/>
-          </w:tcPr>
-          <w:p>
-            <w:r>
-              <w:rPr>
-                <w:sz w:val="19"/>
-              </w:rPr>
-              <w:t>3.6</w:t>
+              <w:t>0.28</w:t>
+            </w:r>
+          </w:p>
+        </w:tc>
+        <w:tc>
+          <w:tcPr>
+            <w:tcW w:type="dxa" w:w="720"/>
+          </w:tcPr>
+          <w:p>
+            <w:r>
+              <w:rPr>
+                <w:sz w:val="19"/>
+              </w:rPr>
+              <w:t>3.7</w:t>
             </w:r>
           </w:p>
         </w:tc>
@@ -10246,7 +10246,7 @@
               <w:rPr>
                 <w:sz w:val="19"/>
               </w:rPr>
-              <w:t>6.4→6.0</w:t>
+              <w:t>6.2→6.0</w:t>
             </w:r>
           </w:p>
         </w:tc>
@@ -10274,98 +10274,98 @@
               <w:rPr>
                 <w:sz w:val="19"/>
               </w:rPr>
-              <w:t>304</w:t>
-            </w:r>
-          </w:p>
-        </w:tc>
-        <w:tc>
-          <w:tcPr>
-            <w:tcW w:type="dxa" w:w="720"/>
-          </w:tcPr>
-          <w:p>
-            <w:r>
-              <w:rPr>
-                <w:sz w:val="19"/>
-              </w:rPr>
-              <w:t>4.26</w:t>
-            </w:r>
-          </w:p>
-        </w:tc>
-        <w:tc>
-          <w:tcPr>
-            <w:tcW w:type="dxa" w:w="720"/>
-          </w:tcPr>
-          <w:p>
-            <w:r>
-              <w:rPr>
-                <w:sz w:val="19"/>
-              </w:rPr>
-              <w:t>-0.1</w:t>
-            </w:r>
-          </w:p>
-        </w:tc>
-        <w:tc>
-          <w:tcPr>
-            <w:tcW w:type="dxa" w:w="720"/>
-          </w:tcPr>
-          <w:p>
-            <w:r>
-              <w:rPr>
-                <w:sz w:val="19"/>
-              </w:rPr>
-              <w:t>10%</w:t>
-            </w:r>
-          </w:p>
-        </w:tc>
-        <w:tc>
-          <w:tcPr>
-            <w:tcW w:type="dxa" w:w="720"/>
-          </w:tcPr>
-          <w:p>
-            <w:r>
-              <w:rPr>
-                <w:sz w:val="19"/>
-              </w:rPr>
-              <w:t>57</w:t>
-            </w:r>
-          </w:p>
-        </w:tc>
-        <w:tc>
-          <w:tcPr>
-            <w:tcW w:type="dxa" w:w="720"/>
-          </w:tcPr>
-          <w:p>
-            <w:r>
-              <w:rPr>
-                <w:sz w:val="19"/>
-              </w:rPr>
-              <w:t>42%</w:t>
-            </w:r>
-          </w:p>
-        </w:tc>
-        <w:tc>
-          <w:tcPr>
-            <w:tcW w:type="dxa" w:w="720"/>
-          </w:tcPr>
-          <w:p>
-            <w:r>
-              <w:rPr>
-                <w:sz w:val="19"/>
-              </w:rPr>
-              <w:t>18%</w:t>
-            </w:r>
-          </w:p>
-        </w:tc>
-        <w:tc>
-          <w:tcPr>
-            <w:tcW w:type="dxa" w:w="720"/>
-          </w:tcPr>
-          <w:p>
-            <w:r>
-              <w:rPr>
-                <w:sz w:val="19"/>
-              </w:rPr>
-              <w:t>0.35</w:t>
+              <w:t>362</w:t>
+            </w:r>
+          </w:p>
+        </w:tc>
+        <w:tc>
+          <w:tcPr>
+            <w:tcW w:type="dxa" w:w="720"/>
+          </w:tcPr>
+          <w:p>
+            <w:r>
+              <w:rPr>
+                <w:sz w:val="19"/>
+              </w:rPr>
+              <w:t>4.21</w:t>
+            </w:r>
+          </w:p>
+        </w:tc>
+        <w:tc>
+          <w:tcPr>
+            <w:tcW w:type="dxa" w:w="720"/>
+          </w:tcPr>
+          <w:p>
+            <w:r>
+              <w:rPr>
+                <w:sz w:val="19"/>
+              </w:rPr>
+              <w:t>-1.0</w:t>
+            </w:r>
+          </w:p>
+        </w:tc>
+        <w:tc>
+          <w:tcPr>
+            <w:tcW w:type="dxa" w:w="720"/>
+          </w:tcPr>
+          <w:p>
+            <w:r>
+              <w:rPr>
+                <w:sz w:val="19"/>
+              </w:rPr>
+              <w:t>9%</w:t>
+            </w:r>
+          </w:p>
+        </w:tc>
+        <w:tc>
+          <w:tcPr>
+            <w:tcW w:type="dxa" w:w="720"/>
+          </w:tcPr>
+          <w:p>
+            <w:r>
+              <w:rPr>
+                <w:sz w:val="19"/>
+              </w:rPr>
+              <w:t>56</w:t>
+            </w:r>
+          </w:p>
+        </w:tc>
+        <w:tc>
+          <w:tcPr>
+            <w:tcW w:type="dxa" w:w="720"/>
+          </w:tcPr>
+          <w:p>
+            <w:r>
+              <w:rPr>
+                <w:sz w:val="19"/>
+              </w:rPr>
+              <w:t>41%</w:t>
+            </w:r>
+          </w:p>
+        </w:tc>
+        <w:tc>
+          <w:tcPr>
+            <w:tcW w:type="dxa" w:w="720"/>
+          </w:tcPr>
+          <w:p>
+            <w:r>
+              <w:rPr>
+                <w:sz w:val="19"/>
+              </w:rPr>
+              <w:t>19%</w:t>
+            </w:r>
+          </w:p>
+        </w:tc>
+        <w:tc>
+          <w:tcPr>
+            <w:tcW w:type="dxa" w:w="720"/>
+          </w:tcPr>
+          <w:p>
+            <w:r>
+              <w:rPr>
+                <w:sz w:val="19"/>
+              </w:rPr>
+              <w:t>0.36</w:t>
             </w:r>
           </w:p>
         </w:tc>
@@ -10404,7 +10404,7 @@
               <w:rPr>
                 <w:sz w:val="19"/>
               </w:rPr>
-              <w:t>5.0→5.9</w:t>
+              <w:t>5.0→5.8</w:t>
             </w:r>
           </w:p>
         </w:tc>
@@ -10419,72 +10419,72 @@
               <w:rPr>
                 <w:sz w:val="19"/>
               </w:rPr>
-              <w:t>幸運兒</w:t>
-            </w:r>
-          </w:p>
-        </w:tc>
-        <w:tc>
-          <w:tcPr>
-            <w:tcW w:type="dxa" w:w="720"/>
-          </w:tcPr>
-          <w:p>
-            <w:r>
-              <w:rPr>
-                <w:sz w:val="19"/>
-              </w:rPr>
-              <w:t>309</w:t>
-            </w:r>
-          </w:p>
-        </w:tc>
-        <w:tc>
-          <w:tcPr>
-            <w:tcW w:type="dxa" w:w="720"/>
-          </w:tcPr>
-          <w:p>
-            <w:r>
-              <w:rPr>
-                <w:sz w:val="19"/>
-              </w:rPr>
-              <w:t>4.09</w:t>
-            </w:r>
-          </w:p>
-        </w:tc>
-        <w:tc>
-          <w:tcPr>
-            <w:tcW w:type="dxa" w:w="720"/>
-          </w:tcPr>
-          <w:p>
-            <w:r>
-              <w:rPr>
-                <w:sz w:val="19"/>
-              </w:rPr>
-              <w:t>-2.0</w:t>
-            </w:r>
-          </w:p>
-        </w:tc>
-        <w:tc>
-          <w:tcPr>
-            <w:tcW w:type="dxa" w:w="720"/>
-          </w:tcPr>
-          <w:p>
-            <w:r>
-              <w:rPr>
-                <w:sz w:val="19"/>
-              </w:rPr>
-              <w:t>7%</w:t>
-            </w:r>
-          </w:p>
-        </w:tc>
-        <w:tc>
-          <w:tcPr>
-            <w:tcW w:type="dxa" w:w="720"/>
-          </w:tcPr>
-          <w:p>
-            <w:r>
-              <w:rPr>
-                <w:sz w:val="19"/>
-              </w:rPr>
-              <w:t>56</w:t>
+              <w:t>橡膠人</w:t>
+            </w:r>
+          </w:p>
+        </w:tc>
+        <w:tc>
+          <w:tcPr>
+            <w:tcW w:type="dxa" w:w="720"/>
+          </w:tcPr>
+          <w:p>
+            <w:r>
+              <w:rPr>
+                <w:sz w:val="19"/>
+              </w:rPr>
+              <w:t>347</w:t>
+            </w:r>
+          </w:p>
+        </w:tc>
+        <w:tc>
+          <w:tcPr>
+            <w:tcW w:type="dxa" w:w="720"/>
+          </w:tcPr>
+          <w:p>
+            <w:r>
+              <w:rPr>
+                <w:sz w:val="19"/>
+              </w:rPr>
+              <w:t>3.91</w:t>
+            </w:r>
+          </w:p>
+        </w:tc>
+        <w:tc>
+          <w:tcPr>
+            <w:tcW w:type="dxa" w:w="720"/>
+          </w:tcPr>
+          <w:p>
+            <w:r>
+              <w:rPr>
+                <w:sz w:val="19"/>
+              </w:rPr>
+              <w:t>-4.4</w:t>
+            </w:r>
+          </w:p>
+        </w:tc>
+        <w:tc>
+          <w:tcPr>
+            <w:tcW w:type="dxa" w:w="720"/>
+          </w:tcPr>
+          <w:p>
+            <w:r>
+              <w:rPr>
+                <w:sz w:val="19"/>
+              </w:rPr>
+              <w:t>5%</w:t>
+            </w:r>
+          </w:p>
+        </w:tc>
+        <w:tc>
+          <w:tcPr>
+            <w:tcW w:type="dxa" w:w="720"/>
+          </w:tcPr>
+          <w:p>
+            <w:r>
+              <w:rPr>
+                <w:sz w:val="19"/>
+              </w:rPr>
+              <w:t>55</w:t>
             </w:r>
           </w:p>
         </w:tc>
@@ -10510,59 +10510,59 @@
               <w:rPr>
                 <w:sz w:val="19"/>
               </w:rPr>
-              <w:t>17%</w:t>
-            </w:r>
-          </w:p>
-        </w:tc>
-        <w:tc>
-          <w:tcPr>
-            <w:tcW w:type="dxa" w:w="720"/>
-          </w:tcPr>
-          <w:p>
-            <w:r>
-              <w:rPr>
-                <w:sz w:val="19"/>
-              </w:rPr>
-              <w:t>0.32</w:t>
-            </w:r>
-          </w:p>
-        </w:tc>
-        <w:tc>
-          <w:tcPr>
-            <w:tcW w:type="dxa" w:w="720"/>
-          </w:tcPr>
-          <w:p>
-            <w:r>
-              <w:rPr>
-                <w:sz w:val="19"/>
-              </w:rPr>
-              <w:t>3.7</w:t>
-            </w:r>
-          </w:p>
-        </w:tc>
-        <w:tc>
-          <w:tcPr>
-            <w:tcW w:type="dxa" w:w="720"/>
-          </w:tcPr>
-          <w:p>
-            <w:r>
-              <w:rPr>
-                <w:sz w:val="19"/>
-              </w:rPr>
-              <w:t>10.0</w:t>
-            </w:r>
-          </w:p>
-        </w:tc>
-        <w:tc>
-          <w:tcPr>
-            <w:tcW w:type="dxa" w:w="720"/>
-          </w:tcPr>
-          <w:p>
-            <w:r>
-              <w:rPr>
-                <w:sz w:val="19"/>
-              </w:rPr>
-              <w:t>5.3→5.7</w:t>
+              <w:t>16%</w:t>
+            </w:r>
+          </w:p>
+        </w:tc>
+        <w:tc>
+          <w:tcPr>
+            <w:tcW w:type="dxa" w:w="720"/>
+          </w:tcPr>
+          <w:p>
+            <w:r>
+              <w:rPr>
+                <w:sz w:val="19"/>
+              </w:rPr>
+              <w:t>0.03</w:t>
+            </w:r>
+          </w:p>
+        </w:tc>
+        <w:tc>
+          <w:tcPr>
+            <w:tcW w:type="dxa" w:w="720"/>
+          </w:tcPr>
+          <w:p>
+            <w:r>
+              <w:rPr>
+                <w:sz w:val="19"/>
+              </w:rPr>
+              <w:t>1.3</w:t>
+            </w:r>
+          </w:p>
+        </w:tc>
+        <w:tc>
+          <w:tcPr>
+            <w:tcW w:type="dxa" w:w="720"/>
+          </w:tcPr>
+          <w:p>
+            <w:r>
+              <w:rPr>
+                <w:sz w:val="19"/>
+              </w:rPr>
+              <w:t>10.1</w:t>
+            </w:r>
+          </w:p>
+        </w:tc>
+        <w:tc>
+          <w:tcPr>
+            <w:tcW w:type="dxa" w:w="720"/>
+          </w:tcPr>
+          <w:p>
+            <w:r>
+              <w:rPr>
+                <w:sz w:val="19"/>
+              </w:rPr>
+              <w:t>6.0→5.7</w:t>
             </w:r>
           </w:p>
         </w:tc>
@@ -10577,85 +10577,85 @@
               <w:rPr>
                 <w:sz w:val="19"/>
               </w:rPr>
-              <w:t>橡膠人</w:t>
-            </w:r>
-          </w:p>
-        </w:tc>
-        <w:tc>
-          <w:tcPr>
-            <w:tcW w:type="dxa" w:w="720"/>
-          </w:tcPr>
-          <w:p>
-            <w:r>
-              <w:rPr>
-                <w:sz w:val="19"/>
-              </w:rPr>
-              <w:t>293</w:t>
-            </w:r>
-          </w:p>
-        </w:tc>
-        <w:tc>
-          <w:tcPr>
-            <w:tcW w:type="dxa" w:w="720"/>
-          </w:tcPr>
-          <w:p>
-            <w:r>
-              <w:rPr>
-                <w:sz w:val="19"/>
-              </w:rPr>
-              <w:t>3.87</w:t>
-            </w:r>
-          </w:p>
-        </w:tc>
-        <w:tc>
-          <w:tcPr>
-            <w:tcW w:type="dxa" w:w="720"/>
-          </w:tcPr>
-          <w:p>
-            <w:r>
-              <w:rPr>
-                <w:sz w:val="19"/>
-              </w:rPr>
-              <w:t>-4.2</w:t>
-            </w:r>
-          </w:p>
-        </w:tc>
-        <w:tc>
-          <w:tcPr>
-            <w:tcW w:type="dxa" w:w="720"/>
-          </w:tcPr>
-          <w:p>
-            <w:r>
-              <w:rPr>
-                <w:sz w:val="19"/>
-              </w:rPr>
-              <w:t>5%</w:t>
-            </w:r>
-          </w:p>
-        </w:tc>
-        <w:tc>
-          <w:tcPr>
-            <w:tcW w:type="dxa" w:w="720"/>
-          </w:tcPr>
-          <w:p>
-            <w:r>
-              <w:rPr>
-                <w:sz w:val="19"/>
-              </w:rPr>
-              <w:t>55</w:t>
-            </w:r>
-          </w:p>
-        </w:tc>
-        <w:tc>
-          <w:tcPr>
-            <w:tcW w:type="dxa" w:w="720"/>
-          </w:tcPr>
-          <w:p>
-            <w:r>
-              <w:rPr>
-                <w:sz w:val="19"/>
-              </w:rPr>
-              <w:t>40%</w:t>
+              <w:t>幸運兒</w:t>
+            </w:r>
+          </w:p>
+        </w:tc>
+        <w:tc>
+          <w:tcPr>
+            <w:tcW w:type="dxa" w:w="720"/>
+          </w:tcPr>
+          <w:p>
+            <w:r>
+              <w:rPr>
+                <w:sz w:val="19"/>
+              </w:rPr>
+              <w:t>369</w:t>
+            </w:r>
+          </w:p>
+        </w:tc>
+        <w:tc>
+          <w:tcPr>
+            <w:tcW w:type="dxa" w:w="720"/>
+          </w:tcPr>
+          <w:p>
+            <w:r>
+              <w:rPr>
+                <w:sz w:val="19"/>
+              </w:rPr>
+              <w:t>4.1</w:t>
+            </w:r>
+          </w:p>
+        </w:tc>
+        <w:tc>
+          <w:tcPr>
+            <w:tcW w:type="dxa" w:w="720"/>
+          </w:tcPr>
+          <w:p>
+            <w:r>
+              <w:rPr>
+                <w:sz w:val="19"/>
+              </w:rPr>
+              <w:t>-2.4</w:t>
+            </w:r>
+          </w:p>
+        </w:tc>
+        <w:tc>
+          <w:tcPr>
+            <w:tcW w:type="dxa" w:w="720"/>
+          </w:tcPr>
+          <w:p>
+            <w:r>
+              <w:rPr>
+                <w:sz w:val="19"/>
+              </w:rPr>
+              <w:t>8%</w:t>
+            </w:r>
+          </w:p>
+        </w:tc>
+        <w:tc>
+          <w:tcPr>
+            <w:tcW w:type="dxa" w:w="720"/>
+          </w:tcPr>
+          <w:p>
+            <w:r>
+              <w:rPr>
+                <w:sz w:val="19"/>
+              </w:rPr>
+              <w:t>56</w:t>
+            </w:r>
+          </w:p>
+        </w:tc>
+        <w:tc>
+          <w:tcPr>
+            <w:tcW w:type="dxa" w:w="720"/>
+          </w:tcPr>
+          <w:p>
+            <w:r>
+              <w:rPr>
+                <w:sz w:val="19"/>
+              </w:rPr>
+              <w:t>38%</w:t>
             </w:r>
           </w:p>
         </w:tc>
@@ -10681,46 +10681,46 @@
               <w:rPr>
                 <w:sz w:val="19"/>
               </w:rPr>
-              <w:t>0.03</w:t>
-            </w:r>
-          </w:p>
-        </w:tc>
-        <w:tc>
-          <w:tcPr>
-            <w:tcW w:type="dxa" w:w="720"/>
-          </w:tcPr>
-          <w:p>
-            <w:r>
-              <w:rPr>
-                <w:sz w:val="19"/>
-              </w:rPr>
-              <w:t>1.2</w:t>
-            </w:r>
-          </w:p>
-        </w:tc>
-        <w:tc>
-          <w:tcPr>
-            <w:tcW w:type="dxa" w:w="720"/>
-          </w:tcPr>
-          <w:p>
-            <w:r>
-              <w:rPr>
-                <w:sz w:val="19"/>
-              </w:rPr>
-              <w:t>10.1</w:t>
-            </w:r>
-          </w:p>
-        </w:tc>
-        <w:tc>
-          <w:tcPr>
-            <w:tcW w:type="dxa" w:w="720"/>
-          </w:tcPr>
-          <w:p>
-            <w:r>
-              <w:rPr>
-                <w:sz w:val="19"/>
-              </w:rPr>
-              <w:t>6.0→5.7</w:t>
+              <w:t>0.29</w:t>
+            </w:r>
+          </w:p>
+        </w:tc>
+        <w:tc>
+          <w:tcPr>
+            <w:tcW w:type="dxa" w:w="720"/>
+          </w:tcPr>
+          <w:p>
+            <w:r>
+              <w:rPr>
+                <w:sz w:val="19"/>
+              </w:rPr>
+              <w:t>3.4</w:t>
+            </w:r>
+          </w:p>
+        </w:tc>
+        <w:tc>
+          <w:tcPr>
+            <w:tcW w:type="dxa" w:w="720"/>
+          </w:tcPr>
+          <w:p>
+            <w:r>
+              <w:rPr>
+                <w:sz w:val="19"/>
+              </w:rPr>
+              <w:t>10.0</w:t>
+            </w:r>
+          </w:p>
+        </w:tc>
+        <w:tc>
+          <w:tcPr>
+            <w:tcW w:type="dxa" w:w="720"/>
+          </w:tcPr>
+          <w:p>
+            <w:r>
+              <w:rPr>
+                <w:sz w:val="19"/>
+              </w:rPr>
+              <w:t>5.3→5.6</w:t>
             </w:r>
           </w:p>
         </w:tc>
@@ -10736,6 +10736,2781 @@
       </w:r>
       <w:r>
         <w:t>名次分＝1−(名次−1)/(人數−1)的平均×100（越高越好）；存活輪數以存活到最後算7輪。強度折算：模擬分＝6.4＋0.25×z（限±3）＋0.05×(名次分−57)；可信度高的職業模擬占70%，飲品師、私家偵探占30%，基因怪人占50%。</w:t>
+      </w:r>
+    </w:p>
+    <w:p>
+      <w:pPr>
+        <w:pStyle w:val="Heading2"/>
+      </w:pPr>
+      <w:r>
+        <w:t>2-6　第二批驗證：再測 100 場（9人局）</w:t>
+      </w:r>
+    </w:p>
+    <w:p>
+      <w:r>
+        <w:rPr>
+          <w:b/>
+        </w:rPr>
+        <w:t>說明：</w:t>
+      </w:r>
+      <w:r>
+        <w:t>為確認結果穩定，另外重新測試 100 場（9 人局，最新規則）。以下為這 100 場單獨的數據；2-5 為累計 650 場。每職業僅約 55 場，隨機波動大，單批 z 值±2 內不必過度解讀。</w:t>
+      </w:r>
+    </w:p>
+    <w:tbl>
+      <w:tblPr>
+        <w:tblStyle w:val="TableGrid"/>
+        <w:tblW w:type="auto" w:w="0"/>
+        <w:tblLook w:firstColumn="1" w:firstRow="1" w:lastColumn="0" w:lastRow="0" w:noHBand="0" w:noVBand="1" w:val="04A0"/>
+      </w:tblPr>
+      <w:tblGrid>
+        <w:gridCol w:w="720"/>
+        <w:gridCol w:w="720"/>
+        <w:gridCol w:w="720"/>
+        <w:gridCol w:w="720"/>
+        <w:gridCol w:w="720"/>
+        <w:gridCol w:w="720"/>
+        <w:gridCol w:w="720"/>
+        <w:gridCol w:w="720"/>
+        <w:gridCol w:w="720"/>
+        <w:gridCol w:w="720"/>
+        <w:gridCol w:w="720"/>
+        <w:gridCol w:w="720"/>
+      </w:tblGrid>
+      <w:tr>
+        <w:tc>
+          <w:tcPr>
+            <w:tcW w:type="dxa" w:w="720"/>
+            <w:shd w:val="clear" w:fill="D9E2F3"/>
+          </w:tcPr>
+          <w:p>
+            <w:r>
+              <w:rPr>
+                <w:b/>
+                <w:sz w:val="19"/>
+              </w:rPr>
+              <w:t>職業</w:t>
+            </w:r>
+          </w:p>
+        </w:tc>
+        <w:tc>
+          <w:tcPr>
+            <w:tcW w:type="dxa" w:w="720"/>
+            <w:shd w:val="clear" w:fill="D9E2F3"/>
+          </w:tcPr>
+          <w:p>
+            <w:r>
+              <w:rPr>
+                <w:b/>
+                <w:sz w:val="19"/>
+              </w:rPr>
+              <w:t>場數</w:t>
+            </w:r>
+          </w:p>
+        </w:tc>
+        <w:tc>
+          <w:tcPr>
+            <w:tcW w:type="dxa" w:w="720"/>
+            <w:shd w:val="clear" w:fill="D9E2F3"/>
+          </w:tcPr>
+          <w:p>
+            <w:r>
+              <w:rPr>
+                <w:b/>
+                <w:sz w:val="19"/>
+              </w:rPr>
+              <w:t>存活輪數</w:t>
+            </w:r>
+          </w:p>
+        </w:tc>
+        <w:tc>
+          <w:tcPr>
+            <w:tcW w:type="dxa" w:w="720"/>
+            <w:shd w:val="clear" w:fill="D9E2F3"/>
+          </w:tcPr>
+          <w:p>
+            <w:r>
+              <w:rPr>
+                <w:b/>
+                <w:sz w:val="19"/>
+              </w:rPr>
+              <w:t>z</w:t>
+            </w:r>
+          </w:p>
+        </w:tc>
+        <w:tc>
+          <w:tcPr>
+            <w:tcW w:type="dxa" w:w="720"/>
+            <w:shd w:val="clear" w:fill="D9E2F3"/>
+          </w:tcPr>
+          <w:p>
+            <w:r>
+              <w:rPr>
+                <w:b/>
+                <w:sz w:val="19"/>
+              </w:rPr>
+              <w:t>存活率</w:t>
+            </w:r>
+          </w:p>
+        </w:tc>
+        <w:tc>
+          <w:tcPr>
+            <w:tcW w:type="dxa" w:w="720"/>
+            <w:shd w:val="clear" w:fill="D9E2F3"/>
+          </w:tcPr>
+          <w:p>
+            <w:r>
+              <w:rPr>
+                <w:b/>
+                <w:sz w:val="19"/>
+              </w:rPr>
+              <w:t>名次分</w:t>
+            </w:r>
+          </w:p>
+        </w:tc>
+        <w:tc>
+          <w:tcPr>
+            <w:tcW w:type="dxa" w:w="720"/>
+            <w:shd w:val="clear" w:fill="D9E2F3"/>
+          </w:tcPr>
+          <w:p>
+            <w:r>
+              <w:rPr>
+                <w:b/>
+                <w:sz w:val="19"/>
+              </w:rPr>
+              <w:t>前3</w:t>
+            </w:r>
+          </w:p>
+        </w:tc>
+        <w:tc>
+          <w:tcPr>
+            <w:tcW w:type="dxa" w:w="720"/>
+            <w:shd w:val="clear" w:fill="D9E2F3"/>
+          </w:tcPr>
+          <w:p>
+            <w:r>
+              <w:rPr>
+                <w:b/>
+                <w:sz w:val="19"/>
+              </w:rPr>
+              <w:t>早死(≤2輪)</w:t>
+            </w:r>
+          </w:p>
+        </w:tc>
+        <w:tc>
+          <w:tcPr>
+            <w:tcW w:type="dxa" w:w="720"/>
+            <w:shd w:val="clear" w:fill="D9E2F3"/>
+          </w:tcPr>
+          <w:p>
+            <w:r>
+              <w:rPr>
+                <w:b/>
+                <w:sz w:val="19"/>
+              </w:rPr>
+              <w:t>場均擊殺</w:t>
+            </w:r>
+          </w:p>
+        </w:tc>
+        <w:tc>
+          <w:tcPr>
+            <w:tcW w:type="dxa" w:w="720"/>
+            <w:shd w:val="clear" w:fill="D9E2F3"/>
+          </w:tcPr>
+          <w:p>
+            <w:r>
+              <w:rPr>
+                <w:b/>
+                <w:sz w:val="19"/>
+              </w:rPr>
+              <w:t>場均輸出</w:t>
+            </w:r>
+          </w:p>
+        </w:tc>
+        <w:tc>
+          <w:tcPr>
+            <w:tcW w:type="dxa" w:w="720"/>
+            <w:shd w:val="clear" w:fill="D9E2F3"/>
+          </w:tcPr>
+          <w:p>
+            <w:r>
+              <w:rPr>
+                <w:b/>
+                <w:sz w:val="19"/>
+              </w:rPr>
+              <w:t>場均承傷</w:t>
+            </w:r>
+          </w:p>
+        </w:tc>
+        <w:tc>
+          <w:tcPr>
+            <w:tcW w:type="dxa" w:w="720"/>
+            <w:shd w:val="clear" w:fill="D9E2F3"/>
+          </w:tcPr>
+          <w:p>
+            <w:r>
+              <w:rPr>
+                <w:b/>
+                <w:sz w:val="19"/>
+              </w:rPr>
+              <w:t>累計z</w:t>
+            </w:r>
+          </w:p>
+        </w:tc>
+      </w:tr>
+      <w:tr>
+        <w:tc>
+          <w:tcPr>
+            <w:tcW w:type="dxa" w:w="720"/>
+          </w:tcPr>
+          <w:p>
+            <w:r>
+              <w:rPr>
+                <w:sz w:val="19"/>
+              </w:rPr>
+              <w:t>還魂師</w:t>
+            </w:r>
+          </w:p>
+        </w:tc>
+        <w:tc>
+          <w:tcPr>
+            <w:tcW w:type="dxa" w:w="720"/>
+          </w:tcPr>
+          <w:p>
+            <w:r>
+              <w:rPr>
+                <w:sz w:val="19"/>
+              </w:rPr>
+              <w:t>60</w:t>
+            </w:r>
+          </w:p>
+        </w:tc>
+        <w:tc>
+          <w:tcPr>
+            <w:tcW w:type="dxa" w:w="720"/>
+          </w:tcPr>
+          <w:p>
+            <w:r>
+              <w:rPr>
+                <w:sz w:val="19"/>
+              </w:rPr>
+              <w:t>5.07</w:t>
+            </w:r>
+          </w:p>
+        </w:tc>
+        <w:tc>
+          <w:tcPr>
+            <w:tcW w:type="dxa" w:w="720"/>
+          </w:tcPr>
+          <w:p>
+            <w:r>
+              <w:rPr>
+                <w:sz w:val="19"/>
+              </w:rPr>
+              <w:t>+3.1</w:t>
+            </w:r>
+          </w:p>
+        </w:tc>
+        <w:tc>
+          <w:tcPr>
+            <w:tcW w:type="dxa" w:w="720"/>
+          </w:tcPr>
+          <w:p>
+            <w:r>
+              <w:rPr>
+                <w:sz w:val="19"/>
+              </w:rPr>
+              <w:t>7%</w:t>
+            </w:r>
+          </w:p>
+        </w:tc>
+        <w:tc>
+          <w:tcPr>
+            <w:tcW w:type="dxa" w:w="720"/>
+          </w:tcPr>
+          <w:p>
+            <w:r>
+              <w:rPr>
+                <w:sz w:val="19"/>
+              </w:rPr>
+              <w:t>55</w:t>
+            </w:r>
+          </w:p>
+        </w:tc>
+        <w:tc>
+          <w:tcPr>
+            <w:tcW w:type="dxa" w:w="720"/>
+          </w:tcPr>
+          <w:p>
+            <w:r>
+              <w:rPr>
+                <w:sz w:val="19"/>
+              </w:rPr>
+              <w:t>30%</w:t>
+            </w:r>
+          </w:p>
+        </w:tc>
+        <w:tc>
+          <w:tcPr>
+            <w:tcW w:type="dxa" w:w="720"/>
+          </w:tcPr>
+          <w:p>
+            <w:r>
+              <w:rPr>
+                <w:sz w:val="19"/>
+              </w:rPr>
+              <w:t>3%</w:t>
+            </w:r>
+          </w:p>
+        </w:tc>
+        <w:tc>
+          <w:tcPr>
+            <w:tcW w:type="dxa" w:w="720"/>
+          </w:tcPr>
+          <w:p>
+            <w:r>
+              <w:rPr>
+                <w:sz w:val="19"/>
+              </w:rPr>
+              <w:t>0.28</w:t>
+            </w:r>
+          </w:p>
+        </w:tc>
+        <w:tc>
+          <w:tcPr>
+            <w:tcW w:type="dxa" w:w="720"/>
+          </w:tcPr>
+          <w:p>
+            <w:r>
+              <w:rPr>
+                <w:sz w:val="19"/>
+              </w:rPr>
+              <w:t>3.0</w:t>
+            </w:r>
+          </w:p>
+        </w:tc>
+        <w:tc>
+          <w:tcPr>
+            <w:tcW w:type="dxa" w:w="720"/>
+          </w:tcPr>
+          <w:p>
+            <w:r>
+              <w:rPr>
+                <w:sz w:val="19"/>
+              </w:rPr>
+              <w:t>14.2</w:t>
+            </w:r>
+          </w:p>
+        </w:tc>
+        <w:tc>
+          <w:tcPr>
+            <w:tcW w:type="dxa" w:w="720"/>
+          </w:tcPr>
+          <w:p>
+            <w:r>
+              <w:rPr>
+                <w:sz w:val="19"/>
+              </w:rPr>
+              <w:t>+9.1</w:t>
+            </w:r>
+          </w:p>
+        </w:tc>
+      </w:tr>
+      <w:tr>
+        <w:tc>
+          <w:tcPr>
+            <w:tcW w:type="dxa" w:w="720"/>
+          </w:tcPr>
+          <w:p>
+            <w:r>
+              <w:rPr>
+                <w:sz w:val="19"/>
+              </w:rPr>
+              <w:t>庸才</w:t>
+            </w:r>
+          </w:p>
+        </w:tc>
+        <w:tc>
+          <w:tcPr>
+            <w:tcW w:type="dxa" w:w="720"/>
+          </w:tcPr>
+          <w:p>
+            <w:r>
+              <w:rPr>
+                <w:sz w:val="19"/>
+              </w:rPr>
+              <w:t>62</w:t>
+            </w:r>
+          </w:p>
+        </w:tc>
+        <w:tc>
+          <w:tcPr>
+            <w:tcW w:type="dxa" w:w="720"/>
+          </w:tcPr>
+          <w:p>
+            <w:r>
+              <w:rPr>
+                <w:sz w:val="19"/>
+              </w:rPr>
+              <w:t>4.82</w:t>
+            </w:r>
+          </w:p>
+        </w:tc>
+        <w:tc>
+          <w:tcPr>
+            <w:tcW w:type="dxa" w:w="720"/>
+          </w:tcPr>
+          <w:p>
+            <w:r>
+              <w:rPr>
+                <w:sz w:val="19"/>
+              </w:rPr>
+              <w:t>+1.9</w:t>
+            </w:r>
+          </w:p>
+        </w:tc>
+        <w:tc>
+          <w:tcPr>
+            <w:tcW w:type="dxa" w:w="720"/>
+          </w:tcPr>
+          <w:p>
+            <w:r>
+              <w:rPr>
+                <w:sz w:val="19"/>
+              </w:rPr>
+              <w:t>16%</w:t>
+            </w:r>
+          </w:p>
+        </w:tc>
+        <w:tc>
+          <w:tcPr>
+            <w:tcW w:type="dxa" w:w="720"/>
+          </w:tcPr>
+          <w:p>
+            <w:r>
+              <w:rPr>
+                <w:sz w:val="19"/>
+              </w:rPr>
+              <w:t>59</w:t>
+            </w:r>
+          </w:p>
+        </w:tc>
+        <w:tc>
+          <w:tcPr>
+            <w:tcW w:type="dxa" w:w="720"/>
+          </w:tcPr>
+          <w:p>
+            <w:r>
+              <w:rPr>
+                <w:sz w:val="19"/>
+              </w:rPr>
+              <w:t>44%</w:t>
+            </w:r>
+          </w:p>
+        </w:tc>
+        <w:tc>
+          <w:tcPr>
+            <w:tcW w:type="dxa" w:w="720"/>
+          </w:tcPr>
+          <w:p>
+            <w:r>
+              <w:rPr>
+                <w:sz w:val="19"/>
+              </w:rPr>
+              <w:t>11%</w:t>
+            </w:r>
+          </w:p>
+        </w:tc>
+        <w:tc>
+          <w:tcPr>
+            <w:tcW w:type="dxa" w:w="720"/>
+          </w:tcPr>
+          <w:p>
+            <w:r>
+              <w:rPr>
+                <w:sz w:val="19"/>
+              </w:rPr>
+              <w:t>0.34</w:t>
+            </w:r>
+          </w:p>
+        </w:tc>
+        <w:tc>
+          <w:tcPr>
+            <w:tcW w:type="dxa" w:w="720"/>
+          </w:tcPr>
+          <w:p>
+            <w:r>
+              <w:rPr>
+                <w:sz w:val="19"/>
+              </w:rPr>
+              <w:t>3.9</w:t>
+            </w:r>
+          </w:p>
+        </w:tc>
+        <w:tc>
+          <w:tcPr>
+            <w:tcW w:type="dxa" w:w="720"/>
+          </w:tcPr>
+          <w:p>
+            <w:r>
+              <w:rPr>
+                <w:sz w:val="19"/>
+              </w:rPr>
+              <w:t>13.6</w:t>
+            </w:r>
+          </w:p>
+        </w:tc>
+        <w:tc>
+          <w:tcPr>
+            <w:tcW w:type="dxa" w:w="720"/>
+          </w:tcPr>
+          <w:p>
+            <w:r>
+              <w:rPr>
+                <w:sz w:val="19"/>
+              </w:rPr>
+              <w:t>+3.1</w:t>
+            </w:r>
+          </w:p>
+        </w:tc>
+      </w:tr>
+      <w:tr>
+        <w:tc>
+          <w:tcPr>
+            <w:tcW w:type="dxa" w:w="720"/>
+          </w:tcPr>
+          <w:p>
+            <w:r>
+              <w:rPr>
+                <w:sz w:val="19"/>
+              </w:rPr>
+              <w:t>拾荒者</w:t>
+            </w:r>
+          </w:p>
+        </w:tc>
+        <w:tc>
+          <w:tcPr>
+            <w:tcW w:type="dxa" w:w="720"/>
+          </w:tcPr>
+          <w:p>
+            <w:r>
+              <w:rPr>
+                <w:sz w:val="19"/>
+              </w:rPr>
+              <w:t>57</w:t>
+            </w:r>
+          </w:p>
+        </w:tc>
+        <w:tc>
+          <w:tcPr>
+            <w:tcW w:type="dxa" w:w="720"/>
+          </w:tcPr>
+          <w:p>
+            <w:r>
+              <w:rPr>
+                <w:sz w:val="19"/>
+              </w:rPr>
+              <w:t>4.81</w:t>
+            </w:r>
+          </w:p>
+        </w:tc>
+        <w:tc>
+          <w:tcPr>
+            <w:tcW w:type="dxa" w:w="720"/>
+          </w:tcPr>
+          <w:p>
+            <w:r>
+              <w:rPr>
+                <w:sz w:val="19"/>
+              </w:rPr>
+              <w:t>+1.8</w:t>
+            </w:r>
+          </w:p>
+        </w:tc>
+        <w:tc>
+          <w:tcPr>
+            <w:tcW w:type="dxa" w:w="720"/>
+          </w:tcPr>
+          <w:p>
+            <w:r>
+              <w:rPr>
+                <w:sz w:val="19"/>
+              </w:rPr>
+              <w:t>14%</w:t>
+            </w:r>
+          </w:p>
+        </w:tc>
+        <w:tc>
+          <w:tcPr>
+            <w:tcW w:type="dxa" w:w="720"/>
+          </w:tcPr>
+          <w:p>
+            <w:r>
+              <w:rPr>
+                <w:sz w:val="19"/>
+              </w:rPr>
+              <w:t>60</w:t>
+            </w:r>
+          </w:p>
+        </w:tc>
+        <w:tc>
+          <w:tcPr>
+            <w:tcW w:type="dxa" w:w="720"/>
+          </w:tcPr>
+          <w:p>
+            <w:r>
+              <w:rPr>
+                <w:sz w:val="19"/>
+              </w:rPr>
+              <w:t>44%</w:t>
+            </w:r>
+          </w:p>
+        </w:tc>
+        <w:tc>
+          <w:tcPr>
+            <w:tcW w:type="dxa" w:w="720"/>
+          </w:tcPr>
+          <w:p>
+            <w:r>
+              <w:rPr>
+                <w:sz w:val="19"/>
+              </w:rPr>
+              <w:t>9%</w:t>
+            </w:r>
+          </w:p>
+        </w:tc>
+        <w:tc>
+          <w:tcPr>
+            <w:tcW w:type="dxa" w:w="720"/>
+          </w:tcPr>
+          <w:p>
+            <w:r>
+              <w:rPr>
+                <w:sz w:val="19"/>
+              </w:rPr>
+              <w:t>0.25</w:t>
+            </w:r>
+          </w:p>
+        </w:tc>
+        <w:tc>
+          <w:tcPr>
+            <w:tcW w:type="dxa" w:w="720"/>
+          </w:tcPr>
+          <w:p>
+            <w:r>
+              <w:rPr>
+                <w:sz w:val="19"/>
+              </w:rPr>
+              <w:t>4.2</w:t>
+            </w:r>
+          </w:p>
+        </w:tc>
+        <w:tc>
+          <w:tcPr>
+            <w:tcW w:type="dxa" w:w="720"/>
+          </w:tcPr>
+          <w:p>
+            <w:r>
+              <w:rPr>
+                <w:sz w:val="19"/>
+              </w:rPr>
+              <w:t>9.8</w:t>
+            </w:r>
+          </w:p>
+        </w:tc>
+        <w:tc>
+          <w:tcPr>
+            <w:tcW w:type="dxa" w:w="720"/>
+          </w:tcPr>
+          <w:p>
+            <w:r>
+              <w:rPr>
+                <w:sz w:val="19"/>
+              </w:rPr>
+              <w:t>-0.3</w:t>
+            </w:r>
+          </w:p>
+        </w:tc>
+      </w:tr>
+      <w:tr>
+        <w:tc>
+          <w:tcPr>
+            <w:tcW w:type="dxa" w:w="720"/>
+          </w:tcPr>
+          <w:p>
+            <w:r>
+              <w:rPr>
+                <w:sz w:val="19"/>
+              </w:rPr>
+              <w:t>馴獸師</w:t>
+            </w:r>
+          </w:p>
+        </w:tc>
+        <w:tc>
+          <w:tcPr>
+            <w:tcW w:type="dxa" w:w="720"/>
+          </w:tcPr>
+          <w:p>
+            <w:r>
+              <w:rPr>
+                <w:sz w:val="19"/>
+              </w:rPr>
+              <w:t>55</w:t>
+            </w:r>
+          </w:p>
+        </w:tc>
+        <w:tc>
+          <w:tcPr>
+            <w:tcW w:type="dxa" w:w="720"/>
+          </w:tcPr>
+          <w:p>
+            <w:r>
+              <w:rPr>
+                <w:sz w:val="19"/>
+              </w:rPr>
+              <w:t>4.65</w:t>
+            </w:r>
+          </w:p>
+        </w:tc>
+        <w:tc>
+          <w:tcPr>
+            <w:tcW w:type="dxa" w:w="720"/>
+          </w:tcPr>
+          <w:p>
+            <w:r>
+              <w:rPr>
+                <w:sz w:val="19"/>
+              </w:rPr>
+              <w:t>+1.0</w:t>
+            </w:r>
+          </w:p>
+        </w:tc>
+        <w:tc>
+          <w:tcPr>
+            <w:tcW w:type="dxa" w:w="720"/>
+          </w:tcPr>
+          <w:p>
+            <w:r>
+              <w:rPr>
+                <w:sz w:val="19"/>
+              </w:rPr>
+              <w:t>9%</w:t>
+            </w:r>
+          </w:p>
+        </w:tc>
+        <w:tc>
+          <w:tcPr>
+            <w:tcW w:type="dxa" w:w="720"/>
+          </w:tcPr>
+          <w:p>
+            <w:r>
+              <w:rPr>
+                <w:sz w:val="19"/>
+              </w:rPr>
+              <w:t>74</w:t>
+            </w:r>
+          </w:p>
+        </w:tc>
+        <w:tc>
+          <w:tcPr>
+            <w:tcW w:type="dxa" w:w="720"/>
+          </w:tcPr>
+          <w:p>
+            <w:r>
+              <w:rPr>
+                <w:sz w:val="19"/>
+              </w:rPr>
+              <w:t>73%</w:t>
+            </w:r>
+          </w:p>
+        </w:tc>
+        <w:tc>
+          <w:tcPr>
+            <w:tcW w:type="dxa" w:w="720"/>
+          </w:tcPr>
+          <w:p>
+            <w:r>
+              <w:rPr>
+                <w:sz w:val="19"/>
+              </w:rPr>
+              <w:t>9%</w:t>
+            </w:r>
+          </w:p>
+        </w:tc>
+        <w:tc>
+          <w:tcPr>
+            <w:tcW w:type="dxa" w:w="720"/>
+          </w:tcPr>
+          <w:p>
+            <w:r>
+              <w:rPr>
+                <w:sz w:val="19"/>
+              </w:rPr>
+              <w:t>0.36</w:t>
+            </w:r>
+          </w:p>
+        </w:tc>
+        <w:tc>
+          <w:tcPr>
+            <w:tcW w:type="dxa" w:w="720"/>
+          </w:tcPr>
+          <w:p>
+            <w:r>
+              <w:rPr>
+                <w:sz w:val="19"/>
+              </w:rPr>
+              <w:t>4.6</w:t>
+            </w:r>
+          </w:p>
+        </w:tc>
+        <w:tc>
+          <w:tcPr>
+            <w:tcW w:type="dxa" w:w="720"/>
+          </w:tcPr>
+          <w:p>
+            <w:r>
+              <w:rPr>
+                <w:sz w:val="19"/>
+              </w:rPr>
+              <w:t>10.2</w:t>
+            </w:r>
+          </w:p>
+        </w:tc>
+        <w:tc>
+          <w:tcPr>
+            <w:tcW w:type="dxa" w:w="720"/>
+          </w:tcPr>
+          <w:p>
+            <w:r>
+              <w:rPr>
+                <w:sz w:val="19"/>
+              </w:rPr>
+              <w:t>+0.8</w:t>
+            </w:r>
+          </w:p>
+        </w:tc>
+      </w:tr>
+      <w:tr>
+        <w:tc>
+          <w:tcPr>
+            <w:tcW w:type="dxa" w:w="720"/>
+          </w:tcPr>
+          <w:p>
+            <w:r>
+              <w:rPr>
+                <w:sz w:val="19"/>
+              </w:rPr>
+              <w:t>基因怪人</w:t>
+            </w:r>
+          </w:p>
+        </w:tc>
+        <w:tc>
+          <w:tcPr>
+            <w:tcW w:type="dxa" w:w="720"/>
+          </w:tcPr>
+          <w:p>
+            <w:r>
+              <w:rPr>
+                <w:sz w:val="19"/>
+              </w:rPr>
+              <w:t>56</w:t>
+            </w:r>
+          </w:p>
+        </w:tc>
+        <w:tc>
+          <w:tcPr>
+            <w:tcW w:type="dxa" w:w="720"/>
+          </w:tcPr>
+          <w:p>
+            <w:r>
+              <w:rPr>
+                <w:sz w:val="19"/>
+              </w:rPr>
+              <w:t>4.57</w:t>
+            </w:r>
+          </w:p>
+        </w:tc>
+        <w:tc>
+          <w:tcPr>
+            <w:tcW w:type="dxa" w:w="720"/>
+          </w:tcPr>
+          <w:p>
+            <w:r>
+              <w:rPr>
+                <w:sz w:val="19"/>
+              </w:rPr>
+              <w:t>+0.6</w:t>
+            </w:r>
+          </w:p>
+        </w:tc>
+        <w:tc>
+          <w:tcPr>
+            <w:tcW w:type="dxa" w:w="720"/>
+          </w:tcPr>
+          <w:p>
+            <w:r>
+              <w:rPr>
+                <w:sz w:val="19"/>
+              </w:rPr>
+              <w:t>12%</w:t>
+            </w:r>
+          </w:p>
+        </w:tc>
+        <w:tc>
+          <w:tcPr>
+            <w:tcW w:type="dxa" w:w="720"/>
+          </w:tcPr>
+          <w:p>
+            <w:r>
+              <w:rPr>
+                <w:sz w:val="19"/>
+              </w:rPr>
+              <w:t>57</w:t>
+            </w:r>
+          </w:p>
+        </w:tc>
+        <w:tc>
+          <w:tcPr>
+            <w:tcW w:type="dxa" w:w="720"/>
+          </w:tcPr>
+          <w:p>
+            <w:r>
+              <w:rPr>
+                <w:sz w:val="19"/>
+              </w:rPr>
+              <w:t>36%</w:t>
+            </w:r>
+          </w:p>
+        </w:tc>
+        <w:tc>
+          <w:tcPr>
+            <w:tcW w:type="dxa" w:w="720"/>
+          </w:tcPr>
+          <w:p>
+            <w:r>
+              <w:rPr>
+                <w:sz w:val="19"/>
+              </w:rPr>
+              <w:t>11%</w:t>
+            </w:r>
+          </w:p>
+        </w:tc>
+        <w:tc>
+          <w:tcPr>
+            <w:tcW w:type="dxa" w:w="720"/>
+          </w:tcPr>
+          <w:p>
+            <w:r>
+              <w:rPr>
+                <w:sz w:val="19"/>
+              </w:rPr>
+              <w:t>0.2</w:t>
+            </w:r>
+          </w:p>
+        </w:tc>
+        <w:tc>
+          <w:tcPr>
+            <w:tcW w:type="dxa" w:w="720"/>
+          </w:tcPr>
+          <w:p>
+            <w:r>
+              <w:rPr>
+                <w:sz w:val="19"/>
+              </w:rPr>
+              <w:t>3.0</w:t>
+            </w:r>
+          </w:p>
+        </w:tc>
+        <w:tc>
+          <w:tcPr>
+            <w:tcW w:type="dxa" w:w="720"/>
+          </w:tcPr>
+          <w:p>
+            <w:r>
+              <w:rPr>
+                <w:sz w:val="19"/>
+              </w:rPr>
+              <w:t>9.9</w:t>
+            </w:r>
+          </w:p>
+        </w:tc>
+        <w:tc>
+          <w:tcPr>
+            <w:tcW w:type="dxa" w:w="720"/>
+          </w:tcPr>
+          <w:p>
+            <w:r>
+              <w:rPr>
+                <w:sz w:val="19"/>
+              </w:rPr>
+              <w:t>-1.6</w:t>
+            </w:r>
+          </w:p>
+        </w:tc>
+      </w:tr>
+      <w:tr>
+        <w:tc>
+          <w:tcPr>
+            <w:tcW w:type="dxa" w:w="720"/>
+          </w:tcPr>
+          <w:p>
+            <w:r>
+              <w:rPr>
+                <w:sz w:val="19"/>
+              </w:rPr>
+              <w:t>飲品師</w:t>
+            </w:r>
+          </w:p>
+        </w:tc>
+        <w:tc>
+          <w:tcPr>
+            <w:tcW w:type="dxa" w:w="720"/>
+          </w:tcPr>
+          <w:p>
+            <w:r>
+              <w:rPr>
+                <w:sz w:val="19"/>
+              </w:rPr>
+              <w:t>60</w:t>
+            </w:r>
+          </w:p>
+        </w:tc>
+        <w:tc>
+          <w:tcPr>
+            <w:tcW w:type="dxa" w:w="720"/>
+          </w:tcPr>
+          <w:p>
+            <w:r>
+              <w:rPr>
+                <w:sz w:val="19"/>
+              </w:rPr>
+              <w:t>4.55</w:t>
+            </w:r>
+          </w:p>
+        </w:tc>
+        <w:tc>
+          <w:tcPr>
+            <w:tcW w:type="dxa" w:w="720"/>
+          </w:tcPr>
+          <w:p>
+            <w:r>
+              <w:rPr>
+                <w:sz w:val="19"/>
+              </w:rPr>
+              <w:t>+0.6</w:t>
+            </w:r>
+          </w:p>
+        </w:tc>
+        <w:tc>
+          <w:tcPr>
+            <w:tcW w:type="dxa" w:w="720"/>
+          </w:tcPr>
+          <w:p>
+            <w:r>
+              <w:rPr>
+                <w:sz w:val="19"/>
+              </w:rPr>
+              <w:t>12%</w:t>
+            </w:r>
+          </w:p>
+        </w:tc>
+        <w:tc>
+          <w:tcPr>
+            <w:tcW w:type="dxa" w:w="720"/>
+          </w:tcPr>
+          <w:p>
+            <w:r>
+              <w:rPr>
+                <w:sz w:val="19"/>
+              </w:rPr>
+              <w:t>55</w:t>
+            </w:r>
+          </w:p>
+        </w:tc>
+        <w:tc>
+          <w:tcPr>
+            <w:tcW w:type="dxa" w:w="720"/>
+          </w:tcPr>
+          <w:p>
+            <w:r>
+              <w:rPr>
+                <w:sz w:val="19"/>
+              </w:rPr>
+              <w:t>35%</w:t>
+            </w:r>
+          </w:p>
+        </w:tc>
+        <w:tc>
+          <w:tcPr>
+            <w:tcW w:type="dxa" w:w="720"/>
+          </w:tcPr>
+          <w:p>
+            <w:r>
+              <w:rPr>
+                <w:sz w:val="19"/>
+              </w:rPr>
+              <w:t>13%</w:t>
+            </w:r>
+          </w:p>
+        </w:tc>
+        <w:tc>
+          <w:tcPr>
+            <w:tcW w:type="dxa" w:w="720"/>
+          </w:tcPr>
+          <w:p>
+            <w:r>
+              <w:rPr>
+                <w:sz w:val="19"/>
+              </w:rPr>
+              <w:t>0.57</w:t>
+            </w:r>
+          </w:p>
+        </w:tc>
+        <w:tc>
+          <w:tcPr>
+            <w:tcW w:type="dxa" w:w="720"/>
+          </w:tcPr>
+          <w:p>
+            <w:r>
+              <w:rPr>
+                <w:sz w:val="19"/>
+              </w:rPr>
+              <w:t>5.8</w:t>
+            </w:r>
+          </w:p>
+        </w:tc>
+        <w:tc>
+          <w:tcPr>
+            <w:tcW w:type="dxa" w:w="720"/>
+          </w:tcPr>
+          <w:p>
+            <w:r>
+              <w:rPr>
+                <w:sz w:val="19"/>
+              </w:rPr>
+              <w:t>9.8</w:t>
+            </w:r>
+          </w:p>
+        </w:tc>
+        <w:tc>
+          <w:tcPr>
+            <w:tcW w:type="dxa" w:w="720"/>
+          </w:tcPr>
+          <w:p>
+            <w:r>
+              <w:rPr>
+                <w:sz w:val="19"/>
+              </w:rPr>
+              <w:t>-1.9</w:t>
+            </w:r>
+          </w:p>
+        </w:tc>
+      </w:tr>
+      <w:tr>
+        <w:tc>
+          <w:tcPr>
+            <w:tcW w:type="dxa" w:w="720"/>
+          </w:tcPr>
+          <w:p>
+            <w:r>
+              <w:rPr>
+                <w:sz w:val="19"/>
+              </w:rPr>
+              <w:t>屠夫</w:t>
+            </w:r>
+          </w:p>
+        </w:tc>
+        <w:tc>
+          <w:tcPr>
+            <w:tcW w:type="dxa" w:w="720"/>
+          </w:tcPr>
+          <w:p>
+            <w:r>
+              <w:rPr>
+                <w:sz w:val="19"/>
+              </w:rPr>
+              <w:t>55</w:t>
+            </w:r>
+          </w:p>
+        </w:tc>
+        <w:tc>
+          <w:tcPr>
+            <w:tcW w:type="dxa" w:w="720"/>
+          </w:tcPr>
+          <w:p>
+            <w:r>
+              <w:rPr>
+                <w:sz w:val="19"/>
+              </w:rPr>
+              <w:t>4.55</w:t>
+            </w:r>
+          </w:p>
+        </w:tc>
+        <w:tc>
+          <w:tcPr>
+            <w:tcW w:type="dxa" w:w="720"/>
+          </w:tcPr>
+          <w:p>
+            <w:r>
+              <w:rPr>
+                <w:sz w:val="19"/>
+              </w:rPr>
+              <w:t>+0.5</w:t>
+            </w:r>
+          </w:p>
+        </w:tc>
+        <w:tc>
+          <w:tcPr>
+            <w:tcW w:type="dxa" w:w="720"/>
+          </w:tcPr>
+          <w:p>
+            <w:r>
+              <w:rPr>
+                <w:sz w:val="19"/>
+              </w:rPr>
+              <w:t>15%</w:t>
+            </w:r>
+          </w:p>
+        </w:tc>
+        <w:tc>
+          <w:tcPr>
+            <w:tcW w:type="dxa" w:w="720"/>
+          </w:tcPr>
+          <w:p>
+            <w:r>
+              <w:rPr>
+                <w:sz w:val="19"/>
+              </w:rPr>
+              <w:t>65</w:t>
+            </w:r>
+          </w:p>
+        </w:tc>
+        <w:tc>
+          <w:tcPr>
+            <w:tcW w:type="dxa" w:w="720"/>
+          </w:tcPr>
+          <w:p>
+            <w:r>
+              <w:rPr>
+                <w:sz w:val="19"/>
+              </w:rPr>
+              <w:t>56%</w:t>
+            </w:r>
+          </w:p>
+        </w:tc>
+        <w:tc>
+          <w:tcPr>
+            <w:tcW w:type="dxa" w:w="720"/>
+          </w:tcPr>
+          <w:p>
+            <w:r>
+              <w:rPr>
+                <w:sz w:val="19"/>
+              </w:rPr>
+              <w:t>11%</w:t>
+            </w:r>
+          </w:p>
+        </w:tc>
+        <w:tc>
+          <w:tcPr>
+            <w:tcW w:type="dxa" w:w="720"/>
+          </w:tcPr>
+          <w:p>
+            <w:r>
+              <w:rPr>
+                <w:sz w:val="19"/>
+              </w:rPr>
+              <w:t>0.38</w:t>
+            </w:r>
+          </w:p>
+        </w:tc>
+        <w:tc>
+          <w:tcPr>
+            <w:tcW w:type="dxa" w:w="720"/>
+          </w:tcPr>
+          <w:p>
+            <w:r>
+              <w:rPr>
+                <w:sz w:val="19"/>
+              </w:rPr>
+              <w:t>4.7</w:t>
+            </w:r>
+          </w:p>
+        </w:tc>
+        <w:tc>
+          <w:tcPr>
+            <w:tcW w:type="dxa" w:w="720"/>
+          </w:tcPr>
+          <w:p>
+            <w:r>
+              <w:rPr>
+                <w:sz w:val="19"/>
+              </w:rPr>
+              <w:t>10.3</w:t>
+            </w:r>
+          </w:p>
+        </w:tc>
+        <w:tc>
+          <w:tcPr>
+            <w:tcW w:type="dxa" w:w="720"/>
+          </w:tcPr>
+          <w:p>
+            <w:r>
+              <w:rPr>
+                <w:sz w:val="19"/>
+              </w:rPr>
+              <w:t>+3.2</w:t>
+            </w:r>
+          </w:p>
+        </w:tc>
+      </w:tr>
+      <w:tr>
+        <w:tc>
+          <w:tcPr>
+            <w:tcW w:type="dxa" w:w="720"/>
+          </w:tcPr>
+          <w:p>
+            <w:r>
+              <w:rPr>
+                <w:sz w:val="19"/>
+              </w:rPr>
+              <w:t>吸血鬼</w:t>
+            </w:r>
+          </w:p>
+        </w:tc>
+        <w:tc>
+          <w:tcPr>
+            <w:tcW w:type="dxa" w:w="720"/>
+          </w:tcPr>
+          <w:p>
+            <w:r>
+              <w:rPr>
+                <w:sz w:val="19"/>
+              </w:rPr>
+              <w:t>57</w:t>
+            </w:r>
+          </w:p>
+        </w:tc>
+        <w:tc>
+          <w:tcPr>
+            <w:tcW w:type="dxa" w:w="720"/>
+          </w:tcPr>
+          <w:p>
+            <w:r>
+              <w:rPr>
+                <w:sz w:val="19"/>
+              </w:rPr>
+              <w:t>4.49</w:t>
+            </w:r>
+          </w:p>
+        </w:tc>
+        <w:tc>
+          <w:tcPr>
+            <w:tcW w:type="dxa" w:w="720"/>
+          </w:tcPr>
+          <w:p>
+            <w:r>
+              <w:rPr>
+                <w:sz w:val="19"/>
+              </w:rPr>
+              <w:t>+0.3</w:t>
+            </w:r>
+          </w:p>
+        </w:tc>
+        <w:tc>
+          <w:tcPr>
+            <w:tcW w:type="dxa" w:w="720"/>
+          </w:tcPr>
+          <w:p>
+            <w:r>
+              <w:rPr>
+                <w:sz w:val="19"/>
+              </w:rPr>
+              <w:t>16%</w:t>
+            </w:r>
+          </w:p>
+        </w:tc>
+        <w:tc>
+          <w:tcPr>
+            <w:tcW w:type="dxa" w:w="720"/>
+          </w:tcPr>
+          <w:p>
+            <w:r>
+              <w:rPr>
+                <w:sz w:val="19"/>
+              </w:rPr>
+              <w:t>59</w:t>
+            </w:r>
+          </w:p>
+        </w:tc>
+        <w:tc>
+          <w:tcPr>
+            <w:tcW w:type="dxa" w:w="720"/>
+          </w:tcPr>
+          <w:p>
+            <w:r>
+              <w:rPr>
+                <w:sz w:val="19"/>
+              </w:rPr>
+              <w:t>47%</w:t>
+            </w:r>
+          </w:p>
+        </w:tc>
+        <w:tc>
+          <w:tcPr>
+            <w:tcW w:type="dxa" w:w="720"/>
+          </w:tcPr>
+          <w:p>
+            <w:r>
+              <w:rPr>
+                <w:sz w:val="19"/>
+              </w:rPr>
+              <w:t>16%</w:t>
+            </w:r>
+          </w:p>
+        </w:tc>
+        <w:tc>
+          <w:tcPr>
+            <w:tcW w:type="dxa" w:w="720"/>
+          </w:tcPr>
+          <w:p>
+            <w:r>
+              <w:rPr>
+                <w:sz w:val="19"/>
+              </w:rPr>
+              <w:t>0.3</w:t>
+            </w:r>
+          </w:p>
+        </w:tc>
+        <w:tc>
+          <w:tcPr>
+            <w:tcW w:type="dxa" w:w="720"/>
+          </w:tcPr>
+          <w:p>
+            <w:r>
+              <w:rPr>
+                <w:sz w:val="19"/>
+              </w:rPr>
+              <w:t>3.6</w:t>
+            </w:r>
+          </w:p>
+        </w:tc>
+        <w:tc>
+          <w:tcPr>
+            <w:tcW w:type="dxa" w:w="720"/>
+          </w:tcPr>
+          <w:p>
+            <w:r>
+              <w:rPr>
+                <w:sz w:val="19"/>
+              </w:rPr>
+              <w:t>10.4</w:t>
+            </w:r>
+          </w:p>
+        </w:tc>
+        <w:tc>
+          <w:tcPr>
+            <w:tcW w:type="dxa" w:w="720"/>
+          </w:tcPr>
+          <w:p>
+            <w:r>
+              <w:rPr>
+                <w:sz w:val="19"/>
+              </w:rPr>
+              <w:t>+0.0</w:t>
+            </w:r>
+          </w:p>
+        </w:tc>
+      </w:tr>
+      <w:tr>
+        <w:tc>
+          <w:tcPr>
+            <w:tcW w:type="dxa" w:w="720"/>
+          </w:tcPr>
+          <w:p>
+            <w:r>
+              <w:rPr>
+                <w:sz w:val="19"/>
+              </w:rPr>
+              <w:t>購物大媽</w:t>
+            </w:r>
+          </w:p>
+        </w:tc>
+        <w:tc>
+          <w:tcPr>
+            <w:tcW w:type="dxa" w:w="720"/>
+          </w:tcPr>
+          <w:p>
+            <w:r>
+              <w:rPr>
+                <w:sz w:val="19"/>
+              </w:rPr>
+              <w:t>57</w:t>
+            </w:r>
+          </w:p>
+        </w:tc>
+        <w:tc>
+          <w:tcPr>
+            <w:tcW w:type="dxa" w:w="720"/>
+          </w:tcPr>
+          <w:p>
+            <w:r>
+              <w:rPr>
+                <w:sz w:val="19"/>
+              </w:rPr>
+              <w:t>4.33</w:t>
+            </w:r>
+          </w:p>
+        </w:tc>
+        <w:tc>
+          <w:tcPr>
+            <w:tcW w:type="dxa" w:w="720"/>
+          </w:tcPr>
+          <w:p>
+            <w:r>
+              <w:rPr>
+                <w:sz w:val="19"/>
+              </w:rPr>
+              <w:t>-0.5</w:t>
+            </w:r>
+          </w:p>
+        </w:tc>
+        <w:tc>
+          <w:tcPr>
+            <w:tcW w:type="dxa" w:w="720"/>
+          </w:tcPr>
+          <w:p>
+            <w:r>
+              <w:rPr>
+                <w:sz w:val="19"/>
+              </w:rPr>
+              <w:t>4%</w:t>
+            </w:r>
+          </w:p>
+        </w:tc>
+        <w:tc>
+          <w:tcPr>
+            <w:tcW w:type="dxa" w:w="720"/>
+          </w:tcPr>
+          <w:p>
+            <w:r>
+              <w:rPr>
+                <w:sz w:val="19"/>
+              </w:rPr>
+              <w:t>52</w:t>
+            </w:r>
+          </w:p>
+        </w:tc>
+        <w:tc>
+          <w:tcPr>
+            <w:tcW w:type="dxa" w:w="720"/>
+          </w:tcPr>
+          <w:p>
+            <w:r>
+              <w:rPr>
+                <w:sz w:val="19"/>
+              </w:rPr>
+              <w:t>32%</w:t>
+            </w:r>
+          </w:p>
+        </w:tc>
+        <w:tc>
+          <w:tcPr>
+            <w:tcW w:type="dxa" w:w="720"/>
+          </w:tcPr>
+          <w:p>
+            <w:r>
+              <w:rPr>
+                <w:sz w:val="19"/>
+              </w:rPr>
+              <w:t>18%</w:t>
+            </w:r>
+          </w:p>
+        </w:tc>
+        <w:tc>
+          <w:tcPr>
+            <w:tcW w:type="dxa" w:w="720"/>
+          </w:tcPr>
+          <w:p>
+            <w:r>
+              <w:rPr>
+                <w:sz w:val="19"/>
+              </w:rPr>
+              <w:t>0.42</w:t>
+            </w:r>
+          </w:p>
+        </w:tc>
+        <w:tc>
+          <w:tcPr>
+            <w:tcW w:type="dxa" w:w="720"/>
+          </w:tcPr>
+          <w:p>
+            <w:r>
+              <w:rPr>
+                <w:sz w:val="19"/>
+              </w:rPr>
+              <w:t>4.7</w:t>
+            </w:r>
+          </w:p>
+        </w:tc>
+        <w:tc>
+          <w:tcPr>
+            <w:tcW w:type="dxa" w:w="720"/>
+          </w:tcPr>
+          <w:p>
+            <w:r>
+              <w:rPr>
+                <w:sz w:val="19"/>
+              </w:rPr>
+              <w:t>10.2</w:t>
+            </w:r>
+          </w:p>
+        </w:tc>
+        <w:tc>
+          <w:tcPr>
+            <w:tcW w:type="dxa" w:w="720"/>
+          </w:tcPr>
+          <w:p>
+            <w:r>
+              <w:rPr>
+                <w:sz w:val="19"/>
+              </w:rPr>
+              <w:t>+0.3</w:t>
+            </w:r>
+          </w:p>
+        </w:tc>
+      </w:tr>
+      <w:tr>
+        <w:tc>
+          <w:tcPr>
+            <w:tcW w:type="dxa" w:w="720"/>
+          </w:tcPr>
+          <w:p>
+            <w:r>
+              <w:rPr>
+                <w:sz w:val="19"/>
+              </w:rPr>
+              <w:t>入殮師</w:t>
+            </w:r>
+          </w:p>
+        </w:tc>
+        <w:tc>
+          <w:tcPr>
+            <w:tcW w:type="dxa" w:w="720"/>
+          </w:tcPr>
+          <w:p>
+            <w:r>
+              <w:rPr>
+                <w:sz w:val="19"/>
+              </w:rPr>
+              <w:t>56</w:t>
+            </w:r>
+          </w:p>
+        </w:tc>
+        <w:tc>
+          <w:tcPr>
+            <w:tcW w:type="dxa" w:w="720"/>
+          </w:tcPr>
+          <w:p>
+            <w:r>
+              <w:rPr>
+                <w:sz w:val="19"/>
+              </w:rPr>
+              <w:t>4.3</w:t>
+            </w:r>
+          </w:p>
+        </w:tc>
+        <w:tc>
+          <w:tcPr>
+            <w:tcW w:type="dxa" w:w="720"/>
+          </w:tcPr>
+          <w:p>
+            <w:r>
+              <w:rPr>
+                <w:sz w:val="19"/>
+              </w:rPr>
+              <w:t>-0.6</w:t>
+            </w:r>
+          </w:p>
+        </w:tc>
+        <w:tc>
+          <w:tcPr>
+            <w:tcW w:type="dxa" w:w="720"/>
+          </w:tcPr>
+          <w:p>
+            <w:r>
+              <w:rPr>
+                <w:sz w:val="19"/>
+              </w:rPr>
+              <w:t>9%</w:t>
+            </w:r>
+          </w:p>
+        </w:tc>
+        <w:tc>
+          <w:tcPr>
+            <w:tcW w:type="dxa" w:w="720"/>
+          </w:tcPr>
+          <w:p>
+            <w:r>
+              <w:rPr>
+                <w:sz w:val="19"/>
+              </w:rPr>
+              <w:t>62</w:t>
+            </w:r>
+          </w:p>
+        </w:tc>
+        <w:tc>
+          <w:tcPr>
+            <w:tcW w:type="dxa" w:w="720"/>
+          </w:tcPr>
+          <w:p>
+            <w:r>
+              <w:rPr>
+                <w:sz w:val="19"/>
+              </w:rPr>
+              <w:t>52%</w:t>
+            </w:r>
+          </w:p>
+        </w:tc>
+        <w:tc>
+          <w:tcPr>
+            <w:tcW w:type="dxa" w:w="720"/>
+          </w:tcPr>
+          <w:p>
+            <w:r>
+              <w:rPr>
+                <w:sz w:val="19"/>
+              </w:rPr>
+              <w:t>16%</w:t>
+            </w:r>
+          </w:p>
+        </w:tc>
+        <w:tc>
+          <w:tcPr>
+            <w:tcW w:type="dxa" w:w="720"/>
+          </w:tcPr>
+          <w:p>
+            <w:r>
+              <w:rPr>
+                <w:sz w:val="19"/>
+              </w:rPr>
+              <w:t>0.45</w:t>
+            </w:r>
+          </w:p>
+        </w:tc>
+        <w:tc>
+          <w:tcPr>
+            <w:tcW w:type="dxa" w:w="720"/>
+          </w:tcPr>
+          <w:p>
+            <w:r>
+              <w:rPr>
+                <w:sz w:val="19"/>
+              </w:rPr>
+              <w:t>5.0</w:t>
+            </w:r>
+          </w:p>
+        </w:tc>
+        <w:tc>
+          <w:tcPr>
+            <w:tcW w:type="dxa" w:w="720"/>
+          </w:tcPr>
+          <w:p>
+            <w:r>
+              <w:rPr>
+                <w:sz w:val="19"/>
+              </w:rPr>
+              <w:t>10.2</w:t>
+            </w:r>
+          </w:p>
+        </w:tc>
+        <w:tc>
+          <w:tcPr>
+            <w:tcW w:type="dxa" w:w="720"/>
+          </w:tcPr>
+          <w:p>
+            <w:r>
+              <w:rPr>
+                <w:sz w:val="19"/>
+              </w:rPr>
+              <w:t>+0.2</w:t>
+            </w:r>
+          </w:p>
+        </w:tc>
+      </w:tr>
+      <w:tr>
+        <w:tc>
+          <w:tcPr>
+            <w:tcW w:type="dxa" w:w="720"/>
+          </w:tcPr>
+          <w:p>
+            <w:r>
+              <w:rPr>
+                <w:sz w:val="19"/>
+              </w:rPr>
+              <w:t>私家偵探</w:t>
+            </w:r>
+          </w:p>
+        </w:tc>
+        <w:tc>
+          <w:tcPr>
+            <w:tcW w:type="dxa" w:w="720"/>
+          </w:tcPr>
+          <w:p>
+            <w:r>
+              <w:rPr>
+                <w:sz w:val="19"/>
+              </w:rPr>
+              <w:t>51</w:t>
+            </w:r>
+          </w:p>
+        </w:tc>
+        <w:tc>
+          <w:tcPr>
+            <w:tcW w:type="dxa" w:w="720"/>
+          </w:tcPr>
+          <w:p>
+            <w:r>
+              <w:rPr>
+                <w:sz w:val="19"/>
+              </w:rPr>
+              <w:t>4.16</w:t>
+            </w:r>
+          </w:p>
+        </w:tc>
+        <w:tc>
+          <w:tcPr>
+            <w:tcW w:type="dxa" w:w="720"/>
+          </w:tcPr>
+          <w:p>
+            <w:r>
+              <w:rPr>
+                <w:sz w:val="19"/>
+              </w:rPr>
+              <w:t>-1.2</w:t>
+            </w:r>
+          </w:p>
+        </w:tc>
+        <w:tc>
+          <w:tcPr>
+            <w:tcW w:type="dxa" w:w="720"/>
+          </w:tcPr>
+          <w:p>
+            <w:r>
+              <w:rPr>
+                <w:sz w:val="19"/>
+              </w:rPr>
+              <w:t>6%</w:t>
+            </w:r>
+          </w:p>
+        </w:tc>
+        <w:tc>
+          <w:tcPr>
+            <w:tcW w:type="dxa" w:w="720"/>
+          </w:tcPr>
+          <w:p>
+            <w:r>
+              <w:rPr>
+                <w:sz w:val="19"/>
+              </w:rPr>
+              <w:t>51</w:t>
+            </w:r>
+          </w:p>
+        </w:tc>
+        <w:tc>
+          <w:tcPr>
+            <w:tcW w:type="dxa" w:w="720"/>
+          </w:tcPr>
+          <w:p>
+            <w:r>
+              <w:rPr>
+                <w:sz w:val="19"/>
+              </w:rPr>
+              <w:t>31%</w:t>
+            </w:r>
+          </w:p>
+        </w:tc>
+        <w:tc>
+          <w:tcPr>
+            <w:tcW w:type="dxa" w:w="720"/>
+          </w:tcPr>
+          <w:p>
+            <w:r>
+              <w:rPr>
+                <w:sz w:val="19"/>
+              </w:rPr>
+              <w:t>14%</w:t>
+            </w:r>
+          </w:p>
+        </w:tc>
+        <w:tc>
+          <w:tcPr>
+            <w:tcW w:type="dxa" w:w="720"/>
+          </w:tcPr>
+          <w:p>
+            <w:r>
+              <w:rPr>
+                <w:sz w:val="19"/>
+              </w:rPr>
+              <w:t>0.49</w:t>
+            </w:r>
+          </w:p>
+        </w:tc>
+        <w:tc>
+          <w:tcPr>
+            <w:tcW w:type="dxa" w:w="720"/>
+          </w:tcPr>
+          <w:p>
+            <w:r>
+              <w:rPr>
+                <w:sz w:val="19"/>
+              </w:rPr>
+              <w:t>5.2</w:t>
+            </w:r>
+          </w:p>
+        </w:tc>
+        <w:tc>
+          <w:tcPr>
+            <w:tcW w:type="dxa" w:w="720"/>
+          </w:tcPr>
+          <w:p>
+            <w:r>
+              <w:rPr>
+                <w:sz w:val="19"/>
+              </w:rPr>
+              <w:t>9.9</w:t>
+            </w:r>
+          </w:p>
+        </w:tc>
+        <w:tc>
+          <w:tcPr>
+            <w:tcW w:type="dxa" w:w="720"/>
+          </w:tcPr>
+          <w:p>
+            <w:r>
+              <w:rPr>
+                <w:sz w:val="19"/>
+              </w:rPr>
+              <w:t>-2.9</w:t>
+            </w:r>
+          </w:p>
+        </w:tc>
+      </w:tr>
+      <w:tr>
+        <w:tc>
+          <w:tcPr>
+            <w:tcW w:type="dxa" w:w="720"/>
+          </w:tcPr>
+          <w:p>
+            <w:r>
+              <w:rPr>
+                <w:sz w:val="19"/>
+              </w:rPr>
+              <w:t>雇傭兵</w:t>
+            </w:r>
+          </w:p>
+        </w:tc>
+        <w:tc>
+          <w:tcPr>
+            <w:tcW w:type="dxa" w:w="720"/>
+          </w:tcPr>
+          <w:p>
+            <w:r>
+              <w:rPr>
+                <w:sz w:val="19"/>
+              </w:rPr>
+              <w:t>56</w:t>
+            </w:r>
+          </w:p>
+        </w:tc>
+        <w:tc>
+          <w:tcPr>
+            <w:tcW w:type="dxa" w:w="720"/>
+          </w:tcPr>
+          <w:p>
+            <w:r>
+              <w:rPr>
+                <w:sz w:val="19"/>
+              </w:rPr>
+              <w:t>4.16</w:t>
+            </w:r>
+          </w:p>
+        </w:tc>
+        <w:tc>
+          <w:tcPr>
+            <w:tcW w:type="dxa" w:w="720"/>
+          </w:tcPr>
+          <w:p>
+            <w:r>
+              <w:rPr>
+                <w:sz w:val="19"/>
+              </w:rPr>
+              <w:t>-1.3</w:t>
+            </w:r>
+          </w:p>
+        </w:tc>
+        <w:tc>
+          <w:tcPr>
+            <w:tcW w:type="dxa" w:w="720"/>
+          </w:tcPr>
+          <w:p>
+            <w:r>
+              <w:rPr>
+                <w:sz w:val="19"/>
+              </w:rPr>
+              <w:t>5%</w:t>
+            </w:r>
+          </w:p>
+        </w:tc>
+        <w:tc>
+          <w:tcPr>
+            <w:tcW w:type="dxa" w:w="720"/>
+          </w:tcPr>
+          <w:p>
+            <w:r>
+              <w:rPr>
+                <w:sz w:val="19"/>
+              </w:rPr>
+              <w:t>54</w:t>
+            </w:r>
+          </w:p>
+        </w:tc>
+        <w:tc>
+          <w:tcPr>
+            <w:tcW w:type="dxa" w:w="720"/>
+          </w:tcPr>
+          <w:p>
+            <w:r>
+              <w:rPr>
+                <w:sz w:val="19"/>
+              </w:rPr>
+              <w:t>29%</w:t>
+            </w:r>
+          </w:p>
+        </w:tc>
+        <w:tc>
+          <w:tcPr>
+            <w:tcW w:type="dxa" w:w="720"/>
+          </w:tcPr>
+          <w:p>
+            <w:r>
+              <w:rPr>
+                <w:sz w:val="19"/>
+              </w:rPr>
+              <w:t>16%</w:t>
+            </w:r>
+          </w:p>
+        </w:tc>
+        <w:tc>
+          <w:tcPr>
+            <w:tcW w:type="dxa" w:w="720"/>
+          </w:tcPr>
+          <w:p>
+            <w:r>
+              <w:rPr>
+                <w:sz w:val="19"/>
+              </w:rPr>
+              <w:t>0.3</w:t>
+            </w:r>
+          </w:p>
+        </w:tc>
+        <w:tc>
+          <w:tcPr>
+            <w:tcW w:type="dxa" w:w="720"/>
+          </w:tcPr>
+          <w:p>
+            <w:r>
+              <w:rPr>
+                <w:sz w:val="19"/>
+              </w:rPr>
+              <w:t>3.7</w:t>
+            </w:r>
+          </w:p>
+        </w:tc>
+        <w:tc>
+          <w:tcPr>
+            <w:tcW w:type="dxa" w:w="720"/>
+          </w:tcPr>
+          <w:p>
+            <w:r>
+              <w:rPr>
+                <w:sz w:val="19"/>
+              </w:rPr>
+              <w:t>10.0</w:t>
+            </w:r>
+          </w:p>
+        </w:tc>
+        <w:tc>
+          <w:tcPr>
+            <w:tcW w:type="dxa" w:w="720"/>
+          </w:tcPr>
+          <w:p>
+            <w:r>
+              <w:rPr>
+                <w:sz w:val="19"/>
+              </w:rPr>
+              <w:t>-0.6</w:t>
+            </w:r>
+          </w:p>
+        </w:tc>
+      </w:tr>
+      <w:tr>
+        <w:tc>
+          <w:tcPr>
+            <w:tcW w:type="dxa" w:w="720"/>
+          </w:tcPr>
+          <w:p>
+            <w:r>
+              <w:rPr>
+                <w:sz w:val="19"/>
+              </w:rPr>
+              <w:t>幸運兒</w:t>
+            </w:r>
+          </w:p>
+        </w:tc>
+        <w:tc>
+          <w:tcPr>
+            <w:tcW w:type="dxa" w:w="720"/>
+          </w:tcPr>
+          <w:p>
+            <w:r>
+              <w:rPr>
+                <w:sz w:val="19"/>
+              </w:rPr>
+              <w:t>60</w:t>
+            </w:r>
+          </w:p>
+        </w:tc>
+        <w:tc>
+          <w:tcPr>
+            <w:tcW w:type="dxa" w:w="720"/>
+          </w:tcPr>
+          <w:p>
+            <w:r>
+              <w:rPr>
+                <w:sz w:val="19"/>
+              </w:rPr>
+              <w:t>4.15</w:t>
+            </w:r>
+          </w:p>
+        </w:tc>
+        <w:tc>
+          <w:tcPr>
+            <w:tcW w:type="dxa" w:w="720"/>
+          </w:tcPr>
+          <w:p>
+            <w:r>
+              <w:rPr>
+                <w:sz w:val="19"/>
+              </w:rPr>
+              <w:t>-1.4</w:t>
+            </w:r>
+          </w:p>
+        </w:tc>
+        <w:tc>
+          <w:tcPr>
+            <w:tcW w:type="dxa" w:w="720"/>
+          </w:tcPr>
+          <w:p>
+            <w:r>
+              <w:rPr>
+                <w:sz w:val="19"/>
+              </w:rPr>
+              <w:t>12%</w:t>
+            </w:r>
+          </w:p>
+        </w:tc>
+        <w:tc>
+          <w:tcPr>
+            <w:tcW w:type="dxa" w:w="720"/>
+          </w:tcPr>
+          <w:p>
+            <w:r>
+              <w:rPr>
+                <w:sz w:val="19"/>
+              </w:rPr>
+              <w:t>56</w:t>
+            </w:r>
+          </w:p>
+        </w:tc>
+        <w:tc>
+          <w:tcPr>
+            <w:tcW w:type="dxa" w:w="720"/>
+          </w:tcPr>
+          <w:p>
+            <w:r>
+              <w:rPr>
+                <w:sz w:val="19"/>
+              </w:rPr>
+              <w:t>38%</w:t>
+            </w:r>
+          </w:p>
+        </w:tc>
+        <w:tc>
+          <w:tcPr>
+            <w:tcW w:type="dxa" w:w="720"/>
+          </w:tcPr>
+          <w:p>
+            <w:r>
+              <w:rPr>
+                <w:sz w:val="19"/>
+              </w:rPr>
+              <w:t>20%</w:t>
+            </w:r>
+          </w:p>
+        </w:tc>
+        <w:tc>
+          <w:tcPr>
+            <w:tcW w:type="dxa" w:w="720"/>
+          </w:tcPr>
+          <w:p>
+            <w:r>
+              <w:rPr>
+                <w:sz w:val="19"/>
+              </w:rPr>
+              <w:t>0.13</w:t>
+            </w:r>
+          </w:p>
+        </w:tc>
+        <w:tc>
+          <w:tcPr>
+            <w:tcW w:type="dxa" w:w="720"/>
+          </w:tcPr>
+          <w:p>
+            <w:r>
+              <w:rPr>
+                <w:sz w:val="19"/>
+              </w:rPr>
+              <w:t>2.0</w:t>
+            </w:r>
+          </w:p>
+        </w:tc>
+        <w:tc>
+          <w:tcPr>
+            <w:tcW w:type="dxa" w:w="720"/>
+          </w:tcPr>
+          <w:p>
+            <w:r>
+              <w:rPr>
+                <w:sz w:val="19"/>
+              </w:rPr>
+              <w:t>9.9</w:t>
+            </w:r>
+          </w:p>
+        </w:tc>
+        <w:tc>
+          <w:tcPr>
+            <w:tcW w:type="dxa" w:w="720"/>
+          </w:tcPr>
+          <w:p>
+            <w:r>
+              <w:rPr>
+                <w:sz w:val="19"/>
+              </w:rPr>
+              <w:t>-2.4</w:t>
+            </w:r>
+          </w:p>
+        </w:tc>
+      </w:tr>
+      <w:tr>
+        <w:tc>
+          <w:tcPr>
+            <w:tcW w:type="dxa" w:w="720"/>
+          </w:tcPr>
+          <w:p>
+            <w:r>
+              <w:rPr>
+                <w:sz w:val="19"/>
+              </w:rPr>
+              <w:t>橡膠人</w:t>
+            </w:r>
+          </w:p>
+        </w:tc>
+        <w:tc>
+          <w:tcPr>
+            <w:tcW w:type="dxa" w:w="720"/>
+          </w:tcPr>
+          <w:p>
+            <w:r>
+              <w:rPr>
+                <w:sz w:val="19"/>
+              </w:rPr>
+              <w:t>54</w:t>
+            </w:r>
+          </w:p>
+        </w:tc>
+        <w:tc>
+          <w:tcPr>
+            <w:tcW w:type="dxa" w:w="720"/>
+          </w:tcPr>
+          <w:p>
+            <w:r>
+              <w:rPr>
+                <w:sz w:val="19"/>
+              </w:rPr>
+              <w:t>4.13</w:t>
+            </w:r>
+          </w:p>
+        </w:tc>
+        <w:tc>
+          <w:tcPr>
+            <w:tcW w:type="dxa" w:w="720"/>
+          </w:tcPr>
+          <w:p>
+            <w:r>
+              <w:rPr>
+                <w:sz w:val="19"/>
+              </w:rPr>
+              <w:t>-1.4</w:t>
+            </w:r>
+          </w:p>
+        </w:tc>
+        <w:tc>
+          <w:tcPr>
+            <w:tcW w:type="dxa" w:w="720"/>
+          </w:tcPr>
+          <w:p>
+            <w:r>
+              <w:rPr>
+                <w:sz w:val="19"/>
+              </w:rPr>
+              <w:t>4%</w:t>
+            </w:r>
+          </w:p>
+        </w:tc>
+        <w:tc>
+          <w:tcPr>
+            <w:tcW w:type="dxa" w:w="720"/>
+          </w:tcPr>
+          <w:p>
+            <w:r>
+              <w:rPr>
+                <w:sz w:val="19"/>
+              </w:rPr>
+              <w:t>56</w:t>
+            </w:r>
+          </w:p>
+        </w:tc>
+        <w:tc>
+          <w:tcPr>
+            <w:tcW w:type="dxa" w:w="720"/>
+          </w:tcPr>
+          <w:p>
+            <w:r>
+              <w:rPr>
+                <w:sz w:val="19"/>
+              </w:rPr>
+              <w:t>33%</w:t>
+            </w:r>
+          </w:p>
+        </w:tc>
+        <w:tc>
+          <w:tcPr>
+            <w:tcW w:type="dxa" w:w="720"/>
+          </w:tcPr>
+          <w:p>
+            <w:r>
+              <w:rPr>
+                <w:sz w:val="19"/>
+              </w:rPr>
+              <w:t>7%</w:t>
+            </w:r>
+          </w:p>
+        </w:tc>
+        <w:tc>
+          <w:tcPr>
+            <w:tcW w:type="dxa" w:w="720"/>
+          </w:tcPr>
+          <w:p>
+            <w:r>
+              <w:rPr>
+                <w:sz w:val="19"/>
+              </w:rPr>
+              <w:t>0.06</w:t>
+            </w:r>
+          </w:p>
+        </w:tc>
+        <w:tc>
+          <w:tcPr>
+            <w:tcW w:type="dxa" w:w="720"/>
+          </w:tcPr>
+          <w:p>
+            <w:r>
+              <w:rPr>
+                <w:sz w:val="19"/>
+              </w:rPr>
+              <w:t>1.6</w:t>
+            </w:r>
+          </w:p>
+        </w:tc>
+        <w:tc>
+          <w:tcPr>
+            <w:tcW w:type="dxa" w:w="720"/>
+          </w:tcPr>
+          <w:p>
+            <w:r>
+              <w:rPr>
+                <w:sz w:val="19"/>
+              </w:rPr>
+              <w:t>10.2</w:t>
+            </w:r>
+          </w:p>
+        </w:tc>
+        <w:tc>
+          <w:tcPr>
+            <w:tcW w:type="dxa" w:w="720"/>
+          </w:tcPr>
+          <w:p>
+            <w:r>
+              <w:rPr>
+                <w:sz w:val="19"/>
+              </w:rPr>
+              <w:t>-4.4</w:t>
+            </w:r>
+          </w:p>
+        </w:tc>
+      </w:tr>
+      <w:tr>
+        <w:tc>
+          <w:tcPr>
+            <w:tcW w:type="dxa" w:w="720"/>
+          </w:tcPr>
+          <w:p>
+            <w:r>
+              <w:rPr>
+                <w:sz w:val="19"/>
+              </w:rPr>
+              <w:t>攀岩者</w:t>
+            </w:r>
+          </w:p>
+        </w:tc>
+        <w:tc>
+          <w:tcPr>
+            <w:tcW w:type="dxa" w:w="720"/>
+          </w:tcPr>
+          <w:p>
+            <w:r>
+              <w:rPr>
+                <w:sz w:val="19"/>
+              </w:rPr>
+              <w:t>46</w:t>
+            </w:r>
+          </w:p>
+        </w:tc>
+        <w:tc>
+          <w:tcPr>
+            <w:tcW w:type="dxa" w:w="720"/>
+          </w:tcPr>
+          <w:p>
+            <w:r>
+              <w:rPr>
+                <w:sz w:val="19"/>
+              </w:rPr>
+              <w:t>4.11</w:t>
+            </w:r>
+          </w:p>
+        </w:tc>
+        <w:tc>
+          <w:tcPr>
+            <w:tcW w:type="dxa" w:w="720"/>
+          </w:tcPr>
+          <w:p>
+            <w:r>
+              <w:rPr>
+                <w:sz w:val="19"/>
+              </w:rPr>
+              <w:t>-1.4</w:t>
+            </w:r>
+          </w:p>
+        </w:tc>
+        <w:tc>
+          <w:tcPr>
+            <w:tcW w:type="dxa" w:w="720"/>
+          </w:tcPr>
+          <w:p>
+            <w:r>
+              <w:rPr>
+                <w:sz w:val="19"/>
+              </w:rPr>
+              <w:t>7%</w:t>
+            </w:r>
+          </w:p>
+        </w:tc>
+        <w:tc>
+          <w:tcPr>
+            <w:tcW w:type="dxa" w:w="720"/>
+          </w:tcPr>
+          <w:p>
+            <w:r>
+              <w:rPr>
+                <w:sz w:val="19"/>
+              </w:rPr>
+              <w:t>64</w:t>
+            </w:r>
+          </w:p>
+        </w:tc>
+        <w:tc>
+          <w:tcPr>
+            <w:tcW w:type="dxa" w:w="720"/>
+          </w:tcPr>
+          <w:p>
+            <w:r>
+              <w:rPr>
+                <w:sz w:val="19"/>
+              </w:rPr>
+              <w:t>54%</w:t>
+            </w:r>
+          </w:p>
+        </w:tc>
+        <w:tc>
+          <w:tcPr>
+            <w:tcW w:type="dxa" w:w="720"/>
+          </w:tcPr>
+          <w:p>
+            <w:r>
+              <w:rPr>
+                <w:sz w:val="19"/>
+              </w:rPr>
+              <w:t>22%</w:t>
+            </w:r>
+          </w:p>
+        </w:tc>
+        <w:tc>
+          <w:tcPr>
+            <w:tcW w:type="dxa" w:w="720"/>
+          </w:tcPr>
+          <w:p>
+            <w:r>
+              <w:rPr>
+                <w:sz w:val="19"/>
+              </w:rPr>
+              <w:t>0.24</w:t>
+            </w:r>
+          </w:p>
+        </w:tc>
+        <w:tc>
+          <w:tcPr>
+            <w:tcW w:type="dxa" w:w="720"/>
+          </w:tcPr>
+          <w:p>
+            <w:r>
+              <w:rPr>
+                <w:sz w:val="19"/>
+              </w:rPr>
+              <w:t>2.4</w:t>
+            </w:r>
+          </w:p>
+        </w:tc>
+        <w:tc>
+          <w:tcPr>
+            <w:tcW w:type="dxa" w:w="720"/>
+          </w:tcPr>
+          <w:p>
+            <w:r>
+              <w:rPr>
+                <w:sz w:val="19"/>
+              </w:rPr>
+              <w:t>10.0</w:t>
+            </w:r>
+          </w:p>
+        </w:tc>
+        <w:tc>
+          <w:tcPr>
+            <w:tcW w:type="dxa" w:w="720"/>
+          </w:tcPr>
+          <w:p>
+            <w:r>
+              <w:rPr>
+                <w:sz w:val="19"/>
+              </w:rPr>
+              <w:t>-1.9</w:t>
+            </w:r>
+          </w:p>
+        </w:tc>
+      </w:tr>
+      <w:tr>
+        <w:tc>
+          <w:tcPr>
+            <w:tcW w:type="dxa" w:w="720"/>
+          </w:tcPr>
+          <w:p>
+            <w:r>
+              <w:rPr>
+                <w:sz w:val="19"/>
+              </w:rPr>
+              <w:t>工程師</w:t>
+            </w:r>
+          </w:p>
+        </w:tc>
+        <w:tc>
+          <w:tcPr>
+            <w:tcW w:type="dxa" w:w="720"/>
+          </w:tcPr>
+          <w:p>
+            <w:r>
+              <w:rPr>
+                <w:sz w:val="19"/>
+              </w:rPr>
+              <w:t>58</w:t>
+            </w:r>
+          </w:p>
+        </w:tc>
+        <w:tc>
+          <w:tcPr>
+            <w:tcW w:type="dxa" w:w="720"/>
+          </w:tcPr>
+          <w:p>
+            <w:r>
+              <w:rPr>
+                <w:sz w:val="19"/>
+              </w:rPr>
+              <w:t>3.95</w:t>
+            </w:r>
+          </w:p>
+        </w:tc>
+        <w:tc>
+          <w:tcPr>
+            <w:tcW w:type="dxa" w:w="720"/>
+          </w:tcPr>
+          <w:p>
+            <w:r>
+              <w:rPr>
+                <w:sz w:val="19"/>
+              </w:rPr>
+              <w:t>-2.3</w:t>
+            </w:r>
+          </w:p>
+        </w:tc>
+        <w:tc>
+          <w:tcPr>
+            <w:tcW w:type="dxa" w:w="720"/>
+          </w:tcPr>
+          <w:p>
+            <w:r>
+              <w:rPr>
+                <w:sz w:val="19"/>
+              </w:rPr>
+              <w:t>5%</w:t>
+            </w:r>
+          </w:p>
+        </w:tc>
+        <w:tc>
+          <w:tcPr>
+            <w:tcW w:type="dxa" w:w="720"/>
+          </w:tcPr>
+          <w:p>
+            <w:r>
+              <w:rPr>
+                <w:sz w:val="19"/>
+              </w:rPr>
+              <w:t>53</w:t>
+            </w:r>
+          </w:p>
+        </w:tc>
+        <w:tc>
+          <w:tcPr>
+            <w:tcW w:type="dxa" w:w="720"/>
+          </w:tcPr>
+          <w:p>
+            <w:r>
+              <w:rPr>
+                <w:sz w:val="19"/>
+              </w:rPr>
+              <w:t>36%</w:t>
+            </w:r>
+          </w:p>
+        </w:tc>
+        <w:tc>
+          <w:tcPr>
+            <w:tcW w:type="dxa" w:w="720"/>
+          </w:tcPr>
+          <w:p>
+            <w:r>
+              <w:rPr>
+                <w:sz w:val="19"/>
+              </w:rPr>
+              <w:t>24%</w:t>
+            </w:r>
+          </w:p>
+        </w:tc>
+        <w:tc>
+          <w:tcPr>
+            <w:tcW w:type="dxa" w:w="720"/>
+          </w:tcPr>
+          <w:p>
+            <w:r>
+              <w:rPr>
+                <w:sz w:val="19"/>
+              </w:rPr>
+              <w:t>0.41</w:t>
+            </w:r>
+          </w:p>
+        </w:tc>
+        <w:tc>
+          <w:tcPr>
+            <w:tcW w:type="dxa" w:w="720"/>
+          </w:tcPr>
+          <w:p>
+            <w:r>
+              <w:rPr>
+                <w:sz w:val="19"/>
+              </w:rPr>
+              <w:t>4.2</w:t>
+            </w:r>
+          </w:p>
+        </w:tc>
+        <w:tc>
+          <w:tcPr>
+            <w:tcW w:type="dxa" w:w="720"/>
+          </w:tcPr>
+          <w:p>
+            <w:r>
+              <w:rPr>
+                <w:sz w:val="19"/>
+              </w:rPr>
+              <w:t>10.1</w:t>
+            </w:r>
+          </w:p>
+        </w:tc>
+        <w:tc>
+          <w:tcPr>
+            <w:tcW w:type="dxa" w:w="720"/>
+          </w:tcPr>
+          <w:p>
+            <w:r>
+              <w:rPr>
+                <w:sz w:val="19"/>
+              </w:rPr>
+              <w:t>-1.0</w:t>
+            </w:r>
+          </w:p>
+        </w:tc>
+      </w:tr>
+    </w:tbl>
+    <w:p/>
+    <w:p>
+      <w:pPr>
+        <w:pStyle w:val="ListBullet"/>
+      </w:pPr>
+      <w:r>
+        <w:t>兩批一致的結論：還魂師存活最久（前550場 5.09、這100場 5.07）、橡膠人輸出最低（1.2／1.6）、庸才與屠夫穩定偏強。</w:t>
+      </w:r>
+    </w:p>
+    <w:p>
+      <w:pPr>
+        <w:pStyle w:val="ListBullet"/>
+      </w:pPr>
+      <w:r>
+        <w:t>波動較大的職業：橡膠人這100場 z 降為 −1.4（前550場 −4.2）、拾荒者第二批 z +1.8（累計 −0.3）、工程師第二批 −2.3、馴獸師前3名機率 73%（累計 62%）；這代表單批 100 場不足以判定，仍以累計 650 場為準。</w:t>
+      </w:r>
+    </w:p>
+    <w:p>
+      <w:pPr>
+        <w:pStyle w:val="ListBullet"/>
+      </w:pPr>
+      <w:r>
+        <w:t>第二批同樣顯示：飲品師、私家偵探、基因怪人因 AI 玩法限制，模擬僅供參考。</w:t>
       </w:r>
     </w:p>
     <w:p>
@@ -11136,7 +13911,7 @@
     </w:p>
     <w:p>
       <w:r>
-        <w:t>本報告為依規則的綜合評估，評分為主觀估計，並非實戰統計。本版模擬已使用最新規則（9人、550場）。AI 不會合作（手術室雙人回血、避毒、共飲），也不會喝酒，因此 z 值僅供參考。建議先實際玩 3~5 局，再依各職業的「平衡建議」逐項調整。</w:t>
+        <w:t>本報告為依規則的綜合評估，評分為主觀估計，並非實戰統計。本版模擬已使用最新規則（9人、650場）。AI 不會合作（手術室雙人回血、避毒、共飲），也不會喝酒，因此 z 值僅供參考。建議先實際玩 3~5 局，再依各職業的「平衡建議」逐項調整。</w:t>
       </w:r>
     </w:p>
     <w:sectPr>

--- a/禁閉逃殺_實體模式16職業評估報告_詳細版_v2.docx
+++ b/禁閉逃殺_實體模式16職業評估報告_詳細版_v2.docx
@@ -7689,7 +7689,7 @@
     <w:p/>
     <w:p>
       <w:r>
-        <w:t>16 位平均 6.47 分。強度＝理論評估與 AI 模擬折算的加權結果（可模擬的職業以模擬為主、AI 玩不好的職業以理論為主，見 2-0）。與修正前（理論分）的差異：雇傭兵 8.0→6.8；購物大媽 5.1→6.1；屠夫 6.0→6.9；工程師 5.0→5.8；飲品師 8.3→7.6；吸血鬼 5.6→6.2；還魂師 6.4→7.0；入殮師 7.3→6.8。</w:t>
+        <w:t>16 位平均 6.47 分。強度＝理論評估與 AI 模擬折算的加權結果（可模擬的職業以模擬為主、AI 玩不好的職業以理論為主，見 2-5）。與修正前（理論分）的差異：雇傭兵 8.0→6.8；購物大媽 5.1→6.1；屠夫 6.0→6.9；工程師 5.0→5.8；飲品師 8.3→7.6；吸血鬼 5.6→6.2；還魂師 6.4→7.0；入殮師 7.3→6.8。</w:t>
       </w:r>
     </w:p>
     <w:p>
@@ -7968,7 +7968,7 @@
         <w:pStyle w:val="ListBullet"/>
       </w:pPr>
       <w:r>
-        <w:t>最弱的是橡膠人（5.7）與幸運兒（5.6）、工程師（5.8）；橡膠人的『無法持槍』使其幾乎沒有輸出，建議放寬。</w:t>
+        <w:t>最弱的是幸運兒（5.6）、橡膠人（5.7）、工程師（5.8）；橡膠人的『無法持槍』使其幾乎沒有輸出，建議放寬。</w:t>
       </w:r>
     </w:p>
     <w:p>
